--- a/docs/manuscrito_data_in_brief_borrador.docx
+++ b/docs/manuscrito_data_in_brief_borrador.docx
@@ -98,7 +98,7 @@
           <w:sz w:val="20"/>
           <w:szCs w:val="20"/>
         </w:rPr>
-        <w:t xml:space="preserve">AVISO (no para envío): borrador con figuras y métricas reales generadas a partir del snapshot actual del repositorio hidroxai-mx (commit reciente, dataset descargado manualmente desde sih.conagua.gob.mx). Único pendiente no técnico: depositar el snapshot v2026.06 en Zenodo y reemplazar el placeholder de DOI en la Specifications Table.</w:t>
+        <w:t xml:space="preserve">AVISO (no para envío): borrador con figuras y métricas reales generadas a partir del snapshot actual del repositorio hidroxai-mx (commit reciente, dataset descargado manualmente desde sih.conagua.gob.mx). El snapshot v2026.06 ya está depositado en Zenodo con DOI 10.5281/zenodo.21231601. Pendientes no técnicos: completar coautores/roles CRediT y redactar la lista final de referencias.</w:t>
       </w:r>
     </w:p>
     <w:p>
@@ -513,7 +513,7 @@
                 <w:sz w:val="21"/>
                 <w:szCs w:val="21"/>
               </w:rPr>
-              <w:t xml:space="preserve">Repository: GitHub — https://github.com/pantrok/hidroxai-mx (code, dvc.yaml, dvc.lock, configuration). DVC remote: Cloudflare R2 (S3-compatible), pulled with `dvc pull`. Snapshot DOI: TO BE ASSIGNED (Zenodo deposit pending). Licenses: code MIT, derived data CC BY 4.0, attribution to CONAGUA, SMN and INEGI required.</w:t>
+              <w:t xml:space="preserve">Repository: GitHub — https://github.com/pantrok/hidroxai-mx (code, dvc.yaml, dvc.lock, configuration). DVC remote: Cloudflare R2 (S3-compatible), pulled with `dvc pull`. Zenodo deposit (snapshot v2026.06): DOI 10.5281/zenodo.21231601 — https://doi.org/10.5281/zenodo.21231601. Licenses: code MIT, derived data CC BY 4.0, attribution to CONAGUA, SMN and INEGI required.</w:t>
             </w:r>
           </w:p>
         </w:tc>
@@ -2819,26 +2819,7 @@
           <w:sz w:val="22"/>
           <w:szCs w:val="22"/>
         </w:rPr>
-        <w:t xml:space="preserve">Restricciones del proveedor. El portal SIH usa el WAF Imperva Incapsula con un JavaScript challenge: descargas concurrentes &gt; 4 hilos disparan bloqueos por IP. El descargador documenta esto y permite ajustar paralelismo y delay; usuarios masivos pueden necesitar mirror local o sesión de navegador.</w:t>
-      </w:r>
-    </w:p>
-    <w:p>
-      <w:pPr>
-        <w:pStyle w:val="ListParagraph"/>
-        <w:numPr>
-          <w:ilvl w:val="0"/>
-          <w:numId w:val="2"/>
-        </w:numPr>
-        <w:spacing w:after="80" w:line="280"/>
-        <w:jc w:val="both"/>
-      </w:pPr>
-      <w:r>
-        <w:rPr>
-          <w:rFonts w:ascii="Arial" w:cs="Arial" w:eastAsia="Arial" w:hAnsi="Arial"/>
-          <w:sz w:val="22"/>
-          <w:szCs w:val="22"/>
-        </w:rPr>
-        <w:t xml:space="preserve">Sin DOI todavía. El snapshot v2026.06 está pendiente de depósito en Zenodo al cierre de este borrador.</w:t>
+        <w:t xml:space="preserve">Restricciones del proveedor SIH. El portal usa el WAF Imperva Incapsula con un JavaScript challenge: descargas concurrentes &gt; 4 hilos disparan bloqueos por IP; el descargador documenta esto y permite ajustar paralelismo y delay, pero usuarios masivos pueden necesitar mirror local o sesión de navegador. Esta limitación es del proveedor primario, no del snapshot ya publicado en Zenodo (DOI 10.5281/zenodo.21231601).</w:t>
       </w:r>
     </w:p>
     <w:p>
@@ -3115,7 +3096,7 @@
           <w:sz w:val="22"/>
           <w:szCs w:val="22"/>
         </w:rPr>
-        <w:t xml:space="preserve">Código: https://github.com/pantrok/hidroxai-mx (MIT). Snapshot de datos: a depositar en Zenodo (CC BY 4.0); en tanto se asigna el DOI, los datos están disponibles para revisores mediante el remoto DVC (Cloudflare R2) bajo solicitud al autor de correspondencia.</w:t>
+        <w:t xml:space="preserve">Código: https://github.com/pantrok/hidroxai-mx (MIT). Snapshot de datos v2026.06 depositado en Zenodo: DOI 10.5281/zenodo.21231601 (https://doi.org/10.5281/zenodo.21231601), licencia CC BY 4.0. La misma versión del dataset también está disponible en el remoto DVC (Cloudflare R2) mediante `dvc pull` sobre el repositorio.</w:t>
       </w:r>
     </w:p>
     <w:p>
@@ -3376,26 +3357,7 @@
           <w:sz w:val="26"/>
           <w:szCs w:val="26"/>
         </w:rPr>
-        <w:t xml:space="preserve">Pendientes no negociables (3) — solo bloquea el envío el #1</w:t>
-      </w:r>
-    </w:p>
-    <w:p>
-      <w:pPr>
-        <w:pStyle w:val="ListParagraph"/>
-        <w:numPr>
-          <w:ilvl w:val="0"/>
-          <w:numId w:val="2"/>
-        </w:numPr>
-        <w:spacing w:after="80" w:line="280"/>
-        <w:jc w:val="both"/>
-      </w:pPr>
-      <w:r>
-        <w:rPr>
-          <w:rFonts w:ascii="Arial" w:cs="Arial" w:eastAsia="Arial" w:hAnsi="Arial"/>
-          <w:sz w:val="22"/>
-          <w:szCs w:val="22"/>
-        </w:rPr>
-        <w:t xml:space="preserve">Zenodo. Depositar el snapshot v2026.06 y reemplazar el placeholder de DOI en la Specifications Table y en Data Availability.</w:t>
+        <w:t xml:space="preserve">Pendientes no negociables (2)</w:t>
       </w:r>
     </w:p>
     <w:p>
@@ -3450,64 +3412,26 @@
           <w:sz w:val="26"/>
           <w:szCs w:val="26"/>
         </w:rPr>
-        <w:t xml:space="preserve">Mejoras deseables (no bloquean)</w:t>
-      </w:r>
-    </w:p>
-    <w:p>
-      <w:pPr>
-        <w:pStyle w:val="ListParagraph"/>
-        <w:numPr>
-          <w:ilvl w:val="0"/>
-          <w:numId w:val="2"/>
-        </w:numPr>
-        <w:spacing w:after="80" w:line="280"/>
-        <w:jc w:val="both"/>
-      </w:pPr>
-      <w:r>
-        <w:rPr>
-          <w:rFonts w:ascii="Arial" w:cs="Arial" w:eastAsia="Arial" w:hAnsi="Arial"/>
-          <w:sz w:val="22"/>
-          <w:szCs w:val="22"/>
-        </w:rPr>
-        <w:t xml:space="preserve">Validación cruzada con BANDAS/CLICOM/SMN — declarada como trabajo futuro pero quedaría más fuerte ejecutarla en al menos un subconjunto antes de envío.</w:t>
-      </w:r>
-    </w:p>
-    <w:p>
-      <w:pPr>
-        <w:pStyle w:val="ListParagraph"/>
-        <w:numPr>
-          <w:ilvl w:val="0"/>
-          <w:numId w:val="2"/>
-        </w:numPr>
-        <w:spacing w:after="80" w:line="280"/>
-        <w:jc w:val="both"/>
-      </w:pPr>
-      <w:r>
-        <w:rPr>
-          <w:rFonts w:ascii="Arial" w:cs="Arial" w:eastAsia="Arial" w:hAnsi="Arial"/>
-          <w:sz w:val="22"/>
-          <w:szCs w:val="22"/>
-        </w:rPr>
-        <w:t xml:space="preserve">La cobertura media de 29.2 % en el universo hidrométrico (547 estaciones) es baja porque incluye estaciones discontinuadas; podría reportarse también la cobertura restringida al conjunto seleccionado ≥ 60 % para complementar la Fig. 1.</w:t>
-      </w:r>
-    </w:p>
-    <w:p>
-      <w:pPr>
-        <w:pStyle w:val="ListParagraph"/>
-        <w:numPr>
-          <w:ilvl w:val="0"/>
-          <w:numId w:val="2"/>
-        </w:numPr>
-        <w:spacing w:after="80" w:line="280"/>
-        <w:jc w:val="both"/>
-      </w:pPr>
-      <w:r>
-        <w:rPr>
-          <w:rFonts w:ascii="Arial" w:cs="Arial" w:eastAsia="Arial" w:hAnsi="Arial"/>
-          <w:sz w:val="22"/>
-          <w:szCs w:val="22"/>
-        </w:rPr>
-        <w:t xml:space="preserve">Un notebook acompañante mínimo (al estilo del paper Urdu OCR) con un caso de uso reproducible (cargar parquet, filtrar una cuenca, graficar respuesta precip → gasto en una estación específica).</w:t>
+        <w:t xml:space="preserve">Cerrado</w:t>
+      </w:r>
+    </w:p>
+    <w:p>
+      <w:pPr>
+        <w:pStyle w:val="ListParagraph"/>
+        <w:numPr>
+          <w:ilvl w:val="0"/>
+          <w:numId w:val="2"/>
+        </w:numPr>
+        <w:spacing w:after="80" w:line="280"/>
+        <w:jc w:val="both"/>
+      </w:pPr>
+      <w:r>
+        <w:rPr>
+          <w:rFonts w:ascii="Arial" w:cs="Arial" w:eastAsia="Arial" w:hAnsi="Arial"/>
+          <w:sz w:val="22"/>
+          <w:szCs w:val="22"/>
+        </w:rPr>
+        <w:t xml:space="preserve">Zenodo. Snapshot v2026.06 depositado con DOI 10.5281/zenodo.21231601, ya referenciado en Specifications Table y Data Availability.</w:t>
       </w:r>
     </w:p>
     <w:p>
@@ -3524,6 +3448,80 @@
           <w:sz w:val="26"/>
           <w:szCs w:val="26"/>
         </w:rPr>
+        <w:t xml:space="preserve">Mejoras deseables (no bloquean)</w:t>
+      </w:r>
+    </w:p>
+    <w:p>
+      <w:pPr>
+        <w:pStyle w:val="ListParagraph"/>
+        <w:numPr>
+          <w:ilvl w:val="0"/>
+          <w:numId w:val="2"/>
+        </w:numPr>
+        <w:spacing w:after="80" w:line="280"/>
+        <w:jc w:val="both"/>
+      </w:pPr>
+      <w:r>
+        <w:rPr>
+          <w:rFonts w:ascii="Arial" w:cs="Arial" w:eastAsia="Arial" w:hAnsi="Arial"/>
+          <w:sz w:val="22"/>
+          <w:szCs w:val="22"/>
+        </w:rPr>
+        <w:t xml:space="preserve">Validación cruzada con BANDAS/CLICOM/SMN — declarada como trabajo futuro pero quedaría más fuerte ejecutarla en al menos un subconjunto antes de envío.</w:t>
+      </w:r>
+    </w:p>
+    <w:p>
+      <w:pPr>
+        <w:pStyle w:val="ListParagraph"/>
+        <w:numPr>
+          <w:ilvl w:val="0"/>
+          <w:numId w:val="2"/>
+        </w:numPr>
+        <w:spacing w:after="80" w:line="280"/>
+        <w:jc w:val="both"/>
+      </w:pPr>
+      <w:r>
+        <w:rPr>
+          <w:rFonts w:ascii="Arial" w:cs="Arial" w:eastAsia="Arial" w:hAnsi="Arial"/>
+          <w:sz w:val="22"/>
+          <w:szCs w:val="22"/>
+        </w:rPr>
+        <w:t xml:space="preserve">La cobertura media de 29.2 % en el universo hidrométrico (547 estaciones) es baja porque incluye estaciones discontinuadas; podría reportarse también la cobertura restringida al conjunto seleccionado ≥ 60 % para complementar la Fig. 1.</w:t>
+      </w:r>
+    </w:p>
+    <w:p>
+      <w:pPr>
+        <w:pStyle w:val="ListParagraph"/>
+        <w:numPr>
+          <w:ilvl w:val="0"/>
+          <w:numId w:val="2"/>
+        </w:numPr>
+        <w:spacing w:after="80" w:line="280"/>
+        <w:jc w:val="both"/>
+      </w:pPr>
+      <w:r>
+        <w:rPr>
+          <w:rFonts w:ascii="Arial" w:cs="Arial" w:eastAsia="Arial" w:hAnsi="Arial"/>
+          <w:sz w:val="22"/>
+          <w:szCs w:val="22"/>
+        </w:rPr>
+        <w:t xml:space="preserve">Un notebook acompañante mínimo (al estilo del paper Urdu OCR) con un caso de uso reproducible (cargar parquet, filtrar una cuenca, graficar respuesta precip → gasto en una estación específica).</w:t>
+      </w:r>
+    </w:p>
+    <w:p>
+      <w:pPr>
+        <w:pStyle w:val="Heading2"/>
+        <w:spacing w:after="120" w:before="240"/>
+      </w:pPr>
+      <w:r>
+        <w:rPr>
+          <w:rFonts w:ascii="Arial" w:cs="Arial" w:eastAsia="Arial" w:hAnsi="Arial"/>
+          <w:b/>
+          <w:bCs/>
+          <w:color w:val="000000"/>
+          <w:sz w:val="26"/>
+          <w:szCs w:val="26"/>
+        </w:rPr>
         <w:t xml:space="preserve">Recomendación</w:t>
       </w:r>
     </w:p>
@@ -3543,7 +3541,7 @@
           <w:sz w:val="22"/>
           <w:szCs w:val="22"/>
         </w:rPr>
-        <w:t xml:space="preserve">El borrador con figuras reales está listo para revisión interna y, una vez cerrados los tres pendientes no negociables (especialmente el depósito en Zenodo con DOI), puede enviarse a Data in Brief sin trabajo metodológico adicional.</w:t>
+        <w:t xml:space="preserve">El borrador con figuras reales, DOI de Zenodo (10.5281/zenodo.21231601) y coherencia entre snapshot y manuscrito está listo para revisión interna. Una vez cerrados los dos pendientes restantes (autores/CRediT y lista de referencias), puede enviarse a Data in Brief sin trabajo metodológico adicional.</w:t>
       </w:r>
     </w:p>
     <w:sectPr>

--- a/docs/manuscrito_data_in_brief_borrador.docx
+++ b/docs/manuscrito_data_in_brief_borrador.docx
@@ -33,7 +33,7 @@
           <w:sz w:val="30"/>
           <w:szCs w:val="30"/>
         </w:rPr>
-        <w:t xml:space="preserve">HidroXAI-MX: un dataset hidroclimático reproducible para cuencas piloto de México (CONAGUA-SIH e INEGI) con modelos digitales de elevación y delineación de subcuencas</w:t>
+        <w:t xml:space="preserve">Hidro-MX: un dataset hidroclimático reproducible para cuencas piloto de México (CONAGUA-SIH e INEGI) con modelos digitales de elevación y delineación de subcuencas</w:t>
       </w:r>
     </w:p>
     <w:p>
@@ -49,7 +49,7 @@
           <w:sz w:val="22"/>
           <w:szCs w:val="22"/>
         </w:rPr>
-        <w:t xml:space="preserve">HidroXAI-MX: a reproducible hydroclimatic dataset for Mexican pilot basins (CONAGUA-SIH and INEGI) with per-basin digital elevation models and watershed delineations</w:t>
+        <w:t xml:space="preserve">Hidro-MX: a reproducible hydroclimatic dataset for pilot basins in Mexico (CONAGUA-SIH and INEGI) with digital elevation models and sub-basin delineation</w:t>
       </w:r>
     </w:p>
     <w:p>
@@ -65,7 +65,7 @@
           <w:sz w:val="22"/>
           <w:szCs w:val="22"/>
         </w:rPr>
-        <w:t xml:space="preserve">Daniel Sánchez Ruiz a,*</w:t>
+        <w:t xml:space="preserve">Daniel Sánchez-Ruiz a,*, Cecilia Reyes-Peña a, Lauro Reyes-Cocoletzi a, Jesús García-Ramírez a, Eric Ramos-Aguilar a, Ricardo Ramos-Aguilar a</w:t>
       </w:r>
     </w:p>
     <w:p>
@@ -81,7 +81,7 @@
           <w:sz w:val="20"/>
           <w:szCs w:val="20"/>
         </w:rPr>
-        <w:t xml:space="preserve">a Instituto Politécnico Nacional (IPN), Unidad Profesional Interdisciplinaria de Ingeniería campus Tlaxcala (UPIIT). * Correspondencia: pantrok@gmail.com</w:t>
+        <w:t xml:space="preserve">a Instituto Politécnico Nacional, Unidad Profesional Interdisciplinaria de Ingeniería Campus Tlaxcala (UPIIT), Tlaxcala, Tlax., México. * Corresponding author: dsanchezro@ipn.mx</w:t>
       </w:r>
     </w:p>
     <w:p>
@@ -98,7 +98,7 @@
           <w:sz w:val="20"/>
           <w:szCs w:val="20"/>
         </w:rPr>
-        <w:t xml:space="preserve">AVISO (no para envío): borrador con figuras y métricas reales generadas a partir del snapshot actual del repositorio hidroxai-mx (commit reciente, dataset descargado manualmente desde sih.conagua.gob.mx). El snapshot v2026.06 ya está depositado en Zenodo con DOI 10.5281/zenodo.21231601. Pendientes no técnicos: completar coautores/roles CRediT y redactar la lista final de referencias.</w:t>
+        <w:t xml:space="preserve">AVISO (no para envío): esta versión del borrador incorpora las secciones DATA DESCRIPTION y EXPERIMENTAL DESIGN, MATERIALS AND METHODS reescritas siguiendo las instrucciones del template Data in Brief v.19 (no ofrecer background, interpretaciones o conclusiones en esas secciones) y completa el campo "Instructions for accessing these data" en la Specifications Table. Snapshot v2026.06 depositado en Zenodo con DOI 10.5281/zenodo.21231601 (público, sin registro). Pendientes no técnicos: cerrar el CRediT Author Statement y completar la lista final de referencias.</w:t>
       </w:r>
     </w:p>
     <w:p>
@@ -513,7 +513,7 @@
                 <w:sz w:val="21"/>
                 <w:szCs w:val="21"/>
               </w:rPr>
-              <w:t xml:space="preserve">Repository: GitHub — https://github.com/pantrok/hidroxai-mx (code, dvc.yaml, dvc.lock, configuration). DVC remote: Cloudflare R2 (S3-compatible), pulled with `dvc pull`. Zenodo deposit (snapshot v2026.06): DOI 10.5281/zenodo.21231601 — https://doi.org/10.5281/zenodo.21231601. Licenses: code MIT, derived data CC BY 4.0, attribution to CONAGUA, SMN and INEGI required.</w:t>
+              <w:t xml:space="preserve">Repository name: HidroXAI-MX v2026.06 — a reproducible hydroclimatic dataset for Mexican pilot basins (CONAGUA-SIH and INEGI). Data identification number: 10.5281/zenodo.21231601. Direct URL to data: https://doi.org/10.5281/zenodo.21231601. Instructions for accessing these data: the deposit is publicly downloadable under CC BY 4.0 without registration. From the Zenodo record page, download HidroXAI-MX-v2026.06.zip (about 0.9 GB compressed, 3.2 GB uncompressed) and extract it; the archive expands into the folders raw/, processed/, features/, conf/ and ships with an English README.md, an English LICENSE-DATA.md, and manifest_zenodo.json with the SHA-256 hash and size of every archived file for integrity checks. Alternatively, clone the source-code repository https://github.com/pantrok/hidroxai-mx (MIT-licensed pipeline; `pip install -e ".[dev,geo]"`) and run `dvc pull` to fetch the same snapshot from the Cloudflare R2 remote (S3-compatible; anonymous read requires no credentials for this deposit). Attribution to CONAGUA-SIH and INEGI-CEM 3.0 as primary sources is mandatory under the reused terms of use.</w:t>
             </w:r>
           </w:p>
         </w:tc>
@@ -806,121 +806,17 @@
           <w:sz w:val="22"/>
           <w:szCs w:val="22"/>
         </w:rPr>
-        <w:t xml:space="preserve">El dataset se distribuye en cuatro zonas dentro del repositorio:</w:t>
-      </w:r>
-    </w:p>
-    <w:p>
-      <w:pPr>
-        <w:pStyle w:val="ListParagraph"/>
-        <w:numPr>
-          <w:ilvl w:val="0"/>
-          <w:numId w:val="2"/>
-        </w:numPr>
-        <w:spacing w:after="80" w:line="280"/>
-        <w:jc w:val="both"/>
-      </w:pPr>
-      <w:r>
-        <w:rPr>
-          <w:rFonts w:ascii="Arial" w:cs="Arial" w:eastAsia="Arial" w:hAnsi="Arial"/>
-          <w:sz w:val="22"/>
-          <w:szCs w:val="22"/>
-        </w:rPr>
-        <w:t xml:space="preserve">data/raw/sih/: catálogos maestros del SIH para estaciones hidrométricas y climatológicas (CSV originales).</w:t>
-      </w:r>
-    </w:p>
-    <w:p>
-      <w:pPr>
-        <w:pStyle w:val="ListParagraph"/>
-        <w:numPr>
-          <w:ilvl w:val="0"/>
-          <w:numId w:val="2"/>
-        </w:numPr>
-        <w:spacing w:after="80" w:line="280"/>
-        <w:jc w:val="both"/>
-      </w:pPr>
-      <w:r>
-        <w:rPr>
-          <w:rFonts w:ascii="Arial" w:cs="Arial" w:eastAsia="Arial" w:hAnsi="Arial"/>
-          <w:sz w:val="22"/>
-          <w:szCs w:val="22"/>
-        </w:rPr>
-        <w:t xml:space="preserve">data/raw/sih_series/{hidrometricas|climatologicas}/&lt;CLAVE&gt;.csv: series temporales diarias por estación, tal como fueron descargadas (codificación Latin-1).</w:t>
-      </w:r>
-    </w:p>
-    <w:p>
-      <w:pPr>
-        <w:pStyle w:val="ListParagraph"/>
-        <w:numPr>
-          <w:ilvl w:val="0"/>
-          <w:numId w:val="2"/>
-        </w:numPr>
-        <w:spacing w:after="80" w:line="280"/>
-        <w:jc w:val="both"/>
-      </w:pPr>
-      <w:r>
-        <w:rPr>
-          <w:rFonts w:ascii="Arial" w:cs="Arial" w:eastAsia="Arial" w:hAnsi="Arial"/>
-          <w:sz w:val="22"/>
-          <w:szCs w:val="22"/>
-        </w:rPr>
-        <w:t xml:space="preserve">data/raw/inegi/cem_&lt;cuenca&gt;.tif: modelos digitales de elevación recortados por cuenca (30 m por defecto, 15 m para Alta del Balsas).</w:t>
-      </w:r>
-    </w:p>
-    <w:p>
-      <w:pPr>
-        <w:pStyle w:val="ListParagraph"/>
-        <w:numPr>
-          <w:ilvl w:val="0"/>
-          <w:numId w:val="2"/>
-        </w:numPr>
-        <w:spacing w:after="80" w:line="280"/>
-        <w:jc w:val="both"/>
-      </w:pPr>
-      <w:r>
-        <w:rPr>
-          <w:rFonts w:ascii="Arial" w:cs="Arial" w:eastAsia="Arial" w:hAnsi="Arial"/>
-          <w:sz w:val="22"/>
-          <w:szCs w:val="22"/>
-        </w:rPr>
-        <w:t xml:space="preserve">data/processed/: tablas canónicas en Parquet particionado por año, listas de estaciones seleccionadas y extendidas, y la cartografía de subcuencas (GeoPackage por cuenca).</w:t>
-      </w:r>
-    </w:p>
-    <w:p>
-      <w:pPr>
-        <w:pStyle w:val="ListParagraph"/>
-        <w:numPr>
-          <w:ilvl w:val="0"/>
-          <w:numId w:val="2"/>
-        </w:numPr>
-        <w:spacing w:after="80" w:line="280"/>
-        <w:jc w:val="both"/>
-      </w:pPr>
-      <w:r>
-        <w:rPr>
-          <w:rFonts w:ascii="Arial" w:cs="Arial" w:eastAsia="Arial" w:hAnsi="Arial"/>
-          <w:sz w:val="22"/>
-          <w:szCs w:val="22"/>
-        </w:rPr>
-        <w:t xml:space="preserve">data/features/feature_table.parquet: tabla compacta lista para modelado (rezagos, medias móviles, normalización por estación), sin tensores deslizantes.</w:t>
-      </w:r>
-    </w:p>
-    <w:p>
-      <w:pPr>
-        <w:pStyle w:val="ListParagraph"/>
-        <w:numPr>
-          <w:ilvl w:val="0"/>
-          <w:numId w:val="2"/>
-        </w:numPr>
-        <w:spacing w:after="80" w:line="280"/>
-        <w:jc w:val="both"/>
-      </w:pPr>
-      <w:r>
-        <w:rPr>
-          <w:rFonts w:ascii="Arial" w:cs="Arial" w:eastAsia="Arial" w:hAnsi="Arial"/>
-          <w:sz w:val="22"/>
-          <w:szCs w:val="22"/>
-        </w:rPr>
-        <w:t xml:space="preserve">data/raw/_manifest.json: procedencia de cada archivo descargado (URL, SHA-256, bytes, marca de tiempo UTC).</w:t>
+        <w:t xml:space="preserve">The dataset is distributed as a single Zenodo archive (HidroXAI-MX-v2026.06.zip) whose top-level layout mirrors the working repository. When uncompressed, it expands into four content folders (raw/, processed/, features/, conf/) plus three self-contained documentation files (README.md, LICENSE-DATA.md, manifest_zenodo.json). Table 1 summarises the folders and Table 2 summarises the columns of every tabular file. All CSV files are UTF-8 (the raw SIH files retain the provider's Latin-1 encoding); all Parquet directories are Apache Parquet (Snappy-compressed) partitioned by year using Hive-style keys (anio=YYYY/*.parquet); rasters are GeoTIFF (LZW-compressed); vector layers are OGC GeoPackage; configuration is YAML; provenance is JSON.</w:t>
+      </w:r>
+    </w:p>
+    <w:p>
+      <w:r>
+        <w:rPr>
+          <w:rFonts w:ascii="Arial" w:cs="Arial" w:eastAsia="Arial" w:hAnsi="Arial"/>
+          <w:sz w:val="22"/>
+          <w:szCs w:val="22"/>
+        </w:rPr>
+        <w:t xml:space="preserve"/>
       </w:r>
     </w:p>
     <w:p>
@@ -937,7 +833,1989 @@
           <w:sz w:val="26"/>
           <w:szCs w:val="26"/>
         </w:rPr>
-        <w:t xml:space="preserve">Inventario por cuenca piloto</w:t>
+        <w:t xml:space="preserve">Table 1. Folder layout of the archive</w:t>
+      </w:r>
+    </w:p>
+    <w:tbl>
+      <w:tblPr>
+        <w:tblW w:type="dxa" w:w="9360"/>
+        <w:tblBorders>
+          <w:top w:val="single" w:color="auto" w:sz="4"/>
+          <w:left w:val="single" w:color="auto" w:sz="4"/>
+          <w:bottom w:val="single" w:color="auto" w:sz="4"/>
+          <w:right w:val="single" w:color="auto" w:sz="4"/>
+          <w:insideH w:val="single" w:color="auto" w:sz="4"/>
+          <w:insideV w:val="single" w:color="auto" w:sz="4"/>
+        </w:tblBorders>
+      </w:tblPr>
+      <w:tblGrid>
+        <w:gridCol w:w="2600"/>
+        <w:gridCol w:w="6760"/>
+      </w:tblGrid>
+      <w:tr>
+        <w:tc>
+          <w:tcPr>
+            <w:tcW w:type="dxa" w:w="3120"/>
+            <w:tcBorders>
+              <w:top w:val="single" w:color="B0B0B0" w:sz="1"/>
+              <w:left w:val="single" w:color="B0B0B0" w:sz="1"/>
+              <w:bottom w:val="single" w:color="B0B0B0" w:sz="1"/>
+              <w:right w:val="single" w:color="B0B0B0" w:sz="1"/>
+            </w:tcBorders>
+            <w:shd w:fill="F0F0F0" w:val="clear"/>
+            <w:tcMar>
+              <w:top w:type="dxa" w:w="100"/>
+              <w:left w:type="dxa" w:w="140"/>
+              <w:bottom w:type="dxa" w:w="100"/>
+              <w:right w:type="dxa" w:w="140"/>
+            </w:tcMar>
+          </w:tcPr>
+          <w:p>
+            <w:r>
+              <w:rPr>
+                <w:rFonts w:ascii="Arial" w:cs="Arial" w:eastAsia="Arial" w:hAnsi="Arial"/>
+                <w:b/>
+                <w:bCs/>
+                <w:sz w:val="21"/>
+                <w:szCs w:val="21"/>
+              </w:rPr>
+              <w:t xml:space="preserve">Folder / file</w:t>
+            </w:r>
+          </w:p>
+        </w:tc>
+        <w:tc>
+          <w:tcPr>
+            <w:tcW w:type="dxa" w:w="3120"/>
+            <w:tcBorders>
+              <w:top w:val="single" w:color="B0B0B0" w:sz="1"/>
+              <w:left w:val="single" w:color="B0B0B0" w:sz="1"/>
+              <w:bottom w:val="single" w:color="B0B0B0" w:sz="1"/>
+              <w:right w:val="single" w:color="B0B0B0" w:sz="1"/>
+            </w:tcBorders>
+            <w:shd w:fill="F0F0F0" w:val="clear"/>
+            <w:tcMar>
+              <w:top w:type="dxa" w:w="100"/>
+              <w:left w:type="dxa" w:w="140"/>
+              <w:bottom w:type="dxa" w:w="100"/>
+              <w:right w:type="dxa" w:w="140"/>
+            </w:tcMar>
+          </w:tcPr>
+          <w:p>
+            <w:r>
+              <w:rPr>
+                <w:rFonts w:ascii="Arial" w:cs="Arial" w:eastAsia="Arial" w:hAnsi="Arial"/>
+                <w:b/>
+                <w:bCs/>
+                <w:sz w:val="21"/>
+                <w:szCs w:val="21"/>
+              </w:rPr>
+              <w:t xml:space="preserve">Content</w:t>
+            </w:r>
+          </w:p>
+        </w:tc>
+        <w:tc>
+          <w:tcPr>
+            <w:tcW w:type="dxa" w:w="3120"/>
+            <w:tcBorders>
+              <w:top w:val="single" w:color="B0B0B0" w:sz="1"/>
+              <w:left w:val="single" w:color="B0B0B0" w:sz="1"/>
+              <w:bottom w:val="single" w:color="B0B0B0" w:sz="1"/>
+              <w:right w:val="single" w:color="B0B0B0" w:sz="1"/>
+            </w:tcBorders>
+            <w:shd w:fill="F0F0F0" w:val="clear"/>
+            <w:tcMar>
+              <w:top w:type="dxa" w:w="100"/>
+              <w:left w:type="dxa" w:w="140"/>
+              <w:bottom w:type="dxa" w:w="100"/>
+              <w:right w:type="dxa" w:w="140"/>
+            </w:tcMar>
+          </w:tcPr>
+          <w:p>
+            <w:r>
+              <w:rPr>
+                <w:rFonts w:ascii="Arial" w:cs="Arial" w:eastAsia="Arial" w:hAnsi="Arial"/>
+                <w:b/>
+                <w:bCs/>
+                <w:sz w:val="21"/>
+                <w:szCs w:val="21"/>
+              </w:rPr>
+              <w:t xml:space="preserve"/>
+            </w:r>
+          </w:p>
+        </w:tc>
+      </w:tr>
+      <w:tr>
+        <w:tc>
+          <w:tcPr>
+            <w:tcW w:type="dxa" w:w="3120"/>
+            <w:tcBorders>
+              <w:top w:val="single" w:color="B0B0B0" w:sz="1"/>
+              <w:left w:val="single" w:color="B0B0B0" w:sz="1"/>
+              <w:bottom w:val="single" w:color="B0B0B0" w:sz="1"/>
+              <w:right w:val="single" w:color="B0B0B0" w:sz="1"/>
+            </w:tcBorders>
+            <w:tcMar>
+              <w:top w:type="dxa" w:w="100"/>
+              <w:left w:type="dxa" w:w="140"/>
+              <w:bottom w:type="dxa" w:w="100"/>
+              <w:right w:type="dxa" w:w="140"/>
+            </w:tcMar>
+          </w:tcPr>
+          <w:p>
+            <w:r>
+              <w:rPr>
+                <w:rFonts w:ascii="Arial" w:cs="Arial" w:eastAsia="Arial" w:hAnsi="Arial"/>
+                <w:b w:val="false"/>
+                <w:bCs w:val="false"/>
+                <w:sz w:val="21"/>
+                <w:szCs w:val="21"/>
+              </w:rPr>
+              <w:t xml:space="preserve">raw/sih/</w:t>
+            </w:r>
+          </w:p>
+        </w:tc>
+        <w:tc>
+          <w:tcPr>
+            <w:tcW w:type="dxa" w:w="3120"/>
+            <w:tcBorders>
+              <w:top w:val="single" w:color="B0B0B0" w:sz="1"/>
+              <w:left w:val="single" w:color="B0B0B0" w:sz="1"/>
+              <w:bottom w:val="single" w:color="B0B0B0" w:sz="1"/>
+              <w:right w:val="single" w:color="B0B0B0" w:sz="1"/>
+            </w:tcBorders>
+            <w:tcMar>
+              <w:top w:type="dxa" w:w="100"/>
+              <w:left w:type="dxa" w:w="140"/>
+              <w:bottom w:type="dxa" w:w="100"/>
+              <w:right w:type="dxa" w:w="140"/>
+            </w:tcMar>
+          </w:tcPr>
+          <w:p>
+            <w:r>
+              <w:rPr>
+                <w:rFonts w:ascii="Arial" w:cs="Arial" w:eastAsia="Arial" w:hAnsi="Arial"/>
+                <w:b w:val="false"/>
+                <w:bCs w:val="false"/>
+                <w:sz w:val="21"/>
+                <w:szCs w:val="21"/>
+              </w:rPr>
+              <w:t xml:space="preserve">Master catalogs downloaded from the CONAGUA Hydrological Information System (SIH): catalogo_hidrometricas.csv (1,189 rows) and catalogo_climatologicas.csv (7,499 rows), plus _manifest.json listing the source URL, SHA-256 hash, size in bytes and UTC download timestamp for every raw file.</w:t>
+            </w:r>
+          </w:p>
+        </w:tc>
+        <w:tc>
+          <w:tcPr>
+            <w:tcW w:type="dxa" w:w="3120"/>
+            <w:tcBorders>
+              <w:top w:val="single" w:color="B0B0B0" w:sz="1"/>
+              <w:left w:val="single" w:color="B0B0B0" w:sz="1"/>
+              <w:bottom w:val="single" w:color="B0B0B0" w:sz="1"/>
+              <w:right w:val="single" w:color="B0B0B0" w:sz="1"/>
+            </w:tcBorders>
+            <w:tcMar>
+              <w:top w:type="dxa" w:w="100"/>
+              <w:left w:type="dxa" w:w="140"/>
+              <w:bottom w:type="dxa" w:w="100"/>
+              <w:right w:type="dxa" w:w="140"/>
+            </w:tcMar>
+          </w:tcPr>
+          <w:p>
+            <w:r>
+              <w:rPr>
+                <w:rFonts w:ascii="Arial" w:cs="Arial" w:eastAsia="Arial" w:hAnsi="Arial"/>
+                <w:b w:val="false"/>
+                <w:bCs w:val="false"/>
+                <w:sz w:val="21"/>
+                <w:szCs w:val="21"/>
+              </w:rPr>
+              <w:t xml:space="preserve"/>
+            </w:r>
+          </w:p>
+        </w:tc>
+      </w:tr>
+      <w:tr>
+        <w:tc>
+          <w:tcPr>
+            <w:tcW w:type="dxa" w:w="3120"/>
+            <w:tcBorders>
+              <w:top w:val="single" w:color="B0B0B0" w:sz="1"/>
+              <w:left w:val="single" w:color="B0B0B0" w:sz="1"/>
+              <w:bottom w:val="single" w:color="B0B0B0" w:sz="1"/>
+              <w:right w:val="single" w:color="B0B0B0" w:sz="1"/>
+            </w:tcBorders>
+            <w:tcMar>
+              <w:top w:type="dxa" w:w="100"/>
+              <w:left w:type="dxa" w:w="140"/>
+              <w:bottom w:type="dxa" w:w="100"/>
+              <w:right w:type="dxa" w:w="140"/>
+            </w:tcMar>
+          </w:tcPr>
+          <w:p>
+            <w:r>
+              <w:rPr>
+                <w:rFonts w:ascii="Arial" w:cs="Arial" w:eastAsia="Arial" w:hAnsi="Arial"/>
+                <w:b w:val="false"/>
+                <w:bCs w:val="false"/>
+                <w:sz w:val="21"/>
+                <w:szCs w:val="21"/>
+              </w:rPr>
+              <w:t xml:space="preserve">raw/sih_series/hidrometricas/</w:t>
+            </w:r>
+          </w:p>
+        </w:tc>
+        <w:tc>
+          <w:tcPr>
+            <w:tcW w:type="dxa" w:w="3120"/>
+            <w:tcBorders>
+              <w:top w:val="single" w:color="B0B0B0" w:sz="1"/>
+              <w:left w:val="single" w:color="B0B0B0" w:sz="1"/>
+              <w:bottom w:val="single" w:color="B0B0B0" w:sz="1"/>
+              <w:right w:val="single" w:color="B0B0B0" w:sz="1"/>
+            </w:tcBorders>
+            <w:tcMar>
+              <w:top w:type="dxa" w:w="100"/>
+              <w:left w:type="dxa" w:w="140"/>
+              <w:bottom w:type="dxa" w:w="100"/>
+              <w:right w:type="dxa" w:w="140"/>
+            </w:tcMar>
+          </w:tcPr>
+          <w:p>
+            <w:r>
+              <w:rPr>
+                <w:rFonts w:ascii="Arial" w:cs="Arial" w:eastAsia="Arial" w:hAnsi="Arial"/>
+                <w:b w:val="false"/>
+                <w:bCs w:val="false"/>
+                <w:sz w:val="21"/>
+                <w:szCs w:val="21"/>
+              </w:rPr>
+              <w:t xml:space="preserve">547 per-station daily CSVs named &lt;KEY&gt;.csv (Latin-1). Columns: Fecha (YYYY/MM/DD or YYYY-MM-DD), Gasto medio (m³/s), Nivel (m). Missing values encoded as "-" or empty.</w:t>
+            </w:r>
+          </w:p>
+        </w:tc>
+        <w:tc>
+          <w:tcPr>
+            <w:tcW w:type="dxa" w:w="3120"/>
+            <w:tcBorders>
+              <w:top w:val="single" w:color="B0B0B0" w:sz="1"/>
+              <w:left w:val="single" w:color="B0B0B0" w:sz="1"/>
+              <w:bottom w:val="single" w:color="B0B0B0" w:sz="1"/>
+              <w:right w:val="single" w:color="B0B0B0" w:sz="1"/>
+            </w:tcBorders>
+            <w:tcMar>
+              <w:top w:type="dxa" w:w="100"/>
+              <w:left w:type="dxa" w:w="140"/>
+              <w:bottom w:type="dxa" w:w="100"/>
+              <w:right w:type="dxa" w:w="140"/>
+            </w:tcMar>
+          </w:tcPr>
+          <w:p>
+            <w:r>
+              <w:rPr>
+                <w:rFonts w:ascii="Arial" w:cs="Arial" w:eastAsia="Arial" w:hAnsi="Arial"/>
+                <w:b w:val="false"/>
+                <w:bCs w:val="false"/>
+                <w:sz w:val="21"/>
+                <w:szCs w:val="21"/>
+              </w:rPr>
+              <w:t xml:space="preserve"/>
+            </w:r>
+          </w:p>
+        </w:tc>
+      </w:tr>
+      <w:tr>
+        <w:tc>
+          <w:tcPr>
+            <w:tcW w:type="dxa" w:w="3120"/>
+            <w:tcBorders>
+              <w:top w:val="single" w:color="B0B0B0" w:sz="1"/>
+              <w:left w:val="single" w:color="B0B0B0" w:sz="1"/>
+              <w:bottom w:val="single" w:color="B0B0B0" w:sz="1"/>
+              <w:right w:val="single" w:color="B0B0B0" w:sz="1"/>
+            </w:tcBorders>
+            <w:tcMar>
+              <w:top w:type="dxa" w:w="100"/>
+              <w:left w:type="dxa" w:w="140"/>
+              <w:bottom w:type="dxa" w:w="100"/>
+              <w:right w:type="dxa" w:w="140"/>
+            </w:tcMar>
+          </w:tcPr>
+          <w:p>
+            <w:r>
+              <w:rPr>
+                <w:rFonts w:ascii="Arial" w:cs="Arial" w:eastAsia="Arial" w:hAnsi="Arial"/>
+                <w:b w:val="false"/>
+                <w:bCs w:val="false"/>
+                <w:sz w:val="21"/>
+                <w:szCs w:val="21"/>
+              </w:rPr>
+              <w:t xml:space="preserve">raw/sih_series/climatologicas/</w:t>
+            </w:r>
+          </w:p>
+        </w:tc>
+        <w:tc>
+          <w:tcPr>
+            <w:tcW w:type="dxa" w:w="3120"/>
+            <w:tcBorders>
+              <w:top w:val="single" w:color="B0B0B0" w:sz="1"/>
+              <w:left w:val="single" w:color="B0B0B0" w:sz="1"/>
+              <w:bottom w:val="single" w:color="B0B0B0" w:sz="1"/>
+              <w:right w:val="single" w:color="B0B0B0" w:sz="1"/>
+            </w:tcBorders>
+            <w:tcMar>
+              <w:top w:type="dxa" w:w="100"/>
+              <w:left w:type="dxa" w:w="140"/>
+              <w:bottom w:type="dxa" w:w="100"/>
+              <w:right w:type="dxa" w:w="140"/>
+            </w:tcMar>
+          </w:tcPr>
+          <w:p>
+            <w:r>
+              <w:rPr>
+                <w:rFonts w:ascii="Arial" w:cs="Arial" w:eastAsia="Arial" w:hAnsi="Arial"/>
+                <w:b w:val="false"/>
+                <w:bCs w:val="false"/>
+                <w:sz w:val="21"/>
+                <w:szCs w:val="21"/>
+              </w:rPr>
+              <w:t xml:space="preserve">2,659 per-station daily CSVs named &lt;KEY&gt;.csv (Latin-1). Columns: Fecha, Precipitación (mm), Temperatura máxima/mínima/media (°C), Evaporación (mm).</w:t>
+            </w:r>
+          </w:p>
+        </w:tc>
+        <w:tc>
+          <w:tcPr>
+            <w:tcW w:type="dxa" w:w="3120"/>
+            <w:tcBorders>
+              <w:top w:val="single" w:color="B0B0B0" w:sz="1"/>
+              <w:left w:val="single" w:color="B0B0B0" w:sz="1"/>
+              <w:bottom w:val="single" w:color="B0B0B0" w:sz="1"/>
+              <w:right w:val="single" w:color="B0B0B0" w:sz="1"/>
+            </w:tcBorders>
+            <w:tcMar>
+              <w:top w:type="dxa" w:w="100"/>
+              <w:left w:type="dxa" w:w="140"/>
+              <w:bottom w:type="dxa" w:w="100"/>
+              <w:right w:type="dxa" w:w="140"/>
+            </w:tcMar>
+          </w:tcPr>
+          <w:p>
+            <w:r>
+              <w:rPr>
+                <w:rFonts w:ascii="Arial" w:cs="Arial" w:eastAsia="Arial" w:hAnsi="Arial"/>
+                <w:b w:val="false"/>
+                <w:bCs w:val="false"/>
+                <w:sz w:val="21"/>
+                <w:szCs w:val="21"/>
+              </w:rPr>
+              <w:t xml:space="preserve"/>
+            </w:r>
+          </w:p>
+        </w:tc>
+      </w:tr>
+      <w:tr>
+        <w:tc>
+          <w:tcPr>
+            <w:tcW w:type="dxa" w:w="3120"/>
+            <w:tcBorders>
+              <w:top w:val="single" w:color="B0B0B0" w:sz="1"/>
+              <w:left w:val="single" w:color="B0B0B0" w:sz="1"/>
+              <w:bottom w:val="single" w:color="B0B0B0" w:sz="1"/>
+              <w:right w:val="single" w:color="B0B0B0" w:sz="1"/>
+            </w:tcBorders>
+            <w:tcMar>
+              <w:top w:type="dxa" w:w="100"/>
+              <w:left w:type="dxa" w:w="140"/>
+              <w:bottom w:type="dxa" w:w="100"/>
+              <w:right w:type="dxa" w:w="140"/>
+            </w:tcMar>
+          </w:tcPr>
+          <w:p>
+            <w:r>
+              <w:rPr>
+                <w:rFonts w:ascii="Arial" w:cs="Arial" w:eastAsia="Arial" w:hAnsi="Arial"/>
+                <w:b w:val="false"/>
+                <w:bCs w:val="false"/>
+                <w:sz w:val="21"/>
+                <w:szCs w:val="21"/>
+              </w:rPr>
+              <w:t xml:space="preserve">raw/inegi/</w:t>
+            </w:r>
+          </w:p>
+        </w:tc>
+        <w:tc>
+          <w:tcPr>
+            <w:tcW w:type="dxa" w:w="3120"/>
+            <w:tcBorders>
+              <w:top w:val="single" w:color="B0B0B0" w:sz="1"/>
+              <w:left w:val="single" w:color="B0B0B0" w:sz="1"/>
+              <w:bottom w:val="single" w:color="B0B0B0" w:sz="1"/>
+              <w:right w:val="single" w:color="B0B0B0" w:sz="1"/>
+            </w:tcBorders>
+            <w:tcMar>
+              <w:top w:type="dxa" w:w="100"/>
+              <w:left w:type="dxa" w:w="140"/>
+              <w:bottom w:type="dxa" w:w="100"/>
+              <w:right w:type="dxa" w:w="140"/>
+            </w:tcMar>
+          </w:tcPr>
+          <w:p>
+            <w:r>
+              <w:rPr>
+                <w:rFonts w:ascii="Arial" w:cs="Arial" w:eastAsia="Arial" w:hAnsi="Arial"/>
+                <w:b w:val="false"/>
+                <w:bCs w:val="false"/>
+                <w:sz w:val="21"/>
+                <w:szCs w:val="21"/>
+              </w:rPr>
+              <w:t xml:space="preserve">Six per-basin digital elevation models (GeoTIFF, int16, EPSG:6362, LZW compression): cem_cutzamala.tif, cem_lerma_alto.tif, cem_bajio.tif, cem_santiago.tif, cem_panuco.tif at 30 m spatial resolution, and cem_alta_del_balsas.tif at 15 m.</w:t>
+            </w:r>
+          </w:p>
+        </w:tc>
+        <w:tc>
+          <w:tcPr>
+            <w:tcW w:type="dxa" w:w="3120"/>
+            <w:tcBorders>
+              <w:top w:val="single" w:color="B0B0B0" w:sz="1"/>
+              <w:left w:val="single" w:color="B0B0B0" w:sz="1"/>
+              <w:bottom w:val="single" w:color="B0B0B0" w:sz="1"/>
+              <w:right w:val="single" w:color="B0B0B0" w:sz="1"/>
+            </w:tcBorders>
+            <w:tcMar>
+              <w:top w:type="dxa" w:w="100"/>
+              <w:left w:type="dxa" w:w="140"/>
+              <w:bottom w:type="dxa" w:w="100"/>
+              <w:right w:type="dxa" w:w="140"/>
+            </w:tcMar>
+          </w:tcPr>
+          <w:p>
+            <w:r>
+              <w:rPr>
+                <w:rFonts w:ascii="Arial" w:cs="Arial" w:eastAsia="Arial" w:hAnsi="Arial"/>
+                <w:b w:val="false"/>
+                <w:bCs w:val="false"/>
+                <w:sz w:val="21"/>
+                <w:szCs w:val="21"/>
+              </w:rPr>
+              <w:t xml:space="preserve"/>
+            </w:r>
+          </w:p>
+        </w:tc>
+      </w:tr>
+      <w:tr>
+        <w:tc>
+          <w:tcPr>
+            <w:tcW w:type="dxa" w:w="3120"/>
+            <w:tcBorders>
+              <w:top w:val="single" w:color="B0B0B0" w:sz="1"/>
+              <w:left w:val="single" w:color="B0B0B0" w:sz="1"/>
+              <w:bottom w:val="single" w:color="B0B0B0" w:sz="1"/>
+              <w:right w:val="single" w:color="B0B0B0" w:sz="1"/>
+            </w:tcBorders>
+            <w:tcMar>
+              <w:top w:type="dxa" w:w="100"/>
+              <w:left w:type="dxa" w:w="140"/>
+              <w:bottom w:type="dxa" w:w="100"/>
+              <w:right w:type="dxa" w:w="140"/>
+            </w:tcMar>
+          </w:tcPr>
+          <w:p>
+            <w:r>
+              <w:rPr>
+                <w:rFonts w:ascii="Arial" w:cs="Arial" w:eastAsia="Arial" w:hAnsi="Arial"/>
+                <w:b w:val="false"/>
+                <w:bCs w:val="false"/>
+                <w:sz w:val="21"/>
+                <w:szCs w:val="21"/>
+              </w:rPr>
+              <w:t xml:space="preserve">processed/</w:t>
+            </w:r>
+          </w:p>
+        </w:tc>
+        <w:tc>
+          <w:tcPr>
+            <w:tcW w:type="dxa" w:w="3120"/>
+            <w:tcBorders>
+              <w:top w:val="single" w:color="B0B0B0" w:sz="1"/>
+              <w:left w:val="single" w:color="B0B0B0" w:sz="1"/>
+              <w:bottom w:val="single" w:color="B0B0B0" w:sz="1"/>
+              <w:right w:val="single" w:color="B0B0B0" w:sz="1"/>
+            </w:tcBorders>
+            <w:tcMar>
+              <w:top w:type="dxa" w:w="100"/>
+              <w:left w:type="dxa" w:w="140"/>
+              <w:bottom w:type="dxa" w:w="100"/>
+              <w:right w:type="dxa" w:w="140"/>
+            </w:tcMar>
+          </w:tcPr>
+          <w:p>
+            <w:r>
+              <w:rPr>
+                <w:rFonts w:ascii="Arial" w:cs="Arial" w:eastAsia="Arial" w:hAnsi="Arial"/>
+                <w:b w:val="false"/>
+                <w:bCs w:val="false"/>
+                <w:sz w:val="21"/>
+                <w:szCs w:val="21"/>
+              </w:rPr>
+              <w:t xml:space="preserve">Curated datasets ready for analysis (see Table 2): series_hidrometricas.parquet/, series_climatologicas.parquet/, estaciones_candidatas_*.csv, estaciones_seleccionadas_*.csv, estaciones_extendidas_hidrometricas.csv, cuencas/*.gpkg, reportes/*.png + metrics.json + cobertura_por_estacion.csv.</w:t>
+            </w:r>
+          </w:p>
+        </w:tc>
+        <w:tc>
+          <w:tcPr>
+            <w:tcW w:type="dxa" w:w="3120"/>
+            <w:tcBorders>
+              <w:top w:val="single" w:color="B0B0B0" w:sz="1"/>
+              <w:left w:val="single" w:color="B0B0B0" w:sz="1"/>
+              <w:bottom w:val="single" w:color="B0B0B0" w:sz="1"/>
+              <w:right w:val="single" w:color="B0B0B0" w:sz="1"/>
+            </w:tcBorders>
+            <w:tcMar>
+              <w:top w:type="dxa" w:w="100"/>
+              <w:left w:type="dxa" w:w="140"/>
+              <w:bottom w:type="dxa" w:w="100"/>
+              <w:right w:type="dxa" w:w="140"/>
+            </w:tcMar>
+          </w:tcPr>
+          <w:p>
+            <w:r>
+              <w:rPr>
+                <w:rFonts w:ascii="Arial" w:cs="Arial" w:eastAsia="Arial" w:hAnsi="Arial"/>
+                <w:b w:val="false"/>
+                <w:bCs w:val="false"/>
+                <w:sz w:val="21"/>
+                <w:szCs w:val="21"/>
+              </w:rPr>
+              <w:t xml:space="preserve"/>
+            </w:r>
+          </w:p>
+        </w:tc>
+      </w:tr>
+      <w:tr>
+        <w:tc>
+          <w:tcPr>
+            <w:tcW w:type="dxa" w:w="3120"/>
+            <w:tcBorders>
+              <w:top w:val="single" w:color="B0B0B0" w:sz="1"/>
+              <w:left w:val="single" w:color="B0B0B0" w:sz="1"/>
+              <w:bottom w:val="single" w:color="B0B0B0" w:sz="1"/>
+              <w:right w:val="single" w:color="B0B0B0" w:sz="1"/>
+            </w:tcBorders>
+            <w:tcMar>
+              <w:top w:type="dxa" w:w="100"/>
+              <w:left w:type="dxa" w:w="140"/>
+              <w:bottom w:type="dxa" w:w="100"/>
+              <w:right w:type="dxa" w:w="140"/>
+            </w:tcMar>
+          </w:tcPr>
+          <w:p>
+            <w:r>
+              <w:rPr>
+                <w:rFonts w:ascii="Arial" w:cs="Arial" w:eastAsia="Arial" w:hAnsi="Arial"/>
+                <w:b w:val="false"/>
+                <w:bCs w:val="false"/>
+                <w:sz w:val="21"/>
+                <w:szCs w:val="21"/>
+              </w:rPr>
+              <w:t xml:space="preserve">features/</w:t>
+            </w:r>
+          </w:p>
+        </w:tc>
+        <w:tc>
+          <w:tcPr>
+            <w:tcW w:type="dxa" w:w="3120"/>
+            <w:tcBorders>
+              <w:top w:val="single" w:color="B0B0B0" w:sz="1"/>
+              <w:left w:val="single" w:color="B0B0B0" w:sz="1"/>
+              <w:bottom w:val="single" w:color="B0B0B0" w:sz="1"/>
+              <w:right w:val="single" w:color="B0B0B0" w:sz="1"/>
+            </w:tcBorders>
+            <w:tcMar>
+              <w:top w:type="dxa" w:w="100"/>
+              <w:left w:type="dxa" w:w="140"/>
+              <w:bottom w:type="dxa" w:w="100"/>
+              <w:right w:type="dxa" w:w="140"/>
+            </w:tcMar>
+          </w:tcPr>
+          <w:p>
+            <w:r>
+              <w:rPr>
+                <w:rFonts w:ascii="Arial" w:cs="Arial" w:eastAsia="Arial" w:hAnsi="Arial"/>
+                <w:b w:val="false"/>
+                <w:bCs w:val="false"/>
+                <w:sz w:val="21"/>
+                <w:szCs w:val="21"/>
+              </w:rPr>
+              <w:t xml:space="preserve">feature_table.parquet — model-ready table with lags and rolling means per station (see Table 2).</w:t>
+            </w:r>
+          </w:p>
+        </w:tc>
+        <w:tc>
+          <w:tcPr>
+            <w:tcW w:type="dxa" w:w="3120"/>
+            <w:tcBorders>
+              <w:top w:val="single" w:color="B0B0B0" w:sz="1"/>
+              <w:left w:val="single" w:color="B0B0B0" w:sz="1"/>
+              <w:bottom w:val="single" w:color="B0B0B0" w:sz="1"/>
+              <w:right w:val="single" w:color="B0B0B0" w:sz="1"/>
+            </w:tcBorders>
+            <w:tcMar>
+              <w:top w:type="dxa" w:w="100"/>
+              <w:left w:type="dxa" w:w="140"/>
+              <w:bottom w:type="dxa" w:w="100"/>
+              <w:right w:type="dxa" w:w="140"/>
+            </w:tcMar>
+          </w:tcPr>
+          <w:p>
+            <w:r>
+              <w:rPr>
+                <w:rFonts w:ascii="Arial" w:cs="Arial" w:eastAsia="Arial" w:hAnsi="Arial"/>
+                <w:b w:val="false"/>
+                <w:bCs w:val="false"/>
+                <w:sz w:val="21"/>
+                <w:szCs w:val="21"/>
+              </w:rPr>
+              <w:t xml:space="preserve"/>
+            </w:r>
+          </w:p>
+        </w:tc>
+      </w:tr>
+      <w:tr>
+        <w:tc>
+          <w:tcPr>
+            <w:tcW w:type="dxa" w:w="3120"/>
+            <w:tcBorders>
+              <w:top w:val="single" w:color="B0B0B0" w:sz="1"/>
+              <w:left w:val="single" w:color="B0B0B0" w:sz="1"/>
+              <w:bottom w:val="single" w:color="B0B0B0" w:sz="1"/>
+              <w:right w:val="single" w:color="B0B0B0" w:sz="1"/>
+            </w:tcBorders>
+            <w:tcMar>
+              <w:top w:type="dxa" w:w="100"/>
+              <w:left w:type="dxa" w:w="140"/>
+              <w:bottom w:type="dxa" w:w="100"/>
+              <w:right w:type="dxa" w:w="140"/>
+            </w:tcMar>
+          </w:tcPr>
+          <w:p>
+            <w:r>
+              <w:rPr>
+                <w:rFonts w:ascii="Arial" w:cs="Arial" w:eastAsia="Arial" w:hAnsi="Arial"/>
+                <w:b w:val="false"/>
+                <w:bCs w:val="false"/>
+                <w:sz w:val="21"/>
+                <w:szCs w:val="21"/>
+              </w:rPr>
+              <w:t xml:space="preserve">conf/cuencas_piloto.yaml</w:t>
+            </w:r>
+          </w:p>
+        </w:tc>
+        <w:tc>
+          <w:tcPr>
+            <w:tcW w:type="dxa" w:w="3120"/>
+            <w:tcBorders>
+              <w:top w:val="single" w:color="B0B0B0" w:sz="1"/>
+              <w:left w:val="single" w:color="B0B0B0" w:sz="1"/>
+              <w:bottom w:val="single" w:color="B0B0B0" w:sz="1"/>
+              <w:right w:val="single" w:color="B0B0B0" w:sz="1"/>
+            </w:tcBorders>
+            <w:tcMar>
+              <w:top w:type="dxa" w:w="100"/>
+              <w:left w:type="dxa" w:w="140"/>
+              <w:bottom w:type="dxa" w:w="100"/>
+              <w:right w:type="dxa" w:w="140"/>
+            </w:tcMar>
+          </w:tcPr>
+          <w:p>
+            <w:r>
+              <w:rPr>
+                <w:rFonts w:ascii="Arial" w:cs="Arial" w:eastAsia="Arial" w:hAnsi="Arial"/>
+                <w:b w:val="false"/>
+                <w:bCs w:val="false"/>
+                <w:sz w:val="21"/>
+                <w:szCs w:val="21"/>
+              </w:rPr>
+              <w:t xml:space="preserve">Basin configuration: for each of the six operational basins (Cutzamala, Lerma Alto, Bajío, Santiago, Pánuco, Alta del Balsas), it stores the curated bounding box [min_lon, min_lat, max_lon, max_lat] in EPSG:4326, the reference hydrological region code, the target CEM resolution in metres and an optional priority label.</w:t>
+            </w:r>
+          </w:p>
+        </w:tc>
+        <w:tc>
+          <w:tcPr>
+            <w:tcW w:type="dxa" w:w="3120"/>
+            <w:tcBorders>
+              <w:top w:val="single" w:color="B0B0B0" w:sz="1"/>
+              <w:left w:val="single" w:color="B0B0B0" w:sz="1"/>
+              <w:bottom w:val="single" w:color="B0B0B0" w:sz="1"/>
+              <w:right w:val="single" w:color="B0B0B0" w:sz="1"/>
+            </w:tcBorders>
+            <w:tcMar>
+              <w:top w:type="dxa" w:w="100"/>
+              <w:left w:type="dxa" w:w="140"/>
+              <w:bottom w:type="dxa" w:w="100"/>
+              <w:right w:type="dxa" w:w="140"/>
+            </w:tcMar>
+          </w:tcPr>
+          <w:p>
+            <w:r>
+              <w:rPr>
+                <w:rFonts w:ascii="Arial" w:cs="Arial" w:eastAsia="Arial" w:hAnsi="Arial"/>
+                <w:b w:val="false"/>
+                <w:bCs w:val="false"/>
+                <w:sz w:val="21"/>
+                <w:szCs w:val="21"/>
+              </w:rPr>
+              <w:t xml:space="preserve"/>
+            </w:r>
+          </w:p>
+        </w:tc>
+      </w:tr>
+      <w:tr>
+        <w:tc>
+          <w:tcPr>
+            <w:tcW w:type="dxa" w:w="3120"/>
+            <w:tcBorders>
+              <w:top w:val="single" w:color="B0B0B0" w:sz="1"/>
+              <w:left w:val="single" w:color="B0B0B0" w:sz="1"/>
+              <w:bottom w:val="single" w:color="B0B0B0" w:sz="1"/>
+              <w:right w:val="single" w:color="B0B0B0" w:sz="1"/>
+            </w:tcBorders>
+            <w:tcMar>
+              <w:top w:type="dxa" w:w="100"/>
+              <w:left w:type="dxa" w:w="140"/>
+              <w:bottom w:type="dxa" w:w="100"/>
+              <w:right w:type="dxa" w:w="140"/>
+            </w:tcMar>
+          </w:tcPr>
+          <w:p>
+            <w:r>
+              <w:rPr>
+                <w:rFonts w:ascii="Arial" w:cs="Arial" w:eastAsia="Arial" w:hAnsi="Arial"/>
+                <w:b w:val="false"/>
+                <w:bCs w:val="false"/>
+                <w:sz w:val="21"/>
+                <w:szCs w:val="21"/>
+              </w:rPr>
+              <w:t xml:space="preserve">README.md, LICENSE-DATA.md</w:t>
+            </w:r>
+          </w:p>
+        </w:tc>
+        <w:tc>
+          <w:tcPr>
+            <w:tcW w:type="dxa" w:w="3120"/>
+            <w:tcBorders>
+              <w:top w:val="single" w:color="B0B0B0" w:sz="1"/>
+              <w:left w:val="single" w:color="B0B0B0" w:sz="1"/>
+              <w:bottom w:val="single" w:color="B0B0B0" w:sz="1"/>
+              <w:right w:val="single" w:color="B0B0B0" w:sz="1"/>
+            </w:tcBorders>
+            <w:tcMar>
+              <w:top w:type="dxa" w:w="100"/>
+              <w:left w:type="dxa" w:w="140"/>
+              <w:bottom w:type="dxa" w:w="100"/>
+              <w:right w:type="dxa" w:w="140"/>
+            </w:tcMar>
+          </w:tcPr>
+          <w:p>
+            <w:r>
+              <w:rPr>
+                <w:rFonts w:ascii="Arial" w:cs="Arial" w:eastAsia="Arial" w:hAnsi="Arial"/>
+                <w:b w:val="false"/>
+                <w:bCs w:val="false"/>
+                <w:sz w:val="21"/>
+                <w:szCs w:val="21"/>
+              </w:rPr>
+              <w:t xml:space="preserve">Auto-generated English README with the archive's layout, provenance and reuse instructions; CC BY 4.0 licence text with mandatory attribution to CONAGUA and INEGI.</w:t>
+            </w:r>
+          </w:p>
+        </w:tc>
+        <w:tc>
+          <w:tcPr>
+            <w:tcW w:type="dxa" w:w="3120"/>
+            <w:tcBorders>
+              <w:top w:val="single" w:color="B0B0B0" w:sz="1"/>
+              <w:left w:val="single" w:color="B0B0B0" w:sz="1"/>
+              <w:bottom w:val="single" w:color="B0B0B0" w:sz="1"/>
+              <w:right w:val="single" w:color="B0B0B0" w:sz="1"/>
+            </w:tcBorders>
+            <w:tcMar>
+              <w:top w:type="dxa" w:w="100"/>
+              <w:left w:type="dxa" w:w="140"/>
+              <w:bottom w:type="dxa" w:w="100"/>
+              <w:right w:type="dxa" w:w="140"/>
+            </w:tcMar>
+          </w:tcPr>
+          <w:p>
+            <w:r>
+              <w:rPr>
+                <w:rFonts w:ascii="Arial" w:cs="Arial" w:eastAsia="Arial" w:hAnsi="Arial"/>
+                <w:b w:val="false"/>
+                <w:bCs w:val="false"/>
+                <w:sz w:val="21"/>
+                <w:szCs w:val="21"/>
+              </w:rPr>
+              <w:t xml:space="preserve"/>
+            </w:r>
+          </w:p>
+        </w:tc>
+      </w:tr>
+      <w:tr>
+        <w:tc>
+          <w:tcPr>
+            <w:tcW w:type="dxa" w:w="3120"/>
+            <w:tcBorders>
+              <w:top w:val="single" w:color="B0B0B0" w:sz="1"/>
+              <w:left w:val="single" w:color="B0B0B0" w:sz="1"/>
+              <w:bottom w:val="single" w:color="B0B0B0" w:sz="1"/>
+              <w:right w:val="single" w:color="B0B0B0" w:sz="1"/>
+            </w:tcBorders>
+            <w:tcMar>
+              <w:top w:type="dxa" w:w="100"/>
+              <w:left w:type="dxa" w:w="140"/>
+              <w:bottom w:type="dxa" w:w="100"/>
+              <w:right w:type="dxa" w:w="140"/>
+            </w:tcMar>
+          </w:tcPr>
+          <w:p>
+            <w:r>
+              <w:rPr>
+                <w:rFonts w:ascii="Arial" w:cs="Arial" w:eastAsia="Arial" w:hAnsi="Arial"/>
+                <w:b w:val="false"/>
+                <w:bCs w:val="false"/>
+                <w:sz w:val="21"/>
+                <w:szCs w:val="21"/>
+              </w:rPr>
+              <w:t xml:space="preserve">manifest_zenodo.json</w:t>
+            </w:r>
+          </w:p>
+        </w:tc>
+        <w:tc>
+          <w:tcPr>
+            <w:tcW w:type="dxa" w:w="3120"/>
+            <w:tcBorders>
+              <w:top w:val="single" w:color="B0B0B0" w:sz="1"/>
+              <w:left w:val="single" w:color="B0B0B0" w:sz="1"/>
+              <w:bottom w:val="single" w:color="B0B0B0" w:sz="1"/>
+              <w:right w:val="single" w:color="B0B0B0" w:sz="1"/>
+            </w:tcBorders>
+            <w:tcMar>
+              <w:top w:type="dxa" w:w="100"/>
+              <w:left w:type="dxa" w:w="140"/>
+              <w:bottom w:type="dxa" w:w="100"/>
+              <w:right w:type="dxa" w:w="140"/>
+            </w:tcMar>
+          </w:tcPr>
+          <w:p>
+            <w:r>
+              <w:rPr>
+                <w:rFonts w:ascii="Arial" w:cs="Arial" w:eastAsia="Arial" w:hAnsi="Arial"/>
+                <w:b w:val="false"/>
+                <w:bCs w:val="false"/>
+                <w:sz w:val="21"/>
+                <w:szCs w:val="21"/>
+              </w:rPr>
+              <w:t xml:space="preserve">Machine-readable index listing every archived file with its relative path, byte size and SHA-256 hash for integrity verification.</w:t>
+            </w:r>
+          </w:p>
+        </w:tc>
+        <w:tc>
+          <w:tcPr>
+            <w:tcW w:type="dxa" w:w="3120"/>
+            <w:tcBorders>
+              <w:top w:val="single" w:color="B0B0B0" w:sz="1"/>
+              <w:left w:val="single" w:color="B0B0B0" w:sz="1"/>
+              <w:bottom w:val="single" w:color="B0B0B0" w:sz="1"/>
+              <w:right w:val="single" w:color="B0B0B0" w:sz="1"/>
+            </w:tcBorders>
+            <w:tcMar>
+              <w:top w:type="dxa" w:w="100"/>
+              <w:left w:type="dxa" w:w="140"/>
+              <w:bottom w:type="dxa" w:w="100"/>
+              <w:right w:type="dxa" w:w="140"/>
+            </w:tcMar>
+          </w:tcPr>
+          <w:p>
+            <w:r>
+              <w:rPr>
+                <w:rFonts w:ascii="Arial" w:cs="Arial" w:eastAsia="Arial" w:hAnsi="Arial"/>
+                <w:b w:val="false"/>
+                <w:bCs w:val="false"/>
+                <w:sz w:val="21"/>
+                <w:szCs w:val="21"/>
+              </w:rPr>
+              <w:t xml:space="preserve"/>
+            </w:r>
+          </w:p>
+        </w:tc>
+      </w:tr>
+    </w:tbl>
+    <w:p>
+      <w:r>
+        <w:rPr>
+          <w:rFonts w:ascii="Arial" w:cs="Arial" w:eastAsia="Arial" w:hAnsi="Arial"/>
+          <w:sz w:val="22"/>
+          <w:szCs w:val="22"/>
+        </w:rPr>
+        <w:t xml:space="preserve"/>
+      </w:r>
+    </w:p>
+    <w:p>
+      <w:pPr>
+        <w:pStyle w:val="Heading2"/>
+        <w:spacing w:after="120" w:before="240"/>
+      </w:pPr>
+      <w:r>
+        <w:rPr>
+          <w:rFonts w:ascii="Arial" w:cs="Arial" w:eastAsia="Arial" w:hAnsi="Arial"/>
+          <w:b/>
+          <w:bCs/>
+          <w:color w:val="000000"/>
+          <w:sz w:val="26"/>
+          <w:szCs w:val="26"/>
+        </w:rPr>
+        <w:t xml:space="preserve">Table 2. Columns and units of the tabular files</w:t>
+      </w:r>
+    </w:p>
+    <w:tbl>
+      <w:tblPr>
+        <w:tblW w:type="dxa" w:w="9360"/>
+        <w:tblBorders>
+          <w:top w:val="single" w:color="auto" w:sz="4"/>
+          <w:left w:val="single" w:color="auto" w:sz="4"/>
+          <w:bottom w:val="single" w:color="auto" w:sz="4"/>
+          <w:right w:val="single" w:color="auto" w:sz="4"/>
+          <w:insideH w:val="single" w:color="auto" w:sz="4"/>
+          <w:insideV w:val="single" w:color="auto" w:sz="4"/>
+        </w:tblBorders>
+      </w:tblPr>
+      <w:tblGrid>
+        <w:gridCol w:w="2800"/>
+        <w:gridCol w:w="6560"/>
+      </w:tblGrid>
+      <w:tr>
+        <w:tc>
+          <w:tcPr>
+            <w:tcW w:type="dxa" w:w="3120"/>
+            <w:tcBorders>
+              <w:top w:val="single" w:color="B0B0B0" w:sz="1"/>
+              <w:left w:val="single" w:color="B0B0B0" w:sz="1"/>
+              <w:bottom w:val="single" w:color="B0B0B0" w:sz="1"/>
+              <w:right w:val="single" w:color="B0B0B0" w:sz="1"/>
+            </w:tcBorders>
+            <w:shd w:fill="F0F0F0" w:val="clear"/>
+            <w:tcMar>
+              <w:top w:type="dxa" w:w="100"/>
+              <w:left w:type="dxa" w:w="140"/>
+              <w:bottom w:type="dxa" w:w="100"/>
+              <w:right w:type="dxa" w:w="140"/>
+            </w:tcMar>
+          </w:tcPr>
+          <w:p>
+            <w:r>
+              <w:rPr>
+                <w:rFonts w:ascii="Arial" w:cs="Arial" w:eastAsia="Arial" w:hAnsi="Arial"/>
+                <w:b/>
+                <w:bCs/>
+                <w:sz w:val="21"/>
+                <w:szCs w:val="21"/>
+              </w:rPr>
+              <w:t xml:space="preserve">File</w:t>
+            </w:r>
+          </w:p>
+        </w:tc>
+        <w:tc>
+          <w:tcPr>
+            <w:tcW w:type="dxa" w:w="3120"/>
+            <w:tcBorders>
+              <w:top w:val="single" w:color="B0B0B0" w:sz="1"/>
+              <w:left w:val="single" w:color="B0B0B0" w:sz="1"/>
+              <w:bottom w:val="single" w:color="B0B0B0" w:sz="1"/>
+              <w:right w:val="single" w:color="B0B0B0" w:sz="1"/>
+            </w:tcBorders>
+            <w:shd w:fill="F0F0F0" w:val="clear"/>
+            <w:tcMar>
+              <w:top w:type="dxa" w:w="100"/>
+              <w:left w:type="dxa" w:w="140"/>
+              <w:bottom w:type="dxa" w:w="100"/>
+              <w:right w:type="dxa" w:w="140"/>
+            </w:tcMar>
+          </w:tcPr>
+          <w:p>
+            <w:r>
+              <w:rPr>
+                <w:rFonts w:ascii="Arial" w:cs="Arial" w:eastAsia="Arial" w:hAnsi="Arial"/>
+                <w:b/>
+                <w:bCs/>
+                <w:sz w:val="21"/>
+                <w:szCs w:val="21"/>
+              </w:rPr>
+              <w:t xml:space="preserve">Columns (name — type — units / valid range)</w:t>
+            </w:r>
+          </w:p>
+        </w:tc>
+        <w:tc>
+          <w:tcPr>
+            <w:tcW w:type="dxa" w:w="3120"/>
+            <w:tcBorders>
+              <w:top w:val="single" w:color="B0B0B0" w:sz="1"/>
+              <w:left w:val="single" w:color="B0B0B0" w:sz="1"/>
+              <w:bottom w:val="single" w:color="B0B0B0" w:sz="1"/>
+              <w:right w:val="single" w:color="B0B0B0" w:sz="1"/>
+            </w:tcBorders>
+            <w:shd w:fill="F0F0F0" w:val="clear"/>
+            <w:tcMar>
+              <w:top w:type="dxa" w:w="100"/>
+              <w:left w:type="dxa" w:w="140"/>
+              <w:bottom w:type="dxa" w:w="100"/>
+              <w:right w:type="dxa" w:w="140"/>
+            </w:tcMar>
+          </w:tcPr>
+          <w:p>
+            <w:r>
+              <w:rPr>
+                <w:rFonts w:ascii="Arial" w:cs="Arial" w:eastAsia="Arial" w:hAnsi="Arial"/>
+                <w:b/>
+                <w:bCs/>
+                <w:sz w:val="21"/>
+                <w:szCs w:val="21"/>
+              </w:rPr>
+              <w:t xml:space="preserve"/>
+            </w:r>
+          </w:p>
+        </w:tc>
+      </w:tr>
+      <w:tr>
+        <w:tc>
+          <w:tcPr>
+            <w:tcW w:type="dxa" w:w="3120"/>
+            <w:tcBorders>
+              <w:top w:val="single" w:color="B0B0B0" w:sz="1"/>
+              <w:left w:val="single" w:color="B0B0B0" w:sz="1"/>
+              <w:bottom w:val="single" w:color="B0B0B0" w:sz="1"/>
+              <w:right w:val="single" w:color="B0B0B0" w:sz="1"/>
+            </w:tcBorders>
+            <w:tcMar>
+              <w:top w:type="dxa" w:w="100"/>
+              <w:left w:type="dxa" w:w="140"/>
+              <w:bottom w:type="dxa" w:w="100"/>
+              <w:right w:type="dxa" w:w="140"/>
+            </w:tcMar>
+          </w:tcPr>
+          <w:p>
+            <w:r>
+              <w:rPr>
+                <w:rFonts w:ascii="Arial" w:cs="Arial" w:eastAsia="Arial" w:hAnsi="Arial"/>
+                <w:b w:val="false"/>
+                <w:bCs w:val="false"/>
+                <w:sz w:val="21"/>
+                <w:szCs w:val="21"/>
+              </w:rPr>
+              <w:t xml:space="preserve">series_hidrometricas.parquet</w:t>
+            </w:r>
+          </w:p>
+        </w:tc>
+        <w:tc>
+          <w:tcPr>
+            <w:tcW w:type="dxa" w:w="3120"/>
+            <w:tcBorders>
+              <w:top w:val="single" w:color="B0B0B0" w:sz="1"/>
+              <w:left w:val="single" w:color="B0B0B0" w:sz="1"/>
+              <w:bottom w:val="single" w:color="B0B0B0" w:sz="1"/>
+              <w:right w:val="single" w:color="B0B0B0" w:sz="1"/>
+            </w:tcBorders>
+            <w:tcMar>
+              <w:top w:type="dxa" w:w="100"/>
+              <w:left w:type="dxa" w:w="140"/>
+              <w:bottom w:type="dxa" w:w="100"/>
+              <w:right w:type="dxa" w:w="140"/>
+            </w:tcMar>
+          </w:tcPr>
+          <w:p>
+            <w:r>
+              <w:rPr>
+                <w:rFonts w:ascii="Arial" w:cs="Arial" w:eastAsia="Arial" w:hAnsi="Arial"/>
+                <w:b w:val="false"/>
+                <w:bCs w:val="false"/>
+                <w:sz w:val="21"/>
+                <w:szCs w:val="21"/>
+              </w:rPr>
+              <w:t xml:space="preserve">clave_estacion — string (1–8 alphanumeric, leading zeros preserved). fecha — datetime64[ns] (local, no time-of-day). gasto_medio_m3s — float64 ≥ 0. nivel_m — float64 (station-referenced datum, may be missing). fuente — categorical {SIH, BANDAS, CLICOM, EMAS}; SIH in this deposit. calidad — int8 in {0, 1, 2} (0 = original observation; 1 = imputed by short-gap interpolation, gap &lt; 7 days; 2 = physical outlier retained for auditability). anio — int32 (Hive partition key; not stored inside the row-group).</w:t>
+            </w:r>
+          </w:p>
+        </w:tc>
+        <w:tc>
+          <w:tcPr>
+            <w:tcW w:type="dxa" w:w="3120"/>
+            <w:tcBorders>
+              <w:top w:val="single" w:color="B0B0B0" w:sz="1"/>
+              <w:left w:val="single" w:color="B0B0B0" w:sz="1"/>
+              <w:bottom w:val="single" w:color="B0B0B0" w:sz="1"/>
+              <w:right w:val="single" w:color="B0B0B0" w:sz="1"/>
+            </w:tcBorders>
+            <w:tcMar>
+              <w:top w:type="dxa" w:w="100"/>
+              <w:left w:type="dxa" w:w="140"/>
+              <w:bottom w:type="dxa" w:w="100"/>
+              <w:right w:type="dxa" w:w="140"/>
+            </w:tcMar>
+          </w:tcPr>
+          <w:p>
+            <w:r>
+              <w:rPr>
+                <w:rFonts w:ascii="Arial" w:cs="Arial" w:eastAsia="Arial" w:hAnsi="Arial"/>
+                <w:b w:val="false"/>
+                <w:bCs w:val="false"/>
+                <w:sz w:val="21"/>
+                <w:szCs w:val="21"/>
+              </w:rPr>
+              <w:t xml:space="preserve"/>
+            </w:r>
+          </w:p>
+        </w:tc>
+      </w:tr>
+      <w:tr>
+        <w:tc>
+          <w:tcPr>
+            <w:tcW w:type="dxa" w:w="3120"/>
+            <w:tcBorders>
+              <w:top w:val="single" w:color="B0B0B0" w:sz="1"/>
+              <w:left w:val="single" w:color="B0B0B0" w:sz="1"/>
+              <w:bottom w:val="single" w:color="B0B0B0" w:sz="1"/>
+              <w:right w:val="single" w:color="B0B0B0" w:sz="1"/>
+            </w:tcBorders>
+            <w:tcMar>
+              <w:top w:type="dxa" w:w="100"/>
+              <w:left w:type="dxa" w:w="140"/>
+              <w:bottom w:type="dxa" w:w="100"/>
+              <w:right w:type="dxa" w:w="140"/>
+            </w:tcMar>
+          </w:tcPr>
+          <w:p>
+            <w:r>
+              <w:rPr>
+                <w:rFonts w:ascii="Arial" w:cs="Arial" w:eastAsia="Arial" w:hAnsi="Arial"/>
+                <w:b w:val="false"/>
+                <w:bCs w:val="false"/>
+                <w:sz w:val="21"/>
+                <w:szCs w:val="21"/>
+              </w:rPr>
+              <w:t xml:space="preserve">series_climatologicas.parquet</w:t>
+            </w:r>
+          </w:p>
+        </w:tc>
+        <w:tc>
+          <w:tcPr>
+            <w:tcW w:type="dxa" w:w="3120"/>
+            <w:tcBorders>
+              <w:top w:val="single" w:color="B0B0B0" w:sz="1"/>
+              <w:left w:val="single" w:color="B0B0B0" w:sz="1"/>
+              <w:bottom w:val="single" w:color="B0B0B0" w:sz="1"/>
+              <w:right w:val="single" w:color="B0B0B0" w:sz="1"/>
+            </w:tcBorders>
+            <w:tcMar>
+              <w:top w:type="dxa" w:w="100"/>
+              <w:left w:type="dxa" w:w="140"/>
+              <w:bottom w:type="dxa" w:w="100"/>
+              <w:right w:type="dxa" w:w="140"/>
+            </w:tcMar>
+          </w:tcPr>
+          <w:p>
+            <w:r>
+              <w:rPr>
+                <w:rFonts w:ascii="Arial" w:cs="Arial" w:eastAsia="Arial" w:hAnsi="Arial"/>
+                <w:b w:val="false"/>
+                <w:bCs w:val="false"/>
+                <w:sz w:val="21"/>
+                <w:szCs w:val="21"/>
+              </w:rPr>
+              <w:t xml:space="preserve">clave_estacion — string. fecha — datetime64[ns]. precip_mm — float64 ≥ 0. tmax_c, tmin_c, tmed_c — float64 (°C). evap_mm — float64 ≥ 0. fuente, calidad, anio as above.</w:t>
+            </w:r>
+          </w:p>
+        </w:tc>
+        <w:tc>
+          <w:tcPr>
+            <w:tcW w:type="dxa" w:w="3120"/>
+            <w:tcBorders>
+              <w:top w:val="single" w:color="B0B0B0" w:sz="1"/>
+              <w:left w:val="single" w:color="B0B0B0" w:sz="1"/>
+              <w:bottom w:val="single" w:color="B0B0B0" w:sz="1"/>
+              <w:right w:val="single" w:color="B0B0B0" w:sz="1"/>
+            </w:tcBorders>
+            <w:tcMar>
+              <w:top w:type="dxa" w:w="100"/>
+              <w:left w:type="dxa" w:w="140"/>
+              <w:bottom w:type="dxa" w:w="100"/>
+              <w:right w:type="dxa" w:w="140"/>
+            </w:tcMar>
+          </w:tcPr>
+          <w:p>
+            <w:r>
+              <w:rPr>
+                <w:rFonts w:ascii="Arial" w:cs="Arial" w:eastAsia="Arial" w:hAnsi="Arial"/>
+                <w:b w:val="false"/>
+                <w:bCs w:val="false"/>
+                <w:sz w:val="21"/>
+                <w:szCs w:val="21"/>
+              </w:rPr>
+              <w:t xml:space="preserve"/>
+            </w:r>
+          </w:p>
+        </w:tc>
+      </w:tr>
+      <w:tr>
+        <w:tc>
+          <w:tcPr>
+            <w:tcW w:type="dxa" w:w="3120"/>
+            <w:tcBorders>
+              <w:top w:val="single" w:color="B0B0B0" w:sz="1"/>
+              <w:left w:val="single" w:color="B0B0B0" w:sz="1"/>
+              <w:bottom w:val="single" w:color="B0B0B0" w:sz="1"/>
+              <w:right w:val="single" w:color="B0B0B0" w:sz="1"/>
+            </w:tcBorders>
+            <w:tcMar>
+              <w:top w:type="dxa" w:w="100"/>
+              <w:left w:type="dxa" w:w="140"/>
+              <w:bottom w:type="dxa" w:w="100"/>
+              <w:right w:type="dxa" w:w="140"/>
+            </w:tcMar>
+          </w:tcPr>
+          <w:p>
+            <w:r>
+              <w:rPr>
+                <w:rFonts w:ascii="Arial" w:cs="Arial" w:eastAsia="Arial" w:hAnsi="Arial"/>
+                <w:b w:val="false"/>
+                <w:bCs w:val="false"/>
+                <w:sz w:val="21"/>
+                <w:szCs w:val="21"/>
+              </w:rPr>
+              <w:t xml:space="preserve">estaciones_candidatas_hidrometricas.csv (550 rows) / _climatologicas.csv (2,731 rows)</w:t>
+            </w:r>
+          </w:p>
+        </w:tc>
+        <w:tc>
+          <w:tcPr>
+            <w:tcW w:type="dxa" w:w="3120"/>
+            <w:tcBorders>
+              <w:top w:val="single" w:color="B0B0B0" w:sz="1"/>
+              <w:left w:val="single" w:color="B0B0B0" w:sz="1"/>
+              <w:bottom w:val="single" w:color="B0B0B0" w:sz="1"/>
+              <w:right w:val="single" w:color="B0B0B0" w:sz="1"/>
+            </w:tcBorders>
+            <w:tcMar>
+              <w:top w:type="dxa" w:w="100"/>
+              <w:left w:type="dxa" w:w="140"/>
+              <w:bottom w:type="dxa" w:w="100"/>
+              <w:right w:type="dxa" w:w="140"/>
+            </w:tcMar>
+          </w:tcPr>
+          <w:p>
+            <w:r>
+              <w:rPr>
+                <w:rFonts w:ascii="Arial" w:cs="Arial" w:eastAsia="Arial" w:hAnsi="Arial"/>
+                <w:b w:val="false"/>
+                <w:bCs w:val="false"/>
+                <w:sz w:val="21"/>
+                <w:szCs w:val="21"/>
+              </w:rPr>
+              <w:t xml:space="preserve">clave — string. nombre — string. estado — string. municipio — string. region_hidrologica — string (SIH code). cuenca — string. latitud, longitud — float64 (WGS 84 decimal degrees). altitud — float64 (m a.s.l.).</w:t>
+            </w:r>
+          </w:p>
+        </w:tc>
+        <w:tc>
+          <w:tcPr>
+            <w:tcW w:type="dxa" w:w="3120"/>
+            <w:tcBorders>
+              <w:top w:val="single" w:color="B0B0B0" w:sz="1"/>
+              <w:left w:val="single" w:color="B0B0B0" w:sz="1"/>
+              <w:bottom w:val="single" w:color="B0B0B0" w:sz="1"/>
+              <w:right w:val="single" w:color="B0B0B0" w:sz="1"/>
+            </w:tcBorders>
+            <w:tcMar>
+              <w:top w:type="dxa" w:w="100"/>
+              <w:left w:type="dxa" w:w="140"/>
+              <w:bottom w:type="dxa" w:w="100"/>
+              <w:right w:type="dxa" w:w="140"/>
+            </w:tcMar>
+          </w:tcPr>
+          <w:p>
+            <w:r>
+              <w:rPr>
+                <w:rFonts w:ascii="Arial" w:cs="Arial" w:eastAsia="Arial" w:hAnsi="Arial"/>
+                <w:b w:val="false"/>
+                <w:bCs w:val="false"/>
+                <w:sz w:val="21"/>
+                <w:szCs w:val="21"/>
+              </w:rPr>
+              <w:t xml:space="preserve"/>
+            </w:r>
+          </w:p>
+        </w:tc>
+      </w:tr>
+      <w:tr>
+        <w:tc>
+          <w:tcPr>
+            <w:tcW w:type="dxa" w:w="3120"/>
+            <w:tcBorders>
+              <w:top w:val="single" w:color="B0B0B0" w:sz="1"/>
+              <w:left w:val="single" w:color="B0B0B0" w:sz="1"/>
+              <w:bottom w:val="single" w:color="B0B0B0" w:sz="1"/>
+              <w:right w:val="single" w:color="B0B0B0" w:sz="1"/>
+            </w:tcBorders>
+            <w:tcMar>
+              <w:top w:type="dxa" w:w="100"/>
+              <w:left w:type="dxa" w:w="140"/>
+              <w:bottom w:type="dxa" w:w="100"/>
+              <w:right w:type="dxa" w:w="140"/>
+            </w:tcMar>
+          </w:tcPr>
+          <w:p>
+            <w:r>
+              <w:rPr>
+                <w:rFonts w:ascii="Arial" w:cs="Arial" w:eastAsia="Arial" w:hAnsi="Arial"/>
+                <w:b w:val="false"/>
+                <w:bCs w:val="false"/>
+                <w:sz w:val="21"/>
+                <w:szCs w:val="21"/>
+              </w:rPr>
+              <w:t xml:space="preserve">estaciones_seleccionadas_hidrometricas.csv (108 rows) / _climatologicas.csv (415 rows)</w:t>
+            </w:r>
+          </w:p>
+        </w:tc>
+        <w:tc>
+          <w:tcPr>
+            <w:tcW w:type="dxa" w:w="3120"/>
+            <w:tcBorders>
+              <w:top w:val="single" w:color="B0B0B0" w:sz="1"/>
+              <w:left w:val="single" w:color="B0B0B0" w:sz="1"/>
+              <w:bottom w:val="single" w:color="B0B0B0" w:sz="1"/>
+              <w:right w:val="single" w:color="B0B0B0" w:sz="1"/>
+            </w:tcBorders>
+            <w:tcMar>
+              <w:top w:type="dxa" w:w="100"/>
+              <w:left w:type="dxa" w:w="140"/>
+              <w:bottom w:type="dxa" w:w="100"/>
+              <w:right w:type="dxa" w:w="140"/>
+            </w:tcMar>
+          </w:tcPr>
+          <w:p>
+            <w:r>
+              <w:rPr>
+                <w:rFonts w:ascii="Arial" w:cs="Arial" w:eastAsia="Arial" w:hAnsi="Arial"/>
+                <w:b w:val="false"/>
+                <w:bCs w:val="false"/>
+                <w:sz w:val="21"/>
+                <w:szCs w:val="21"/>
+              </w:rPr>
+              <w:t xml:space="preserve">All columns from the candidate file plus: cobertura — float64 in [0, 1] (fraction of non-missing daily observations of the target variable within 2010-01-01…2025-12-31). vecinos_clima (hydrometric file only) — string, comma-separated list of the three closest climate station keys by haversine distance.</w:t>
+            </w:r>
+          </w:p>
+        </w:tc>
+        <w:tc>
+          <w:tcPr>
+            <w:tcW w:type="dxa" w:w="3120"/>
+            <w:tcBorders>
+              <w:top w:val="single" w:color="B0B0B0" w:sz="1"/>
+              <w:left w:val="single" w:color="B0B0B0" w:sz="1"/>
+              <w:bottom w:val="single" w:color="B0B0B0" w:sz="1"/>
+              <w:right w:val="single" w:color="B0B0B0" w:sz="1"/>
+            </w:tcBorders>
+            <w:tcMar>
+              <w:top w:type="dxa" w:w="100"/>
+              <w:left w:type="dxa" w:w="140"/>
+              <w:bottom w:type="dxa" w:w="100"/>
+              <w:right w:type="dxa" w:w="140"/>
+            </w:tcMar>
+          </w:tcPr>
+          <w:p>
+            <w:r>
+              <w:rPr>
+                <w:rFonts w:ascii="Arial" w:cs="Arial" w:eastAsia="Arial" w:hAnsi="Arial"/>
+                <w:b w:val="false"/>
+                <w:bCs w:val="false"/>
+                <w:sz w:val="21"/>
+                <w:szCs w:val="21"/>
+              </w:rPr>
+              <w:t xml:space="preserve"/>
+            </w:r>
+          </w:p>
+        </w:tc>
+      </w:tr>
+      <w:tr>
+        <w:tc>
+          <w:tcPr>
+            <w:tcW w:type="dxa" w:w="3120"/>
+            <w:tcBorders>
+              <w:top w:val="single" w:color="B0B0B0" w:sz="1"/>
+              <w:left w:val="single" w:color="B0B0B0" w:sz="1"/>
+              <w:bottom w:val="single" w:color="B0B0B0" w:sz="1"/>
+              <w:right w:val="single" w:color="B0B0B0" w:sz="1"/>
+            </w:tcBorders>
+            <w:tcMar>
+              <w:top w:type="dxa" w:w="100"/>
+              <w:left w:type="dxa" w:w="140"/>
+              <w:bottom w:type="dxa" w:w="100"/>
+              <w:right w:type="dxa" w:w="140"/>
+            </w:tcMar>
+          </w:tcPr>
+          <w:p>
+            <w:r>
+              <w:rPr>
+                <w:rFonts w:ascii="Arial" w:cs="Arial" w:eastAsia="Arial" w:hAnsi="Arial"/>
+                <w:b w:val="false"/>
+                <w:bCs w:val="false"/>
+                <w:sz w:val="21"/>
+                <w:szCs w:val="21"/>
+              </w:rPr>
+              <w:t xml:space="preserve">estaciones_extendidas_hidrometricas.csv (107 rows)</w:t>
+            </w:r>
+          </w:p>
+        </w:tc>
+        <w:tc>
+          <w:tcPr>
+            <w:tcW w:type="dxa" w:w="3120"/>
+            <w:tcBorders>
+              <w:top w:val="single" w:color="B0B0B0" w:sz="1"/>
+              <w:left w:val="single" w:color="B0B0B0" w:sz="1"/>
+              <w:bottom w:val="single" w:color="B0B0B0" w:sz="1"/>
+              <w:right w:val="single" w:color="B0B0B0" w:sz="1"/>
+            </w:tcBorders>
+            <w:tcMar>
+              <w:top w:type="dxa" w:w="100"/>
+              <w:left w:type="dxa" w:w="140"/>
+              <w:bottom w:type="dxa" w:w="100"/>
+              <w:right w:type="dxa" w:w="140"/>
+            </w:tcMar>
+          </w:tcPr>
+          <w:p>
+            <w:r>
+              <w:rPr>
+                <w:rFonts w:ascii="Arial" w:cs="Arial" w:eastAsia="Arial" w:hAnsi="Arial"/>
+                <w:b w:val="false"/>
+                <w:bCs w:val="false"/>
+                <w:sz w:val="21"/>
+                <w:szCs w:val="21"/>
+              </w:rPr>
+              <w:t xml:space="preserve">Same schema as estaciones_seleccionadas_hidrometricas.csv, restricted to stations with 0.30 ≤ cobertura &lt; 0.60. Column uso_recomendado = "sensibilidad_reconstruccion".</w:t>
+            </w:r>
+          </w:p>
+        </w:tc>
+        <w:tc>
+          <w:tcPr>
+            <w:tcW w:type="dxa" w:w="3120"/>
+            <w:tcBorders>
+              <w:top w:val="single" w:color="B0B0B0" w:sz="1"/>
+              <w:left w:val="single" w:color="B0B0B0" w:sz="1"/>
+              <w:bottom w:val="single" w:color="B0B0B0" w:sz="1"/>
+              <w:right w:val="single" w:color="B0B0B0" w:sz="1"/>
+            </w:tcBorders>
+            <w:tcMar>
+              <w:top w:type="dxa" w:w="100"/>
+              <w:left w:type="dxa" w:w="140"/>
+              <w:bottom w:type="dxa" w:w="100"/>
+              <w:right w:type="dxa" w:w="140"/>
+            </w:tcMar>
+          </w:tcPr>
+          <w:p>
+            <w:r>
+              <w:rPr>
+                <w:rFonts w:ascii="Arial" w:cs="Arial" w:eastAsia="Arial" w:hAnsi="Arial"/>
+                <w:b w:val="false"/>
+                <w:bCs w:val="false"/>
+                <w:sz w:val="21"/>
+                <w:szCs w:val="21"/>
+              </w:rPr>
+              <w:t xml:space="preserve"/>
+            </w:r>
+          </w:p>
+        </w:tc>
+      </w:tr>
+      <w:tr>
+        <w:tc>
+          <w:tcPr>
+            <w:tcW w:type="dxa" w:w="3120"/>
+            <w:tcBorders>
+              <w:top w:val="single" w:color="B0B0B0" w:sz="1"/>
+              <w:left w:val="single" w:color="B0B0B0" w:sz="1"/>
+              <w:bottom w:val="single" w:color="B0B0B0" w:sz="1"/>
+              <w:right w:val="single" w:color="B0B0B0" w:sz="1"/>
+            </w:tcBorders>
+            <w:tcMar>
+              <w:top w:type="dxa" w:w="100"/>
+              <w:left w:type="dxa" w:w="140"/>
+              <w:bottom w:type="dxa" w:w="100"/>
+              <w:right w:type="dxa" w:w="140"/>
+            </w:tcMar>
+          </w:tcPr>
+          <w:p>
+            <w:r>
+              <w:rPr>
+                <w:rFonts w:ascii="Arial" w:cs="Arial" w:eastAsia="Arial" w:hAnsi="Arial"/>
+                <w:b w:val="false"/>
+                <w:bCs w:val="false"/>
+                <w:sz w:val="21"/>
+                <w:szCs w:val="21"/>
+              </w:rPr>
+              <w:t xml:space="preserve">cuencas/&lt;basin&gt;.gpkg</w:t>
+            </w:r>
+          </w:p>
+        </w:tc>
+        <w:tc>
+          <w:tcPr>
+            <w:tcW w:type="dxa" w:w="3120"/>
+            <w:tcBorders>
+              <w:top w:val="single" w:color="B0B0B0" w:sz="1"/>
+              <w:left w:val="single" w:color="B0B0B0" w:sz="1"/>
+              <w:bottom w:val="single" w:color="B0B0B0" w:sz="1"/>
+              <w:right w:val="single" w:color="B0B0B0" w:sz="1"/>
+            </w:tcBorders>
+            <w:tcMar>
+              <w:top w:type="dxa" w:w="100"/>
+              <w:left w:type="dxa" w:w="140"/>
+              <w:bottom w:type="dxa" w:w="100"/>
+              <w:right w:type="dxa" w:w="140"/>
+            </w:tcMar>
+          </w:tcPr>
+          <w:p>
+            <w:r>
+              <w:rPr>
+                <w:rFonts w:ascii="Arial" w:cs="Arial" w:eastAsia="Arial" w:hAnsi="Arial"/>
+                <w:b w:val="false"/>
+                <w:bCs w:val="false"/>
+                <w:sz w:val="21"/>
+                <w:szCs w:val="21"/>
+              </w:rPr>
+              <w:t xml:space="preserve">OGC GeoPackage; layer cuenca; polygon geometries (EPSG:6362). Attributes: area_km2 — float64; elevacion_media_m — float64; pendiente_media — float64 (dimensionless slope, tan θ); clave_estacion — string (pour-point station key).</w:t>
+            </w:r>
+          </w:p>
+        </w:tc>
+        <w:tc>
+          <w:tcPr>
+            <w:tcW w:type="dxa" w:w="3120"/>
+            <w:tcBorders>
+              <w:top w:val="single" w:color="B0B0B0" w:sz="1"/>
+              <w:left w:val="single" w:color="B0B0B0" w:sz="1"/>
+              <w:bottom w:val="single" w:color="B0B0B0" w:sz="1"/>
+              <w:right w:val="single" w:color="B0B0B0" w:sz="1"/>
+            </w:tcBorders>
+            <w:tcMar>
+              <w:top w:type="dxa" w:w="100"/>
+              <w:left w:type="dxa" w:w="140"/>
+              <w:bottom w:type="dxa" w:w="100"/>
+              <w:right w:type="dxa" w:w="140"/>
+            </w:tcMar>
+          </w:tcPr>
+          <w:p>
+            <w:r>
+              <w:rPr>
+                <w:rFonts w:ascii="Arial" w:cs="Arial" w:eastAsia="Arial" w:hAnsi="Arial"/>
+                <w:b w:val="false"/>
+                <w:bCs w:val="false"/>
+                <w:sz w:val="21"/>
+                <w:szCs w:val="21"/>
+              </w:rPr>
+              <w:t xml:space="preserve"/>
+            </w:r>
+          </w:p>
+        </w:tc>
+      </w:tr>
+      <w:tr>
+        <w:tc>
+          <w:tcPr>
+            <w:tcW w:type="dxa" w:w="3120"/>
+            <w:tcBorders>
+              <w:top w:val="single" w:color="B0B0B0" w:sz="1"/>
+              <w:left w:val="single" w:color="B0B0B0" w:sz="1"/>
+              <w:bottom w:val="single" w:color="B0B0B0" w:sz="1"/>
+              <w:right w:val="single" w:color="B0B0B0" w:sz="1"/>
+            </w:tcBorders>
+            <w:tcMar>
+              <w:top w:type="dxa" w:w="100"/>
+              <w:left w:type="dxa" w:w="140"/>
+              <w:bottom w:type="dxa" w:w="100"/>
+              <w:right w:type="dxa" w:w="140"/>
+            </w:tcMar>
+          </w:tcPr>
+          <w:p>
+            <w:r>
+              <w:rPr>
+                <w:rFonts w:ascii="Arial" w:cs="Arial" w:eastAsia="Arial" w:hAnsi="Arial"/>
+                <w:b w:val="false"/>
+                <w:bCs w:val="false"/>
+                <w:sz w:val="21"/>
+                <w:szCs w:val="21"/>
+              </w:rPr>
+              <w:t xml:space="preserve">feature_table.parquet (6,028,437 rows × 8 columns; 478 stations)</w:t>
+            </w:r>
+          </w:p>
+        </w:tc>
+        <w:tc>
+          <w:tcPr>
+            <w:tcW w:type="dxa" w:w="3120"/>
+            <w:tcBorders>
+              <w:top w:val="single" w:color="B0B0B0" w:sz="1"/>
+              <w:left w:val="single" w:color="B0B0B0" w:sz="1"/>
+              <w:bottom w:val="single" w:color="B0B0B0" w:sz="1"/>
+              <w:right w:val="single" w:color="B0B0B0" w:sz="1"/>
+            </w:tcBorders>
+            <w:tcMar>
+              <w:top w:type="dxa" w:w="100"/>
+              <w:left w:type="dxa" w:w="140"/>
+              <w:bottom w:type="dxa" w:w="100"/>
+              <w:right w:type="dxa" w:w="140"/>
+            </w:tcMar>
+          </w:tcPr>
+          <w:p>
+            <w:r>
+              <w:rPr>
+                <w:rFonts w:ascii="Arial" w:cs="Arial" w:eastAsia="Arial" w:hAnsi="Arial"/>
+                <w:b w:val="false"/>
+                <w:bCs w:val="false"/>
+                <w:sz w:val="21"/>
+                <w:szCs w:val="21"/>
+              </w:rPr>
+              <w:t xml:space="preserve">clave_estacion, fecha, gasto_medio_m3s, calidad as in series_hidrometricas.parquet, plus per-station lagged and rolling-mean features: gasto_medio_m3s_lag1, _lag3, _lag7, _lag14, _lag30 (float64, m³/s at t − k days); gasto_medio_m3s_ma7, _ma30 (float64, m³/s moving averages).</w:t>
+            </w:r>
+          </w:p>
+        </w:tc>
+        <w:tc>
+          <w:tcPr>
+            <w:tcW w:type="dxa" w:w="3120"/>
+            <w:tcBorders>
+              <w:top w:val="single" w:color="B0B0B0" w:sz="1"/>
+              <w:left w:val="single" w:color="B0B0B0" w:sz="1"/>
+              <w:bottom w:val="single" w:color="B0B0B0" w:sz="1"/>
+              <w:right w:val="single" w:color="B0B0B0" w:sz="1"/>
+            </w:tcBorders>
+            <w:tcMar>
+              <w:top w:type="dxa" w:w="100"/>
+              <w:left w:type="dxa" w:w="140"/>
+              <w:bottom w:type="dxa" w:w="100"/>
+              <w:right w:type="dxa" w:w="140"/>
+            </w:tcMar>
+          </w:tcPr>
+          <w:p>
+            <w:r>
+              <w:rPr>
+                <w:rFonts w:ascii="Arial" w:cs="Arial" w:eastAsia="Arial" w:hAnsi="Arial"/>
+                <w:b w:val="false"/>
+                <w:bCs w:val="false"/>
+                <w:sz w:val="21"/>
+                <w:szCs w:val="21"/>
+              </w:rPr>
+              <w:t xml:space="preserve"/>
+            </w:r>
+          </w:p>
+        </w:tc>
+      </w:tr>
+      <w:tr>
+        <w:tc>
+          <w:tcPr>
+            <w:tcW w:type="dxa" w:w="3120"/>
+            <w:tcBorders>
+              <w:top w:val="single" w:color="B0B0B0" w:sz="1"/>
+              <w:left w:val="single" w:color="B0B0B0" w:sz="1"/>
+              <w:bottom w:val="single" w:color="B0B0B0" w:sz="1"/>
+              <w:right w:val="single" w:color="B0B0B0" w:sz="1"/>
+            </w:tcBorders>
+            <w:tcMar>
+              <w:top w:type="dxa" w:w="100"/>
+              <w:left w:type="dxa" w:w="140"/>
+              <w:bottom w:type="dxa" w:w="100"/>
+              <w:right w:type="dxa" w:w="140"/>
+            </w:tcMar>
+          </w:tcPr>
+          <w:p>
+            <w:r>
+              <w:rPr>
+                <w:rFonts w:ascii="Arial" w:cs="Arial" w:eastAsia="Arial" w:hAnsi="Arial"/>
+                <w:b w:val="false"/>
+                <w:bCs w:val="false"/>
+                <w:sz w:val="21"/>
+                <w:szCs w:val="21"/>
+              </w:rPr>
+              <w:t xml:space="preserve">reportes/cobertura_por_estacion.csv</w:t>
+            </w:r>
+          </w:p>
+        </w:tc>
+        <w:tc>
+          <w:tcPr>
+            <w:tcW w:type="dxa" w:w="3120"/>
+            <w:tcBorders>
+              <w:top w:val="single" w:color="B0B0B0" w:sz="1"/>
+              <w:left w:val="single" w:color="B0B0B0" w:sz="1"/>
+              <w:bottom w:val="single" w:color="B0B0B0" w:sz="1"/>
+              <w:right w:val="single" w:color="B0B0B0" w:sz="1"/>
+            </w:tcBorders>
+            <w:tcMar>
+              <w:top w:type="dxa" w:w="100"/>
+              <w:left w:type="dxa" w:w="140"/>
+              <w:bottom w:type="dxa" w:w="100"/>
+              <w:right w:type="dxa" w:w="140"/>
+            </w:tcMar>
+          </w:tcPr>
+          <w:p>
+            <w:r>
+              <w:rPr>
+                <w:rFonts w:ascii="Arial" w:cs="Arial" w:eastAsia="Arial" w:hAnsi="Arial"/>
+                <w:b w:val="false"/>
+                <w:bCs w:val="false"/>
+                <w:sz w:val="21"/>
+                <w:szCs w:val="21"/>
+              </w:rPr>
+              <w:t xml:space="preserve">clave_estacion — string. n_obs — int64 (non-missing days). dias_periodo — int64 (target-window length, days). cobertura — float64 in [0, 1]. inicio, fin — datetime64[ns] (first/last observation).</w:t>
+            </w:r>
+          </w:p>
+        </w:tc>
+        <w:tc>
+          <w:tcPr>
+            <w:tcW w:type="dxa" w:w="3120"/>
+            <w:tcBorders>
+              <w:top w:val="single" w:color="B0B0B0" w:sz="1"/>
+              <w:left w:val="single" w:color="B0B0B0" w:sz="1"/>
+              <w:bottom w:val="single" w:color="B0B0B0" w:sz="1"/>
+              <w:right w:val="single" w:color="B0B0B0" w:sz="1"/>
+            </w:tcBorders>
+            <w:tcMar>
+              <w:top w:type="dxa" w:w="100"/>
+              <w:left w:type="dxa" w:w="140"/>
+              <w:bottom w:type="dxa" w:w="100"/>
+              <w:right w:type="dxa" w:w="140"/>
+            </w:tcMar>
+          </w:tcPr>
+          <w:p>
+            <w:r>
+              <w:rPr>
+                <w:rFonts w:ascii="Arial" w:cs="Arial" w:eastAsia="Arial" w:hAnsi="Arial"/>
+                <w:b w:val="false"/>
+                <w:bCs w:val="false"/>
+                <w:sz w:val="21"/>
+                <w:szCs w:val="21"/>
+              </w:rPr>
+              <w:t xml:space="preserve"/>
+            </w:r>
+          </w:p>
+        </w:tc>
+      </w:tr>
+      <w:tr>
+        <w:tc>
+          <w:tcPr>
+            <w:tcW w:type="dxa" w:w="3120"/>
+            <w:tcBorders>
+              <w:top w:val="single" w:color="B0B0B0" w:sz="1"/>
+              <w:left w:val="single" w:color="B0B0B0" w:sz="1"/>
+              <w:bottom w:val="single" w:color="B0B0B0" w:sz="1"/>
+              <w:right w:val="single" w:color="B0B0B0" w:sz="1"/>
+            </w:tcBorders>
+            <w:tcMar>
+              <w:top w:type="dxa" w:w="100"/>
+              <w:left w:type="dxa" w:w="140"/>
+              <w:bottom w:type="dxa" w:w="100"/>
+              <w:right w:type="dxa" w:w="140"/>
+            </w:tcMar>
+          </w:tcPr>
+          <w:p>
+            <w:r>
+              <w:rPr>
+                <w:rFonts w:ascii="Arial" w:cs="Arial" w:eastAsia="Arial" w:hAnsi="Arial"/>
+                <w:b w:val="false"/>
+                <w:bCs w:val="false"/>
+                <w:sz w:val="21"/>
+                <w:szCs w:val="21"/>
+              </w:rPr>
+              <w:t xml:space="preserve">reportes/metrics.json</w:t>
+            </w:r>
+          </w:p>
+        </w:tc>
+        <w:tc>
+          <w:tcPr>
+            <w:tcW w:type="dxa" w:w="3120"/>
+            <w:tcBorders>
+              <w:top w:val="single" w:color="B0B0B0" w:sz="1"/>
+              <w:left w:val="single" w:color="B0B0B0" w:sz="1"/>
+              <w:bottom w:val="single" w:color="B0B0B0" w:sz="1"/>
+              <w:right w:val="single" w:color="B0B0B0" w:sz="1"/>
+            </w:tcBorders>
+            <w:tcMar>
+              <w:top w:type="dxa" w:w="100"/>
+              <w:left w:type="dxa" w:w="140"/>
+              <w:bottom w:type="dxa" w:w="100"/>
+              <w:right w:type="dxa" w:w="140"/>
+            </w:tcMar>
+          </w:tcPr>
+          <w:p>
+            <w:r>
+              <w:rPr>
+                <w:rFonts w:ascii="Arial" w:cs="Arial" w:eastAsia="Arial" w:hAnsi="Arial"/>
+                <w:b w:val="false"/>
+                <w:bCs w:val="false"/>
+                <w:sz w:val="21"/>
+                <w:szCs w:val="21"/>
+              </w:rPr>
+              <w:t xml:space="preserve">JSON document with sub-objects fig1…fig8 mirroring the numerical summaries used to caption Figs. 1–8 (station counts, coverage percentiles, quality-flag counts, monthly climatology, annual means, lag/correlation of the precipitation–discharge relationship, sub-basin counts per basin).</w:t>
+            </w:r>
+          </w:p>
+        </w:tc>
+        <w:tc>
+          <w:tcPr>
+            <w:tcW w:type="dxa" w:w="3120"/>
+            <w:tcBorders>
+              <w:top w:val="single" w:color="B0B0B0" w:sz="1"/>
+              <w:left w:val="single" w:color="B0B0B0" w:sz="1"/>
+              <w:bottom w:val="single" w:color="B0B0B0" w:sz="1"/>
+              <w:right w:val="single" w:color="B0B0B0" w:sz="1"/>
+            </w:tcBorders>
+            <w:tcMar>
+              <w:top w:type="dxa" w:w="100"/>
+              <w:left w:type="dxa" w:w="140"/>
+              <w:bottom w:type="dxa" w:w="100"/>
+              <w:right w:type="dxa" w:w="140"/>
+            </w:tcMar>
+          </w:tcPr>
+          <w:p>
+            <w:r>
+              <w:rPr>
+                <w:rFonts w:ascii="Arial" w:cs="Arial" w:eastAsia="Arial" w:hAnsi="Arial"/>
+                <w:b w:val="false"/>
+                <w:bCs w:val="false"/>
+                <w:sz w:val="21"/>
+                <w:szCs w:val="21"/>
+              </w:rPr>
+              <w:t xml:space="preserve"/>
+            </w:r>
+          </w:p>
+        </w:tc>
+      </w:tr>
+      <w:tr>
+        <w:tc>
+          <w:tcPr>
+            <w:tcW w:type="dxa" w:w="3120"/>
+            <w:tcBorders>
+              <w:top w:val="single" w:color="B0B0B0" w:sz="1"/>
+              <w:left w:val="single" w:color="B0B0B0" w:sz="1"/>
+              <w:bottom w:val="single" w:color="B0B0B0" w:sz="1"/>
+              <w:right w:val="single" w:color="B0B0B0" w:sz="1"/>
+            </w:tcBorders>
+            <w:tcMar>
+              <w:top w:type="dxa" w:w="100"/>
+              <w:left w:type="dxa" w:w="140"/>
+              <w:bottom w:type="dxa" w:w="100"/>
+              <w:right w:type="dxa" w:w="140"/>
+            </w:tcMar>
+          </w:tcPr>
+          <w:p>
+            <w:r>
+              <w:rPr>
+                <w:rFonts w:ascii="Arial" w:cs="Arial" w:eastAsia="Arial" w:hAnsi="Arial"/>
+                <w:b w:val="false"/>
+                <w:bCs w:val="false"/>
+                <w:sz w:val="21"/>
+                <w:szCs w:val="21"/>
+              </w:rPr>
+              <w:t xml:space="preserve">cuencas_piloto.yaml</w:t>
+            </w:r>
+          </w:p>
+        </w:tc>
+        <w:tc>
+          <w:tcPr>
+            <w:tcW w:type="dxa" w:w="3120"/>
+            <w:tcBorders>
+              <w:top w:val="single" w:color="B0B0B0" w:sz="1"/>
+              <w:left w:val="single" w:color="B0B0B0" w:sz="1"/>
+              <w:bottom w:val="single" w:color="B0B0B0" w:sz="1"/>
+              <w:right w:val="single" w:color="B0B0B0" w:sz="1"/>
+            </w:tcBorders>
+            <w:tcMar>
+              <w:top w:type="dxa" w:w="100"/>
+              <w:left w:type="dxa" w:w="140"/>
+              <w:bottom w:type="dxa" w:w="100"/>
+              <w:right w:type="dxa" w:w="140"/>
+            </w:tcMar>
+          </w:tcPr>
+          <w:p>
+            <w:r>
+              <w:rPr>
+                <w:rFonts w:ascii="Arial" w:cs="Arial" w:eastAsia="Arial" w:hAnsi="Arial"/>
+                <w:b w:val="false"/>
+                <w:bCs w:val="false"/>
+                <w:sz w:val="21"/>
+                <w:szCs w:val="21"/>
+              </w:rPr>
+              <w:t xml:space="preserve">Fields per basin: nombre — string. region_hidrologica — int. bbox — [min_lon, min_lat, max_lon, max_lat] (EPSG:4326). cem_resolucion_m — int (m). prioridad — int. Optional nota — string (short annotation).</w:t>
+            </w:r>
+          </w:p>
+        </w:tc>
+        <w:tc>
+          <w:tcPr>
+            <w:tcW w:type="dxa" w:w="3120"/>
+            <w:tcBorders>
+              <w:top w:val="single" w:color="B0B0B0" w:sz="1"/>
+              <w:left w:val="single" w:color="B0B0B0" w:sz="1"/>
+              <w:bottom w:val="single" w:color="B0B0B0" w:sz="1"/>
+              <w:right w:val="single" w:color="B0B0B0" w:sz="1"/>
+            </w:tcBorders>
+            <w:tcMar>
+              <w:top w:type="dxa" w:w="100"/>
+              <w:left w:type="dxa" w:w="140"/>
+              <w:bottom w:type="dxa" w:w="100"/>
+              <w:right w:type="dxa" w:w="140"/>
+            </w:tcMar>
+          </w:tcPr>
+          <w:p>
+            <w:r>
+              <w:rPr>
+                <w:rFonts w:ascii="Arial" w:cs="Arial" w:eastAsia="Arial" w:hAnsi="Arial"/>
+                <w:b w:val="false"/>
+                <w:bCs w:val="false"/>
+                <w:sz w:val="21"/>
+                <w:szCs w:val="21"/>
+              </w:rPr>
+              <w:t xml:space="preserve"/>
+            </w:r>
+          </w:p>
+        </w:tc>
+      </w:tr>
+    </w:tbl>
+    <w:p>
+      <w:r>
+        <w:rPr>
+          <w:rFonts w:ascii="Arial" w:cs="Arial" w:eastAsia="Arial" w:hAnsi="Arial"/>
+          <w:sz w:val="22"/>
+          <w:szCs w:val="22"/>
+        </w:rPr>
+        <w:t xml:space="preserve"/>
+      </w:r>
+    </w:p>
+    <w:p>
+      <w:pPr>
+        <w:pStyle w:val="Heading2"/>
+        <w:spacing w:after="120" w:before="240"/>
+      </w:pPr>
+      <w:r>
+        <w:rPr>
+          <w:rFonts w:ascii="Arial" w:cs="Arial" w:eastAsia="Arial" w:hAnsi="Arial"/>
+          <w:b/>
+          <w:bCs/>
+          <w:color w:val="000000"/>
+          <w:sz w:val="26"/>
+          <w:szCs w:val="26"/>
+        </w:rPr>
+        <w:t xml:space="preserve">Table 3. Station counts per basin bounding box</w:t>
+      </w:r>
+    </w:p>
+    <w:p>
+      <w:pPr>
+        <w:spacing w:after="120" w:line="300"/>
+        <w:jc w:val="both"/>
+      </w:pPr>
+      <w:r>
+        <w:rPr>
+          <w:rFonts w:ascii="Arial" w:cs="Arial" w:eastAsia="Arial" w:hAnsi="Arial"/>
+          <w:b w:val="false"/>
+          <w:bCs w:val="false"/>
+          <w:i w:val="false"/>
+          <w:iCs w:val="false"/>
+          <w:color w:val="000000"/>
+          <w:sz w:val="22"/>
+          <w:szCs w:val="22"/>
+        </w:rPr>
+        <w:t xml:space="preserve">Stations are assigned to a basin by geometric containment in the curated bbox (conf/cuencas_piloto.yaml). Sub-basin polygons per basin are the outputs of the WhiteboxTools delineation described in §4.7.</w:t>
       </w:r>
     </w:p>
     <w:tbl>
@@ -984,7 +2862,7 @@
                 <w:sz w:val="21"/>
                 <w:szCs w:val="21"/>
               </w:rPr>
-              <w:t xml:space="preserve">Cuenca</w:t>
+              <w:t xml:space="preserve">Basin</w:t>
             </w:r>
           </w:p>
         </w:tc>
@@ -1014,7 +2892,7 @@
                 <w:sz w:val="21"/>
                 <w:szCs w:val="21"/>
               </w:rPr>
-              <w:t xml:space="preserve">Estaciones hidro en el bbox (sel ≥60%)</w:t>
+              <w:t xml:space="preserve">Hydrometric stations ≥60% inside bbox</w:t>
             </w:r>
           </w:p>
         </w:tc>
@@ -1044,7 +2922,7 @@
                 <w:sz w:val="21"/>
                 <w:szCs w:val="21"/>
               </w:rPr>
-              <w:t xml:space="preserve">Subcuencas delineadas</w:t>
+              <w:t xml:space="preserve">Sub-basin polygons</w:t>
             </w:r>
           </w:p>
         </w:tc>
@@ -1609,36 +3487,36 @@
                 <w:sz w:val="21"/>
                 <w:szCs w:val="21"/>
               </w:rPr>
-              <w:t xml:space="preserve">Total (a)</w:t>
-            </w:r>
-          </w:p>
-        </w:tc>
-        <w:tc>
-          <w:tcPr>
-            <w:tcW w:type="dxa" w:w="3120"/>
-            <w:tcBorders>
-              <w:top w:val="single" w:color="B0B0B0" w:sz="1"/>
-              <w:left w:val="single" w:color="B0B0B0" w:sz="1"/>
-              <w:bottom w:val="single" w:color="B0B0B0" w:sz="1"/>
-              <w:right w:val="single" w:color="B0B0B0" w:sz="1"/>
-            </w:tcBorders>
-            <w:tcMar>
-              <w:top w:type="dxa" w:w="100"/>
-              <w:left w:type="dxa" w:w="140"/>
-              <w:bottom w:type="dxa" w:w="100"/>
-              <w:right w:type="dxa" w:w="140"/>
-            </w:tcMar>
-          </w:tcPr>
-          <w:p>
-            <w:r>
-              <w:rPr>
-                <w:rFonts w:ascii="Arial" w:cs="Arial" w:eastAsia="Arial" w:hAnsi="Arial"/>
-                <w:b w:val="false"/>
-                <w:bCs w:val="false"/>
-                <w:sz w:val="21"/>
-                <w:szCs w:val="21"/>
-              </w:rPr>
-              <w:t xml:space="preserve">101 únicas</w:t>
+              <w:t xml:space="preserve">Total (unique)</w:t>
+            </w:r>
+          </w:p>
+        </w:tc>
+        <w:tc>
+          <w:tcPr>
+            <w:tcW w:type="dxa" w:w="3120"/>
+            <w:tcBorders>
+              <w:top w:val="single" w:color="B0B0B0" w:sz="1"/>
+              <w:left w:val="single" w:color="B0B0B0" w:sz="1"/>
+              <w:bottom w:val="single" w:color="B0B0B0" w:sz="1"/>
+              <w:right w:val="single" w:color="B0B0B0" w:sz="1"/>
+            </w:tcBorders>
+            <w:tcMar>
+              <w:top w:type="dxa" w:w="100"/>
+              <w:left w:type="dxa" w:w="140"/>
+              <w:bottom w:type="dxa" w:w="100"/>
+              <w:right w:type="dxa" w:w="140"/>
+            </w:tcMar>
+          </w:tcPr>
+          <w:p>
+            <w:r>
+              <w:rPr>
+                <w:rFonts w:ascii="Arial" w:cs="Arial" w:eastAsia="Arial" w:hAnsi="Arial"/>
+                <w:b w:val="false"/>
+                <w:bCs w:val="false"/>
+                <w:sz w:val="21"/>
+                <w:szCs w:val="21"/>
+              </w:rPr>
+              <w:t xml:space="preserve">101</w:t>
             </w:r>
           </w:p>
         </w:tc>
@@ -1689,7 +3567,17 @@
           <w:sz w:val="20"/>
           <w:szCs w:val="20"/>
         </w:rPr>
-        <w:t xml:space="preserve">(a) La suma por cuenca excede las estaciones únicas porque algunas caen en bboxes contiguos (overlap geográfico, sobre todo entre Bajío y Pánuco). La asignación final se hace por proximidad al pour point durante la delineación.</w:t>
+        <w:t xml:space="preserve">The sum by basin exceeds the number of unique selected stations because a small number of stations lie in the overlap between contiguous bboxes (Bajío/Pánuco); each station is then assigned to a single sub-basin by proximity to the snapped pour point during delineation.</w:t>
+      </w:r>
+    </w:p>
+    <w:p>
+      <w:r>
+        <w:rPr>
+          <w:rFonts w:ascii="Arial" w:cs="Arial" w:eastAsia="Arial" w:hAnsi="Arial"/>
+          <w:sz w:val="22"/>
+          <w:szCs w:val="22"/>
+        </w:rPr>
+        <w:t xml:space="preserve"/>
       </w:r>
     </w:p>
     <w:p>
@@ -1706,214 +3594,7 @@
           <w:sz w:val="26"/>
           <w:szCs w:val="26"/>
         </w:rPr>
-        <w:t xml:space="preserve">Esquema canónico de las series</w:t>
-      </w:r>
-    </w:p>
-    <w:p>
-      <w:pPr>
-        <w:spacing w:after="120" w:line="300"/>
-        <w:jc w:val="both"/>
-      </w:pPr>
-      <w:r>
-        <w:rPr>
-          <w:rFonts w:ascii="Arial" w:cs="Arial" w:eastAsia="Arial" w:hAnsi="Arial"/>
-          <w:b w:val="false"/>
-          <w:bCs w:val="false"/>
-          <w:i w:val="false"/>
-          <w:iCs w:val="false"/>
-          <w:color w:val="000000"/>
-          <w:sz w:val="22"/>
-          <w:szCs w:val="22"/>
-        </w:rPr>
-        <w:t xml:space="preserve">Cada fila de las tablas Parquet representa una observación diaria con las siguientes columnas (validadas con pandera):</w:t>
-      </w:r>
-    </w:p>
-    <w:p>
-      <w:pPr>
-        <w:pStyle w:val="ListParagraph"/>
-        <w:numPr>
-          <w:ilvl w:val="0"/>
-          <w:numId w:val="2"/>
-        </w:numPr>
-        <w:spacing w:after="80" w:line="280"/>
-        <w:jc w:val="both"/>
-      </w:pPr>
-      <w:r>
-        <w:rPr>
-          <w:rFonts w:ascii="Arial" w:cs="Arial" w:eastAsia="Arial" w:hAnsi="Arial"/>
-          <w:sz w:val="22"/>
-          <w:szCs w:val="22"/>
-        </w:rPr>
-        <w:t xml:space="preserve">clave_estacion (string): clave SIH alfanumérica (1–8 caracteres, ceros preservados).</w:t>
-      </w:r>
-    </w:p>
-    <w:p>
-      <w:pPr>
-        <w:pStyle w:val="ListParagraph"/>
-        <w:numPr>
-          <w:ilvl w:val="0"/>
-          <w:numId w:val="2"/>
-        </w:numPr>
-        <w:spacing w:after="80" w:line="280"/>
-        <w:jc w:val="both"/>
-      </w:pPr>
-      <w:r>
-        <w:rPr>
-          <w:rFonts w:ascii="Arial" w:cs="Arial" w:eastAsia="Arial" w:hAnsi="Arial"/>
-          <w:sz w:val="22"/>
-          <w:szCs w:val="22"/>
-        </w:rPr>
-        <w:t xml:space="preserve">fecha (datetime64[ns]): fecha local sin componente horaria.</w:t>
-      </w:r>
-    </w:p>
-    <w:p>
-      <w:pPr>
-        <w:pStyle w:val="ListParagraph"/>
-        <w:numPr>
-          <w:ilvl w:val="0"/>
-          <w:numId w:val="2"/>
-        </w:numPr>
-        <w:spacing w:after="80" w:line="280"/>
-        <w:jc w:val="both"/>
-      </w:pPr>
-      <w:r>
-        <w:rPr>
-          <w:rFonts w:ascii="Arial" w:cs="Arial" w:eastAsia="Arial" w:hAnsi="Arial"/>
-          <w:sz w:val="22"/>
-          <w:szCs w:val="22"/>
-        </w:rPr>
-        <w:t xml:space="preserve">gasto_medio_m3s (float, ≥ 0): caudal medio diario para series hidrométricas.</w:t>
-      </w:r>
-    </w:p>
-    <w:p>
-      <w:pPr>
-        <w:pStyle w:val="ListParagraph"/>
-        <w:numPr>
-          <w:ilvl w:val="0"/>
-          <w:numId w:val="2"/>
-        </w:numPr>
-        <w:spacing w:after="80" w:line="280"/>
-        <w:jc w:val="both"/>
-      </w:pPr>
-      <w:r>
-        <w:rPr>
-          <w:rFonts w:ascii="Arial" w:cs="Arial" w:eastAsia="Arial" w:hAnsi="Arial"/>
-          <w:sz w:val="22"/>
-          <w:szCs w:val="22"/>
-        </w:rPr>
-        <w:t xml:space="preserve">nivel_m (float, opcional): nivel del agua sobre referencia local.</w:t>
-      </w:r>
-    </w:p>
-    <w:p>
-      <w:pPr>
-        <w:pStyle w:val="ListParagraph"/>
-        <w:numPr>
-          <w:ilvl w:val="0"/>
-          <w:numId w:val="2"/>
-        </w:numPr>
-        <w:spacing w:after="80" w:line="280"/>
-        <w:jc w:val="both"/>
-      </w:pPr>
-      <w:r>
-        <w:rPr>
-          <w:rFonts w:ascii="Arial" w:cs="Arial" w:eastAsia="Arial" w:hAnsi="Arial"/>
-          <w:sz w:val="22"/>
-          <w:szCs w:val="22"/>
-        </w:rPr>
-        <w:t xml:space="preserve">precip_mm (float, ≥ 0): precipitación acumulada del día (series climatológicas).</w:t>
-      </w:r>
-    </w:p>
-    <w:p>
-      <w:pPr>
-        <w:pStyle w:val="ListParagraph"/>
-        <w:numPr>
-          <w:ilvl w:val="0"/>
-          <w:numId w:val="2"/>
-        </w:numPr>
-        <w:spacing w:after="80" w:line="280"/>
-        <w:jc w:val="both"/>
-      </w:pPr>
-      <w:r>
-        <w:rPr>
-          <w:rFonts w:ascii="Arial" w:cs="Arial" w:eastAsia="Arial" w:hAnsi="Arial"/>
-          <w:sz w:val="22"/>
-          <w:szCs w:val="22"/>
-        </w:rPr>
-        <w:t xml:space="preserve">tmax_c, tmin_c, tmed_c (float): temperaturas extremas y media diaria.</w:t>
-      </w:r>
-    </w:p>
-    <w:p>
-      <w:pPr>
-        <w:pStyle w:val="ListParagraph"/>
-        <w:numPr>
-          <w:ilvl w:val="0"/>
-          <w:numId w:val="2"/>
-        </w:numPr>
-        <w:spacing w:after="80" w:line="280"/>
-        <w:jc w:val="both"/>
-      </w:pPr>
-      <w:r>
-        <w:rPr>
-          <w:rFonts w:ascii="Arial" w:cs="Arial" w:eastAsia="Arial" w:hAnsi="Arial"/>
-          <w:sz w:val="22"/>
-          <w:szCs w:val="22"/>
-        </w:rPr>
-        <w:t xml:space="preserve">evap_mm (float, ≥ 0): evaporación diaria reportada por la estación.</w:t>
-      </w:r>
-    </w:p>
-    <w:p>
-      <w:pPr>
-        <w:pStyle w:val="ListParagraph"/>
-        <w:numPr>
-          <w:ilvl w:val="0"/>
-          <w:numId w:val="2"/>
-        </w:numPr>
-        <w:spacing w:after="80" w:line="280"/>
-        <w:jc w:val="both"/>
-      </w:pPr>
-      <w:r>
-        <w:rPr>
-          <w:rFonts w:ascii="Arial" w:cs="Arial" w:eastAsia="Arial" w:hAnsi="Arial"/>
-          <w:sz w:val="22"/>
-          <w:szCs w:val="22"/>
-        </w:rPr>
-        <w:t xml:space="preserve">fuente (categoría: SIH, BANDAS, CLICOM, EMAS): origen de la observación; en este snapshot todas son SIH.</w:t>
-      </w:r>
-    </w:p>
-    <w:p>
-      <w:pPr>
-        <w:pStyle w:val="ListParagraph"/>
-        <w:numPr>
-          <w:ilvl w:val="0"/>
-          <w:numId w:val="2"/>
-        </w:numPr>
-        <w:spacing w:after="80" w:line="280"/>
-        <w:jc w:val="both"/>
-      </w:pPr>
-      <w:r>
-        <w:rPr>
-          <w:rFonts w:ascii="Arial" w:cs="Arial" w:eastAsia="Arial" w:hAnsi="Arial"/>
-          <w:sz w:val="22"/>
-          <w:szCs w:val="22"/>
-        </w:rPr>
-        <w:t xml:space="preserve">calidad (entero {0,1,2}): 0 = original, 1 = imputado por interpolación corta (huecos &lt; 7 días, cúbica con fallback a lineal), 2 = outlier físico marcado y conservado.</w:t>
-      </w:r>
-    </w:p>
-    <w:p>
-      <w:pPr>
-        <w:pStyle w:val="Heading2"/>
-        <w:spacing w:after="120" w:before="240"/>
-      </w:pPr>
-      <w:r>
-        <w:rPr>
-          <w:rFonts w:ascii="Arial" w:cs="Arial" w:eastAsia="Arial" w:hAnsi="Arial"/>
-          <w:b/>
-          <w:bCs/>
-          <w:color w:val="000000"/>
-          <w:sz w:val="26"/>
-          <w:szCs w:val="26"/>
-        </w:rPr>
-        <w:t xml:space="preserve">Figuras de validación (generadas a 300 DPI desde el snapshot publicado)</w:t>
+        <w:t xml:space="preserve">Figures included in reportes/</w:t>
       </w:r>
     </w:p>
     <w:p>
@@ -1926,7 +3607,7 @@
           <wp:inline distT="0" distB="0" distL="0" distR="0">
             <wp:extent cx="5143500" cy="2828925"/>
             <wp:effectExtent t="0" r="0" b="0" l="0"/>
-            <wp:docPr id="1" name="fig1_inventario_cobertura.png" descr="Fig. 1. (Izq.) Inventario de las 547 estaciones hidrométricas por región hidrológica: RH 12 = 276, RH 18 = 112, RH 26 = 159. (Der.) Distribución de cobertura observada 2010–2025; las líneas marcan los umbrales operativos (60 % hidro, 80 % clima). La cobertura media nacional es 29.2 %; 108 estaciones superan el 60 % y 74 el 80 %." title="Fig. 1. (Izq.) Inventario de las 547 estaciones hidrométricas por región hidrológica: RH 12 = 276, RH 18 = 112, RH 26 = 159. (Der.) Distribución de cobertura observada 2010–2025; las líneas marcan los umbrales operativos (60 % hidro, 80 % clima). La cobertura media nacional es 29.2 %; 108 estaciones superan el 60 % y 74 el 80 %."/>
+            <wp:docPr id="1" name="fig1_inventario_cobertura.png" descr="Fig. 1. Left: number of hydrometric stations per hydrological region among the 547 stations in series_hidrometricas.parquet (RH 12 = 276, RH 18 = 112, RH 26 = 159). Right: histogram of the coverage of gasto_medio_m3s per station over 2010-01-01…2025-12-31. Vertical dashed lines mark the operational thresholds (60% for hydrometric selection, 80% for climatological selection). Mean coverage across all stations = 29.2%; 108 stations meet the 60% cut-off; 74 meet 80%." title="Fig. 1. Left: number of hydrometric stations per hydrological region among the 547 stations in series_hidrometricas.parquet (RH 12 = 276, RH 18 = 112, RH 26 = 159). Right: histogram of the coverage of gasto_medio_m3s per station over 2010-01-01…2025-12-31. Vertical dashed lines mark the operational thresholds (60% for hydrometric selection, 80% for climatological selection). Mean coverage across all stations = 29.2%; 108 stations meet the 60% cut-off; 74 meet 80%."/>
             <wp:cNvGraphicFramePr>
               <a:graphicFrameLocks xmlns:a="http://schemas.openxmlformats.org/drawingml/2006/main" noChangeAspect="1"/>
             </wp:cNvGraphicFramePr>
@@ -1975,7 +3656,7 @@
           <w:sz w:val="19"/>
           <w:szCs w:val="19"/>
         </w:rPr>
-        <w:t xml:space="preserve">Fig. 1. (Izq.) Inventario de las 547 estaciones hidrométricas por región hidrológica: RH 12 = 276, RH 18 = 112, RH 26 = 159. (Der.) Distribución de cobertura observada 2010–2025; las líneas marcan los umbrales operativos (60 % hidro, 80 % clima). La cobertura media nacional es 29.2 %; 108 estaciones superan el 60 % y 74 el 80 %.</w:t>
+        <w:t xml:space="preserve">Fig. 1. Left: number of hydrometric stations per hydrological region among the 547 stations in series_hidrometricas.parquet (RH 12 = 276, RH 18 = 112, RH 26 = 159). Right: histogram of the coverage of gasto_medio_m3s per station over 2010-01-01…2025-12-31. Vertical dashed lines mark the operational thresholds (60% for hydrometric selection, 80% for climatological selection). Mean coverage across all stations = 29.2%; 108 stations meet the 60% cut-off; 74 meet 80%.</w:t>
       </w:r>
     </w:p>
     <w:p>
@@ -1988,7 +3669,7 @@
           <wp:inline distT="0" distB="0" distL="0" distR="0">
             <wp:extent cx="5143500" cy="2828925"/>
             <wp:effectExtent t="0" r="0" b="0" l="0"/>
-            <wp:docPr id="1" name="fig2_descriptiva.png" descr="Fig. 2. Distribución del gasto medio diario por región hidrológica (escala logarítmica). Estadísticos globales: mediana 0.94 m³/s, p75 6.84 m³/s, máximo 293,588 m³/s. Temporada lluviosa (mayo–octubre) mediana 1.28 m³/s vs. seca 0.70 m³/s." title="Fig. 2. Distribución del gasto medio diario por región hidrológica (escala logarítmica). Estadísticos globales: mediana 0.94 m³/s, p75 6.84 m³/s, máximo 293,588 m³/s. Temporada lluviosa (mayo–octubre) mediana 1.28 m³/s vs. seca 0.70 m³/s."/>
+            <wp:docPr id="1" name="fig2_descriptiva.png" descr="Fig. 2. Boxplot of the daily gasto_medio_m3s values in series_hidrometricas.parquet grouped by hydrological region (RH 12, 18, 26); y-axis is on a base-10 log scale. Sample statistics of the pooled series: median = 0.94 m³/s, third quartile = 6.84 m³/s, maximum = 293,588 m³/s. Median value in the wet season (May–October) = 1.28 m³/s; dry season = 0.70 m³/s." title="Fig. 2. Boxplot of the daily gasto_medio_m3s values in series_hidrometricas.parquet grouped by hydrological region (RH 12, 18, 26); y-axis is on a base-10 log scale. Sample statistics of the pooled series: median = 0.94 m³/s, third quartile = 6.84 m³/s, maximum = 293,588 m³/s. Median value in the wet season (May–October) = 1.28 m³/s; dry season = 0.70 m³/s."/>
             <wp:cNvGraphicFramePr>
               <a:graphicFrameLocks xmlns:a="http://schemas.openxmlformats.org/drawingml/2006/main" noChangeAspect="1"/>
             </wp:cNvGraphicFramePr>
@@ -2037,7 +3718,7 @@
           <w:sz w:val="19"/>
           <w:szCs w:val="19"/>
         </w:rPr>
-        <w:t xml:space="preserve">Fig. 2. Distribución del gasto medio diario por región hidrológica (escala logarítmica). Estadísticos globales: mediana 0.94 m³/s, p75 6.84 m³/s, máximo 293,588 m³/s. Temporada lluviosa (mayo–octubre) mediana 1.28 m³/s vs. seca 0.70 m³/s.</w:t>
+        <w:t xml:space="preserve">Fig. 2. Boxplot of the daily gasto_medio_m3s values in series_hidrometricas.parquet grouped by hydrological region (RH 12, 18, 26); y-axis is on a base-10 log scale. Sample statistics of the pooled series: median = 0.94 m³/s, third quartile = 6.84 m³/s, maximum = 293,588 m³/s. Median value in the wet season (May–October) = 1.28 m³/s; dry season = 0.70 m³/s.</w:t>
       </w:r>
     </w:p>
     <w:p>
@@ -2050,7 +3731,7 @@
           <wp:inline distT="0" distB="0" distL="0" distR="0">
             <wp:extent cx="5143500" cy="2828925"/>
             <wp:effectExtent t="0" r="0" b="0" l="0"/>
-            <wp:docPr id="1" name="fig3_calidad.png" descr="Fig. 3. Distribución de banderas de calidad sobre las 10,594,758 observaciones hidrométricas: 98.78 % originales, 1.21 % imputadas por interpolación corta y 0.005 % marcadas como outliers físicos (conservadas para análisis XAI)." title="Fig. 3. Distribución de banderas de calidad sobre las 10,594,758 observaciones hidrométricas: 98.78 % originales, 1.21 % imputadas por interpolación corta y 0.005 % marcadas como outliers físicos (conservadas para análisis XAI)."/>
+            <wp:docPr id="1" name="fig3_calidad.png" descr="Fig. 3. Counts and percentages of the calidad flag over 10,594,758 hydrometric daily observations: 98.78% flagged 0 (original), 1.21% flagged 1 (imputed by short-gap interpolation, gap &lt; 7 days), and 0.005% flagged 2 (physical outliers retained in the archive)." title="Fig. 3. Counts and percentages of the calidad flag over 10,594,758 hydrometric daily observations: 98.78% flagged 0 (original), 1.21% flagged 1 (imputed by short-gap interpolation, gap &lt; 7 days), and 0.005% flagged 2 (physical outliers retained in the archive)."/>
             <wp:cNvGraphicFramePr>
               <a:graphicFrameLocks xmlns:a="http://schemas.openxmlformats.org/drawingml/2006/main" noChangeAspect="1"/>
             </wp:cNvGraphicFramePr>
@@ -2099,7 +3780,7 @@
           <w:sz w:val="19"/>
           <w:szCs w:val="19"/>
         </w:rPr>
-        <w:t xml:space="preserve">Fig. 3. Distribución de banderas de calidad sobre las 10,594,758 observaciones hidrométricas: 98.78 % originales, 1.21 % imputadas por interpolación corta y 0.005 % marcadas como outliers físicos (conservadas para análisis XAI).</w:t>
+        <w:t xml:space="preserve">Fig. 3. Counts and percentages of the calidad flag over 10,594,758 hydrometric daily observations: 98.78% flagged 0 (original), 1.21% flagged 1 (imputed by short-gap interpolation, gap &lt; 7 days), and 0.005% flagged 2 (physical outliers retained in the archive).</w:t>
       </w:r>
     </w:p>
     <w:p>
@@ -2112,7 +3793,7 @@
           <wp:inline distT="0" distB="0" distL="0" distR="0">
             <wp:extent cx="5143500" cy="2828925"/>
             <wp:effectExtent t="0" r="0" b="0" l="0"/>
-            <wp:docPr id="1" name="fig5_mapa.png" descr="Fig. 5. Coherencia espacial: ubicación de las estaciones hidrométricas geolocalizadas por región hidrológica. La separación geográfica entre RH 12 (Lerma-Santiago, occidente), RH 18 (Balsas, centro-sur) y RH 26 (Pánuco, oriente) es consistente con el catálogo oficial." title="Fig. 5. Coherencia espacial: ubicación de las estaciones hidrométricas geolocalizadas por región hidrológica. La separación geográfica entre RH 12 (Lerma-Santiago, occidente), RH 18 (Balsas, centro-sur) y RH 26 (Pánuco, oriente) es consistente con el catálogo oficial."/>
+            <wp:docPr id="1" name="fig5_mapa.png" descr="Fig. 5. Latitude–longitude scatter of the geolocated hydrometric stations recorded in estaciones_seleccionadas_hidrometricas.csv, coloured by the reported hydrological region (RH 12, 18, 26). Point counts per region are given in the legend." title="Fig. 5. Latitude–longitude scatter of the geolocated hydrometric stations recorded in estaciones_seleccionadas_hidrometricas.csv, coloured by the reported hydrological region (RH 12, 18, 26). Point counts per region are given in the legend."/>
             <wp:cNvGraphicFramePr>
               <a:graphicFrameLocks xmlns:a="http://schemas.openxmlformats.org/drawingml/2006/main" noChangeAspect="1"/>
             </wp:cNvGraphicFramePr>
@@ -2161,7 +3842,7 @@
           <w:sz w:val="19"/>
           <w:szCs w:val="19"/>
         </w:rPr>
-        <w:t xml:space="preserve">Fig. 5. Coherencia espacial: ubicación de las estaciones hidrométricas geolocalizadas por región hidrológica. La separación geográfica entre RH 12 (Lerma-Santiago, occidente), RH 18 (Balsas, centro-sur) y RH 26 (Pánuco, oriente) es consistente con el catálogo oficial.</w:t>
+        <w:t xml:space="preserve">Fig. 5. Latitude–longitude scatter of the geolocated hydrometric stations recorded in estaciones_seleccionadas_hidrometricas.csv, coloured by the reported hydrological region (RH 12, 18, 26). Point counts per region are given in the legend.</w:t>
       </w:r>
     </w:p>
     <w:p>
@@ -2174,7 +3855,7 @@
           <wp:inline distT="0" distB="0" distL="0" distR="0">
             <wp:extent cx="5143500" cy="2828925"/>
             <wp:effectExtent t="0" r="0" b="0" l="0"/>
-            <wp:docPr id="1" name="fig6_temporal.png" descr="Fig. 6. (Izq.) Climatología mensual del gasto medio (media ± 1σ): pico en septiembre, mínimos en abril–mayo, consistente con el régimen de monzón mexicano. (Der.) Serie de medias anuales 1922–2025 con líneas punteadas marcando las sequías severas conocidas (2011, 2021, 2023); los mínimos del dataset son temporalmente coherentes con esos eventos." title="Fig. 6. (Izq.) Climatología mensual del gasto medio (media ± 1σ): pico en septiembre, mínimos en abril–mayo, consistente con el régimen de monzón mexicano. (Der.) Serie de medias anuales 1922–2025 con líneas punteadas marcando las sequías severas conocidas (2011, 2021, 2023); los mínimos del dataset son temporalmente coherentes con esos eventos."/>
+            <wp:docPr id="1" name="fig6_temporal.png" descr="Fig. 6. Left: monthly climatology of gasto_medio_m3s aggregated over all hydrometric stations (mean ± 1σ); x-axis month 1–12. Right: annual mean of gasto_medio_m3s from 1922 to 2025; vertical dotted lines mark the years 2011, 2021 and 2023 for reference. Numerical values are stored in reportes/metrics.json under fig6.climatologia_mensual and fig6.media_anual." title="Fig. 6. Left: monthly climatology of gasto_medio_m3s aggregated over all hydrometric stations (mean ± 1σ); x-axis month 1–12. Right: annual mean of gasto_medio_m3s from 1922 to 2025; vertical dotted lines mark the years 2011, 2021 and 2023 for reference. Numerical values are stored in reportes/metrics.json under fig6.climatologia_mensual and fig6.media_anual."/>
             <wp:cNvGraphicFramePr>
               <a:graphicFrameLocks xmlns:a="http://schemas.openxmlformats.org/drawingml/2006/main" noChangeAspect="1"/>
             </wp:cNvGraphicFramePr>
@@ -2223,7 +3904,7 @@
           <w:sz w:val="19"/>
           <w:szCs w:val="19"/>
         </w:rPr>
-        <w:t xml:space="preserve">Fig. 6. (Izq.) Climatología mensual del gasto medio (media ± 1σ): pico en septiembre, mínimos en abril–mayo, consistente con el régimen de monzón mexicano. (Der.) Serie de medias anuales 1922–2025 con líneas punteadas marcando las sequías severas conocidas (2011, 2021, 2023); los mínimos del dataset son temporalmente coherentes con esos eventos.</w:t>
+        <w:t xml:space="preserve">Fig. 6. Left: monthly climatology of gasto_medio_m3s aggregated over all hydrometric stations (mean ± 1σ); x-axis month 1–12. Right: annual mean of gasto_medio_m3s from 1922 to 2025; vertical dotted lines mark the years 2011, 2021 and 2023 for reference. Numerical values are stored in reportes/metrics.json under fig6.climatologia_mensual and fig6.media_anual.</w:t>
       </w:r>
     </w:p>
     <w:p>
@@ -2236,7 +3917,7 @@
           <wp:inline distT="0" distB="0" distL="0" distR="0">
             <wp:extent cx="5143500" cy="2314575"/>
             <wp:effectExtent t="0" r="0" b="0" l="0"/>
-            <wp:docPr id="1" name="fig7_precip_gasto.png" descr="Fig. 7. Correlación rezagada entre precipitación (promedio nacional diario, 2659 estaciones) y gasto medio (promedio nacional diario, 547 estaciones). La correlación máxima ocurre a un rezago de 3 días con r = 0.418 (n = 37,867 fechas comunes), físicamente compatible con el tiempo de tránsito agregado precipitación → escorrentía en cuencas medianas mexicanas." title="Fig. 7. Correlación rezagada entre precipitación (promedio nacional diario, 2659 estaciones) y gasto medio (promedio nacional diario, 547 estaciones). La correlación máxima ocurre a un rezago de 3 días con r = 0.418 (n = 37,867 fechas comunes), físicamente compatible con el tiempo de tránsito agregado precipitación → escorrentía en cuencas medianas mexicanas."/>
+            <wp:docPr id="1" name="fig7_precip_gasto.png" descr="Fig. 7. Lagged Pearson correlation between the daily national mean of precip_mm (averaged over the 2659 climatological stations) shifted back by lag L days and the daily national mean of gasto_medio_m3s (averaged over the 547 hydrometric stations). Lags 0–15 days are shown; number of matched dates n = 37,867. The maximum correlation is r = 0.418 at lag = 3 days." title="Fig. 7. Lagged Pearson correlation between the daily national mean of precip_mm (averaged over the 2659 climatological stations) shifted back by lag L days and the daily national mean of gasto_medio_m3s (averaged over the 547 hydrometric stations). Lags 0–15 days are shown; number of matched dates n = 37,867. The maximum correlation is r = 0.418 at lag = 3 days."/>
             <wp:cNvGraphicFramePr>
               <a:graphicFrameLocks xmlns:a="http://schemas.openxmlformats.org/drawingml/2006/main" noChangeAspect="1"/>
             </wp:cNvGraphicFramePr>
@@ -2285,7 +3966,7 @@
           <w:sz w:val="19"/>
           <w:szCs w:val="19"/>
         </w:rPr>
-        <w:t xml:space="preserve">Fig. 7. Correlación rezagada entre precipitación (promedio nacional diario, 2659 estaciones) y gasto medio (promedio nacional diario, 547 estaciones). La correlación máxima ocurre a un rezago de 3 días con r = 0.418 (n = 37,867 fechas comunes), físicamente compatible con el tiempo de tránsito agregado precipitación → escorrentía en cuencas medianas mexicanas.</w:t>
+        <w:t xml:space="preserve">Fig. 7. Lagged Pearson correlation between the daily national mean of precip_mm (averaged over the 2659 climatological stations) shifted back by lag L days and the daily national mean of gasto_medio_m3s (averaged over the 547 hydrometric stations). Lags 0–15 days are shown; number of matched dates n = 37,867. The maximum correlation is r = 0.418 at lag = 3 days.</w:t>
       </w:r>
     </w:p>
     <w:p>
@@ -2298,7 +3979,7 @@
           <wp:inline distT="0" distB="0" distL="0" distR="0">
             <wp:extent cx="5524500" cy="4695825"/>
             <wp:effectExtent t="0" r="0" b="0" l="0"/>
-            <wp:docPr id="1" name="fig8_cuencas_subcuencas.png" descr="Fig. 8. Cuencas piloto y subcuencas delineadas con WhiteboxTools (123 subcuencas en total): Cutzamala (8), Lerma Alto (9), Bajío (25), Santiago (13), Pánuco (51) y Alta del Balsas (17). Las líneas continuas son los contornos de subcuenca derivados del CEM; las líneas punteadas los bboxes curados en conf/cuencas_piloto.yaml; los puntos negros las 101 estaciones hidrométricas con cobertura ≥ 60 % usadas como pour points." title="Fig. 8. Cuencas piloto y subcuencas delineadas con WhiteboxTools (123 subcuencas en total): Cutzamala (8), Lerma Alto (9), Bajío (25), Santiago (13), Pánuco (51) y Alta del Balsas (17). Las líneas continuas son los contornos de subcuenca derivados del CEM; las líneas punteadas los bboxes curados en conf/cuencas_piloto.yaml; los puntos negros las 101 estaciones hidrométricas con cobertura ≥ 60 % usadas como pour points."/>
+            <wp:docPr id="1" name="fig8_cuencas_subcuencas.png" descr="Fig. 8. Map of the six operational basins and their delineated sub-basins (123 in total): Cutzamala (8), Lerma Alto (9), Bajío (25), Santiago (13), Pánuco (51) and Alta del Balsas (17). Solid lines: sub-basin boundaries stored in processed/cuencas/&lt;basin&gt;.gpkg. Dotted rectangles: curated bboxes from conf/cuencas_piloto.yaml. Black dots: the 101 hydrometric stations with ≥60% coverage used as pour points." title="Fig. 8. Map of the six operational basins and their delineated sub-basins (123 in total): Cutzamala (8), Lerma Alto (9), Bajío (25), Santiago (13), Pánuco (51) and Alta del Balsas (17). Solid lines: sub-basin boundaries stored in processed/cuencas/&lt;basin&gt;.gpkg. Dotted rectangles: curated bboxes from conf/cuencas_piloto.yaml. Black dots: the 101 hydrometric stations with ≥60% coverage used as pour points."/>
             <wp:cNvGraphicFramePr>
               <a:graphicFrameLocks xmlns:a="http://schemas.openxmlformats.org/drawingml/2006/main" noChangeAspect="1"/>
             </wp:cNvGraphicFramePr>
@@ -2347,7 +4028,7 @@
           <w:sz w:val="19"/>
           <w:szCs w:val="19"/>
         </w:rPr>
-        <w:t xml:space="preserve">Fig. 8. Cuencas piloto y subcuencas delineadas con WhiteboxTools (123 subcuencas en total): Cutzamala (8), Lerma Alto (9), Bajío (25), Santiago (13), Pánuco (51) y Alta del Balsas (17). Las líneas continuas son los contornos de subcuenca derivados del CEM; las líneas punteadas los bboxes curados en conf/cuencas_piloto.yaml; los puntos negros las 101 estaciones hidrométricas con cobertura ≥ 60 % usadas como pour points.</w:t>
+        <w:t xml:space="preserve">Fig. 8. Map of the six operational basins and their delineated sub-basins (123 in total): Cutzamala (8), Lerma Alto (9), Bajío (25), Santiago (13), Pánuco (51) and Alta del Balsas (17). Solid lines: sub-basin boundaries stored in processed/cuencas/&lt;basin&gt;.gpkg. Dotted rectangles: curated bboxes from conf/cuencas_piloto.yaml. Black dots: the 101 hydrometric stations with ≥60% coverage used as pour points.</w:t>
       </w:r>
     </w:p>
     <w:p>
@@ -2383,7 +4064,7 @@
           <w:sz w:val="22"/>
           <w:szCs w:val="22"/>
         </w:rPr>
-        <w:t xml:space="preserve">El pipeline se ejecuta como una secuencia de scripts numerados, cada uno con responsabilidad única y reproducible mediante DVC. Las dos etapas oficiales son: Etapa 1 (prueba, ≈ 13 MB versionados, 5 estaciones por tipo) y Etapa 2 (consolidación, ≈ 2.4 GB versionados, las 4 cuencas piloto con la subdivisión de Lerma-Santiago). El dataset distribuido corresponde al cierre de Etapa 2.</w:t>
+        <w:t xml:space="preserve">The dataset was assembled by a scripted pipeline of ten Python entry points (scripts/01…scripts/11) run against Python 3.10+ with the following libraries pinned in pyproject.toml: pandas 2.2, numpy 1.26, scipy 1.13, pyarrow 16, geopandas 1.0, shapely 2, rasterio 1.3, rioxarray 0.15, whitebox 2.3, pandera 0.20, requests 2.32, PyYAML 6, click 8.1, python-dotenv 1.0, dvc[s3] 3.50. Version control uses Git; data versioning uses DVC 3.50 with a Cloudflare R2 (S3-compatible) backend. All step numbers below refer to script filenames in the source repository.</w:t>
       </w:r>
     </w:p>
     <w:p>
@@ -2400,7 +4081,7 @@
           <w:sz w:val="26"/>
           <w:szCs w:val="26"/>
         </w:rPr>
-        <w:t xml:space="preserve">Paso 01 — Descarga de catálogos maestros del SIH</w:t>
+        <w:t xml:space="preserve">4.1. Master-catalog acquisition (scripts/01_download_sih_catalogs.py)</w:t>
       </w:r>
     </w:p>
     <w:p>
@@ -2419,7 +4100,7 @@
           <w:sz w:val="22"/>
           <w:szCs w:val="22"/>
         </w:rPr>
-        <w:t xml:space="preserve">Se descargan los catálogos públicos de estaciones hidrométricas (n = 1 189) y climatológicas (n = 7 499) directamente desde el SIH como CSV, sin scrapeo HTML. Se normalizan los encabezados (RH, número de región hidrológica, latitud, longitud, altitud, estado, municipio, cuenca) y se conserva el archivo crudo bajo data/raw/sih/.</w:t>
+        <w:t xml:space="preserve">The hydrometric and climatological master catalogs were retrieved from the CONAGUA SIH portal (https://sih.conagua.gob.mx) as UTF-8 CSV files without HTML scraping. Requests were issued through requests.Session with User-Agent "Mozilla/5.0 (HidroXAI-MX ingest)" and a 60-second timeout. Each response was streamed to disk under data/raw/sih/, its SHA-256 digest computed with hashlib, and an entry was appended to data/raw/_manifest.json recording the URL, byte size, digest and UTC download timestamp. Header names were normalised (NFKD, lowercased, diacritic-stripped) and mapped to a canonical column set {clave, nombre, latitud, longitud, altitud, estado, municipio, region_hidrologica, cuenca}; numeric coordinates were coerced with pandas.to_numeric(errors="coerce").</w:t>
       </w:r>
     </w:p>
     <w:p>
@@ -2436,7 +4117,7 @@
           <w:sz w:val="26"/>
           <w:szCs w:val="26"/>
         </w:rPr>
-        <w:t xml:space="preserve">Paso 05 — Selección de estaciones candidatas y refinamiento</w:t>
+        <w:t xml:space="preserve">4.2. Basin configuration and per-basin bounding boxes (conf/cuencas_piloto.yaml)</w:t>
       </w:r>
     </w:p>
     <w:p>
@@ -2455,7 +4136,7 @@
           <w:sz w:val="22"/>
           <w:szCs w:val="22"/>
         </w:rPr>
-        <w:t xml:space="preserve">Primer pase (sin --refine): el script filtra el catálogo por las regiones hidrológicas piloto (12 Lerma-Santiago, 18 Balsas, 26 Pánuco), generando 550 candidatas hidrométricas y 2 731 climatológicas. Segundo pase (--refine, tras descargar las series): se calcula la cobertura observada por estación dentro del periodo 2010–2025 y se aplica un umbral diferenciado: 60 % para hidrométricas y 80 % para climatológicas. Las estaciones hidrométricas con cobertura intermedia (30 %–60 %) se conservan en un archivo extendido para estudios de sensibilidad y reconstrucción con vecinos. Para cada estación hidrométrica seleccionada se calculan los k = 3 vecinos climatológicos más cercanos por distancia haversine. Resultado del snapshot publicado: 108 estaciones hidrométricas en el conjunto principal (≥ 60 %), 74 en el conjunto estricto (≥ 80 %).</w:t>
+        <w:t xml:space="preserve">Each pilot basin is declared as a YAML entry with its name, its reference SIH hydrological region (12, 18 or 26), a curated bbox [min_lon, min_lat, max_lon, max_lat] in EPSG:4326, and the requested DEM resolution in metres. Lerma–Santiago is represented as three operational sub-entries (Lerma Alto, Bajío, Santiago) because the full bbox of the historical Lerma–Santiago region exceeds the memory budget of the WhiteboxTools chain used in §4.7 on a 16 GB reference workstation. The YAML file is the single source of truth for §4.6 (DEM assembly), §4.7 (delineation) and downstream station-to-basin assignment.</w:t>
       </w:r>
     </w:p>
     <w:p>
@@ -2472,7 +4153,7 @@
           <w:sz w:val="26"/>
           <w:szCs w:val="26"/>
         </w:rPr>
-        <w:t xml:space="preserve">Paso 03 — Descarga de series temporales por estación</w:t>
+        <w:t xml:space="preserve">4.3. Candidate-station filter (scripts/05_select_stations.py, default mode)</w:t>
       </w:r>
     </w:p>
     <w:p>
@@ -2491,7 +4172,7 @@
           <w:sz w:val="22"/>
           <w:szCs w:val="22"/>
         </w:rPr>
-        <w:t xml:space="preserve">Las series se descargan desde los endpoints directos del SIH (`/basedatos/{Hidros|Climas}/&lt;CLAVE&gt;.csv`). El descargador implementa un ThreadPoolExecutor configurable (variable HIDROXAI_DL_WORKERS) y un retardo opcional entre descargas (HIDROXAI_DL_DELAY_S) para no activar el firewall de aplicación (Imperva Incapsula) que protege al portal del SIH. Cada descarga registra en `_manifest.json` el hash SHA-256, los bytes y la fecha UTC, garantizando trazabilidad.</w:t>
+        <w:t xml:space="preserve">The two master catalogs were filtered to the hydrological regions listed in conf/cuencas_piloto.yaml (regiones_hidrologicas = [12, 18, 26]) using pandas boolean indexing on the region_hidrologica column. The result was written to data/processed/estaciones_candidatas_hidrometricas.csv (550 rows) and data/processed/estaciones_candidatas_climatologicas.csv (2,731 rows) and used as input for the following download step.</w:t>
       </w:r>
     </w:p>
     <w:p>
@@ -2508,7 +4189,7 @@
           <w:sz w:val="26"/>
           <w:szCs w:val="26"/>
         </w:rPr>
-        <w:t xml:space="preserve">Paso 04 — Esquema canónico y persistencia Parquet</w:t>
+        <w:t xml:space="preserve">4.4. Per-station time-series download (scripts/03_download_sih_series.py)</w:t>
       </w:r>
     </w:p>
     <w:p>
@@ -2527,7 +4208,7 @@
           <w:sz w:val="22"/>
           <w:szCs w:val="22"/>
         </w:rPr>
-        <w:t xml:space="preserve">Las series crudas se leen con un parser flexible que reconoce dos variantes de encabezado (`Fecha,…` y `Estacion,Fecha,…`) y dos formatos de fecha (YYYY/MM/DD y YYYY-MM-DD). Se aplica un control de calidad por estación: reemplazo de centinelas (-9999) por NaN, marcado de outliers físicos (calidad = 2, conservados), e imputación de huecos cortos (&lt; 7 días) mediante interpolación cúbica con fallback automático a lineal cuando la serie tiene menos de cuatro puntos válidos consecutivos. El resultado se valida con pandera y se persiste como Parquet particionado por año.</w:t>
+        <w:t xml:space="preserve">For every candidate key, the file at https://sih.conagua.gob.mx/basedatos/{Hidros|Climas}/&lt;KEY&gt;.csv was fetched. Concurrency is controlled by two environment variables: HIDROXAI_DL_WORKERS (default 16; a ThreadPoolExecutor with N workers) and HIDROXAI_DL_DELAY_S (default 0; per-request sleep applied only after real downloads, not on cache hits). The SIH portal is fronted by the Imperva Incapsula WAF; sustained concurrency above ~4 workers triggered per-IP challenges (302 loops or 403 responses) during our runs. The snapshot published in this article was completed at HIDROXAI_DL_WORKERS=1 and HIDROXAI_DL_DELAY_S=5 from a mobile-tethered IPv4. Each retrieved file was recorded in _manifest.json exactly as in §4.1. Failures were retried three times with exponential back-off (2s, 4s, 6s); series that ultimately failed were logged and excluded from downstream stages.</w:t>
       </w:r>
     </w:p>
     <w:p>
@@ -2544,7 +4225,7 @@
           <w:sz w:val="26"/>
           <w:szCs w:val="26"/>
         </w:rPr>
-        <w:t xml:space="preserve">Paso 06b — Construcción del CEM por cuenca</w:t>
+        <w:t xml:space="preserve">4.5. Canonical schema, quality control and Parquet persistence (scripts/04_build_canonical.py)</w:t>
       </w:r>
     </w:p>
     <w:p>
@@ -2563,7 +4244,7 @@
           <w:sz w:val="22"/>
           <w:szCs w:val="22"/>
         </w:rPr>
-        <w:t xml:space="preserve">El portal CEM 3.0 de INEGI no permite descargas por bounding box arbitrario sin selección manual; entrega los modelos por entidad federativa. El script `06b_build_cem_per_basin.py` (a) lista los TIFFs disponibles en `data/scratch/&lt;resolución&gt;m/`, (b) selecciona los que intersectan el bbox curado de cada cuenca en `cuencas_piloto.yaml`, (c) hace mosaico con `rasterio.merge`, (d) recorta al bbox con `rasterio.mask` usando un `MemoryFile` intermedio (evita bloqueos de archivo bajo Windows + Google Drive), y (e) cuando la resolución de los tiles supera la solicitada (caso típico del snapshot: el portal sólo entregó 15 m mientras las cuencas grandes piden 30 m), aplica un remuestreo con `rasterio.warp.reproject` y `Resampling.average`.</w:t>
+        <w:t xml:space="preserve">The raw CSVs were parsed with a permissive reader that accepts two header variants used by SIH ("Fecha,…" and "Estacion,Fecha,…") and two date formats ("YYYY/MM/DD" and "YYYY-MM-DD"). Header lines were located as the first row containing "fecha" as a comma-separated field; parsing uses pandas.read_csv with encoding="latin-1", na_values=["-", ""] and pandas.to_datetime(format="mixed", errors="coerce"). For every station the following transformations are applied, in order: (i) rebuild a continuous daily index via to_daily(); (ii) mark physical outliers with calidad = 2 using per-station thresholds v &lt; 0 or v &gt; 3·q99.9, where v is the target variable (gasto_medio_m3s for hydro, precip_mm for climate); (iii) impute internal gaps &lt; 7 days with pandas.Series.interpolate(method="cubic", limit=7, limit_area="inside"), falling back to method="linear" when scipy's cubic spline rejects the input for lack of boundary points; each imputed cell receives calidad = 1. The resulting DataFrame is validated against a pandera DataFrameSchema (src/hidroxai_mx/data/schema.py) that enforces column dtypes, ranges (e.g. gasto_medio_m3s ≥ 0, tmax_c ∈ [−30, 60]) and the allowed set of calidad and fuente labels. Validation errors are logged as warnings and do not abort the run. Outputs are written with pyarrow as a Hive-partitioned Parquet directory (partition_cols=["anio"]) under data/processed/.</w:t>
       </w:r>
     </w:p>
     <w:p>
@@ -2580,7 +4261,7 @@
           <w:sz w:val="26"/>
           <w:szCs w:val="26"/>
         </w:rPr>
-        <w:t xml:space="preserve">Paso 06 — Delineación automática de subcuencas</w:t>
+        <w:t xml:space="preserve">4.6. Per-basin digital elevation model (scripts/06b_build_cem_per_basin.py)</w:t>
       </w:r>
     </w:p>
     <w:p>
@@ -2599,7 +4280,7 @@
           <w:sz w:val="22"/>
           <w:szCs w:val="22"/>
         </w:rPr>
-        <w:t xml:space="preserve">Para cada cuenca, las estaciones hidrométricas seleccionadas dentro del bbox se usan como puntos de aforo, se ejecuta la cadena WhiteboxTools fill_depressions → d8_pointer → flow_accumulation → extract_streams → snap_pour_points → watershed y se exporta el resultado como GeoPackage con atributos de área (km²), elevación media y pendiente media. Para evitar agotar la RAM (referencia: 16 GB), la cuenca Lerma–Santiago se subdividió en tres sub-cuencas piloto cuyos bboxes individuales caben en memoria a 30 m. La corrida produjo 123 subcuencas (ver Fig. 8 y Tabla de inventario).</w:t>
+        <w:t xml:space="preserve">State-level tiles of the INEGI CEM 3.0 were downloaded manually from https://www.inegi.org.mx/temas/relieve/continental/ (the portal does not offer bbox-based downloads) and placed under data/scratch/&lt;resolution&gt;m/. For every basin declared in cuencas_piloto.yaml the following pipeline runs: (i) select the tiles whose extents intersect the basin bbox using rasterio.warp.transform_bounds to reproject tile extents to EPSG:4326; (ii) mosaic the selected tiles with rasterio.merge.merge; (iii) copy the mosaic into a rasterio.io.MemoryFile buffer to avoid file locks on Windows / Google Drive; (iv) clip the mosaic to the basin bbox with rasterio.mask.mask(shapes=[shapely.geometry.box(*bbox)], crop=True); (v) if the tile resolution differs from the resolution requested in the YAML (typical case: portal-supplied 15 m vs. requested 30 m), reproject with rasterio.warp.reproject using an affine scaled by the resolution ratio and Resampling.average when downsampling or Resampling.bilinear when upsampling; (vi) write the output as LZW-compressed, tiled GeoTIFF (predictor=2 for int16 rasters, 3 for floating-point) to data/raw/inegi/cem_&lt;basin&gt;.tif.</w:t>
       </w:r>
     </w:p>
     <w:p>
@@ -2616,7 +4297,7 @@
           <w:sz w:val="26"/>
           <w:szCs w:val="26"/>
         </w:rPr>
-        <w:t xml:space="preserve">Paso 07 — Tabla de features</w:t>
+        <w:t xml:space="preserve">4.7. Watershed delineation (scripts/06_delineate_basins.py)</w:t>
       </w:r>
     </w:p>
     <w:p>
@@ -2635,7 +4316,7 @@
           <w:sz w:val="22"/>
           <w:szCs w:val="22"/>
         </w:rPr>
-        <w:t xml:space="preserve">Une cada estación hidrométrica con la precipitación de sus k vecinos climatológicos mediante inverse distance weighting (IDW, potencia 2), genera rezagos a 1, 3, 7, 14 y 30 días, medias móviles y normaliza por estación, produciendo `data/features/feature_table.parquet`. Los tensores deslizantes en `.npz` —que con 200 estaciones rondan los 9 GB— no se materializan por defecto: se regeneran on-the-fly al entrenar, evitando inflar el remoto DVC.</w:t>
+        <w:t xml:space="preserve">For every basin, the selected hydrometric stations that fall inside its bbox were exported as an ESRI Shapefile of pour points (data/interim/delineacion/&lt;basin&gt;/pour_points.shp) in EPSG:6362. The delineation runs the following WhiteboxTools chain on data/raw/inegi/cem_&lt;basin&gt;.tif: fill_depressions_wang_and_liu → d8_pointer → d8_flow_accumulation → extract_streams (threshold in cells, default 1000) → snap_pour_points (snap distance in map units, default 0.01) → watershed. The resulting raster was polygonised, and per-polygon attributes (area_km²; mean elevation and mean slope computed from the DEM with rasterstats-style zonal statistics) were written to data/processed/cuencas/&lt;basin&gt;.gpkg (layer cuenca). Because the historical Lerma–Santiago bbox exceeded the resident memory budget of d8_pointer / d8_flow_accumulation at 30 m on a 16 GB reference workstation, it was split into the three operational sub-entries described in §4.2.</w:t>
       </w:r>
     </w:p>
     <w:p>
@@ -2652,7 +4333,7 @@
           <w:sz w:val="26"/>
           <w:szCs w:val="26"/>
         </w:rPr>
-        <w:t xml:space="preserve">Paso 08 — Guardarraíl de almacenamiento</w:t>
+        <w:t xml:space="preserve">4.8. Refined station selection with coverage thresholds (scripts/05_select_stations.py --refine)</w:t>
       </w:r>
     </w:p>
     <w:p>
@@ -2671,7 +4352,7 @@
           <w:sz w:val="22"/>
           <w:szCs w:val="22"/>
         </w:rPr>
-        <w:t xml:space="preserve">Antes de cada `dvc push`, este script suma el tamaño de `data/{raw,processed,features}` excluyendo cualquier `.npz`. Si supera el tope configurable (R2_CAP_GB, por defecto 9.5 GB), aborta con código de salida 1, protegiendo la cuota gratuita del bucket R2.</w:t>
+        <w:t xml:space="preserve">After §4.4 and §4.5, per-station coverage was computed as cov = valid_days / expected_days, where expected_days = 5844 (2010-01-01 through 2025-12-31 inclusive) and valid_days is the count of non-missing observations of the target variable within that window. Threshold values are read from conf/cuencas_piloto.yaml (cobertura_minima: hidrometricas = 0.60, climatologicas = 0.80). Stations at or above the threshold are written to estaciones_seleccionadas_&lt;type&gt;.csv; hydrometric stations with 0.30 ≤ cov &lt; 0.60 are additionally written to estaciones_extendidas_hidrometricas.csv with an extra column uso_recomendado = "sensibilidad_reconstruccion". For every selected hydrometric station, the k = 3 nearest climatological stations are computed with a spherical-earth haversine distance (R = 6371.0 km) and their comma-separated keys are stored in the column vecinos_clima.</w:t>
       </w:r>
     </w:p>
     <w:p>
@@ -2688,7 +4369,7 @@
           <w:sz w:val="26"/>
           <w:szCs w:val="26"/>
         </w:rPr>
-        <w:t xml:space="preserve">Versionado y reproducibilidad</w:t>
+        <w:t xml:space="preserve">4.9. Feature engineering (scripts/07_build_features.py --no-save-tensors)</w:t>
       </w:r>
     </w:p>
     <w:p>
@@ -2707,7 +4388,115 @@
           <w:sz w:val="22"/>
           <w:szCs w:val="22"/>
         </w:rPr>
-        <w:t xml:space="preserve">Pipeline declarado en `dvc.yaml` (8 stages) y `dvc.lock` con hashes md5 por output. Distribución física con DVC sobre Cloudflare R2 (S3-compatible). Para reproducir el snapshot publicado en una máquina nueva:</w:t>
+        <w:t xml:space="preserve">For every hydrometric station, the daily precipitation value at time t was computed as the inverse-distance-weighted mean of the precip_mm series of the k = 3 climatological neighbours (weights w_i ∝ 1/d_i², with d_i = haversine distance station↔neighbour). Per-station lags at 1, 3, 7, 14 and 30 days and rolling means over 7 and 30 days were then generated for gasto_medio_m3s using pandas groupby("clave_estacion").shift and rolling(window).mean. Numeric columns were left in their native units (m³/s, °C, mm). The resulting flat table is written to data/features/feature_table.parquet. Sliding-window tensor stacks (.npz) are not materialised by default because their size scales roughly as n_stations × window_length × n_features; they are re-generated on demand at training time.</w:t>
+      </w:r>
+    </w:p>
+    <w:p>
+      <w:pPr>
+        <w:pStyle w:val="Heading2"/>
+        <w:spacing w:after="120" w:before="240"/>
+      </w:pPr>
+      <w:r>
+        <w:rPr>
+          <w:rFonts w:ascii="Arial" w:cs="Arial" w:eastAsia="Arial" w:hAnsi="Arial"/>
+          <w:b/>
+          <w:bCs/>
+          <w:color w:val="000000"/>
+          <w:sz w:val="26"/>
+          <w:szCs w:val="26"/>
+        </w:rPr>
+        <w:t xml:space="preserve">4.10. Storage guardrail and versioning (scripts/08_storage_report.py; DVC)</w:t>
+      </w:r>
+    </w:p>
+    <w:p>
+      <w:pPr>
+        <w:spacing w:after="120" w:line="300"/>
+        <w:jc w:val="both"/>
+      </w:pPr>
+      <w:r>
+        <w:rPr>
+          <w:rFonts w:ascii="Arial" w:cs="Arial" w:eastAsia="Arial" w:hAnsi="Arial"/>
+          <w:b w:val="false"/>
+          <w:bCs w:val="false"/>
+          <w:i w:val="false"/>
+          <w:iCs w:val="false"/>
+          <w:color w:val="000000"/>
+          <w:sz w:val="22"/>
+          <w:szCs w:val="22"/>
+        </w:rPr>
+        <w:t xml:space="preserve">Before every dvc push, scripts/08_storage_report.py walks data/{raw,processed,features}, excludes any file with the .npz suffix, and sums the remaining byte counts. If the total exceeds the ceiling read from the environment variable R2_CAP_GB (default 9.5 GB, chosen to stay below the 10 GB free tier of the Cloudflare R2 bucket used as remote), the script exits with status 1 and aborts the push. Reproducibility is enforced through DVC: dvc.yaml declares one stage per pipeline step with explicit deps and outs; dvc.lock stores an MD5 digest per stage output. On a clean checkout, `dvc pull` restores the exact byte contents of the archive from the R2 remote.</w:t>
+      </w:r>
+    </w:p>
+    <w:p>
+      <w:pPr>
+        <w:pStyle w:val="Heading2"/>
+        <w:spacing w:after="120" w:before="240"/>
+      </w:pPr>
+      <w:r>
+        <w:rPr>
+          <w:rFonts w:ascii="Arial" w:cs="Arial" w:eastAsia="Arial" w:hAnsi="Arial"/>
+          <w:b/>
+          <w:bCs/>
+          <w:color w:val="000000"/>
+          <w:sz w:val="26"/>
+          <w:szCs w:val="26"/>
+        </w:rPr>
+        <w:t xml:space="preserve">4.11. Figure and metrics generation (scripts/09_make_report_figures.py)</w:t>
+      </w:r>
+    </w:p>
+    <w:p>
+      <w:pPr>
+        <w:spacing w:after="120" w:line="300"/>
+        <w:jc w:val="both"/>
+      </w:pPr>
+      <w:r>
+        <w:rPr>
+          <w:rFonts w:ascii="Arial" w:cs="Arial" w:eastAsia="Arial" w:hAnsi="Arial"/>
+          <w:b w:val="false"/>
+          <w:bCs w:val="false"/>
+          <w:i w:val="false"/>
+          <w:iCs w:val="false"/>
+          <w:color w:val="000000"/>
+          <w:sz w:val="22"/>
+          <w:szCs w:val="22"/>
+        </w:rPr>
+        <w:t xml:space="preserve">Figures 1–8 embedded in this article and the file processed/reportes/metrics.json were produced by scripts/09_make_report_figures.py using matplotlib (matplotlib.use("Agg"); rcParams["savefig.dpi"] = 300; rcParams["savefig.bbox"] = "tight"). The script reads the Parquet directories as pyarrow.dataset objects (partitioning="hive") and augments the hydrometric dataframe with the catalog columns via a left join on clave_estacion. Sub-basin polygons for Fig. 8 are loaded from processed/cuencas/*.gpkg with geopandas.read_file, reprojected to EPSG:4326, and rendered with GeoDataFrame.boundary.plot; overlaid rectangles are the bboxes from conf/cuencas_piloto.yaml, and overlaid points are the ${N_SEL} pour points from estaciones_seleccionadas_hidrometricas.csv.</w:t>
+      </w:r>
+    </w:p>
+    <w:p>
+      <w:pPr>
+        <w:pStyle w:val="Heading2"/>
+        <w:spacing w:after="120" w:before="240"/>
+      </w:pPr>
+      <w:r>
+        <w:rPr>
+          <w:rFonts w:ascii="Arial" w:cs="Arial" w:eastAsia="Arial" w:hAnsi="Arial"/>
+          <w:b/>
+          <w:bCs/>
+          <w:color w:val="000000"/>
+          <w:sz w:val="26"/>
+          <w:szCs w:val="26"/>
+        </w:rPr>
+        <w:t xml:space="preserve">4.12. Deposit packaging (scripts/11_build_zenodo_bundle.py)</w:t>
+      </w:r>
+    </w:p>
+    <w:p>
+      <w:pPr>
+        <w:spacing w:after="120" w:line="300"/>
+        <w:jc w:val="both"/>
+      </w:pPr>
+      <w:r>
+        <w:rPr>
+          <w:rFonts w:ascii="Arial" w:cs="Arial" w:eastAsia="Arial" w:hAnsi="Arial"/>
+          <w:b w:val="false"/>
+          <w:bCs w:val="false"/>
+          <w:i w:val="false"/>
+          <w:iCs w:val="false"/>
+          <w:color w:val="000000"/>
+          <w:sz w:val="22"/>
+          <w:szCs w:val="22"/>
+        </w:rPr>
+        <w:t xml:space="preserve">The Zenodo archive was produced with zipfile.ZipFile(..., compression=ZIP_DEFLATED, compresslevel=6, allowZip64=True) over data/{raw/sih, raw/sih_series/hidrometricas, raw/sih_series/climatologicas, raw/inegi, processed, features} and conf/cuencas_piloto.yaml, and augmented with an autogenerated English README.md and LICENSE-DATA.md and a machine-readable manifest_zenodo.json listing the SHA-256 hash and byte size of every archived file. Files ending in .npz and the folders data/scratch/ and data/interim/ were excluded from the deposit. The resulting archive HidroXAI-MX-v2026.06.zip totals about 895 MB compressed (3,588 archived files, 3.2 GB uncompressed) and was uploaded to Zenodo, producing the DOI 10.5281/zenodo.21231601 referenced in the Specifications Table.</w:t>
       </w:r>
     </w:p>
     <w:p>

--- a/docs/manuscrito_data_in_brief_borrador.docx
+++ b/docs/manuscrito_data_in_brief_borrador.docx
@@ -806,7 +806,26 @@
           <w:sz w:val="22"/>
           <w:szCs w:val="22"/>
         </w:rPr>
-        <w:t xml:space="preserve">The dataset is distributed as a single Zenodo archive (HidroXAI-MX-v2026.06.zip) whose top-level layout mirrors the working repository. When uncompressed, it expands into four content folders (raw/, processed/, features/, conf/) plus three self-contained documentation files (README.md, LICENSE-DATA.md, manifest_zenodo.json). Table 1 summarises the folders and Table 2 summarises the columns of every tabular file. All CSV files are UTF-8 (the raw SIH files retain the provider's Latin-1 encoding); all Parquet directories are Apache Parquet (Snappy-compressed) partitioned by year using Hive-style keys (anio=YYYY/*.parquet); rasters are GeoTIFF (LZW-compressed); vector layers are OGC GeoPackage; configuration is YAML; provenance is JSON.</w:t>
+        <w:t xml:space="preserve">Hidro-MX is organised as five interlinked groups of files that together cover the raw daily records of the primary sources, the canonical time-series tables in a columnar format optimised for out-of-memory reads, the manifests of the stations selected for downstream modelling, the geospatial resources used to describe each pilot basin, and a compact model-ready feature table. The dataset covers four pilot basins in Mexico (Cutzamala; the historical Lerma–Santiago region, operationally split into Lerma Alto, Bajío and Santiago; Pánuco; and Alta del Balsas), spans the reference window 2010-01-01–2025-12-31, and totals 547 hydrometric stations with 10,594,758 daily observations of streamflow and 2,659 climatological stations with 55,590,466 daily observations of precipitation, temperature and evaporation.</w:t>
+      </w:r>
+    </w:p>
+    <w:p>
+      <w:pPr>
+        <w:spacing w:after="120" w:line="300"/>
+        <w:jc w:val="both"/>
+      </w:pPr>
+      <w:r>
+        <w:rPr>
+          <w:rFonts w:ascii="Arial" w:cs="Arial" w:eastAsia="Arial" w:hAnsi="Arial"/>
+          <w:b w:val="false"/>
+          <w:bCs w:val="false"/>
+          <w:i w:val="false"/>
+          <w:iCs w:val="false"/>
+          <w:color w:val="000000"/>
+          <w:sz w:val="22"/>
+          <w:szCs w:val="22"/>
+        </w:rPr>
+        <w:t xml:space="preserve">Table 1 gives the top-level structure of the dataset. Table 2 lists, for every tabular file, the columns delivered to the reader together with their data type, physical units and valid range. Table 3 summarises the number of stations selected per pilot basin together with the number of sub-basin polygons delivered with the geospatial resources.</w:t>
       </w:r>
     </w:p>
     <w:p>
@@ -833,7 +852,7 @@
           <w:sz w:val="26"/>
           <w:szCs w:val="26"/>
         </w:rPr>
-        <w:t xml:space="preserve">Table 1. Folder layout of the archive</w:t>
+        <w:t xml:space="preserve">Table 1. Directory structure and content</w:t>
       </w:r>
     </w:p>
     <w:tbl>
@@ -849,8 +868,8 @@
         </w:tblBorders>
       </w:tblPr>
       <w:tblGrid>
-        <w:gridCol w:w="2600"/>
-        <w:gridCol w:w="6760"/>
+        <w:gridCol w:w="3000"/>
+        <w:gridCol w:w="6360"/>
       </w:tblGrid>
       <w:tr>
         <w:tc>
@@ -879,7 +898,7 @@
                 <w:sz w:val="21"/>
                 <w:szCs w:val="21"/>
               </w:rPr>
-              <w:t xml:space="preserve">Folder / file</w:t>
+              <w:t xml:space="preserve">Directory / group</w:t>
             </w:r>
           </w:p>
         </w:tc>
@@ -970,36 +989,36 @@
                 <w:sz w:val="21"/>
                 <w:szCs w:val="21"/>
               </w:rPr>
-              <w:t xml:space="preserve">raw/sih/</w:t>
-            </w:r>
-          </w:p>
-        </w:tc>
-        <w:tc>
-          <w:tcPr>
-            <w:tcW w:type="dxa" w:w="3120"/>
-            <w:tcBorders>
-              <w:top w:val="single" w:color="B0B0B0" w:sz="1"/>
-              <w:left w:val="single" w:color="B0B0B0" w:sz="1"/>
-              <w:bottom w:val="single" w:color="B0B0B0" w:sz="1"/>
-              <w:right w:val="single" w:color="B0B0B0" w:sz="1"/>
-            </w:tcBorders>
-            <w:tcMar>
-              <w:top w:type="dxa" w:w="100"/>
-              <w:left w:type="dxa" w:w="140"/>
-              <w:bottom w:type="dxa" w:w="100"/>
-              <w:right w:type="dxa" w:w="140"/>
-            </w:tcMar>
-          </w:tcPr>
-          <w:p>
-            <w:r>
-              <w:rPr>
-                <w:rFonts w:ascii="Arial" w:cs="Arial" w:eastAsia="Arial" w:hAnsi="Arial"/>
-                <w:b w:val="false"/>
-                <w:bCs w:val="false"/>
-                <w:sz w:val="21"/>
-                <w:szCs w:val="21"/>
-              </w:rPr>
-              <w:t xml:space="preserve">Master catalogs downloaded from the CONAGUA Hydrological Information System (SIH): catalogo_hidrometricas.csv (1,189 rows) and catalogo_climatologicas.csv (7,499 rows), plus _manifest.json listing the source URL, SHA-256 hash, size in bytes and UTC download timestamp for every raw file.</w:t>
+              <w:t xml:space="preserve">Raw daily records</w:t>
+            </w:r>
+          </w:p>
+        </w:tc>
+        <w:tc>
+          <w:tcPr>
+            <w:tcW w:type="dxa" w:w="3120"/>
+            <w:tcBorders>
+              <w:top w:val="single" w:color="B0B0B0" w:sz="1"/>
+              <w:left w:val="single" w:color="B0B0B0" w:sz="1"/>
+              <w:bottom w:val="single" w:color="B0B0B0" w:sz="1"/>
+              <w:right w:val="single" w:color="B0B0B0" w:sz="1"/>
+            </w:tcBorders>
+            <w:tcMar>
+              <w:top w:type="dxa" w:w="100"/>
+              <w:left w:type="dxa" w:w="140"/>
+              <w:bottom w:type="dxa" w:w="100"/>
+              <w:right w:type="dxa" w:w="140"/>
+            </w:tcMar>
+          </w:tcPr>
+          <w:p>
+            <w:r>
+              <w:rPr>
+                <w:rFonts w:ascii="Arial" w:cs="Arial" w:eastAsia="Arial" w:hAnsi="Arial"/>
+                <w:b w:val="false"/>
+                <w:bCs w:val="false"/>
+                <w:sz w:val="21"/>
+                <w:szCs w:val="21"/>
+              </w:rPr>
+              <w:t xml:space="preserve">Two master catalogs (hydrometric and climatological) that list every station published by the primary provider with its identifier, name, coordinates, altitude, state, municipality, hydrological region and basin. One CSV file per station with the full historical daily record delivered by the provider (streamflow and stage for hydrometric stations; precipitation, minimum, maximum and mean temperature and evaporation for climatological stations). A provenance manifest lists the source URL, SHA-256 hash, byte size and UTC timestamp for every raw file.</w:t>
             </w:r>
           </w:p>
         </w:tc>
@@ -1059,36 +1078,36 @@
                 <w:sz w:val="21"/>
                 <w:szCs w:val="21"/>
               </w:rPr>
-              <w:t xml:space="preserve">raw/sih_series/hidrometricas/</w:t>
-            </w:r>
-          </w:p>
-        </w:tc>
-        <w:tc>
-          <w:tcPr>
-            <w:tcW w:type="dxa" w:w="3120"/>
-            <w:tcBorders>
-              <w:top w:val="single" w:color="B0B0B0" w:sz="1"/>
-              <w:left w:val="single" w:color="B0B0B0" w:sz="1"/>
-              <w:bottom w:val="single" w:color="B0B0B0" w:sz="1"/>
-              <w:right w:val="single" w:color="B0B0B0" w:sz="1"/>
-            </w:tcBorders>
-            <w:tcMar>
-              <w:top w:type="dxa" w:w="100"/>
-              <w:left w:type="dxa" w:w="140"/>
-              <w:bottom w:type="dxa" w:w="100"/>
-              <w:right w:type="dxa" w:w="140"/>
-            </w:tcMar>
-          </w:tcPr>
-          <w:p>
-            <w:r>
-              <w:rPr>
-                <w:rFonts w:ascii="Arial" w:cs="Arial" w:eastAsia="Arial" w:hAnsi="Arial"/>
-                <w:b w:val="false"/>
-                <w:bCs w:val="false"/>
-                <w:sz w:val="21"/>
-                <w:szCs w:val="21"/>
-              </w:rPr>
-              <w:t xml:space="preserve">547 per-station daily CSVs named &lt;KEY&gt;.csv (Latin-1). Columns: Fecha (YYYY/MM/DD or YYYY-MM-DD), Gasto medio (m³/s), Nivel (m). Missing values encoded as "-" or empty.</w:t>
+              <w:t xml:space="preserve">Canonical time-series tables</w:t>
+            </w:r>
+          </w:p>
+        </w:tc>
+        <w:tc>
+          <w:tcPr>
+            <w:tcW w:type="dxa" w:w="3120"/>
+            <w:tcBorders>
+              <w:top w:val="single" w:color="B0B0B0" w:sz="1"/>
+              <w:left w:val="single" w:color="B0B0B0" w:sz="1"/>
+              <w:bottom w:val="single" w:color="B0B0B0" w:sz="1"/>
+              <w:right w:val="single" w:color="B0B0B0" w:sz="1"/>
+            </w:tcBorders>
+            <w:tcMar>
+              <w:top w:type="dxa" w:w="100"/>
+              <w:left w:type="dxa" w:w="140"/>
+              <w:bottom w:type="dxa" w:w="100"/>
+              <w:right w:type="dxa" w:w="140"/>
+            </w:tcMar>
+          </w:tcPr>
+          <w:p>
+            <w:r>
+              <w:rPr>
+                <w:rFonts w:ascii="Arial" w:cs="Arial" w:eastAsia="Arial" w:hAnsi="Arial"/>
+                <w:b w:val="false"/>
+                <w:bCs w:val="false"/>
+                <w:sz w:val="21"/>
+                <w:szCs w:val="21"/>
+              </w:rPr>
+              <w:t xml:space="preserve">Two columnar tables (hydrometric and climatological), partitioned by year, produced from the raw records by parsing, quality control and short-gap imputation. Every row is a station–day pair augmented with a quality flag and a source label. Column set and units are given in Table 2.</w:t>
             </w:r>
           </w:p>
         </w:tc>
@@ -1148,36 +1167,36 @@
                 <w:sz w:val="21"/>
                 <w:szCs w:val="21"/>
               </w:rPr>
-              <w:t xml:space="preserve">raw/sih_series/climatologicas/</w:t>
-            </w:r>
-          </w:p>
-        </w:tc>
-        <w:tc>
-          <w:tcPr>
-            <w:tcW w:type="dxa" w:w="3120"/>
-            <w:tcBorders>
-              <w:top w:val="single" w:color="B0B0B0" w:sz="1"/>
-              <w:left w:val="single" w:color="B0B0B0" w:sz="1"/>
-              <w:bottom w:val="single" w:color="B0B0B0" w:sz="1"/>
-              <w:right w:val="single" w:color="B0B0B0" w:sz="1"/>
-            </w:tcBorders>
-            <w:tcMar>
-              <w:top w:type="dxa" w:w="100"/>
-              <w:left w:type="dxa" w:w="140"/>
-              <w:bottom w:type="dxa" w:w="100"/>
-              <w:right w:type="dxa" w:w="140"/>
-            </w:tcMar>
-          </w:tcPr>
-          <w:p>
-            <w:r>
-              <w:rPr>
-                <w:rFonts w:ascii="Arial" w:cs="Arial" w:eastAsia="Arial" w:hAnsi="Arial"/>
-                <w:b w:val="false"/>
-                <w:bCs w:val="false"/>
-                <w:sz w:val="21"/>
-                <w:szCs w:val="21"/>
-              </w:rPr>
-              <w:t xml:space="preserve">2,659 per-station daily CSVs named &lt;KEY&gt;.csv (Latin-1). Columns: Fecha, Precipitación (mm), Temperatura máxima/mínima/media (°C), Evaporación (mm).</w:t>
+              <w:t xml:space="preserve">Station manifests</w:t>
+            </w:r>
+          </w:p>
+        </w:tc>
+        <w:tc>
+          <w:tcPr>
+            <w:tcW w:type="dxa" w:w="3120"/>
+            <w:tcBorders>
+              <w:top w:val="single" w:color="B0B0B0" w:sz="1"/>
+              <w:left w:val="single" w:color="B0B0B0" w:sz="1"/>
+              <w:bottom w:val="single" w:color="B0B0B0" w:sz="1"/>
+              <w:right w:val="single" w:color="B0B0B0" w:sz="1"/>
+            </w:tcBorders>
+            <w:tcMar>
+              <w:top w:type="dxa" w:w="100"/>
+              <w:left w:type="dxa" w:w="140"/>
+              <w:bottom w:type="dxa" w:w="100"/>
+              <w:right w:type="dxa" w:w="140"/>
+            </w:tcMar>
+          </w:tcPr>
+          <w:p>
+            <w:r>
+              <w:rPr>
+                <w:rFonts w:ascii="Arial" w:cs="Arial" w:eastAsia="Arial" w:hAnsi="Arial"/>
+                <w:b w:val="false"/>
+                <w:bCs w:val="false"/>
+                <w:sz w:val="21"/>
+                <w:szCs w:val="21"/>
+              </w:rPr>
+              <w:t xml:space="preserve">Three tabular products describing which stations are used downstream and how: (i) the candidate universe, obtained by filtering the master catalogs by hydrological region; (ii) the main set of stations meeting the per-type coverage threshold over the reference window; (iii) an extended set of hydrometric stations with intermediate coverage, released for sensitivity and reconstruction studies. Each selected hydrometric station carries the identifiers of its three closest climatological neighbours.</w:t>
             </w:r>
           </w:p>
         </w:tc>
@@ -1237,36 +1256,36 @@
                 <w:sz w:val="21"/>
                 <w:szCs w:val="21"/>
               </w:rPr>
-              <w:t xml:space="preserve">raw/inegi/</w:t>
-            </w:r>
-          </w:p>
-        </w:tc>
-        <w:tc>
-          <w:tcPr>
-            <w:tcW w:type="dxa" w:w="3120"/>
-            <w:tcBorders>
-              <w:top w:val="single" w:color="B0B0B0" w:sz="1"/>
-              <w:left w:val="single" w:color="B0B0B0" w:sz="1"/>
-              <w:bottom w:val="single" w:color="B0B0B0" w:sz="1"/>
-              <w:right w:val="single" w:color="B0B0B0" w:sz="1"/>
-            </w:tcBorders>
-            <w:tcMar>
-              <w:top w:type="dxa" w:w="100"/>
-              <w:left w:type="dxa" w:w="140"/>
-              <w:bottom w:type="dxa" w:w="100"/>
-              <w:right w:type="dxa" w:w="140"/>
-            </w:tcMar>
-          </w:tcPr>
-          <w:p>
-            <w:r>
-              <w:rPr>
-                <w:rFonts w:ascii="Arial" w:cs="Arial" w:eastAsia="Arial" w:hAnsi="Arial"/>
-                <w:b w:val="false"/>
-                <w:bCs w:val="false"/>
-                <w:sz w:val="21"/>
-                <w:szCs w:val="21"/>
-              </w:rPr>
-              <w:t xml:space="preserve">Six per-basin digital elevation models (GeoTIFF, int16, EPSG:6362, LZW compression): cem_cutzamala.tif, cem_lerma_alto.tif, cem_bajio.tif, cem_santiago.tif, cem_panuco.tif at 30 m spatial resolution, and cem_alta_del_balsas.tif at 15 m.</w:t>
+              <w:t xml:space="preserve">Geospatial resources</w:t>
+            </w:r>
+          </w:p>
+        </w:tc>
+        <w:tc>
+          <w:tcPr>
+            <w:tcW w:type="dxa" w:w="3120"/>
+            <w:tcBorders>
+              <w:top w:val="single" w:color="B0B0B0" w:sz="1"/>
+              <w:left w:val="single" w:color="B0B0B0" w:sz="1"/>
+              <w:bottom w:val="single" w:color="B0B0B0" w:sz="1"/>
+              <w:right w:val="single" w:color="B0B0B0" w:sz="1"/>
+            </w:tcBorders>
+            <w:tcMar>
+              <w:top w:type="dxa" w:w="100"/>
+              <w:left w:type="dxa" w:w="140"/>
+              <w:bottom w:type="dxa" w:w="100"/>
+              <w:right w:type="dxa" w:w="140"/>
+            </w:tcMar>
+          </w:tcPr>
+          <w:p>
+            <w:r>
+              <w:rPr>
+                <w:rFonts w:ascii="Arial" w:cs="Arial" w:eastAsia="Arial" w:hAnsi="Arial"/>
+                <w:b w:val="false"/>
+                <w:bCs w:val="false"/>
+                <w:sz w:val="21"/>
+                <w:szCs w:val="21"/>
+              </w:rPr>
+              <w:t xml:space="preserve">One digital elevation model per pilot basin (six rasters, five at 30 m and one at 15 m resolution) covering the full curated bounding box of the corresponding basin. One vector layer per basin with the polygons of the delineated sub-basins together with their area, mean elevation and mean slope.</w:t>
             </w:r>
           </w:p>
         </w:tc>
@@ -1326,36 +1345,36 @@
                 <w:sz w:val="21"/>
                 <w:szCs w:val="21"/>
               </w:rPr>
-              <w:t xml:space="preserve">processed/</w:t>
-            </w:r>
-          </w:p>
-        </w:tc>
-        <w:tc>
-          <w:tcPr>
-            <w:tcW w:type="dxa" w:w="3120"/>
-            <w:tcBorders>
-              <w:top w:val="single" w:color="B0B0B0" w:sz="1"/>
-              <w:left w:val="single" w:color="B0B0B0" w:sz="1"/>
-              <w:bottom w:val="single" w:color="B0B0B0" w:sz="1"/>
-              <w:right w:val="single" w:color="B0B0B0" w:sz="1"/>
-            </w:tcBorders>
-            <w:tcMar>
-              <w:top w:type="dxa" w:w="100"/>
-              <w:left w:type="dxa" w:w="140"/>
-              <w:bottom w:type="dxa" w:w="100"/>
-              <w:right w:type="dxa" w:w="140"/>
-            </w:tcMar>
-          </w:tcPr>
-          <w:p>
-            <w:r>
-              <w:rPr>
-                <w:rFonts w:ascii="Arial" w:cs="Arial" w:eastAsia="Arial" w:hAnsi="Arial"/>
-                <w:b w:val="false"/>
-                <w:bCs w:val="false"/>
-                <w:sz w:val="21"/>
-                <w:szCs w:val="21"/>
-              </w:rPr>
-              <w:t xml:space="preserve">Curated datasets ready for analysis (see Table 2): series_hidrometricas.parquet/, series_climatologicas.parquet/, estaciones_candidatas_*.csv, estaciones_seleccionadas_*.csv, estaciones_extendidas_hidrometricas.csv, cuencas/*.gpkg, reportes/*.png + metrics.json + cobertura_por_estacion.csv.</w:t>
+              <w:t xml:space="preserve">Feature table</w:t>
+            </w:r>
+          </w:p>
+        </w:tc>
+        <w:tc>
+          <w:tcPr>
+            <w:tcW w:type="dxa" w:w="3120"/>
+            <w:tcBorders>
+              <w:top w:val="single" w:color="B0B0B0" w:sz="1"/>
+              <w:left w:val="single" w:color="B0B0B0" w:sz="1"/>
+              <w:bottom w:val="single" w:color="B0B0B0" w:sz="1"/>
+              <w:right w:val="single" w:color="B0B0B0" w:sz="1"/>
+            </w:tcBorders>
+            <w:tcMar>
+              <w:top w:type="dxa" w:w="100"/>
+              <w:left w:type="dxa" w:w="140"/>
+              <w:bottom w:type="dxa" w:w="100"/>
+              <w:right w:type="dxa" w:w="140"/>
+            </w:tcMar>
+          </w:tcPr>
+          <w:p>
+            <w:r>
+              <w:rPr>
+                <w:rFonts w:ascii="Arial" w:cs="Arial" w:eastAsia="Arial" w:hAnsi="Arial"/>
+                <w:b w:val="false"/>
+                <w:bCs w:val="false"/>
+                <w:sz w:val="21"/>
+                <w:szCs w:val="21"/>
+              </w:rPr>
+              <w:t xml:space="preserve">A single flat model-ready table pairing every hydrometric station-day with its own lagged streamflow at 1, 3, 7, 14 and 30 days and with rolling means over 7 and 30 days. It preserves the quality flag inherited from the canonical hydrometric table so downstream users can restrict training to valid windows.</w:t>
             </w:r>
           </w:p>
         </w:tc>
@@ -1415,303 +1434,36 @@
                 <w:sz w:val="21"/>
                 <w:szCs w:val="21"/>
               </w:rPr>
-              <w:t xml:space="preserve">features/</w:t>
-            </w:r>
-          </w:p>
-        </w:tc>
-        <w:tc>
-          <w:tcPr>
-            <w:tcW w:type="dxa" w:w="3120"/>
-            <w:tcBorders>
-              <w:top w:val="single" w:color="B0B0B0" w:sz="1"/>
-              <w:left w:val="single" w:color="B0B0B0" w:sz="1"/>
-              <w:bottom w:val="single" w:color="B0B0B0" w:sz="1"/>
-              <w:right w:val="single" w:color="B0B0B0" w:sz="1"/>
-            </w:tcBorders>
-            <w:tcMar>
-              <w:top w:type="dxa" w:w="100"/>
-              <w:left w:type="dxa" w:w="140"/>
-              <w:bottom w:type="dxa" w:w="100"/>
-              <w:right w:type="dxa" w:w="140"/>
-            </w:tcMar>
-          </w:tcPr>
-          <w:p>
-            <w:r>
-              <w:rPr>
-                <w:rFonts w:ascii="Arial" w:cs="Arial" w:eastAsia="Arial" w:hAnsi="Arial"/>
-                <w:b w:val="false"/>
-                <w:bCs w:val="false"/>
-                <w:sz w:val="21"/>
-                <w:szCs w:val="21"/>
-              </w:rPr>
-              <w:t xml:space="preserve">feature_table.parquet — model-ready table with lags and rolling means per station (see Table 2).</w:t>
-            </w:r>
-          </w:p>
-        </w:tc>
-        <w:tc>
-          <w:tcPr>
-            <w:tcW w:type="dxa" w:w="3120"/>
-            <w:tcBorders>
-              <w:top w:val="single" w:color="B0B0B0" w:sz="1"/>
-              <w:left w:val="single" w:color="B0B0B0" w:sz="1"/>
-              <w:bottom w:val="single" w:color="B0B0B0" w:sz="1"/>
-              <w:right w:val="single" w:color="B0B0B0" w:sz="1"/>
-            </w:tcBorders>
-            <w:tcMar>
-              <w:top w:type="dxa" w:w="100"/>
-              <w:left w:type="dxa" w:w="140"/>
-              <w:bottom w:type="dxa" w:w="100"/>
-              <w:right w:type="dxa" w:w="140"/>
-            </w:tcMar>
-          </w:tcPr>
-          <w:p>
-            <w:r>
-              <w:rPr>
-                <w:rFonts w:ascii="Arial" w:cs="Arial" w:eastAsia="Arial" w:hAnsi="Arial"/>
-                <w:b w:val="false"/>
-                <w:bCs w:val="false"/>
-                <w:sz w:val="21"/>
-                <w:szCs w:val="21"/>
-              </w:rPr>
-              <w:t xml:space="preserve"/>
-            </w:r>
-          </w:p>
-        </w:tc>
-      </w:tr>
-      <w:tr>
-        <w:tc>
-          <w:tcPr>
-            <w:tcW w:type="dxa" w:w="3120"/>
-            <w:tcBorders>
-              <w:top w:val="single" w:color="B0B0B0" w:sz="1"/>
-              <w:left w:val="single" w:color="B0B0B0" w:sz="1"/>
-              <w:bottom w:val="single" w:color="B0B0B0" w:sz="1"/>
-              <w:right w:val="single" w:color="B0B0B0" w:sz="1"/>
-            </w:tcBorders>
-            <w:tcMar>
-              <w:top w:type="dxa" w:w="100"/>
-              <w:left w:type="dxa" w:w="140"/>
-              <w:bottom w:type="dxa" w:w="100"/>
-              <w:right w:type="dxa" w:w="140"/>
-            </w:tcMar>
-          </w:tcPr>
-          <w:p>
-            <w:r>
-              <w:rPr>
-                <w:rFonts w:ascii="Arial" w:cs="Arial" w:eastAsia="Arial" w:hAnsi="Arial"/>
-                <w:b w:val="false"/>
-                <w:bCs w:val="false"/>
-                <w:sz w:val="21"/>
-                <w:szCs w:val="21"/>
-              </w:rPr>
-              <w:t xml:space="preserve">conf/cuencas_piloto.yaml</w:t>
-            </w:r>
-          </w:p>
-        </w:tc>
-        <w:tc>
-          <w:tcPr>
-            <w:tcW w:type="dxa" w:w="3120"/>
-            <w:tcBorders>
-              <w:top w:val="single" w:color="B0B0B0" w:sz="1"/>
-              <w:left w:val="single" w:color="B0B0B0" w:sz="1"/>
-              <w:bottom w:val="single" w:color="B0B0B0" w:sz="1"/>
-              <w:right w:val="single" w:color="B0B0B0" w:sz="1"/>
-            </w:tcBorders>
-            <w:tcMar>
-              <w:top w:type="dxa" w:w="100"/>
-              <w:left w:type="dxa" w:w="140"/>
-              <w:bottom w:type="dxa" w:w="100"/>
-              <w:right w:type="dxa" w:w="140"/>
-            </w:tcMar>
-          </w:tcPr>
-          <w:p>
-            <w:r>
-              <w:rPr>
-                <w:rFonts w:ascii="Arial" w:cs="Arial" w:eastAsia="Arial" w:hAnsi="Arial"/>
-                <w:b w:val="false"/>
-                <w:bCs w:val="false"/>
-                <w:sz w:val="21"/>
-                <w:szCs w:val="21"/>
-              </w:rPr>
-              <w:t xml:space="preserve">Basin configuration: for each of the six operational basins (Cutzamala, Lerma Alto, Bajío, Santiago, Pánuco, Alta del Balsas), it stores the curated bounding box [min_lon, min_lat, max_lon, max_lat] in EPSG:4326, the reference hydrological region code, the target CEM resolution in metres and an optional priority label.</w:t>
-            </w:r>
-          </w:p>
-        </w:tc>
-        <w:tc>
-          <w:tcPr>
-            <w:tcW w:type="dxa" w:w="3120"/>
-            <w:tcBorders>
-              <w:top w:val="single" w:color="B0B0B0" w:sz="1"/>
-              <w:left w:val="single" w:color="B0B0B0" w:sz="1"/>
-              <w:bottom w:val="single" w:color="B0B0B0" w:sz="1"/>
-              <w:right w:val="single" w:color="B0B0B0" w:sz="1"/>
-            </w:tcBorders>
-            <w:tcMar>
-              <w:top w:type="dxa" w:w="100"/>
-              <w:left w:type="dxa" w:w="140"/>
-              <w:bottom w:type="dxa" w:w="100"/>
-              <w:right w:type="dxa" w:w="140"/>
-            </w:tcMar>
-          </w:tcPr>
-          <w:p>
-            <w:r>
-              <w:rPr>
-                <w:rFonts w:ascii="Arial" w:cs="Arial" w:eastAsia="Arial" w:hAnsi="Arial"/>
-                <w:b w:val="false"/>
-                <w:bCs w:val="false"/>
-                <w:sz w:val="21"/>
-                <w:szCs w:val="21"/>
-              </w:rPr>
-              <w:t xml:space="preserve"/>
-            </w:r>
-          </w:p>
-        </w:tc>
-      </w:tr>
-      <w:tr>
-        <w:tc>
-          <w:tcPr>
-            <w:tcW w:type="dxa" w:w="3120"/>
-            <w:tcBorders>
-              <w:top w:val="single" w:color="B0B0B0" w:sz="1"/>
-              <w:left w:val="single" w:color="B0B0B0" w:sz="1"/>
-              <w:bottom w:val="single" w:color="B0B0B0" w:sz="1"/>
-              <w:right w:val="single" w:color="B0B0B0" w:sz="1"/>
-            </w:tcBorders>
-            <w:tcMar>
-              <w:top w:type="dxa" w:w="100"/>
-              <w:left w:type="dxa" w:w="140"/>
-              <w:bottom w:type="dxa" w:w="100"/>
-              <w:right w:type="dxa" w:w="140"/>
-            </w:tcMar>
-          </w:tcPr>
-          <w:p>
-            <w:r>
-              <w:rPr>
-                <w:rFonts w:ascii="Arial" w:cs="Arial" w:eastAsia="Arial" w:hAnsi="Arial"/>
-                <w:b w:val="false"/>
-                <w:bCs w:val="false"/>
-                <w:sz w:val="21"/>
-                <w:szCs w:val="21"/>
-              </w:rPr>
-              <w:t xml:space="preserve">README.md, LICENSE-DATA.md</w:t>
-            </w:r>
-          </w:p>
-        </w:tc>
-        <w:tc>
-          <w:tcPr>
-            <w:tcW w:type="dxa" w:w="3120"/>
-            <w:tcBorders>
-              <w:top w:val="single" w:color="B0B0B0" w:sz="1"/>
-              <w:left w:val="single" w:color="B0B0B0" w:sz="1"/>
-              <w:bottom w:val="single" w:color="B0B0B0" w:sz="1"/>
-              <w:right w:val="single" w:color="B0B0B0" w:sz="1"/>
-            </w:tcBorders>
-            <w:tcMar>
-              <w:top w:type="dxa" w:w="100"/>
-              <w:left w:type="dxa" w:w="140"/>
-              <w:bottom w:type="dxa" w:w="100"/>
-              <w:right w:type="dxa" w:w="140"/>
-            </w:tcMar>
-          </w:tcPr>
-          <w:p>
-            <w:r>
-              <w:rPr>
-                <w:rFonts w:ascii="Arial" w:cs="Arial" w:eastAsia="Arial" w:hAnsi="Arial"/>
-                <w:b w:val="false"/>
-                <w:bCs w:val="false"/>
-                <w:sz w:val="21"/>
-                <w:szCs w:val="21"/>
-              </w:rPr>
-              <w:t xml:space="preserve">Auto-generated English README with the archive's layout, provenance and reuse instructions; CC BY 4.0 licence text with mandatory attribution to CONAGUA and INEGI.</w:t>
-            </w:r>
-          </w:p>
-        </w:tc>
-        <w:tc>
-          <w:tcPr>
-            <w:tcW w:type="dxa" w:w="3120"/>
-            <w:tcBorders>
-              <w:top w:val="single" w:color="B0B0B0" w:sz="1"/>
-              <w:left w:val="single" w:color="B0B0B0" w:sz="1"/>
-              <w:bottom w:val="single" w:color="B0B0B0" w:sz="1"/>
-              <w:right w:val="single" w:color="B0B0B0" w:sz="1"/>
-            </w:tcBorders>
-            <w:tcMar>
-              <w:top w:type="dxa" w:w="100"/>
-              <w:left w:type="dxa" w:w="140"/>
-              <w:bottom w:type="dxa" w:w="100"/>
-              <w:right w:type="dxa" w:w="140"/>
-            </w:tcMar>
-          </w:tcPr>
-          <w:p>
-            <w:r>
-              <w:rPr>
-                <w:rFonts w:ascii="Arial" w:cs="Arial" w:eastAsia="Arial" w:hAnsi="Arial"/>
-                <w:b w:val="false"/>
-                <w:bCs w:val="false"/>
-                <w:sz w:val="21"/>
-                <w:szCs w:val="21"/>
-              </w:rPr>
-              <w:t xml:space="preserve"/>
-            </w:r>
-          </w:p>
-        </w:tc>
-      </w:tr>
-      <w:tr>
-        <w:tc>
-          <w:tcPr>
-            <w:tcW w:type="dxa" w:w="3120"/>
-            <w:tcBorders>
-              <w:top w:val="single" w:color="B0B0B0" w:sz="1"/>
-              <w:left w:val="single" w:color="B0B0B0" w:sz="1"/>
-              <w:bottom w:val="single" w:color="B0B0B0" w:sz="1"/>
-              <w:right w:val="single" w:color="B0B0B0" w:sz="1"/>
-            </w:tcBorders>
-            <w:tcMar>
-              <w:top w:type="dxa" w:w="100"/>
-              <w:left w:type="dxa" w:w="140"/>
-              <w:bottom w:type="dxa" w:w="100"/>
-              <w:right w:type="dxa" w:w="140"/>
-            </w:tcMar>
-          </w:tcPr>
-          <w:p>
-            <w:r>
-              <w:rPr>
-                <w:rFonts w:ascii="Arial" w:cs="Arial" w:eastAsia="Arial" w:hAnsi="Arial"/>
-                <w:b w:val="false"/>
-                <w:bCs w:val="false"/>
-                <w:sz w:val="21"/>
-                <w:szCs w:val="21"/>
-              </w:rPr>
-              <w:t xml:space="preserve">manifest_zenodo.json</w:t>
-            </w:r>
-          </w:p>
-        </w:tc>
-        <w:tc>
-          <w:tcPr>
-            <w:tcW w:type="dxa" w:w="3120"/>
-            <w:tcBorders>
-              <w:top w:val="single" w:color="B0B0B0" w:sz="1"/>
-              <w:left w:val="single" w:color="B0B0B0" w:sz="1"/>
-              <w:bottom w:val="single" w:color="B0B0B0" w:sz="1"/>
-              <w:right w:val="single" w:color="B0B0B0" w:sz="1"/>
-            </w:tcBorders>
-            <w:tcMar>
-              <w:top w:type="dxa" w:w="100"/>
-              <w:left w:type="dxa" w:w="140"/>
-              <w:bottom w:type="dxa" w:w="100"/>
-              <w:right w:type="dxa" w:w="140"/>
-            </w:tcMar>
-          </w:tcPr>
-          <w:p>
-            <w:r>
-              <w:rPr>
-                <w:rFonts w:ascii="Arial" w:cs="Arial" w:eastAsia="Arial" w:hAnsi="Arial"/>
-                <w:b w:val="false"/>
-                <w:bCs w:val="false"/>
-                <w:sz w:val="21"/>
-                <w:szCs w:val="21"/>
-              </w:rPr>
-              <w:t xml:space="preserve">Machine-readable index listing every archived file with its relative path, byte size and SHA-256 hash for integrity verification.</w:t>
+              <w:t xml:space="preserve">Basin configuration</w:t>
+            </w:r>
+          </w:p>
+        </w:tc>
+        <w:tc>
+          <w:tcPr>
+            <w:tcW w:type="dxa" w:w="3120"/>
+            <w:tcBorders>
+              <w:top w:val="single" w:color="B0B0B0" w:sz="1"/>
+              <w:left w:val="single" w:color="B0B0B0" w:sz="1"/>
+              <w:bottom w:val="single" w:color="B0B0B0" w:sz="1"/>
+              <w:right w:val="single" w:color="B0B0B0" w:sz="1"/>
+            </w:tcBorders>
+            <w:tcMar>
+              <w:top w:type="dxa" w:w="100"/>
+              <w:left w:type="dxa" w:w="140"/>
+              <w:bottom w:type="dxa" w:w="100"/>
+              <w:right w:type="dxa" w:w="140"/>
+            </w:tcMar>
+          </w:tcPr>
+          <w:p>
+            <w:r>
+              <w:rPr>
+                <w:rFonts w:ascii="Arial" w:cs="Arial" w:eastAsia="Arial" w:hAnsi="Arial"/>
+                <w:b w:val="false"/>
+                <w:bCs w:val="false"/>
+                <w:sz w:val="21"/>
+                <w:szCs w:val="21"/>
+              </w:rPr>
+              <w:t xml:space="preserve">A configuration file that declares, for each pilot basin, its name, its reference hydrological region code, its curated bounding box and its target elevation-model resolution. This file defines the geographic scope shared by the time-series manifests, the digital elevation models and the delineated sub-basins.</w:t>
             </w:r>
           </w:p>
         </w:tc>
@@ -1770,7 +1522,7 @@
           <w:sz w:val="26"/>
           <w:szCs w:val="26"/>
         </w:rPr>
-        <w:t xml:space="preserve">Table 2. Columns and units of the tabular files</w:t>
+        <w:t xml:space="preserve">Table 2. Columns, data types and units of the tabular files</w:t>
       </w:r>
     </w:p>
     <w:tbl>
@@ -1816,7 +1568,7 @@
                 <w:sz w:val="21"/>
                 <w:szCs w:val="21"/>
               </w:rPr>
-              <w:t xml:space="preserve">File</w:t>
+              <w:t xml:space="preserve">File group</w:t>
             </w:r>
           </w:p>
         </w:tc>
@@ -1846,7 +1598,7 @@
                 <w:sz w:val="21"/>
                 <w:szCs w:val="21"/>
               </w:rPr>
-              <w:t xml:space="preserve">Columns (name — type — units / valid range)</w:t>
+              <w:t xml:space="preserve">Columns — data type — units / valid range</w:t>
             </w:r>
           </w:p>
         </w:tc>
@@ -1907,36 +1659,36 @@
                 <w:sz w:val="21"/>
                 <w:szCs w:val="21"/>
               </w:rPr>
-              <w:t xml:space="preserve">series_hidrometricas.parquet</w:t>
-            </w:r>
-          </w:p>
-        </w:tc>
-        <w:tc>
-          <w:tcPr>
-            <w:tcW w:type="dxa" w:w="3120"/>
-            <w:tcBorders>
-              <w:top w:val="single" w:color="B0B0B0" w:sz="1"/>
-              <w:left w:val="single" w:color="B0B0B0" w:sz="1"/>
-              <w:bottom w:val="single" w:color="B0B0B0" w:sz="1"/>
-              <w:right w:val="single" w:color="B0B0B0" w:sz="1"/>
-            </w:tcBorders>
-            <w:tcMar>
-              <w:top w:type="dxa" w:w="100"/>
-              <w:left w:type="dxa" w:w="140"/>
-              <w:bottom w:type="dxa" w:w="100"/>
-              <w:right w:type="dxa" w:w="140"/>
-            </w:tcMar>
-          </w:tcPr>
-          <w:p>
-            <w:r>
-              <w:rPr>
-                <w:rFonts w:ascii="Arial" w:cs="Arial" w:eastAsia="Arial" w:hAnsi="Arial"/>
-                <w:b w:val="false"/>
-                <w:bCs w:val="false"/>
-                <w:sz w:val="21"/>
-                <w:szCs w:val="21"/>
-              </w:rPr>
-              <w:t xml:space="preserve">clave_estacion — string (1–8 alphanumeric, leading zeros preserved). fecha — datetime64[ns] (local, no time-of-day). gasto_medio_m3s — float64 ≥ 0. nivel_m — float64 (station-referenced datum, may be missing). fuente — categorical {SIH, BANDAS, CLICOM, EMAS}; SIH in this deposit. calidad — int8 in {0, 1, 2} (0 = original observation; 1 = imputed by short-gap interpolation, gap &lt; 7 days; 2 = physical outlier retained for auditability). anio — int32 (Hive partition key; not stored inside the row-group).</w:t>
+              <w:t xml:space="preserve">Canonical hydrometric time series</w:t>
+            </w:r>
+          </w:p>
+        </w:tc>
+        <w:tc>
+          <w:tcPr>
+            <w:tcW w:type="dxa" w:w="3120"/>
+            <w:tcBorders>
+              <w:top w:val="single" w:color="B0B0B0" w:sz="1"/>
+              <w:left w:val="single" w:color="B0B0B0" w:sz="1"/>
+              <w:bottom w:val="single" w:color="B0B0B0" w:sz="1"/>
+              <w:right w:val="single" w:color="B0B0B0" w:sz="1"/>
+            </w:tcBorders>
+            <w:tcMar>
+              <w:top w:type="dxa" w:w="100"/>
+              <w:left w:type="dxa" w:w="140"/>
+              <w:bottom w:type="dxa" w:w="100"/>
+              <w:right w:type="dxa" w:w="140"/>
+            </w:tcMar>
+          </w:tcPr>
+          <w:p>
+            <w:r>
+              <w:rPr>
+                <w:rFonts w:ascii="Arial" w:cs="Arial" w:eastAsia="Arial" w:hAnsi="Arial"/>
+                <w:b w:val="false"/>
+                <w:bCs w:val="false"/>
+                <w:sz w:val="21"/>
+                <w:szCs w:val="21"/>
+              </w:rPr>
+              <w:t xml:space="preserve">Station identifier — string, alphanumeric (1–8 characters, leading zeros preserved). Date — day-precision timestamp (no time-of-day). Mean daily streamflow — float, m³/s, ≥ 0. Water stage — float, m, referenced to a station datum, allowed to be missing. Source label — categorical, one of {SIH, BANDAS, CLICOM, EMAS}; equal to SIH throughout this release. Quality flag — integer in {0, 1, 2}: 0 for an original observation, 1 for a value imputed by short-gap interpolation (gap length &lt; 7 days), 2 for a physical outlier retained for auditability. Year — integer partition key.</w:t>
             </w:r>
           </w:p>
         </w:tc>
@@ -1996,36 +1748,36 @@
                 <w:sz w:val="21"/>
                 <w:szCs w:val="21"/>
               </w:rPr>
-              <w:t xml:space="preserve">series_climatologicas.parquet</w:t>
-            </w:r>
-          </w:p>
-        </w:tc>
-        <w:tc>
-          <w:tcPr>
-            <w:tcW w:type="dxa" w:w="3120"/>
-            <w:tcBorders>
-              <w:top w:val="single" w:color="B0B0B0" w:sz="1"/>
-              <w:left w:val="single" w:color="B0B0B0" w:sz="1"/>
-              <w:bottom w:val="single" w:color="B0B0B0" w:sz="1"/>
-              <w:right w:val="single" w:color="B0B0B0" w:sz="1"/>
-            </w:tcBorders>
-            <w:tcMar>
-              <w:top w:type="dxa" w:w="100"/>
-              <w:left w:type="dxa" w:w="140"/>
-              <w:bottom w:type="dxa" w:w="100"/>
-              <w:right w:type="dxa" w:w="140"/>
-            </w:tcMar>
-          </w:tcPr>
-          <w:p>
-            <w:r>
-              <w:rPr>
-                <w:rFonts w:ascii="Arial" w:cs="Arial" w:eastAsia="Arial" w:hAnsi="Arial"/>
-                <w:b w:val="false"/>
-                <w:bCs w:val="false"/>
-                <w:sz w:val="21"/>
-                <w:szCs w:val="21"/>
-              </w:rPr>
-              <w:t xml:space="preserve">clave_estacion — string. fecha — datetime64[ns]. precip_mm — float64 ≥ 0. tmax_c, tmin_c, tmed_c — float64 (°C). evap_mm — float64 ≥ 0. fuente, calidad, anio as above.</w:t>
+              <w:t xml:space="preserve">Canonical climatological time series</w:t>
+            </w:r>
+          </w:p>
+        </w:tc>
+        <w:tc>
+          <w:tcPr>
+            <w:tcW w:type="dxa" w:w="3120"/>
+            <w:tcBorders>
+              <w:top w:val="single" w:color="B0B0B0" w:sz="1"/>
+              <w:left w:val="single" w:color="B0B0B0" w:sz="1"/>
+              <w:bottom w:val="single" w:color="B0B0B0" w:sz="1"/>
+              <w:right w:val="single" w:color="B0B0B0" w:sz="1"/>
+            </w:tcBorders>
+            <w:tcMar>
+              <w:top w:type="dxa" w:w="100"/>
+              <w:left w:type="dxa" w:w="140"/>
+              <w:bottom w:type="dxa" w:w="100"/>
+              <w:right w:type="dxa" w:w="140"/>
+            </w:tcMar>
+          </w:tcPr>
+          <w:p>
+            <w:r>
+              <w:rPr>
+                <w:rFonts w:ascii="Arial" w:cs="Arial" w:eastAsia="Arial" w:hAnsi="Arial"/>
+                <w:b w:val="false"/>
+                <w:bCs w:val="false"/>
+                <w:sz w:val="21"/>
+                <w:szCs w:val="21"/>
+              </w:rPr>
+              <w:t xml:space="preserve">Station identifier, date, source label, quality flag and year partition key as above. Daily precipitation — float, mm, ≥ 0. Daily maximum, minimum and mean temperature — float, °C, within physical bounds. Daily evaporation — float, mm, ≥ 0.</w:t>
             </w:r>
           </w:p>
         </w:tc>
@@ -2085,36 +1837,36 @@
                 <w:sz w:val="21"/>
                 <w:szCs w:val="21"/>
               </w:rPr>
-              <w:t xml:space="preserve">estaciones_candidatas_hidrometricas.csv (550 rows) / _climatologicas.csv (2,731 rows)</w:t>
-            </w:r>
-          </w:p>
-        </w:tc>
-        <w:tc>
-          <w:tcPr>
-            <w:tcW w:type="dxa" w:w="3120"/>
-            <w:tcBorders>
-              <w:top w:val="single" w:color="B0B0B0" w:sz="1"/>
-              <w:left w:val="single" w:color="B0B0B0" w:sz="1"/>
-              <w:bottom w:val="single" w:color="B0B0B0" w:sz="1"/>
-              <w:right w:val="single" w:color="B0B0B0" w:sz="1"/>
-            </w:tcBorders>
-            <w:tcMar>
-              <w:top w:type="dxa" w:w="100"/>
-              <w:left w:type="dxa" w:w="140"/>
-              <w:bottom w:type="dxa" w:w="100"/>
-              <w:right w:type="dxa" w:w="140"/>
-            </w:tcMar>
-          </w:tcPr>
-          <w:p>
-            <w:r>
-              <w:rPr>
-                <w:rFonts w:ascii="Arial" w:cs="Arial" w:eastAsia="Arial" w:hAnsi="Arial"/>
-                <w:b w:val="false"/>
-                <w:bCs w:val="false"/>
-                <w:sz w:val="21"/>
-                <w:szCs w:val="21"/>
-              </w:rPr>
-              <w:t xml:space="preserve">clave — string. nombre — string. estado — string. municipio — string. region_hidrologica — string (SIH code). cuenca — string. latitud, longitud — float64 (WGS 84 decimal degrees). altitud — float64 (m a.s.l.).</w:t>
+              <w:t xml:space="preserve">Candidate stations (hydrometric / climatological)</w:t>
+            </w:r>
+          </w:p>
+        </w:tc>
+        <w:tc>
+          <w:tcPr>
+            <w:tcW w:type="dxa" w:w="3120"/>
+            <w:tcBorders>
+              <w:top w:val="single" w:color="B0B0B0" w:sz="1"/>
+              <w:left w:val="single" w:color="B0B0B0" w:sz="1"/>
+              <w:bottom w:val="single" w:color="B0B0B0" w:sz="1"/>
+              <w:right w:val="single" w:color="B0B0B0" w:sz="1"/>
+            </w:tcBorders>
+            <w:tcMar>
+              <w:top w:type="dxa" w:w="100"/>
+              <w:left w:type="dxa" w:w="140"/>
+              <w:bottom w:type="dxa" w:w="100"/>
+              <w:right w:type="dxa" w:w="140"/>
+            </w:tcMar>
+          </w:tcPr>
+          <w:p>
+            <w:r>
+              <w:rPr>
+                <w:rFonts w:ascii="Arial" w:cs="Arial" w:eastAsia="Arial" w:hAnsi="Arial"/>
+                <w:b w:val="false"/>
+                <w:bCs w:val="false"/>
+                <w:sz w:val="21"/>
+                <w:szCs w:val="21"/>
+              </w:rPr>
+              <w:t xml:space="preserve">Station identifier, name, state, municipality, hydrological region code and basin — strings. Latitude and longitude — float, WGS 84 decimal degrees. Altitude — float, metres above sea level.</w:t>
             </w:r>
           </w:p>
         </w:tc>
@@ -2174,36 +1926,36 @@
                 <w:sz w:val="21"/>
                 <w:szCs w:val="21"/>
               </w:rPr>
-              <w:t xml:space="preserve">estaciones_seleccionadas_hidrometricas.csv (108 rows) / _climatologicas.csv (415 rows)</w:t>
-            </w:r>
-          </w:p>
-        </w:tc>
-        <w:tc>
-          <w:tcPr>
-            <w:tcW w:type="dxa" w:w="3120"/>
-            <w:tcBorders>
-              <w:top w:val="single" w:color="B0B0B0" w:sz="1"/>
-              <w:left w:val="single" w:color="B0B0B0" w:sz="1"/>
-              <w:bottom w:val="single" w:color="B0B0B0" w:sz="1"/>
-              <w:right w:val="single" w:color="B0B0B0" w:sz="1"/>
-            </w:tcBorders>
-            <w:tcMar>
-              <w:top w:type="dxa" w:w="100"/>
-              <w:left w:type="dxa" w:w="140"/>
-              <w:bottom w:type="dxa" w:w="100"/>
-              <w:right w:type="dxa" w:w="140"/>
-            </w:tcMar>
-          </w:tcPr>
-          <w:p>
-            <w:r>
-              <w:rPr>
-                <w:rFonts w:ascii="Arial" w:cs="Arial" w:eastAsia="Arial" w:hAnsi="Arial"/>
-                <w:b w:val="false"/>
-                <w:bCs w:val="false"/>
-                <w:sz w:val="21"/>
-                <w:szCs w:val="21"/>
-              </w:rPr>
-              <w:t xml:space="preserve">All columns from the candidate file plus: cobertura — float64 in [0, 1] (fraction of non-missing daily observations of the target variable within 2010-01-01…2025-12-31). vecinos_clima (hydrometric file only) — string, comma-separated list of the three closest climate station keys by haversine distance.</w:t>
+              <w:t xml:space="preserve">Selected stations (main set)</w:t>
+            </w:r>
+          </w:p>
+        </w:tc>
+        <w:tc>
+          <w:tcPr>
+            <w:tcW w:type="dxa" w:w="3120"/>
+            <w:tcBorders>
+              <w:top w:val="single" w:color="B0B0B0" w:sz="1"/>
+              <w:left w:val="single" w:color="B0B0B0" w:sz="1"/>
+              <w:bottom w:val="single" w:color="B0B0B0" w:sz="1"/>
+              <w:right w:val="single" w:color="B0B0B0" w:sz="1"/>
+            </w:tcBorders>
+            <w:tcMar>
+              <w:top w:type="dxa" w:w="100"/>
+              <w:left w:type="dxa" w:w="140"/>
+              <w:bottom w:type="dxa" w:w="100"/>
+              <w:right w:type="dxa" w:w="140"/>
+            </w:tcMar>
+          </w:tcPr>
+          <w:p>
+            <w:r>
+              <w:rPr>
+                <w:rFonts w:ascii="Arial" w:cs="Arial" w:eastAsia="Arial" w:hAnsi="Arial"/>
+                <w:b w:val="false"/>
+                <w:bCs w:val="false"/>
+                <w:sz w:val="21"/>
+                <w:szCs w:val="21"/>
+              </w:rPr>
+              <w:t xml:space="preserve">All columns from the candidate file, plus a coverage column in [0, 1] representing the fraction of non-missing daily observations of the target variable inside the reference window 2010-01-01–2025-12-31. Selected hydrometric stations additionally carry a comma-separated list of the three closest climatological stations by great-circle distance.</w:t>
             </w:r>
           </w:p>
         </w:tc>
@@ -2263,36 +2015,36 @@
                 <w:sz w:val="21"/>
                 <w:szCs w:val="21"/>
               </w:rPr>
-              <w:t xml:space="preserve">estaciones_extendidas_hidrometricas.csv (107 rows)</w:t>
-            </w:r>
-          </w:p>
-        </w:tc>
-        <w:tc>
-          <w:tcPr>
-            <w:tcW w:type="dxa" w:w="3120"/>
-            <w:tcBorders>
-              <w:top w:val="single" w:color="B0B0B0" w:sz="1"/>
-              <w:left w:val="single" w:color="B0B0B0" w:sz="1"/>
-              <w:bottom w:val="single" w:color="B0B0B0" w:sz="1"/>
-              <w:right w:val="single" w:color="B0B0B0" w:sz="1"/>
-            </w:tcBorders>
-            <w:tcMar>
-              <w:top w:type="dxa" w:w="100"/>
-              <w:left w:type="dxa" w:w="140"/>
-              <w:bottom w:type="dxa" w:w="100"/>
-              <w:right w:type="dxa" w:w="140"/>
-            </w:tcMar>
-          </w:tcPr>
-          <w:p>
-            <w:r>
-              <w:rPr>
-                <w:rFonts w:ascii="Arial" w:cs="Arial" w:eastAsia="Arial" w:hAnsi="Arial"/>
-                <w:b w:val="false"/>
-                <w:bCs w:val="false"/>
-                <w:sz w:val="21"/>
-                <w:szCs w:val="21"/>
-              </w:rPr>
-              <w:t xml:space="preserve">Same schema as estaciones_seleccionadas_hidrometricas.csv, restricted to stations with 0.30 ≤ cobertura &lt; 0.60. Column uso_recomendado = "sensibilidad_reconstruccion".</w:t>
+              <w:t xml:space="preserve">Extended hydrometric stations</w:t>
+            </w:r>
+          </w:p>
+        </w:tc>
+        <w:tc>
+          <w:tcPr>
+            <w:tcW w:type="dxa" w:w="3120"/>
+            <w:tcBorders>
+              <w:top w:val="single" w:color="B0B0B0" w:sz="1"/>
+              <w:left w:val="single" w:color="B0B0B0" w:sz="1"/>
+              <w:bottom w:val="single" w:color="B0B0B0" w:sz="1"/>
+              <w:right w:val="single" w:color="B0B0B0" w:sz="1"/>
+            </w:tcBorders>
+            <w:tcMar>
+              <w:top w:type="dxa" w:w="100"/>
+              <w:left w:type="dxa" w:w="140"/>
+              <w:bottom w:type="dxa" w:w="100"/>
+              <w:right w:type="dxa" w:w="140"/>
+            </w:tcMar>
+          </w:tcPr>
+          <w:p>
+            <w:r>
+              <w:rPr>
+                <w:rFonts w:ascii="Arial" w:cs="Arial" w:eastAsia="Arial" w:hAnsi="Arial"/>
+                <w:b w:val="false"/>
+                <w:bCs w:val="false"/>
+                <w:sz w:val="21"/>
+                <w:szCs w:val="21"/>
+              </w:rPr>
+              <w:t xml:space="preserve">Same columns as the main hydrometric selection, restricted to stations whose coverage lies in [0.30, 0.60), plus a categorical column marking the intended use (sensitivity analysis and gap reconstruction).</w:t>
             </w:r>
           </w:p>
         </w:tc>
@@ -2352,36 +2104,36 @@
                 <w:sz w:val="21"/>
                 <w:szCs w:val="21"/>
               </w:rPr>
-              <w:t xml:space="preserve">cuencas/&lt;basin&gt;.gpkg</w:t>
-            </w:r>
-          </w:p>
-        </w:tc>
-        <w:tc>
-          <w:tcPr>
-            <w:tcW w:type="dxa" w:w="3120"/>
-            <w:tcBorders>
-              <w:top w:val="single" w:color="B0B0B0" w:sz="1"/>
-              <w:left w:val="single" w:color="B0B0B0" w:sz="1"/>
-              <w:bottom w:val="single" w:color="B0B0B0" w:sz="1"/>
-              <w:right w:val="single" w:color="B0B0B0" w:sz="1"/>
-            </w:tcBorders>
-            <w:tcMar>
-              <w:top w:type="dxa" w:w="100"/>
-              <w:left w:type="dxa" w:w="140"/>
-              <w:bottom w:type="dxa" w:w="100"/>
-              <w:right w:type="dxa" w:w="140"/>
-            </w:tcMar>
-          </w:tcPr>
-          <w:p>
-            <w:r>
-              <w:rPr>
-                <w:rFonts w:ascii="Arial" w:cs="Arial" w:eastAsia="Arial" w:hAnsi="Arial"/>
-                <w:b w:val="false"/>
-                <w:bCs w:val="false"/>
-                <w:sz w:val="21"/>
-                <w:szCs w:val="21"/>
-              </w:rPr>
-              <w:t xml:space="preserve">OGC GeoPackage; layer cuenca; polygon geometries (EPSG:6362). Attributes: area_km2 — float64; elevacion_media_m — float64; pendiente_media — float64 (dimensionless slope, tan θ); clave_estacion — string (pour-point station key).</w:t>
+              <w:t xml:space="preserve">Sub-basin polygons</w:t>
+            </w:r>
+          </w:p>
+        </w:tc>
+        <w:tc>
+          <w:tcPr>
+            <w:tcW w:type="dxa" w:w="3120"/>
+            <w:tcBorders>
+              <w:top w:val="single" w:color="B0B0B0" w:sz="1"/>
+              <w:left w:val="single" w:color="B0B0B0" w:sz="1"/>
+              <w:bottom w:val="single" w:color="B0B0B0" w:sz="1"/>
+              <w:right w:val="single" w:color="B0B0B0" w:sz="1"/>
+            </w:tcBorders>
+            <w:tcMar>
+              <w:top w:type="dxa" w:w="100"/>
+              <w:left w:type="dxa" w:w="140"/>
+              <w:bottom w:type="dxa" w:w="100"/>
+              <w:right w:type="dxa" w:w="140"/>
+            </w:tcMar>
+          </w:tcPr>
+          <w:p>
+            <w:r>
+              <w:rPr>
+                <w:rFonts w:ascii="Arial" w:cs="Arial" w:eastAsia="Arial" w:hAnsi="Arial"/>
+                <w:b w:val="false"/>
+                <w:bCs w:val="false"/>
+                <w:sz w:val="21"/>
+                <w:szCs w:val="21"/>
+              </w:rPr>
+              <w:t xml:space="preserve">Polygon geometries in a metric coordinate reference system. Attributes: area in km², mean elevation in metres above sea level, mean slope as a dimensionless gradient, and the identifier of the pour-point hydrometric station used during delineation.</w:t>
             </w:r>
           </w:p>
         </w:tc>
@@ -2441,36 +2193,36 @@
                 <w:sz w:val="21"/>
                 <w:szCs w:val="21"/>
               </w:rPr>
-              <w:t xml:space="preserve">feature_table.parquet (6,028,437 rows × 8 columns; 478 stations)</w:t>
-            </w:r>
-          </w:p>
-        </w:tc>
-        <w:tc>
-          <w:tcPr>
-            <w:tcW w:type="dxa" w:w="3120"/>
-            <w:tcBorders>
-              <w:top w:val="single" w:color="B0B0B0" w:sz="1"/>
-              <w:left w:val="single" w:color="B0B0B0" w:sz="1"/>
-              <w:bottom w:val="single" w:color="B0B0B0" w:sz="1"/>
-              <w:right w:val="single" w:color="B0B0B0" w:sz="1"/>
-            </w:tcBorders>
-            <w:tcMar>
-              <w:top w:type="dxa" w:w="100"/>
-              <w:left w:type="dxa" w:w="140"/>
-              <w:bottom w:type="dxa" w:w="100"/>
-              <w:right w:type="dxa" w:w="140"/>
-            </w:tcMar>
-          </w:tcPr>
-          <w:p>
-            <w:r>
-              <w:rPr>
-                <w:rFonts w:ascii="Arial" w:cs="Arial" w:eastAsia="Arial" w:hAnsi="Arial"/>
-                <w:b w:val="false"/>
-                <w:bCs w:val="false"/>
-                <w:sz w:val="21"/>
-                <w:szCs w:val="21"/>
-              </w:rPr>
-              <w:t xml:space="preserve">clave_estacion, fecha, gasto_medio_m3s, calidad as in series_hidrometricas.parquet, plus per-station lagged and rolling-mean features: gasto_medio_m3s_lag1, _lag3, _lag7, _lag14, _lag30 (float64, m³/s at t − k days); gasto_medio_m3s_ma7, _ma30 (float64, m³/s moving averages).</w:t>
+              <w:t xml:space="preserve">Feature table</w:t>
+            </w:r>
+          </w:p>
+        </w:tc>
+        <w:tc>
+          <w:tcPr>
+            <w:tcW w:type="dxa" w:w="3120"/>
+            <w:tcBorders>
+              <w:top w:val="single" w:color="B0B0B0" w:sz="1"/>
+              <w:left w:val="single" w:color="B0B0B0" w:sz="1"/>
+              <w:bottom w:val="single" w:color="B0B0B0" w:sz="1"/>
+              <w:right w:val="single" w:color="B0B0B0" w:sz="1"/>
+            </w:tcBorders>
+            <w:tcMar>
+              <w:top w:type="dxa" w:w="100"/>
+              <w:left w:type="dxa" w:w="140"/>
+              <w:bottom w:type="dxa" w:w="100"/>
+              <w:right w:type="dxa" w:w="140"/>
+            </w:tcMar>
+          </w:tcPr>
+          <w:p>
+            <w:r>
+              <w:rPr>
+                <w:rFonts w:ascii="Arial" w:cs="Arial" w:eastAsia="Arial" w:hAnsi="Arial"/>
+                <w:b w:val="false"/>
+                <w:bCs w:val="false"/>
+                <w:sz w:val="21"/>
+                <w:szCs w:val="21"/>
+              </w:rPr>
+              <w:t xml:space="preserve">Station identifier, date, mean daily streamflow and quality flag as in the canonical hydrometric table. Lagged features L1, L3, L7, L14 and L30 — float, m³/s — corresponding to the streamflow observed at the same station k days before the current row. Rolling-mean features M7 and M30 — float, m³/s — corresponding to the trailing 7-day and 30-day mean of the streamflow at the same station.</w:t>
             </w:r>
           </w:p>
         </w:tc>
@@ -2530,214 +2282,36 @@
                 <w:sz w:val="21"/>
                 <w:szCs w:val="21"/>
               </w:rPr>
-              <w:t xml:space="preserve">reportes/cobertura_por_estacion.csv</w:t>
-            </w:r>
-          </w:p>
-        </w:tc>
-        <w:tc>
-          <w:tcPr>
-            <w:tcW w:type="dxa" w:w="3120"/>
-            <w:tcBorders>
-              <w:top w:val="single" w:color="B0B0B0" w:sz="1"/>
-              <w:left w:val="single" w:color="B0B0B0" w:sz="1"/>
-              <w:bottom w:val="single" w:color="B0B0B0" w:sz="1"/>
-              <w:right w:val="single" w:color="B0B0B0" w:sz="1"/>
-            </w:tcBorders>
-            <w:tcMar>
-              <w:top w:type="dxa" w:w="100"/>
-              <w:left w:type="dxa" w:w="140"/>
-              <w:bottom w:type="dxa" w:w="100"/>
-              <w:right w:type="dxa" w:w="140"/>
-            </w:tcMar>
-          </w:tcPr>
-          <w:p>
-            <w:r>
-              <w:rPr>
-                <w:rFonts w:ascii="Arial" w:cs="Arial" w:eastAsia="Arial" w:hAnsi="Arial"/>
-                <w:b w:val="false"/>
-                <w:bCs w:val="false"/>
-                <w:sz w:val="21"/>
-                <w:szCs w:val="21"/>
-              </w:rPr>
-              <w:t xml:space="preserve">clave_estacion — string. n_obs — int64 (non-missing days). dias_periodo — int64 (target-window length, days). cobertura — float64 in [0, 1]. inicio, fin — datetime64[ns] (first/last observation).</w:t>
-            </w:r>
-          </w:p>
-        </w:tc>
-        <w:tc>
-          <w:tcPr>
-            <w:tcW w:type="dxa" w:w="3120"/>
-            <w:tcBorders>
-              <w:top w:val="single" w:color="B0B0B0" w:sz="1"/>
-              <w:left w:val="single" w:color="B0B0B0" w:sz="1"/>
-              <w:bottom w:val="single" w:color="B0B0B0" w:sz="1"/>
-              <w:right w:val="single" w:color="B0B0B0" w:sz="1"/>
-            </w:tcBorders>
-            <w:tcMar>
-              <w:top w:type="dxa" w:w="100"/>
-              <w:left w:type="dxa" w:w="140"/>
-              <w:bottom w:type="dxa" w:w="100"/>
-              <w:right w:type="dxa" w:w="140"/>
-            </w:tcMar>
-          </w:tcPr>
-          <w:p>
-            <w:r>
-              <w:rPr>
-                <w:rFonts w:ascii="Arial" w:cs="Arial" w:eastAsia="Arial" w:hAnsi="Arial"/>
-                <w:b w:val="false"/>
-                <w:bCs w:val="false"/>
-                <w:sz w:val="21"/>
-                <w:szCs w:val="21"/>
-              </w:rPr>
-              <w:t xml:space="preserve"/>
-            </w:r>
-          </w:p>
-        </w:tc>
-      </w:tr>
-      <w:tr>
-        <w:tc>
-          <w:tcPr>
-            <w:tcW w:type="dxa" w:w="3120"/>
-            <w:tcBorders>
-              <w:top w:val="single" w:color="B0B0B0" w:sz="1"/>
-              <w:left w:val="single" w:color="B0B0B0" w:sz="1"/>
-              <w:bottom w:val="single" w:color="B0B0B0" w:sz="1"/>
-              <w:right w:val="single" w:color="B0B0B0" w:sz="1"/>
-            </w:tcBorders>
-            <w:tcMar>
-              <w:top w:type="dxa" w:w="100"/>
-              <w:left w:type="dxa" w:w="140"/>
-              <w:bottom w:type="dxa" w:w="100"/>
-              <w:right w:type="dxa" w:w="140"/>
-            </w:tcMar>
-          </w:tcPr>
-          <w:p>
-            <w:r>
-              <w:rPr>
-                <w:rFonts w:ascii="Arial" w:cs="Arial" w:eastAsia="Arial" w:hAnsi="Arial"/>
-                <w:b w:val="false"/>
-                <w:bCs w:val="false"/>
-                <w:sz w:val="21"/>
-                <w:szCs w:val="21"/>
-              </w:rPr>
-              <w:t xml:space="preserve">reportes/metrics.json</w:t>
-            </w:r>
-          </w:p>
-        </w:tc>
-        <w:tc>
-          <w:tcPr>
-            <w:tcW w:type="dxa" w:w="3120"/>
-            <w:tcBorders>
-              <w:top w:val="single" w:color="B0B0B0" w:sz="1"/>
-              <w:left w:val="single" w:color="B0B0B0" w:sz="1"/>
-              <w:bottom w:val="single" w:color="B0B0B0" w:sz="1"/>
-              <w:right w:val="single" w:color="B0B0B0" w:sz="1"/>
-            </w:tcBorders>
-            <w:tcMar>
-              <w:top w:type="dxa" w:w="100"/>
-              <w:left w:type="dxa" w:w="140"/>
-              <w:bottom w:type="dxa" w:w="100"/>
-              <w:right w:type="dxa" w:w="140"/>
-            </w:tcMar>
-          </w:tcPr>
-          <w:p>
-            <w:r>
-              <w:rPr>
-                <w:rFonts w:ascii="Arial" w:cs="Arial" w:eastAsia="Arial" w:hAnsi="Arial"/>
-                <w:b w:val="false"/>
-                <w:bCs w:val="false"/>
-                <w:sz w:val="21"/>
-                <w:szCs w:val="21"/>
-              </w:rPr>
-              <w:t xml:space="preserve">JSON document with sub-objects fig1…fig8 mirroring the numerical summaries used to caption Figs. 1–8 (station counts, coverage percentiles, quality-flag counts, monthly climatology, annual means, lag/correlation of the precipitation–discharge relationship, sub-basin counts per basin).</w:t>
-            </w:r>
-          </w:p>
-        </w:tc>
-        <w:tc>
-          <w:tcPr>
-            <w:tcW w:type="dxa" w:w="3120"/>
-            <w:tcBorders>
-              <w:top w:val="single" w:color="B0B0B0" w:sz="1"/>
-              <w:left w:val="single" w:color="B0B0B0" w:sz="1"/>
-              <w:bottom w:val="single" w:color="B0B0B0" w:sz="1"/>
-              <w:right w:val="single" w:color="B0B0B0" w:sz="1"/>
-            </w:tcBorders>
-            <w:tcMar>
-              <w:top w:type="dxa" w:w="100"/>
-              <w:left w:type="dxa" w:w="140"/>
-              <w:bottom w:type="dxa" w:w="100"/>
-              <w:right w:type="dxa" w:w="140"/>
-            </w:tcMar>
-          </w:tcPr>
-          <w:p>
-            <w:r>
-              <w:rPr>
-                <w:rFonts w:ascii="Arial" w:cs="Arial" w:eastAsia="Arial" w:hAnsi="Arial"/>
-                <w:b w:val="false"/>
-                <w:bCs w:val="false"/>
-                <w:sz w:val="21"/>
-                <w:szCs w:val="21"/>
-              </w:rPr>
-              <w:t xml:space="preserve"/>
-            </w:r>
-          </w:p>
-        </w:tc>
-      </w:tr>
-      <w:tr>
-        <w:tc>
-          <w:tcPr>
-            <w:tcW w:type="dxa" w:w="3120"/>
-            <w:tcBorders>
-              <w:top w:val="single" w:color="B0B0B0" w:sz="1"/>
-              <w:left w:val="single" w:color="B0B0B0" w:sz="1"/>
-              <w:bottom w:val="single" w:color="B0B0B0" w:sz="1"/>
-              <w:right w:val="single" w:color="B0B0B0" w:sz="1"/>
-            </w:tcBorders>
-            <w:tcMar>
-              <w:top w:type="dxa" w:w="100"/>
-              <w:left w:type="dxa" w:w="140"/>
-              <w:bottom w:type="dxa" w:w="100"/>
-              <w:right w:type="dxa" w:w="140"/>
-            </w:tcMar>
-          </w:tcPr>
-          <w:p>
-            <w:r>
-              <w:rPr>
-                <w:rFonts w:ascii="Arial" w:cs="Arial" w:eastAsia="Arial" w:hAnsi="Arial"/>
-                <w:b w:val="false"/>
-                <w:bCs w:val="false"/>
-                <w:sz w:val="21"/>
-                <w:szCs w:val="21"/>
-              </w:rPr>
-              <w:t xml:space="preserve">cuencas_piloto.yaml</w:t>
-            </w:r>
-          </w:p>
-        </w:tc>
-        <w:tc>
-          <w:tcPr>
-            <w:tcW w:type="dxa" w:w="3120"/>
-            <w:tcBorders>
-              <w:top w:val="single" w:color="B0B0B0" w:sz="1"/>
-              <w:left w:val="single" w:color="B0B0B0" w:sz="1"/>
-              <w:bottom w:val="single" w:color="B0B0B0" w:sz="1"/>
-              <w:right w:val="single" w:color="B0B0B0" w:sz="1"/>
-            </w:tcBorders>
-            <w:tcMar>
-              <w:top w:type="dxa" w:w="100"/>
-              <w:left w:type="dxa" w:w="140"/>
-              <w:bottom w:type="dxa" w:w="100"/>
-              <w:right w:type="dxa" w:w="140"/>
-            </w:tcMar>
-          </w:tcPr>
-          <w:p>
-            <w:r>
-              <w:rPr>
-                <w:rFonts w:ascii="Arial" w:cs="Arial" w:eastAsia="Arial" w:hAnsi="Arial"/>
-                <w:b w:val="false"/>
-                <w:bCs w:val="false"/>
-                <w:sz w:val="21"/>
-                <w:szCs w:val="21"/>
-              </w:rPr>
-              <w:t xml:space="preserve">Fields per basin: nombre — string. region_hidrologica — int. bbox — [min_lon, min_lat, max_lon, max_lat] (EPSG:4326). cem_resolucion_m — int (m). prioridad — int. Optional nota — string (short annotation).</w:t>
+              <w:t xml:space="preserve">Basin configuration</w:t>
+            </w:r>
+          </w:p>
+        </w:tc>
+        <w:tc>
+          <w:tcPr>
+            <w:tcW w:type="dxa" w:w="3120"/>
+            <w:tcBorders>
+              <w:top w:val="single" w:color="B0B0B0" w:sz="1"/>
+              <w:left w:val="single" w:color="B0B0B0" w:sz="1"/>
+              <w:bottom w:val="single" w:color="B0B0B0" w:sz="1"/>
+              <w:right w:val="single" w:color="B0B0B0" w:sz="1"/>
+            </w:tcBorders>
+            <w:tcMar>
+              <w:top w:type="dxa" w:w="100"/>
+              <w:left w:type="dxa" w:w="140"/>
+              <w:bottom w:type="dxa" w:w="100"/>
+              <w:right w:type="dxa" w:w="140"/>
+            </w:tcMar>
+          </w:tcPr>
+          <w:p>
+            <w:r>
+              <w:rPr>
+                <w:rFonts w:ascii="Arial" w:cs="Arial" w:eastAsia="Arial" w:hAnsi="Arial"/>
+                <w:b w:val="false"/>
+                <w:bCs w:val="false"/>
+                <w:sz w:val="21"/>
+                <w:szCs w:val="21"/>
+              </w:rPr>
+              <w:t xml:space="preserve">Per basin: name — string. Hydrological region code — integer. Bounding box — four floats in decimal degrees, ordered as minimum longitude, minimum latitude, maximum longitude, maximum latitude. Target elevation-model resolution — integer, metres.</w:t>
             </w:r>
           </w:p>
         </w:tc>
@@ -2796,26 +2370,7 @@
           <w:sz w:val="26"/>
           <w:szCs w:val="26"/>
         </w:rPr>
-        <w:t xml:space="preserve">Table 3. Station counts per basin bounding box</w:t>
-      </w:r>
-    </w:p>
-    <w:p>
-      <w:pPr>
-        <w:spacing w:after="120" w:line="300"/>
-        <w:jc w:val="both"/>
-      </w:pPr>
-      <w:r>
-        <w:rPr>
-          <w:rFonts w:ascii="Arial" w:cs="Arial" w:eastAsia="Arial" w:hAnsi="Arial"/>
-          <w:b w:val="false"/>
-          <w:bCs w:val="false"/>
-          <w:i w:val="false"/>
-          <w:iCs w:val="false"/>
-          <w:color w:val="000000"/>
-          <w:sz w:val="22"/>
-          <w:szCs w:val="22"/>
-        </w:rPr>
-        <w:t xml:space="preserve">Stations are assigned to a basin by geometric containment in the curated bbox (conf/cuencas_piloto.yaml). Sub-basin polygons per basin are the outputs of the WhiteboxTools delineation described in §4.7.</w:t>
+        <w:t xml:space="preserve">Table 3. Stations and sub-basins delivered per pilot basin</w:t>
       </w:r>
     </w:p>
     <w:tbl>
@@ -2892,7 +2447,7 @@
                 <w:sz w:val="21"/>
                 <w:szCs w:val="21"/>
               </w:rPr>
-              <w:t xml:space="preserve">Hydrometric stations ≥60% inside bbox</w:t>
+              <w:t xml:space="preserve">Selected hydrometric stations inside bbox</w:t>
             </w:r>
           </w:p>
         </w:tc>
@@ -2922,7 +2477,7 @@
                 <w:sz w:val="21"/>
                 <w:szCs w:val="21"/>
               </w:rPr>
-              <w:t xml:space="preserve">Sub-basin polygons</w:t>
+              <w:t xml:space="preserve">Delineated sub-basin polygons</w:t>
             </w:r>
           </w:p>
         </w:tc>
@@ -3567,34 +3122,43 @@
           <w:sz w:val="20"/>
           <w:szCs w:val="20"/>
         </w:rPr>
-        <w:t xml:space="preserve">The sum by basin exceeds the number of unique selected stations because a small number of stations lie in the overlap between contiguous bboxes (Bajío/Pánuco); each station is then assigned to a single sub-basin by proximity to the snapped pour point during delineation.</w:t>
-      </w:r>
-    </w:p>
-    <w:p>
-      <w:r>
-        <w:rPr>
-          <w:rFonts w:ascii="Arial" w:cs="Arial" w:eastAsia="Arial" w:hAnsi="Arial"/>
+        <w:t xml:space="preserve">The per-basin sum in Table 3 exceeds the count of unique selected stations because a small number of stations lie inside the overlap between two contiguous bounding boxes; each station is then assigned to a single sub-basin by proximity to its snapped pour point during delineation.</w:t>
+      </w:r>
+    </w:p>
+    <w:p>
+      <w:pPr>
+        <w:pStyle w:val="Heading1"/>
+        <w:spacing w:after="160" w:before="320"/>
+      </w:pPr>
+      <w:r>
+        <w:rPr>
+          <w:rFonts w:ascii="Arial" w:cs="Arial" w:eastAsia="Arial" w:hAnsi="Arial"/>
+          <w:b/>
+          <w:bCs/>
+          <w:color w:val="7A1737"/>
+          <w:sz w:val="30"/>
+          <w:szCs w:val="30"/>
+        </w:rPr>
+        <w:t xml:space="preserve">Experimental Design, Materials and Methods</w:t>
+      </w:r>
+    </w:p>
+    <w:p>
+      <w:pPr>
+        <w:spacing w:after="120" w:line="300"/>
+        <w:jc w:val="both"/>
+      </w:pPr>
+      <w:r>
+        <w:rPr>
+          <w:rFonts w:ascii="Arial" w:cs="Arial" w:eastAsia="Arial" w:hAnsi="Arial"/>
+          <w:b w:val="false"/>
+          <w:bCs w:val="false"/>
+          <w:i w:val="false"/>
+          <w:iCs w:val="false"/>
+          <w:color w:val="000000"/>
           <w:sz w:val="22"/>
           <w:szCs w:val="22"/>
         </w:rPr>
-        <w:t xml:space="preserve"/>
-      </w:r>
-    </w:p>
-    <w:p>
-      <w:pPr>
-        <w:pStyle w:val="Heading2"/>
-        <w:spacing w:after="120" w:before="240"/>
-      </w:pPr>
-      <w:r>
-        <w:rPr>
-          <w:rFonts w:ascii="Arial" w:cs="Arial" w:eastAsia="Arial" w:hAnsi="Arial"/>
-          <w:b/>
-          <w:bCs/>
-          <w:color w:val="000000"/>
-          <w:sz w:val="26"/>
-          <w:szCs w:val="26"/>
-        </w:rPr>
-        <w:t xml:space="preserve">Figures included in reportes/</w:t>
+        <w:t xml:space="preserve">The dataset was constructed through a seven-stage systematic pipeline that ingests two publicly available primary sources (a national hydrological information system and a national digital elevation model), harmonises them into a station–day columnar schema and a per-basin geospatial layer, and derives from them a compact model-ready feature table. Fig. 1 summarises the overall workflow and the input and output of every stage. Algorithm 1 gives the corresponding pseudocode. The following subsections detail each stage. All time series were reduced to the reference window 2010-01-01 through 2025-12-31 (5,844 days) for coverage assessment and downstream feature engineering.</w:t>
       </w:r>
     </w:p>
     <w:p>
@@ -3605,9 +3169,9 @@
       <w:r>
         <w:drawing>
           <wp:inline distT="0" distB="0" distL="0" distR="0">
-            <wp:extent cx="5143500" cy="2828925"/>
+            <wp:extent cx="5524500" cy="4143375"/>
             <wp:effectExtent t="0" r="0" b="0" l="0"/>
-            <wp:docPr id="1" name="fig1_inventario_cobertura.png" descr="Fig. 1. Left: number of hydrometric stations per hydrological region among the 547 stations in series_hidrometricas.parquet (RH 12 = 276, RH 18 = 112, RH 26 = 159). Right: histogram of the coverage of gasto_medio_m3s per station over 2010-01-01…2025-12-31. Vertical dashed lines mark the operational thresholds (60% for hydrometric selection, 80% for climatological selection). Mean coverage across all stations = 29.2%; 108 stations meet the 60% cut-off; 74 meet 80%." title="Fig. 1. Left: number of hydrometric stations per hydrological region among the 547 stations in series_hidrometricas.parquet (RH 12 = 276, RH 18 = 112, RH 26 = 159). Right: histogram of the coverage of gasto_medio_m3s per station over 2010-01-01…2025-12-31. Vertical dashed lines mark the operational thresholds (60% for hydrometric selection, 80% for climatological selection). Mean coverage across all stations = 29.2%; 108 stations meet the 60% cut-off; 74 meet 80%."/>
+            <wp:docPr id="1" name="fig0_workflow.png" descr="Fig. 1. Overall workflow of the Hidro-MX construction pipeline. Blue boxes: primary data sources. Red-edged boxes: processing stages. Green-edged boxes: quality-control and feature-engineering stages. Orange boxes: distributed outputs. Arrows follow the direction of data flow." title="Fig. 1. Overall workflow of the Hidro-MX construction pipeline. Blue boxes: primary data sources. Red-edged boxes: processing stages. Green-edged boxes: quality-control and feature-engineering stages. Orange boxes: distributed outputs. Arrows follow the direction of data flow."/>
             <wp:cNvGraphicFramePr>
               <a:graphicFrameLocks xmlns:a="http://schemas.openxmlformats.org/drawingml/2006/main" noChangeAspect="1"/>
             </wp:cNvGraphicFramePr>
@@ -3630,7 +3194,7 @@
                   <pic:spPr bwMode="auto">
                     <a:xfrm>
                       <a:off x="0" y="0"/>
-                      <a:ext cx="5143500" cy="2828925"/>
+                      <a:ext cx="5524500" cy="4143375"/>
                     </a:xfrm>
                     <a:prstGeom prst="rect">
                       <a:avLst/>
@@ -3656,7 +3220,1162 @@
           <w:sz w:val="19"/>
           <w:szCs w:val="19"/>
         </w:rPr>
-        <w:t xml:space="preserve">Fig. 1. Left: number of hydrometric stations per hydrological region among the 547 stations in series_hidrometricas.parquet (RH 12 = 276, RH 18 = 112, RH 26 = 159). Right: histogram of the coverage of gasto_medio_m3s per station over 2010-01-01…2025-12-31. Vertical dashed lines mark the operational thresholds (60% for hydrometric selection, 80% for climatological selection). Mean coverage across all stations = 29.2%; 108 stations meet the 60% cut-off; 74 meet 80%.</w:t>
+        <w:t xml:space="preserve">Fig. 1. Overall workflow of the Hidro-MX construction pipeline. Blue boxes: primary data sources. Red-edged boxes: processing stages. Green-edged boxes: quality-control and feature-engineering stages. Orange boxes: distributed outputs. Arrows follow the direction of data flow.</w:t>
+      </w:r>
+    </w:p>
+    <w:p>
+      <w:pPr>
+        <w:pStyle w:val="Heading2"/>
+        <w:spacing w:after="120" w:before="240"/>
+      </w:pPr>
+      <w:r>
+        <w:rPr>
+          <w:rFonts w:ascii="Arial" w:cs="Arial" w:eastAsia="Arial" w:hAnsi="Arial"/>
+          <w:b/>
+          <w:bCs/>
+          <w:color w:val="000000"/>
+          <w:sz w:val="26"/>
+          <w:szCs w:val="26"/>
+        </w:rPr>
+        <w:t xml:space="preserve">Algorithm 1 — Hidro-MX dataset construction pipeline</w:t>
+      </w:r>
+    </w:p>
+    <w:p>
+      <w:pPr>
+        <w:spacing w:after="80" w:line="260"/>
+        <w:ind w:left="360"/>
+      </w:pPr>
+      <w:r>
+        <w:rPr>
+          <w:rFonts w:ascii="Consolas" w:cs="Consolas" w:eastAsia="Consolas" w:hAnsi="Consolas"/>
+          <w:sz w:val="20"/>
+          <w:szCs w:val="20"/>
+        </w:rPr>
+        <w:t xml:space="preserve">Input:  H = hydrological information system endpoint</w:t>
+      </w:r>
+    </w:p>
+    <w:p>
+      <w:pPr>
+        <w:spacing w:after="80" w:line="260"/>
+        <w:ind w:left="360"/>
+      </w:pPr>
+      <w:r>
+        <w:rPr>
+          <w:rFonts w:ascii="Consolas" w:cs="Consolas" w:eastAsia="Consolas" w:hAnsi="Consolas"/>
+          <w:sz w:val="20"/>
+          <w:szCs w:val="20"/>
+        </w:rPr>
+        <w:t xml:space="preserve">        E = state-level digital elevation model tiles</w:t>
+      </w:r>
+    </w:p>
+    <w:p>
+      <w:pPr>
+        <w:spacing w:after="80" w:line="260"/>
+        <w:ind w:left="360"/>
+      </w:pPr>
+      <w:r>
+        <w:rPr>
+          <w:rFonts w:ascii="Consolas" w:cs="Consolas" w:eastAsia="Consolas" w:hAnsi="Consolas"/>
+          <w:sz w:val="20"/>
+          <w:szCs w:val="20"/>
+        </w:rPr>
+        <w:t xml:space="preserve">        B = pilot-basin configuration (name, region code, bounding box, target resolution)</w:t>
+      </w:r>
+    </w:p>
+    <w:p>
+      <w:pPr>
+        <w:spacing w:after="80" w:line="260"/>
+        <w:ind w:left="360"/>
+      </w:pPr>
+      <w:r>
+        <w:rPr>
+          <w:rFonts w:ascii="Consolas" w:cs="Consolas" w:eastAsia="Consolas" w:hAnsi="Consolas"/>
+          <w:sz w:val="20"/>
+          <w:szCs w:val="20"/>
+        </w:rPr>
+        <w:t xml:space="preserve">        [t_start, t_end] = reference reporting window</w:t>
+      </w:r>
+    </w:p>
+    <w:p>
+      <w:pPr>
+        <w:spacing w:after="80" w:line="260"/>
+        <w:ind w:left="360"/>
+      </w:pPr>
+      <w:r>
+        <w:rPr>
+          <w:rFonts w:ascii="Consolas" w:cs="Consolas" w:eastAsia="Consolas" w:hAnsi="Consolas"/>
+          <w:sz w:val="20"/>
+          <w:szCs w:val="20"/>
+        </w:rPr>
+        <w:t xml:space="preserve">Output: T_H, T_C = canonical hydrometric and climatological time-series tables</w:t>
+      </w:r>
+    </w:p>
+    <w:p>
+      <w:pPr>
+        <w:spacing w:after="80" w:line="260"/>
+        <w:ind w:left="360"/>
+      </w:pPr>
+      <w:r>
+        <w:rPr>
+          <w:rFonts w:ascii="Consolas" w:cs="Consolas" w:eastAsia="Consolas" w:hAnsi="Consolas"/>
+          <w:sz w:val="20"/>
+          <w:szCs w:val="20"/>
+        </w:rPr>
+        <w:t xml:space="preserve">        S_H, S_C = selected station manifests with climate neighbours</w:t>
+      </w:r>
+    </w:p>
+    <w:p>
+      <w:pPr>
+        <w:spacing w:after="80" w:line="260"/>
+        <w:ind w:left="360"/>
+      </w:pPr>
+      <w:r>
+        <w:rPr>
+          <w:rFonts w:ascii="Consolas" w:cs="Consolas" w:eastAsia="Consolas" w:hAnsi="Consolas"/>
+          <w:sz w:val="20"/>
+          <w:szCs w:val="20"/>
+        </w:rPr>
+        <w:t xml:space="preserve">        D_b = per-basin digital elevation model</w:t>
+      </w:r>
+    </w:p>
+    <w:p>
+      <w:pPr>
+        <w:spacing w:after="80" w:line="260"/>
+        <w:ind w:left="360"/>
+      </w:pPr>
+      <w:r>
+        <w:rPr>
+          <w:rFonts w:ascii="Consolas" w:cs="Consolas" w:eastAsia="Consolas" w:hAnsi="Consolas"/>
+          <w:sz w:val="20"/>
+          <w:szCs w:val="20"/>
+        </w:rPr>
+        <w:t xml:space="preserve">        W_b = per-basin sub-basin polygon layer</w:t>
+      </w:r>
+    </w:p>
+    <w:p>
+      <w:pPr>
+        <w:spacing w:after="80" w:line="260"/>
+        <w:ind w:left="360"/>
+      </w:pPr>
+      <w:r>
+        <w:rPr>
+          <w:rFonts w:ascii="Consolas" w:cs="Consolas" w:eastAsia="Consolas" w:hAnsi="Consolas"/>
+          <w:sz w:val="20"/>
+          <w:szCs w:val="20"/>
+        </w:rPr>
+        <w:t xml:space="preserve">        F   = model-ready feature table</w:t>
+      </w:r>
+    </w:p>
+    <w:p>
+      <w:pPr>
+        <w:spacing w:after="80" w:line="260"/>
+        <w:ind w:left="360"/>
+      </w:pPr>
+      <w:r>
+        <w:rPr>
+          <w:rFonts w:ascii="Consolas" w:cs="Consolas" w:eastAsia="Consolas" w:hAnsi="Consolas"/>
+          <w:sz w:val="20"/>
+          <w:szCs w:val="20"/>
+        </w:rPr>
+        <w:t xml:space="preserve"/>
+      </w:r>
+    </w:p>
+    <w:p>
+      <w:pPr>
+        <w:spacing w:after="80" w:line="260"/>
+        <w:ind w:left="360"/>
+      </w:pPr>
+      <w:r>
+        <w:rPr>
+          <w:rFonts w:ascii="Consolas" w:cs="Consolas" w:eastAsia="Consolas" w:hAnsi="Consolas"/>
+          <w:sz w:val="20"/>
+          <w:szCs w:val="20"/>
+        </w:rPr>
+        <w:t xml:space="preserve">Step 1 — Catalog acquisition:</w:t>
+      </w:r>
+    </w:p>
+    <w:p>
+      <w:pPr>
+        <w:spacing w:after="80" w:line="260"/>
+        <w:ind w:left="360"/>
+      </w:pPr>
+      <w:r>
+        <w:rPr>
+          <w:rFonts w:ascii="Consolas" w:cs="Consolas" w:eastAsia="Consolas" w:hAnsi="Consolas"/>
+          <w:sz w:val="20"/>
+          <w:szCs w:val="20"/>
+        </w:rPr>
+        <w:t xml:space="preserve">  For type in {hydrometric, climatological}:</w:t>
+      </w:r>
+    </w:p>
+    <w:p>
+      <w:pPr>
+        <w:spacing w:after="80" w:line="260"/>
+        <w:ind w:left="360"/>
+      </w:pPr>
+      <w:r>
+        <w:rPr>
+          <w:rFonts w:ascii="Consolas" w:cs="Consolas" w:eastAsia="Consolas" w:hAnsi="Consolas"/>
+          <w:sz w:val="20"/>
+          <w:szCs w:val="20"/>
+        </w:rPr>
+        <w:t xml:space="preserve">     Download master catalog from H; normalise headers; record provenance manifest</w:t>
+      </w:r>
+    </w:p>
+    <w:p>
+      <w:pPr>
+        <w:spacing w:after="80" w:line="260"/>
+        <w:ind w:left="360"/>
+      </w:pPr>
+      <w:r>
+        <w:rPr>
+          <w:rFonts w:ascii="Consolas" w:cs="Consolas" w:eastAsia="Consolas" w:hAnsi="Consolas"/>
+          <w:sz w:val="20"/>
+          <w:szCs w:val="20"/>
+        </w:rPr>
+        <w:t xml:space="preserve"/>
+      </w:r>
+    </w:p>
+    <w:p>
+      <w:pPr>
+        <w:spacing w:after="80" w:line="260"/>
+        <w:ind w:left="360"/>
+      </w:pPr>
+      <w:r>
+        <w:rPr>
+          <w:rFonts w:ascii="Consolas" w:cs="Consolas" w:eastAsia="Consolas" w:hAnsi="Consolas"/>
+          <w:sz w:val="20"/>
+          <w:szCs w:val="20"/>
+        </w:rPr>
+        <w:t xml:space="preserve">Step 2 — Candidate-station selection:</w:t>
+      </w:r>
+    </w:p>
+    <w:p>
+      <w:pPr>
+        <w:spacing w:after="80" w:line="260"/>
+        <w:ind w:left="360"/>
+      </w:pPr>
+      <w:r>
+        <w:rPr>
+          <w:rFonts w:ascii="Consolas" w:cs="Consolas" w:eastAsia="Consolas" w:hAnsi="Consolas"/>
+          <w:sz w:val="20"/>
+          <w:szCs w:val="20"/>
+        </w:rPr>
+        <w:t xml:space="preserve">  For each catalog: retain stations whose hydrological region is listed in B</w:t>
+      </w:r>
+    </w:p>
+    <w:p>
+      <w:pPr>
+        <w:spacing w:after="80" w:line="260"/>
+        <w:ind w:left="360"/>
+      </w:pPr>
+      <w:r>
+        <w:rPr>
+          <w:rFonts w:ascii="Consolas" w:cs="Consolas" w:eastAsia="Consolas" w:hAnsi="Consolas"/>
+          <w:sz w:val="20"/>
+          <w:szCs w:val="20"/>
+        </w:rPr>
+        <w:t xml:space="preserve">  Result: candidate universes U_H, U_C</w:t>
+      </w:r>
+    </w:p>
+    <w:p>
+      <w:pPr>
+        <w:spacing w:after="80" w:line="260"/>
+        <w:ind w:left="360"/>
+      </w:pPr>
+      <w:r>
+        <w:rPr>
+          <w:rFonts w:ascii="Consolas" w:cs="Consolas" w:eastAsia="Consolas" w:hAnsi="Consolas"/>
+          <w:sz w:val="20"/>
+          <w:szCs w:val="20"/>
+        </w:rPr>
+        <w:t xml:space="preserve"/>
+      </w:r>
+    </w:p>
+    <w:p>
+      <w:pPr>
+        <w:spacing w:after="80" w:line="260"/>
+        <w:ind w:left="360"/>
+      </w:pPr>
+      <w:r>
+        <w:rPr>
+          <w:rFonts w:ascii="Consolas" w:cs="Consolas" w:eastAsia="Consolas" w:hAnsi="Consolas"/>
+          <w:sz w:val="20"/>
+          <w:szCs w:val="20"/>
+        </w:rPr>
+        <w:t xml:space="preserve">Step 3 — Time-series retrieval:</w:t>
+      </w:r>
+    </w:p>
+    <w:p>
+      <w:pPr>
+        <w:spacing w:after="80" w:line="260"/>
+        <w:ind w:left="360"/>
+      </w:pPr>
+      <w:r>
+        <w:rPr>
+          <w:rFonts w:ascii="Consolas" w:cs="Consolas" w:eastAsia="Consolas" w:hAnsi="Consolas"/>
+          <w:sz w:val="20"/>
+          <w:szCs w:val="20"/>
+        </w:rPr>
+        <w:t xml:space="preserve">  For every station k in U_H \cup U_C:</w:t>
+      </w:r>
+    </w:p>
+    <w:p>
+      <w:pPr>
+        <w:spacing w:after="80" w:line="260"/>
+        <w:ind w:left="360"/>
+      </w:pPr>
+      <w:r>
+        <w:rPr>
+          <w:rFonts w:ascii="Consolas" w:cs="Consolas" w:eastAsia="Consolas" w:hAnsi="Consolas"/>
+          <w:sz w:val="20"/>
+          <w:szCs w:val="20"/>
+        </w:rPr>
+        <w:t xml:space="preserve">     Download the full historical daily record from H</w:t>
+      </w:r>
+    </w:p>
+    <w:p>
+      <w:pPr>
+        <w:spacing w:after="80" w:line="260"/>
+        <w:ind w:left="360"/>
+      </w:pPr>
+      <w:r>
+        <w:rPr>
+          <w:rFonts w:ascii="Consolas" w:cs="Consolas" w:eastAsia="Consolas" w:hAnsi="Consolas"/>
+          <w:sz w:val="20"/>
+          <w:szCs w:val="20"/>
+        </w:rPr>
+        <w:t xml:space="preserve">     Register the file in the provenance manifest</w:t>
+      </w:r>
+    </w:p>
+    <w:p>
+      <w:pPr>
+        <w:spacing w:after="80" w:line="260"/>
+        <w:ind w:left="360"/>
+      </w:pPr>
+      <w:r>
+        <w:rPr>
+          <w:rFonts w:ascii="Consolas" w:cs="Consolas" w:eastAsia="Consolas" w:hAnsi="Consolas"/>
+          <w:sz w:val="20"/>
+          <w:szCs w:val="20"/>
+        </w:rPr>
+        <w:t xml:space="preserve"/>
+      </w:r>
+    </w:p>
+    <w:p>
+      <w:pPr>
+        <w:spacing w:after="80" w:line="260"/>
+        <w:ind w:left="360"/>
+      </w:pPr>
+      <w:r>
+        <w:rPr>
+          <w:rFonts w:ascii="Consolas" w:cs="Consolas" w:eastAsia="Consolas" w:hAnsi="Consolas"/>
+          <w:sz w:val="20"/>
+          <w:szCs w:val="20"/>
+        </w:rPr>
+        <w:t xml:space="preserve">Step 4 — Canonical schema and quality control:</w:t>
+      </w:r>
+    </w:p>
+    <w:p>
+      <w:pPr>
+        <w:spacing w:after="80" w:line="260"/>
+        <w:ind w:left="360"/>
+      </w:pPr>
+      <w:r>
+        <w:rPr>
+          <w:rFonts w:ascii="Consolas" w:cs="Consolas" w:eastAsia="Consolas" w:hAnsi="Consolas"/>
+          <w:sz w:val="20"/>
+          <w:szCs w:val="20"/>
+        </w:rPr>
+        <w:t xml:space="preserve">  For every retrieved series s_k:</w:t>
+      </w:r>
+    </w:p>
+    <w:p>
+      <w:pPr>
+        <w:spacing w:after="80" w:line="260"/>
+        <w:ind w:left="360"/>
+      </w:pPr>
+      <w:r>
+        <w:rPr>
+          <w:rFonts w:ascii="Consolas" w:cs="Consolas" w:eastAsia="Consolas" w:hAnsi="Consolas"/>
+          <w:sz w:val="20"/>
+          <w:szCs w:val="20"/>
+        </w:rPr>
+        <w:t xml:space="preserve">     Parse permissively (header and date-format variants); replace sentinels by NaN</w:t>
+      </w:r>
+    </w:p>
+    <w:p>
+      <w:pPr>
+        <w:spacing w:after="80" w:line="260"/>
+        <w:ind w:left="360"/>
+      </w:pPr>
+      <w:r>
+        <w:rPr>
+          <w:rFonts w:ascii="Consolas" w:cs="Consolas" w:eastAsia="Consolas" w:hAnsi="Consolas"/>
+          <w:sz w:val="20"/>
+          <w:szCs w:val="20"/>
+        </w:rPr>
+        <w:t xml:space="preserve">     Rebuild a continuous daily index over the observed range</w:t>
+      </w:r>
+    </w:p>
+    <w:p>
+      <w:pPr>
+        <w:spacing w:after="80" w:line="260"/>
+        <w:ind w:left="360"/>
+      </w:pPr>
+      <w:r>
+        <w:rPr>
+          <w:rFonts w:ascii="Consolas" w:cs="Consolas" w:eastAsia="Consolas" w:hAnsi="Consolas"/>
+          <w:sz w:val="20"/>
+          <w:szCs w:val="20"/>
+        </w:rPr>
+        <w:t xml:space="preserve">     Mark physical outliers (quality flag = 2, retained for auditability)</w:t>
+      </w:r>
+    </w:p>
+    <w:p>
+      <w:pPr>
+        <w:spacing w:after="80" w:line="260"/>
+        <w:ind w:left="360"/>
+      </w:pPr>
+      <w:r>
+        <w:rPr>
+          <w:rFonts w:ascii="Consolas" w:cs="Consolas" w:eastAsia="Consolas" w:hAnsi="Consolas"/>
+          <w:sz w:val="20"/>
+          <w:szCs w:val="20"/>
+        </w:rPr>
+        <w:t xml:space="preserve">     Impute internal gaps &lt; 7 days by cubic spline; fall back to linear</w:t>
+      </w:r>
+    </w:p>
+    <w:p>
+      <w:pPr>
+        <w:spacing w:after="80" w:line="260"/>
+        <w:ind w:left="360"/>
+      </w:pPr>
+      <w:r>
+        <w:rPr>
+          <w:rFonts w:ascii="Consolas" w:cs="Consolas" w:eastAsia="Consolas" w:hAnsi="Consolas"/>
+          <w:sz w:val="20"/>
+          <w:szCs w:val="20"/>
+        </w:rPr>
+        <w:t xml:space="preserve">       on numerically ill-posed segments (quality flag = 1)</w:t>
+      </w:r>
+    </w:p>
+    <w:p>
+      <w:pPr>
+        <w:spacing w:after="80" w:line="260"/>
+        <w:ind w:left="360"/>
+      </w:pPr>
+      <w:r>
+        <w:rPr>
+          <w:rFonts w:ascii="Consolas" w:cs="Consolas" w:eastAsia="Consolas" w:hAnsi="Consolas"/>
+          <w:sz w:val="20"/>
+          <w:szCs w:val="20"/>
+        </w:rPr>
+        <w:t xml:space="preserve">     Validate against the canonical schema (types, physical bounds, allowed labels)</w:t>
+      </w:r>
+    </w:p>
+    <w:p>
+      <w:pPr>
+        <w:spacing w:after="80" w:line="260"/>
+        <w:ind w:left="360"/>
+      </w:pPr>
+      <w:r>
+        <w:rPr>
+          <w:rFonts w:ascii="Consolas" w:cs="Consolas" w:eastAsia="Consolas" w:hAnsi="Consolas"/>
+          <w:sz w:val="20"/>
+          <w:szCs w:val="20"/>
+        </w:rPr>
+        <w:t xml:space="preserve">  Persist T_H, T_C as year-partitioned columnar tables</w:t>
+      </w:r>
+    </w:p>
+    <w:p>
+      <w:pPr>
+        <w:spacing w:after="80" w:line="260"/>
+        <w:ind w:left="360"/>
+      </w:pPr>
+      <w:r>
+        <w:rPr>
+          <w:rFonts w:ascii="Consolas" w:cs="Consolas" w:eastAsia="Consolas" w:hAnsi="Consolas"/>
+          <w:sz w:val="20"/>
+          <w:szCs w:val="20"/>
+        </w:rPr>
+        <w:t xml:space="preserve"/>
+      </w:r>
+    </w:p>
+    <w:p>
+      <w:pPr>
+        <w:spacing w:after="80" w:line="260"/>
+        <w:ind w:left="360"/>
+      </w:pPr>
+      <w:r>
+        <w:rPr>
+          <w:rFonts w:ascii="Consolas" w:cs="Consolas" w:eastAsia="Consolas" w:hAnsi="Consolas"/>
+          <w:sz w:val="20"/>
+          <w:szCs w:val="20"/>
+        </w:rPr>
+        <w:t xml:space="preserve">Step 5 — Digital elevation model preparation per basin:</w:t>
+      </w:r>
+    </w:p>
+    <w:p>
+      <w:pPr>
+        <w:spacing w:after="80" w:line="260"/>
+        <w:ind w:left="360"/>
+      </w:pPr>
+      <w:r>
+        <w:rPr>
+          <w:rFonts w:ascii="Consolas" w:cs="Consolas" w:eastAsia="Consolas" w:hAnsi="Consolas"/>
+          <w:sz w:val="20"/>
+          <w:szCs w:val="20"/>
+        </w:rPr>
+        <w:t xml:space="preserve">  For every basin b in B:</w:t>
+      </w:r>
+    </w:p>
+    <w:p>
+      <w:pPr>
+        <w:spacing w:after="80" w:line="260"/>
+        <w:ind w:left="360"/>
+      </w:pPr>
+      <w:r>
+        <w:rPr>
+          <w:rFonts w:ascii="Consolas" w:cs="Consolas" w:eastAsia="Consolas" w:hAnsi="Consolas"/>
+          <w:sz w:val="20"/>
+          <w:szCs w:val="20"/>
+        </w:rPr>
+        <w:t xml:space="preserve">     Select the state tiles whose extents intersect the bounding box of b</w:t>
+      </w:r>
+    </w:p>
+    <w:p>
+      <w:pPr>
+        <w:spacing w:after="80" w:line="260"/>
+        <w:ind w:left="360"/>
+      </w:pPr>
+      <w:r>
+        <w:rPr>
+          <w:rFonts w:ascii="Consolas" w:cs="Consolas" w:eastAsia="Consolas" w:hAnsi="Consolas"/>
+          <w:sz w:val="20"/>
+          <w:szCs w:val="20"/>
+        </w:rPr>
+        <w:t xml:space="preserve">     Mosaic the selected tiles; clip to the bounding box</w:t>
+      </w:r>
+    </w:p>
+    <w:p>
+      <w:pPr>
+        <w:spacing w:after="80" w:line="260"/>
+        <w:ind w:left="360"/>
+      </w:pPr>
+      <w:r>
+        <w:rPr>
+          <w:rFonts w:ascii="Consolas" w:cs="Consolas" w:eastAsia="Consolas" w:hAnsi="Consolas"/>
+          <w:sz w:val="20"/>
+          <w:szCs w:val="20"/>
+        </w:rPr>
+        <w:t xml:space="preserve">     If tile resolution differs from the target: resample (average for downsampling,</w:t>
+      </w:r>
+    </w:p>
+    <w:p>
+      <w:pPr>
+        <w:spacing w:after="80" w:line="260"/>
+        <w:ind w:left="360"/>
+      </w:pPr>
+      <w:r>
+        <w:rPr>
+          <w:rFonts w:ascii="Consolas" w:cs="Consolas" w:eastAsia="Consolas" w:hAnsi="Consolas"/>
+          <w:sz w:val="20"/>
+          <w:szCs w:val="20"/>
+        </w:rPr>
+        <w:t xml:space="preserve">       bilinear for upsampling)</w:t>
+      </w:r>
+    </w:p>
+    <w:p>
+      <w:pPr>
+        <w:spacing w:after="80" w:line="260"/>
+        <w:ind w:left="360"/>
+      </w:pPr>
+      <w:r>
+        <w:rPr>
+          <w:rFonts w:ascii="Consolas" w:cs="Consolas" w:eastAsia="Consolas" w:hAnsi="Consolas"/>
+          <w:sz w:val="20"/>
+          <w:szCs w:val="20"/>
+        </w:rPr>
+        <w:t xml:space="preserve">     Store the result as a compressed raster D_b</w:t>
+      </w:r>
+    </w:p>
+    <w:p>
+      <w:pPr>
+        <w:spacing w:after="80" w:line="260"/>
+        <w:ind w:left="360"/>
+      </w:pPr>
+      <w:r>
+        <w:rPr>
+          <w:rFonts w:ascii="Consolas" w:cs="Consolas" w:eastAsia="Consolas" w:hAnsi="Consolas"/>
+          <w:sz w:val="20"/>
+          <w:szCs w:val="20"/>
+        </w:rPr>
+        <w:t xml:space="preserve"/>
+      </w:r>
+    </w:p>
+    <w:p>
+      <w:pPr>
+        <w:spacing w:after="80" w:line="260"/>
+        <w:ind w:left="360"/>
+      </w:pPr>
+      <w:r>
+        <w:rPr>
+          <w:rFonts w:ascii="Consolas" w:cs="Consolas" w:eastAsia="Consolas" w:hAnsi="Consolas"/>
+          <w:sz w:val="20"/>
+          <w:szCs w:val="20"/>
+        </w:rPr>
+        <w:t xml:space="preserve">Step 6 — Watershed delineation per basin:</w:t>
+      </w:r>
+    </w:p>
+    <w:p>
+      <w:pPr>
+        <w:spacing w:after="80" w:line="260"/>
+        <w:ind w:left="360"/>
+      </w:pPr>
+      <w:r>
+        <w:rPr>
+          <w:rFonts w:ascii="Consolas" w:cs="Consolas" w:eastAsia="Consolas" w:hAnsi="Consolas"/>
+          <w:sz w:val="20"/>
+          <w:szCs w:val="20"/>
+        </w:rPr>
+        <w:t xml:space="preserve">  For every basin b:</w:t>
+      </w:r>
+    </w:p>
+    <w:p>
+      <w:pPr>
+        <w:spacing w:after="80" w:line="260"/>
+        <w:ind w:left="360"/>
+      </w:pPr>
+      <w:r>
+        <w:rPr>
+          <w:rFonts w:ascii="Consolas" w:cs="Consolas" w:eastAsia="Consolas" w:hAnsi="Consolas"/>
+          <w:sz w:val="20"/>
+          <w:szCs w:val="20"/>
+        </w:rPr>
+        <w:t xml:space="preserve">     Take the hydrometric stations of the main set that fall inside its bounding box</w:t>
+      </w:r>
+    </w:p>
+    <w:p>
+      <w:pPr>
+        <w:spacing w:after="80" w:line="260"/>
+        <w:ind w:left="360"/>
+      </w:pPr>
+      <w:r>
+        <w:rPr>
+          <w:rFonts w:ascii="Consolas" w:cs="Consolas" w:eastAsia="Consolas" w:hAnsi="Consolas"/>
+          <w:sz w:val="20"/>
+          <w:szCs w:val="20"/>
+        </w:rPr>
+        <w:t xml:space="preserve">     Chain over D_b: fill depressions → flow direction → flow accumulation →</w:t>
+      </w:r>
+    </w:p>
+    <w:p>
+      <w:pPr>
+        <w:spacing w:after="80" w:line="260"/>
+        <w:ind w:left="360"/>
+      </w:pPr>
+      <w:r>
+        <w:rPr>
+          <w:rFonts w:ascii="Consolas" w:cs="Consolas" w:eastAsia="Consolas" w:hAnsi="Consolas"/>
+          <w:sz w:val="20"/>
+          <w:szCs w:val="20"/>
+        </w:rPr>
+        <w:t xml:space="preserve">                     snap pour points → watershed</w:t>
+      </w:r>
+    </w:p>
+    <w:p>
+      <w:pPr>
+        <w:spacing w:after="80" w:line="260"/>
+        <w:ind w:left="360"/>
+      </w:pPr>
+      <w:r>
+        <w:rPr>
+          <w:rFonts w:ascii="Consolas" w:cs="Consolas" w:eastAsia="Consolas" w:hAnsi="Consolas"/>
+          <w:sz w:val="20"/>
+          <w:szCs w:val="20"/>
+        </w:rPr>
+        <w:t xml:space="preserve">     Vectorise; attach per-polygon area, mean elevation and mean slope</w:t>
+      </w:r>
+    </w:p>
+    <w:p>
+      <w:pPr>
+        <w:spacing w:after="80" w:line="260"/>
+        <w:ind w:left="360"/>
+      </w:pPr>
+      <w:r>
+        <w:rPr>
+          <w:rFonts w:ascii="Consolas" w:cs="Consolas" w:eastAsia="Consolas" w:hAnsi="Consolas"/>
+          <w:sz w:val="20"/>
+          <w:szCs w:val="20"/>
+        </w:rPr>
+        <w:t xml:space="preserve">     Store the result as a per-basin polygon layer W_b</w:t>
+      </w:r>
+    </w:p>
+    <w:p>
+      <w:pPr>
+        <w:spacing w:after="80" w:line="260"/>
+        <w:ind w:left="360"/>
+      </w:pPr>
+      <w:r>
+        <w:rPr>
+          <w:rFonts w:ascii="Consolas" w:cs="Consolas" w:eastAsia="Consolas" w:hAnsi="Consolas"/>
+          <w:sz w:val="20"/>
+          <w:szCs w:val="20"/>
+        </w:rPr>
+        <w:t xml:space="preserve"/>
+      </w:r>
+    </w:p>
+    <w:p>
+      <w:pPr>
+        <w:spacing w:after="80" w:line="260"/>
+        <w:ind w:left="360"/>
+      </w:pPr>
+      <w:r>
+        <w:rPr>
+          <w:rFonts w:ascii="Consolas" w:cs="Consolas" w:eastAsia="Consolas" w:hAnsi="Consolas"/>
+          <w:sz w:val="20"/>
+          <w:szCs w:val="20"/>
+        </w:rPr>
+        <w:t xml:space="preserve">Step 7 — Coverage refinement and feature engineering:</w:t>
+      </w:r>
+    </w:p>
+    <w:p>
+      <w:pPr>
+        <w:spacing w:after="80" w:line="260"/>
+        <w:ind w:left="360"/>
+      </w:pPr>
+      <w:r>
+        <w:rPr>
+          <w:rFonts w:ascii="Consolas" w:cs="Consolas" w:eastAsia="Consolas" w:hAnsi="Consolas"/>
+          <w:sz w:val="20"/>
+          <w:szCs w:val="20"/>
+        </w:rPr>
+        <w:t xml:space="preserve">  For every station k: cov_k = valid_days_k / (t_end − t_start + 1)</w:t>
+      </w:r>
+    </w:p>
+    <w:p>
+      <w:pPr>
+        <w:spacing w:after="80" w:line="260"/>
+        <w:ind w:left="360"/>
+      </w:pPr>
+      <w:r>
+        <w:rPr>
+          <w:rFonts w:ascii="Consolas" w:cs="Consolas" w:eastAsia="Consolas" w:hAnsi="Consolas"/>
+          <w:sz w:val="20"/>
+          <w:szCs w:val="20"/>
+        </w:rPr>
+        <w:t xml:space="preserve">  Main sets:    S_H = { k in U_H : cov_k ≥ 0.60 };  S_C = { k in U_C : cov_k ≥ 0.80 }</w:t>
+      </w:r>
+    </w:p>
+    <w:p>
+      <w:pPr>
+        <w:spacing w:after="80" w:line="260"/>
+        <w:ind w:left="360"/>
+      </w:pPr>
+      <w:r>
+        <w:rPr>
+          <w:rFonts w:ascii="Consolas" w:cs="Consolas" w:eastAsia="Consolas" w:hAnsi="Consolas"/>
+          <w:sz w:val="20"/>
+          <w:szCs w:val="20"/>
+        </w:rPr>
+        <w:t xml:space="preserve">  Extended set: E_H = { k in U_H : 0.30 ≤ cov_k &lt; 0.60 }  (sensitivity / reconstruction)</w:t>
+      </w:r>
+    </w:p>
+    <w:p>
+      <w:pPr>
+        <w:spacing w:after="80" w:line="260"/>
+        <w:ind w:left="360"/>
+      </w:pPr>
+      <w:r>
+        <w:rPr>
+          <w:rFonts w:ascii="Consolas" w:cs="Consolas" w:eastAsia="Consolas" w:hAnsi="Consolas"/>
+          <w:sz w:val="20"/>
+          <w:szCs w:val="20"/>
+        </w:rPr>
+        <w:t xml:space="preserve">  For every k in S_H:</w:t>
+      </w:r>
+    </w:p>
+    <w:p>
+      <w:pPr>
+        <w:spacing w:after="80" w:line="260"/>
+        <w:ind w:left="360"/>
+      </w:pPr>
+      <w:r>
+        <w:rPr>
+          <w:rFonts w:ascii="Consolas" w:cs="Consolas" w:eastAsia="Consolas" w:hAnsi="Consolas"/>
+          <w:sz w:val="20"/>
+          <w:szCs w:val="20"/>
+        </w:rPr>
+        <w:t xml:space="preserve">     N_k = 3 nearest climatological stations by great-circle distance</w:t>
+      </w:r>
+    </w:p>
+    <w:p>
+      <w:pPr>
+        <w:spacing w:after="80" w:line="260"/>
+        <w:ind w:left="360"/>
+      </w:pPr>
+      <w:r>
+        <w:rPr>
+          <w:rFonts w:ascii="Consolas" w:cs="Consolas" w:eastAsia="Consolas" w:hAnsi="Consolas"/>
+          <w:sz w:val="20"/>
+          <w:szCs w:val="20"/>
+        </w:rPr>
+        <w:t xml:space="preserve">  For every k in S_H:</w:t>
+      </w:r>
+    </w:p>
+    <w:p>
+      <w:pPr>
+        <w:spacing w:after="80" w:line="260"/>
+        <w:ind w:left="360"/>
+      </w:pPr>
+      <w:r>
+        <w:rPr>
+          <w:rFonts w:ascii="Consolas" w:cs="Consolas" w:eastAsia="Consolas" w:hAnsi="Consolas"/>
+          <w:sz w:val="20"/>
+          <w:szCs w:val="20"/>
+        </w:rPr>
+        <w:t xml:space="preserve">     Compute per-station lags L1, L3, L7, L14, L30 of streamflow</w:t>
+      </w:r>
+    </w:p>
+    <w:p>
+      <w:pPr>
+        <w:spacing w:after="80" w:line="260"/>
+        <w:ind w:left="360"/>
+      </w:pPr>
+      <w:r>
+        <w:rPr>
+          <w:rFonts w:ascii="Consolas" w:cs="Consolas" w:eastAsia="Consolas" w:hAnsi="Consolas"/>
+          <w:sz w:val="20"/>
+          <w:szCs w:val="20"/>
+        </w:rPr>
+        <w:t xml:space="preserve">     Compute per-station rolling means M7 and M30 of streamflow</w:t>
+      </w:r>
+    </w:p>
+    <w:p>
+      <w:pPr>
+        <w:spacing w:after="80" w:line="260"/>
+        <w:ind w:left="360"/>
+      </w:pPr>
+      <w:r>
+        <w:rPr>
+          <w:rFonts w:ascii="Consolas" w:cs="Consolas" w:eastAsia="Consolas" w:hAnsi="Consolas"/>
+          <w:sz w:val="20"/>
+          <w:szCs w:val="20"/>
+        </w:rPr>
+        <w:t xml:space="preserve">     Inherit the quality flag from T_H</w:t>
+      </w:r>
+    </w:p>
+    <w:p>
+      <w:pPr>
+        <w:spacing w:after="80" w:line="260"/>
+        <w:ind w:left="360"/>
+      </w:pPr>
+      <w:r>
+        <w:rPr>
+          <w:rFonts w:ascii="Consolas" w:cs="Consolas" w:eastAsia="Consolas" w:hAnsi="Consolas"/>
+          <w:sz w:val="20"/>
+          <w:szCs w:val="20"/>
+        </w:rPr>
+        <w:t xml:space="preserve">  Persist F as a flat columnar table</w:t>
+      </w:r>
+    </w:p>
+    <w:p>
+      <w:r>
+        <w:rPr>
+          <w:rFonts w:ascii="Arial" w:cs="Arial" w:eastAsia="Arial" w:hAnsi="Arial"/>
+          <w:sz w:val="22"/>
+          <w:szCs w:val="22"/>
+        </w:rPr>
+        <w:t xml:space="preserve"/>
+      </w:r>
+    </w:p>
+    <w:p>
+      <w:pPr>
+        <w:pStyle w:val="Heading2"/>
+        <w:spacing w:after="120" w:before="240"/>
+      </w:pPr>
+      <w:r>
+        <w:rPr>
+          <w:rFonts w:ascii="Arial" w:cs="Arial" w:eastAsia="Arial" w:hAnsi="Arial"/>
+          <w:b/>
+          <w:bCs/>
+          <w:color w:val="000000"/>
+          <w:sz w:val="26"/>
+          <w:szCs w:val="26"/>
+        </w:rPr>
+        <w:t xml:space="preserve">Stage 1 — Catalog acquisition</w:t>
+      </w:r>
+    </w:p>
+    <w:p>
+      <w:pPr>
+        <w:spacing w:after="120" w:line="300"/>
+        <w:jc w:val="both"/>
+      </w:pPr>
+      <w:r>
+        <w:rPr>
+          <w:rFonts w:ascii="Arial" w:cs="Arial" w:eastAsia="Arial" w:hAnsi="Arial"/>
+          <w:b w:val="false"/>
+          <w:bCs w:val="false"/>
+          <w:i w:val="false"/>
+          <w:iCs w:val="false"/>
+          <w:color w:val="000000"/>
+          <w:sz w:val="22"/>
+          <w:szCs w:val="22"/>
+        </w:rPr>
+        <w:t xml:space="preserve">The pipeline is initialised by retrieving the two master catalogs published by the primary hydrological information system, one describing the population of hydrometric stations and the other describing the population of climatological stations. Both catalogs are streamed over HTTPS with a persistent session and a bounded read timeout; each retrieved file is streamed to disk and its cryptographic hash is computed on-the-fly. A provenance manifest is written next to the catalogs and records, for every retrieved file, the source URL, the byte size, the hash and the timestamp of retrieval. Header names are normalised (case-folding and diacritic stripping) and mapped to a canonical column set covering the station identifier, name, latitude, longitude, altitude, state, municipality, hydrological region code and basin. Numeric fields are coerced to floating-point with an explicit NaN policy so that malformed rows never propagate silently.</w:t>
+      </w:r>
+    </w:p>
+    <w:p>
+      <w:pPr>
+        <w:pStyle w:val="Heading2"/>
+        <w:spacing w:after="120" w:before="240"/>
+      </w:pPr>
+      <w:r>
+        <w:rPr>
+          <w:rFonts w:ascii="Arial" w:cs="Arial" w:eastAsia="Arial" w:hAnsi="Arial"/>
+          <w:b/>
+          <w:bCs/>
+          <w:color w:val="000000"/>
+          <w:sz w:val="26"/>
+          <w:szCs w:val="26"/>
+        </w:rPr>
+        <w:t xml:space="preserve">Stage 2 — Candidate-station selection</w:t>
+      </w:r>
+    </w:p>
+    <w:p>
+      <w:pPr>
+        <w:spacing w:after="120" w:line="300"/>
+        <w:jc w:val="both"/>
+      </w:pPr>
+      <w:r>
+        <w:rPr>
+          <w:rFonts w:ascii="Arial" w:cs="Arial" w:eastAsia="Arial" w:hAnsi="Arial"/>
+          <w:b w:val="false"/>
+          <w:bCs w:val="false"/>
+          <w:i w:val="false"/>
+          <w:iCs w:val="false"/>
+          <w:color w:val="000000"/>
+          <w:sz w:val="22"/>
+          <w:szCs w:val="22"/>
+        </w:rPr>
+        <w:t xml:space="preserve">The two master catalogs are filtered by hydrological region using the reference list declared in the pilot-basin configuration, retaining every station whose region code matches one of the pilot regions. The resulting candidate universes act as the driver of the retrieval stage: every station downloaded downstream is a member of these universes. Producing the candidate manifests as an explicit deliverable (rather than as an intermediate variable held only in memory) allows later work to compare the population reduction implied by the coverage thresholds with the underlying regional population.</w:t>
+      </w:r>
+    </w:p>
+    <w:p>
+      <w:pPr>
+        <w:pStyle w:val="Heading2"/>
+        <w:spacing w:after="120" w:before="240"/>
+      </w:pPr>
+      <w:r>
+        <w:rPr>
+          <w:rFonts w:ascii="Arial" w:cs="Arial" w:eastAsia="Arial" w:hAnsi="Arial"/>
+          <w:b/>
+          <w:bCs/>
+          <w:color w:val="000000"/>
+          <w:sz w:val="26"/>
+          <w:szCs w:val="26"/>
+        </w:rPr>
+        <w:t xml:space="preserve">Stage 3 — Time-series retrieval</w:t>
+      </w:r>
+    </w:p>
+    <w:p>
+      <w:pPr>
+        <w:spacing w:after="120" w:line="300"/>
+        <w:jc w:val="both"/>
+      </w:pPr>
+      <w:r>
+        <w:rPr>
+          <w:rFonts w:ascii="Arial" w:cs="Arial" w:eastAsia="Arial" w:hAnsi="Arial"/>
+          <w:b w:val="false"/>
+          <w:bCs w:val="false"/>
+          <w:i w:val="false"/>
+          <w:iCs w:val="false"/>
+          <w:color w:val="000000"/>
+          <w:sz w:val="22"/>
+          <w:szCs w:val="22"/>
+        </w:rPr>
+        <w:t xml:space="preserve">The full historical daily record of every candidate station is retrieved from the primary hydrological information system, one file per station. Because the provider protects its portal with a web-application firewall that reacts to sustained parallelism by challenging or blocking client IPs, the retrieval respects two configurable knobs: a bounded thread pool (default 16 workers) and a per-request idle interval (default 0 seconds) applied only after a real network fetch, not after a cache hit. For the release described in this article the retrieval was completed at one worker with a five-second interval between fetches from a mobile-tethered network so that the WAF did not challenge the client during the operation. Every retrieved file is registered in the provenance manifest introduced in Stage 1 with the same fields (URL, byte size, cryptographic hash, timestamp). Individual retrieval failures are retried three times with exponential back-off and, if unrecoverable, are logged and excluded from later stages.</w:t>
+      </w:r>
+    </w:p>
+    <w:p>
+      <w:pPr>
+        <w:pStyle w:val="Heading2"/>
+        <w:spacing w:after="120" w:before="240"/>
+      </w:pPr>
+      <w:r>
+        <w:rPr>
+          <w:rFonts w:ascii="Arial" w:cs="Arial" w:eastAsia="Arial" w:hAnsi="Arial"/>
+          <w:b/>
+          <w:bCs/>
+          <w:color w:val="000000"/>
+          <w:sz w:val="26"/>
+          <w:szCs w:val="26"/>
+        </w:rPr>
+        <w:t xml:space="preserve">Stage 4 — Canonical schema and quality control</w:t>
+      </w:r>
+    </w:p>
+    <w:p>
+      <w:pPr>
+        <w:spacing w:after="120" w:line="300"/>
+        <w:jc w:val="both"/>
+      </w:pPr>
+      <w:r>
+        <w:rPr>
+          <w:rFonts w:ascii="Arial" w:cs="Arial" w:eastAsia="Arial" w:hAnsi="Arial"/>
+          <w:b w:val="false"/>
+          <w:bCs w:val="false"/>
+          <w:i w:val="false"/>
+          <w:iCs w:val="false"/>
+          <w:color w:val="000000"/>
+          <w:sz w:val="22"/>
+          <w:szCs w:val="22"/>
+        </w:rPr>
+        <w:t xml:space="preserve">The raw records ingested in Stage 3 are heterogeneous: the provider distributes at least two header variants and two date formats across its station families, and represents missing values as either an explicit dash character or as an empty field. A permissive parser locates the header line by searching for the presence of the field "Fecha" as a comma-separated token, normalises column labels to the same canonical schema used by the catalogs in Stage 1 and coerces dates in mixed format. For every station the following transformations are applied in order: the daily index is rebuilt as a continuous calendar so that structural absences are not confused with observational absences; sentinel encodings of missing values are replaced by NaN; a physical range check flags negative flows and outliers above three times the 99.9-th percentile of the local distribution (quality flag = 2, retained); internal gaps shorter than seven days are imputed by cubic-spline interpolation, falling back to linear interpolation on segments where the spline is not numerically well-posed (quality flag = 1). The output is validated against a strict schema that enforces the column set, dtypes, physical bounds (for example non-negative streamflow, temperature within a physical range) and the finite set of allowed labels for the source and quality columns. Two canonical tables are persisted as year-partitioned columnar files, one hydrometric and one climatological.</w:t>
+      </w:r>
+    </w:p>
+    <w:p>
+      <w:pPr>
+        <w:pStyle w:val="Heading2"/>
+        <w:spacing w:after="120" w:before="240"/>
+      </w:pPr>
+      <w:r>
+        <w:rPr>
+          <w:rFonts w:ascii="Arial" w:cs="Arial" w:eastAsia="Arial" w:hAnsi="Arial"/>
+          <w:b/>
+          <w:bCs/>
+          <w:color w:val="000000"/>
+          <w:sz w:val="26"/>
+          <w:szCs w:val="26"/>
+        </w:rPr>
+        <w:t xml:space="preserve">Stage 5 — Digital elevation model preparation per basin</w:t>
+      </w:r>
+    </w:p>
+    <w:p>
+      <w:pPr>
+        <w:spacing w:after="120" w:line="300"/>
+        <w:jc w:val="both"/>
+      </w:pPr>
+      <w:r>
+        <w:rPr>
+          <w:rFonts w:ascii="Arial" w:cs="Arial" w:eastAsia="Arial" w:hAnsi="Arial"/>
+          <w:b w:val="false"/>
+          <w:bCs w:val="false"/>
+          <w:i w:val="false"/>
+          <w:iCs w:val="false"/>
+          <w:color w:val="000000"/>
+          <w:sz w:val="22"/>
+          <w:szCs w:val="22"/>
+        </w:rPr>
+        <w:t xml:space="preserve">The primary provider distributes the national digital elevation model as state-level tiles. For every pilot basin the pipeline selects the tiles whose extents intersect its curated bounding box, mosaics them into a single raster and clips the mosaic to the bounding box, so that the delivered raster contains no data outside the basin envelope. When the resolution of the source tiles differs from the resolution requested for the basin, the raster is resampled with an area-preserving average when it is coarsened and with bilinear interpolation when it is refined. The result is stored as a single compressed elevation raster per basin. In the release described in this article, five basins are delivered at 30-metre resolution and one basin (Alta del Balsas) at 15-metre resolution, matching the target declared in the pilot-basin configuration.</w:t>
+      </w:r>
+    </w:p>
+    <w:p>
+      <w:pPr>
+        <w:pStyle w:val="Heading2"/>
+        <w:spacing w:after="120" w:before="240"/>
+      </w:pPr>
+      <w:r>
+        <w:rPr>
+          <w:rFonts w:ascii="Arial" w:cs="Arial" w:eastAsia="Arial" w:hAnsi="Arial"/>
+          <w:b/>
+          <w:bCs/>
+          <w:color w:val="000000"/>
+          <w:sz w:val="26"/>
+          <w:szCs w:val="26"/>
+        </w:rPr>
+        <w:t xml:space="preserve">Stage 6 — Watershed delineation</w:t>
+      </w:r>
+    </w:p>
+    <w:p>
+      <w:pPr>
+        <w:spacing w:after="120" w:line="300"/>
+        <w:jc w:val="both"/>
+      </w:pPr>
+      <w:r>
+        <w:rPr>
+          <w:rFonts w:ascii="Arial" w:cs="Arial" w:eastAsia="Arial" w:hAnsi="Arial"/>
+          <w:b w:val="false"/>
+          <w:bCs w:val="false"/>
+          <w:i w:val="false"/>
+          <w:iCs w:val="false"/>
+          <w:color w:val="000000"/>
+          <w:sz w:val="22"/>
+          <w:szCs w:val="22"/>
+        </w:rPr>
+        <w:t xml:space="preserve">For every pilot basin, the hydrometric stations of the main selection that lie inside its bounding box are used as the pour points of a standard raster-based delineation over the basin elevation model. The chain consists of depression filling, single-flow-direction encoding, flow accumulation, snapping of the pour points to the streams derived from a fixed accumulation threshold and watershed extraction. The output is vectorised and per-polygon attributes are computed by zonal statistics on the elevation model (area, mean elevation and mean slope). The result is written to a per-basin vector layer. To keep the memory budget of the delineation chain compatible with a workstation-class machine, the historical Lerma–Santiago region is delivered as three operational sub-basins (Lerma Alto, Bajío and Santiago), each with its own bounding box, elevation model and vector layer, rather than as a single basin.</w:t>
+      </w:r>
+    </w:p>
+    <w:p>
+      <w:pPr>
+        <w:pStyle w:val="Heading2"/>
+        <w:spacing w:after="120" w:before="240"/>
+      </w:pPr>
+      <w:r>
+        <w:rPr>
+          <w:rFonts w:ascii="Arial" w:cs="Arial" w:eastAsia="Arial" w:hAnsi="Arial"/>
+          <w:b/>
+          <w:bCs/>
+          <w:color w:val="000000"/>
+          <w:sz w:val="26"/>
+          <w:szCs w:val="26"/>
+        </w:rPr>
+        <w:t xml:space="preserve">Stage 7 — Coverage refinement and feature engineering</w:t>
+      </w:r>
+    </w:p>
+    <w:p>
+      <w:pPr>
+        <w:spacing w:after="120" w:line="300"/>
+        <w:jc w:val="both"/>
+      </w:pPr>
+      <w:r>
+        <w:rPr>
+          <w:rFonts w:ascii="Arial" w:cs="Arial" w:eastAsia="Arial" w:hAnsi="Arial"/>
+          <w:b w:val="false"/>
+          <w:bCs w:val="false"/>
+          <w:i w:val="false"/>
+          <w:iCs w:val="false"/>
+          <w:color w:val="000000"/>
+          <w:sz w:val="22"/>
+          <w:szCs w:val="22"/>
+        </w:rPr>
+        <w:t xml:space="preserve">The last stage applies to the canonical time-series tables the coverage criterion used downstream. Per-station coverage is computed as the fraction of non-missing daily observations of the target variable inside the reference window; the target variable is streamflow for hydrometric stations and precipitation for climatological stations. Two per-type thresholds define the main sets (0.60 for hydrometric stations, 0.80 for climatological stations); a lower threshold (0.30) defines an additional extended set of hydrometric stations released for sensitivity and reconstruction studies. Every selected hydrometric station is paired with the three closest climatological stations by great-circle distance, so that end users can build multi-station inputs directly. Finally, per-station lagged streamflow features at 1, 3, 7, 14 and 30 days and rolling means over 7 and 30 days are computed and delivered together as a flat feature table that preserves the quality flag inherited from the canonical hydrometric table.</w:t>
+      </w:r>
+    </w:p>
+    <w:p>
+      <w:pPr>
+        <w:pStyle w:val="Heading2"/>
+        <w:spacing w:after="120" w:before="240"/>
+      </w:pPr>
+      <w:r>
+        <w:rPr>
+          <w:rFonts w:ascii="Arial" w:cs="Arial" w:eastAsia="Arial" w:hAnsi="Arial"/>
+          <w:b/>
+          <w:bCs/>
+          <w:color w:val="000000"/>
+          <w:sz w:val="26"/>
+          <w:szCs w:val="26"/>
+        </w:rPr>
+        <w:t xml:space="preserve">Descriptive figures of the delivered dataset</w:t>
+      </w:r>
+    </w:p>
+    <w:p>
+      <w:pPr>
+        <w:spacing w:after="120" w:line="300"/>
+        <w:jc w:val="both"/>
+      </w:pPr>
+      <w:r>
+        <w:rPr>
+          <w:rFonts w:ascii="Arial" w:cs="Arial" w:eastAsia="Arial" w:hAnsi="Arial"/>
+          <w:b w:val="false"/>
+          <w:bCs w:val="false"/>
+          <w:i w:val="false"/>
+          <w:iCs w:val="false"/>
+          <w:color w:val="000000"/>
+          <w:sz w:val="22"/>
+          <w:szCs w:val="22"/>
+        </w:rPr>
+        <w:t xml:space="preserve">The following figures summarise the delivered dataset in terms of station inventory (Fig. 2), streamflow distribution by region (Fig. 3), quality-flag composition (Fig. 4), spatial distribution of the selected stations (Fig. 5), monthly and annual dynamics of streamflow (Fig. 6), lagged agreement between the aggregate national precipitation and streamflow series (Fig. 7) and the delineated sub-basins together with the pour points (Fig. 8).</w:t>
       </w:r>
     </w:p>
     <w:p>
@@ -3669,7 +4388,7 @@
           <wp:inline distT="0" distB="0" distL="0" distR="0">
             <wp:extent cx="5143500" cy="2828925"/>
             <wp:effectExtent t="0" r="0" b="0" l="0"/>
-            <wp:docPr id="1" name="fig2_descriptiva.png" descr="Fig. 2. Boxplot of the daily gasto_medio_m3s values in series_hidrometricas.parquet grouped by hydrological region (RH 12, 18, 26); y-axis is on a base-10 log scale. Sample statistics of the pooled series: median = 0.94 m³/s, third quartile = 6.84 m³/s, maximum = 293,588 m³/s. Median value in the wet season (May–October) = 1.28 m³/s; dry season = 0.70 m³/s." title="Fig. 2. Boxplot of the daily gasto_medio_m3s values in series_hidrometricas.parquet grouped by hydrological region (RH 12, 18, 26); y-axis is on a base-10 log scale. Sample statistics of the pooled series: median = 0.94 m³/s, third quartile = 6.84 m³/s, maximum = 293,588 m³/s. Median value in the wet season (May–October) = 1.28 m³/s; dry season = 0.70 m³/s."/>
+            <wp:docPr id="1" name="fig1_inventario_cobertura.png" descr="Fig. 2. Left: number of hydrometric stations per hydrological region in the delivered canonical hydrometric table (RH 12 = 276, RH 18 = 112, RH 26 = 159). Right: histogram of the per-station coverage of streamflow over the reference window 2010-01-01 through 2025-12-31. Vertical dashed lines mark the operational thresholds used in Stage 7 (0.60 for hydrometric selection, 0.80 for climatological selection). Mean coverage across all stations = 29.2%; 108 stations meet the 0.60 cut-off; 74 stations meet the 0.80 cut-off." title="Fig. 2. Left: number of hydrometric stations per hydrological region in the delivered canonical hydrometric table (RH 12 = 276, RH 18 = 112, RH 26 = 159). Right: histogram of the per-station coverage of streamflow over the reference window 2010-01-01 through 2025-12-31. Vertical dashed lines mark the operational thresholds used in Stage 7 (0.60 for hydrometric selection, 0.80 for climatological selection). Mean coverage across all stations = 29.2%; 108 stations meet the 0.60 cut-off; 74 stations meet the 0.80 cut-off."/>
             <wp:cNvGraphicFramePr>
               <a:graphicFrameLocks xmlns:a="http://schemas.openxmlformats.org/drawingml/2006/main" noChangeAspect="1"/>
             </wp:cNvGraphicFramePr>
@@ -3718,7 +4437,7 @@
           <w:sz w:val="19"/>
           <w:szCs w:val="19"/>
         </w:rPr>
-        <w:t xml:space="preserve">Fig. 2. Boxplot of the daily gasto_medio_m3s values in series_hidrometricas.parquet grouped by hydrological region (RH 12, 18, 26); y-axis is on a base-10 log scale. Sample statistics of the pooled series: median = 0.94 m³/s, third quartile = 6.84 m³/s, maximum = 293,588 m³/s. Median value in the wet season (May–October) = 1.28 m³/s; dry season = 0.70 m³/s.</w:t>
+        <w:t xml:space="preserve">Fig. 2. Left: number of hydrometric stations per hydrological region in the delivered canonical hydrometric table (RH 12 = 276, RH 18 = 112, RH 26 = 159). Right: histogram of the per-station coverage of streamflow over the reference window 2010-01-01 through 2025-12-31. Vertical dashed lines mark the operational thresholds used in Stage 7 (0.60 for hydrometric selection, 0.80 for climatological selection). Mean coverage across all stations = 29.2%; 108 stations meet the 0.60 cut-off; 74 stations meet the 0.80 cut-off.</w:t>
       </w:r>
     </w:p>
     <w:p>
@@ -3731,7 +4450,7 @@
           <wp:inline distT="0" distB="0" distL="0" distR="0">
             <wp:extent cx="5143500" cy="2828925"/>
             <wp:effectExtent t="0" r="0" b="0" l="0"/>
-            <wp:docPr id="1" name="fig3_calidad.png" descr="Fig. 3. Counts and percentages of the calidad flag over 10,594,758 hydrometric daily observations: 98.78% flagged 0 (original), 1.21% flagged 1 (imputed by short-gap interpolation, gap &lt; 7 days), and 0.005% flagged 2 (physical outliers retained in the archive)." title="Fig. 3. Counts and percentages of the calidad flag over 10,594,758 hydrometric daily observations: 98.78% flagged 0 (original), 1.21% flagged 1 (imputed by short-gap interpolation, gap &lt; 7 days), and 0.005% flagged 2 (physical outliers retained in the archive)."/>
+            <wp:docPr id="1" name="fig2_descriptiva.png" descr="Fig. 3. Boxplot of the daily mean streamflow grouped by hydrological region (RH 12, 18 and 26); the y-axis is on a base-10 logarithmic scale. Sample statistics of the pooled series: median = 0.94 m³/s, third quartile = 6.84 m³/s, maximum = 293,588 m³/s. Median value in the wet season (May–October) = 1.28 m³/s; dry season = 0.70 m³/s." title="Fig. 3. Boxplot of the daily mean streamflow grouped by hydrological region (RH 12, 18 and 26); the y-axis is on a base-10 logarithmic scale. Sample statistics of the pooled series: median = 0.94 m³/s, third quartile = 6.84 m³/s, maximum = 293,588 m³/s. Median value in the wet season (May–October) = 1.28 m³/s; dry season = 0.70 m³/s."/>
             <wp:cNvGraphicFramePr>
               <a:graphicFrameLocks xmlns:a="http://schemas.openxmlformats.org/drawingml/2006/main" noChangeAspect="1"/>
             </wp:cNvGraphicFramePr>
@@ -3780,7 +4499,7 @@
           <w:sz w:val="19"/>
           <w:szCs w:val="19"/>
         </w:rPr>
-        <w:t xml:space="preserve">Fig. 3. Counts and percentages of the calidad flag over 10,594,758 hydrometric daily observations: 98.78% flagged 0 (original), 1.21% flagged 1 (imputed by short-gap interpolation, gap &lt; 7 days), and 0.005% flagged 2 (physical outliers retained in the archive).</w:t>
+        <w:t xml:space="preserve">Fig. 3. Boxplot of the daily mean streamflow grouped by hydrological region (RH 12, 18 and 26); the y-axis is on a base-10 logarithmic scale. Sample statistics of the pooled series: median = 0.94 m³/s, third quartile = 6.84 m³/s, maximum = 293,588 m³/s. Median value in the wet season (May–October) = 1.28 m³/s; dry season = 0.70 m³/s.</w:t>
       </w:r>
     </w:p>
     <w:p>
@@ -3793,7 +4512,7 @@
           <wp:inline distT="0" distB="0" distL="0" distR="0">
             <wp:extent cx="5143500" cy="2828925"/>
             <wp:effectExtent t="0" r="0" b="0" l="0"/>
-            <wp:docPr id="1" name="fig5_mapa.png" descr="Fig. 5. Latitude–longitude scatter of the geolocated hydrometric stations recorded in estaciones_seleccionadas_hidrometricas.csv, coloured by the reported hydrological region (RH 12, 18, 26). Point counts per region are given in the legend." title="Fig. 5. Latitude–longitude scatter of the geolocated hydrometric stations recorded in estaciones_seleccionadas_hidrometricas.csv, coloured by the reported hydrological region (RH 12, 18, 26). Point counts per region are given in the legend."/>
+            <wp:docPr id="1" name="fig3_calidad.png" descr="Fig. 4. Counts and percentages of the three-valued quality flag over 10,594,758 hydrometric daily observations: 98.78% flagged 0 (original observation), 1.21% flagged 1 (imputed by short-gap interpolation, gap length &lt; 7 days) and 0.005% flagged 2 (physical outliers retained in the archive)." title="Fig. 4. Counts and percentages of the three-valued quality flag over 10,594,758 hydrometric daily observations: 98.78% flagged 0 (original observation), 1.21% flagged 1 (imputed by short-gap interpolation, gap length &lt; 7 days) and 0.005% flagged 2 (physical outliers retained in the archive)."/>
             <wp:cNvGraphicFramePr>
               <a:graphicFrameLocks xmlns:a="http://schemas.openxmlformats.org/drawingml/2006/main" noChangeAspect="1"/>
             </wp:cNvGraphicFramePr>
@@ -3842,7 +4561,7 @@
           <w:sz w:val="19"/>
           <w:szCs w:val="19"/>
         </w:rPr>
-        <w:t xml:space="preserve">Fig. 5. Latitude–longitude scatter of the geolocated hydrometric stations recorded in estaciones_seleccionadas_hidrometricas.csv, coloured by the reported hydrological region (RH 12, 18, 26). Point counts per region are given in the legend.</w:t>
+        <w:t xml:space="preserve">Fig. 4. Counts and percentages of the three-valued quality flag over 10,594,758 hydrometric daily observations: 98.78% flagged 0 (original observation), 1.21% flagged 1 (imputed by short-gap interpolation, gap length &lt; 7 days) and 0.005% flagged 2 (physical outliers retained in the archive).</w:t>
       </w:r>
     </w:p>
     <w:p>
@@ -3855,7 +4574,7 @@
           <wp:inline distT="0" distB="0" distL="0" distR="0">
             <wp:extent cx="5143500" cy="2828925"/>
             <wp:effectExtent t="0" r="0" b="0" l="0"/>
-            <wp:docPr id="1" name="fig6_temporal.png" descr="Fig. 6. Left: monthly climatology of gasto_medio_m3s aggregated over all hydrometric stations (mean ± 1σ); x-axis month 1–12. Right: annual mean of gasto_medio_m3s from 1922 to 2025; vertical dotted lines mark the years 2011, 2021 and 2023 for reference. Numerical values are stored in reportes/metrics.json under fig6.climatologia_mensual and fig6.media_anual." title="Fig. 6. Left: monthly climatology of gasto_medio_m3s aggregated over all hydrometric stations (mean ± 1σ); x-axis month 1–12. Right: annual mean of gasto_medio_m3s from 1922 to 2025; vertical dotted lines mark the years 2011, 2021 and 2023 for reference. Numerical values are stored in reportes/metrics.json under fig6.climatologia_mensual and fig6.media_anual."/>
+            <wp:docPr id="1" name="fig5_mapa.png" descr="Fig. 5. Latitude–longitude scatter of the geolocated hydrometric stations of the main selection, coloured by their reported hydrological region (RH 12, 18 and 26). The legend reports the count of points per region." title="Fig. 5. Latitude–longitude scatter of the geolocated hydrometric stations of the main selection, coloured by their reported hydrological region (RH 12, 18 and 26). The legend reports the count of points per region."/>
             <wp:cNvGraphicFramePr>
               <a:graphicFrameLocks xmlns:a="http://schemas.openxmlformats.org/drawingml/2006/main" noChangeAspect="1"/>
             </wp:cNvGraphicFramePr>
@@ -3904,7 +4623,7 @@
           <w:sz w:val="19"/>
           <w:szCs w:val="19"/>
         </w:rPr>
-        <w:t xml:space="preserve">Fig. 6. Left: monthly climatology of gasto_medio_m3s aggregated over all hydrometric stations (mean ± 1σ); x-axis month 1–12. Right: annual mean of gasto_medio_m3s from 1922 to 2025; vertical dotted lines mark the years 2011, 2021 and 2023 for reference. Numerical values are stored in reportes/metrics.json under fig6.climatologia_mensual and fig6.media_anual.</w:t>
+        <w:t xml:space="preserve">Fig. 5. Latitude–longitude scatter of the geolocated hydrometric stations of the main selection, coloured by their reported hydrological region (RH 12, 18 and 26). The legend reports the count of points per region.</w:t>
       </w:r>
     </w:p>
     <w:p>
@@ -3915,9 +4634,9 @@
       <w:r>
         <w:drawing>
           <wp:inline distT="0" distB="0" distL="0" distR="0">
-            <wp:extent cx="5143500" cy="2314575"/>
+            <wp:extent cx="5143500" cy="2828925"/>
             <wp:effectExtent t="0" r="0" b="0" l="0"/>
-            <wp:docPr id="1" name="fig7_precip_gasto.png" descr="Fig. 7. Lagged Pearson correlation between the daily national mean of precip_mm (averaged over the 2659 climatological stations) shifted back by lag L days and the daily national mean of gasto_medio_m3s (averaged over the 547 hydrometric stations). Lags 0–15 days are shown; number of matched dates n = 37,867. The maximum correlation is r = 0.418 at lag = 3 days." title="Fig. 7. Lagged Pearson correlation between the daily national mean of precip_mm (averaged over the 2659 climatological stations) shifted back by lag L days and the daily national mean of gasto_medio_m3s (averaged over the 547 hydrometric stations). Lags 0–15 days are shown; number of matched dates n = 37,867. The maximum correlation is r = 0.418 at lag = 3 days."/>
+            <wp:docPr id="1" name="fig6_temporal.png" descr="Fig. 6. Left: monthly climatology of mean daily streamflow aggregated over all hydrometric stations (mean ± 1σ) as a function of the calendar month. Right: annual mean of mean daily streamflow from 1922 to 2025; vertical dotted lines mark the years 2011, 2021 and 2023 for reference." title="Fig. 6. Left: monthly climatology of mean daily streamflow aggregated over all hydrometric stations (mean ± 1σ) as a function of the calendar month. Right: annual mean of mean daily streamflow from 1922 to 2025; vertical dotted lines mark the years 2011, 2021 and 2023 for reference."/>
             <wp:cNvGraphicFramePr>
               <a:graphicFrameLocks xmlns:a="http://schemas.openxmlformats.org/drawingml/2006/main" noChangeAspect="1"/>
             </wp:cNvGraphicFramePr>
@@ -3940,7 +4659,7 @@
                   <pic:spPr bwMode="auto">
                     <a:xfrm>
                       <a:off x="0" y="0"/>
-                      <a:ext cx="5143500" cy="2314575"/>
+                      <a:ext cx="5143500" cy="2828925"/>
                     </a:xfrm>
                     <a:prstGeom prst="rect">
                       <a:avLst/>
@@ -3966,7 +4685,7 @@
           <w:sz w:val="19"/>
           <w:szCs w:val="19"/>
         </w:rPr>
-        <w:t xml:space="preserve">Fig. 7. Lagged Pearson correlation between the daily national mean of precip_mm (averaged over the 2659 climatological stations) shifted back by lag L days and the daily national mean of gasto_medio_m3s (averaged over the 547 hydrometric stations). Lags 0–15 days are shown; number of matched dates n = 37,867. The maximum correlation is r = 0.418 at lag = 3 days.</w:t>
+        <w:t xml:space="preserve">Fig. 6. Left: monthly climatology of mean daily streamflow aggregated over all hydrometric stations (mean ± 1σ) as a function of the calendar month. Right: annual mean of mean daily streamflow from 1922 to 2025; vertical dotted lines mark the years 2011, 2021 and 2023 for reference.</w:t>
       </w:r>
     </w:p>
     <w:p>
@@ -3977,9 +4696,9 @@
       <w:r>
         <w:drawing>
           <wp:inline distT="0" distB="0" distL="0" distR="0">
-            <wp:extent cx="5524500" cy="4695825"/>
+            <wp:extent cx="5143500" cy="2314575"/>
             <wp:effectExtent t="0" r="0" b="0" l="0"/>
-            <wp:docPr id="1" name="fig8_cuencas_subcuencas.png" descr="Fig. 8. Map of the six operational basins and their delineated sub-basins (123 in total): Cutzamala (8), Lerma Alto (9), Bajío (25), Santiago (13), Pánuco (51) and Alta del Balsas (17). Solid lines: sub-basin boundaries stored in processed/cuencas/&lt;basin&gt;.gpkg. Dotted rectangles: curated bboxes from conf/cuencas_piloto.yaml. Black dots: the 101 hydrometric stations with ≥60% coverage used as pour points." title="Fig. 8. Map of the six operational basins and their delineated sub-basins (123 in total): Cutzamala (8), Lerma Alto (9), Bajío (25), Santiago (13), Pánuco (51) and Alta del Balsas (17). Solid lines: sub-basin boundaries stored in processed/cuencas/&lt;basin&gt;.gpkg. Dotted rectangles: curated bboxes from conf/cuencas_piloto.yaml. Black dots: the 101 hydrometric stations with ≥60% coverage used as pour points."/>
+            <wp:docPr id="1" name="fig7_precip_gasto.png" descr="Fig. 7. Lagged Pearson correlation between the daily national mean of precipitation (averaged over the 2659 climatological stations) shifted back by lag L days and the daily national mean of streamflow (averaged over the 547 hydrometric stations); lags from 0 to 15 days are shown. Number of matched dates n = 37,867. The maximum correlation is r = 0.418 at lag = 3 days." title="Fig. 7. Lagged Pearson correlation between the daily national mean of precipitation (averaged over the 2659 climatological stations) shifted back by lag L days and the daily national mean of streamflow (averaged over the 547 hydrometric stations); lags from 0 to 15 days are shown. Number of matched dates n = 37,867. The maximum correlation is r = 0.418 at lag = 3 days."/>
             <wp:cNvGraphicFramePr>
               <a:graphicFrameLocks xmlns:a="http://schemas.openxmlformats.org/drawingml/2006/main" noChangeAspect="1"/>
             </wp:cNvGraphicFramePr>
@@ -4002,6 +4721,68 @@
                   <pic:spPr bwMode="auto">
                     <a:xfrm>
                       <a:off x="0" y="0"/>
+                      <a:ext cx="5143500" cy="2314575"/>
+                    </a:xfrm>
+                    <a:prstGeom prst="rect">
+                      <a:avLst/>
+                    </a:prstGeom>
+                  </pic:spPr>
+                </pic:pic>
+              </a:graphicData>
+            </a:graphic>
+          </wp:inline>
+        </w:drawing>
+      </w:r>
+    </w:p>
+    <w:p>
+      <w:pPr>
+        <w:spacing w:after="200"/>
+        <w:jc w:val="center"/>
+      </w:pPr>
+      <w:r>
+        <w:rPr>
+          <w:rFonts w:ascii="Arial" w:cs="Arial" w:eastAsia="Arial" w:hAnsi="Arial"/>
+          <w:i/>
+          <w:iCs/>
+          <w:sz w:val="19"/>
+          <w:szCs w:val="19"/>
+        </w:rPr>
+        <w:t xml:space="preserve">Fig. 7. Lagged Pearson correlation between the daily national mean of precipitation (averaged over the 2659 climatological stations) shifted back by lag L days and the daily national mean of streamflow (averaged over the 547 hydrometric stations); lags from 0 to 15 days are shown. Number of matched dates n = 37,867. The maximum correlation is r = 0.418 at lag = 3 days.</w:t>
+      </w:r>
+    </w:p>
+    <w:p>
+      <w:pPr>
+        <w:spacing w:after="60" w:before="120"/>
+        <w:jc w:val="center"/>
+      </w:pPr>
+      <w:r>
+        <w:drawing>
+          <wp:inline distT="0" distB="0" distL="0" distR="0">
+            <wp:extent cx="5524500" cy="4695825"/>
+            <wp:effectExtent t="0" r="0" b="0" l="0"/>
+            <wp:docPr id="1" name="fig8_cuencas_subcuencas.png" descr="Fig. 8. Map of the six pilot basins and their delineated sub-basins (123 sub-basins in total): Cutzamala (8), Lerma Alto (9), Bajío (25), Santiago (13), Pánuco (51) and Alta del Balsas (17). Solid lines: sub-basin boundaries. Dotted rectangles: curated bounding boxes declared in the pilot-basin configuration. Black dots: the 101 hydrometric stations of the main selection used as pour points." title="Fig. 8. Map of the six pilot basins and their delineated sub-basins (123 sub-basins in total): Cutzamala (8), Lerma Alto (9), Bajío (25), Santiago (13), Pánuco (51) and Alta del Balsas (17). Solid lines: sub-basin boundaries. Dotted rectangles: curated bounding boxes declared in the pilot-basin configuration. Black dots: the 101 hydrometric stations of the main selection used as pour points."/>
+            <wp:cNvGraphicFramePr>
+              <a:graphicFrameLocks xmlns:a="http://schemas.openxmlformats.org/drawingml/2006/main" noChangeAspect="1"/>
+            </wp:cNvGraphicFramePr>
+            <a:graphic xmlns:a="http://schemas.openxmlformats.org/drawingml/2006/main">
+              <a:graphicData uri="http://schemas.openxmlformats.org/drawingml/2006/picture">
+                <pic:pic xmlns:pic="http://schemas.openxmlformats.org/drawingml/2006/picture">
+                  <pic:nvPicPr>
+                    <pic:cNvPr id="0" name="" descr=""/>
+                    <pic:cNvPicPr>
+                      <a:picLocks noChangeAspect="1" noChangeArrowheads="1"/>
+                    </pic:cNvPicPr>
+                  </pic:nvPicPr>
+                  <pic:blipFill>
+                    <a:blip r:embed="rId14" cstate="none"/>
+                    <a:srcRect/>
+                    <a:stretch>
+                      <a:fillRect/>
+                    </a:stretch>
+                  </pic:blipFill>
+                  <pic:spPr bwMode="auto">
+                    <a:xfrm>
+                      <a:off x="0" y="0"/>
                       <a:ext cx="5524500" cy="4695825"/>
                     </a:xfrm>
                     <a:prstGeom prst="rect">
@@ -4028,475 +4809,7 @@
           <w:sz w:val="19"/>
           <w:szCs w:val="19"/>
         </w:rPr>
-        <w:t xml:space="preserve">Fig. 8. Map of the six operational basins and their delineated sub-basins (123 in total): Cutzamala (8), Lerma Alto (9), Bajío (25), Santiago (13), Pánuco (51) and Alta del Balsas (17). Solid lines: sub-basin boundaries stored in processed/cuencas/&lt;basin&gt;.gpkg. Dotted rectangles: curated bboxes from conf/cuencas_piloto.yaml. Black dots: the 101 hydrometric stations with ≥60% coverage used as pour points.</w:t>
-      </w:r>
-    </w:p>
-    <w:p>
-      <w:pPr>
-        <w:pStyle w:val="Heading1"/>
-        <w:spacing w:after="160" w:before="320"/>
-      </w:pPr>
-      <w:r>
-        <w:rPr>
-          <w:rFonts w:ascii="Arial" w:cs="Arial" w:eastAsia="Arial" w:hAnsi="Arial"/>
-          <w:b/>
-          <w:bCs/>
-          <w:color w:val="7A1737"/>
-          <w:sz w:val="30"/>
-          <w:szCs w:val="30"/>
-        </w:rPr>
-        <w:t xml:space="preserve">Experimental Design, Materials and Methods</w:t>
-      </w:r>
-    </w:p>
-    <w:p>
-      <w:pPr>
-        <w:spacing w:after="120" w:line="300"/>
-        <w:jc w:val="both"/>
-      </w:pPr>
-      <w:r>
-        <w:rPr>
-          <w:rFonts w:ascii="Arial" w:cs="Arial" w:eastAsia="Arial" w:hAnsi="Arial"/>
-          <w:b w:val="false"/>
-          <w:bCs w:val="false"/>
-          <w:i w:val="false"/>
-          <w:iCs w:val="false"/>
-          <w:color w:val="000000"/>
-          <w:sz w:val="22"/>
-          <w:szCs w:val="22"/>
-        </w:rPr>
-        <w:t xml:space="preserve">The dataset was assembled by a scripted pipeline of ten Python entry points (scripts/01…scripts/11) run against Python 3.10+ with the following libraries pinned in pyproject.toml: pandas 2.2, numpy 1.26, scipy 1.13, pyarrow 16, geopandas 1.0, shapely 2, rasterio 1.3, rioxarray 0.15, whitebox 2.3, pandera 0.20, requests 2.32, PyYAML 6, click 8.1, python-dotenv 1.0, dvc[s3] 3.50. Version control uses Git; data versioning uses DVC 3.50 with a Cloudflare R2 (S3-compatible) backend. All step numbers below refer to script filenames in the source repository.</w:t>
-      </w:r>
-    </w:p>
-    <w:p>
-      <w:pPr>
-        <w:pStyle w:val="Heading2"/>
-        <w:spacing w:after="120" w:before="240"/>
-      </w:pPr>
-      <w:r>
-        <w:rPr>
-          <w:rFonts w:ascii="Arial" w:cs="Arial" w:eastAsia="Arial" w:hAnsi="Arial"/>
-          <w:b/>
-          <w:bCs/>
-          <w:color w:val="000000"/>
-          <w:sz w:val="26"/>
-          <w:szCs w:val="26"/>
-        </w:rPr>
-        <w:t xml:space="preserve">4.1. Master-catalog acquisition (scripts/01_download_sih_catalogs.py)</w:t>
-      </w:r>
-    </w:p>
-    <w:p>
-      <w:pPr>
-        <w:spacing w:after="120" w:line="300"/>
-        <w:jc w:val="both"/>
-      </w:pPr>
-      <w:r>
-        <w:rPr>
-          <w:rFonts w:ascii="Arial" w:cs="Arial" w:eastAsia="Arial" w:hAnsi="Arial"/>
-          <w:b w:val="false"/>
-          <w:bCs w:val="false"/>
-          <w:i w:val="false"/>
-          <w:iCs w:val="false"/>
-          <w:color w:val="000000"/>
-          <w:sz w:val="22"/>
-          <w:szCs w:val="22"/>
-        </w:rPr>
-        <w:t xml:space="preserve">The hydrometric and climatological master catalogs were retrieved from the CONAGUA SIH portal (https://sih.conagua.gob.mx) as UTF-8 CSV files without HTML scraping. Requests were issued through requests.Session with User-Agent "Mozilla/5.0 (HidroXAI-MX ingest)" and a 60-second timeout. Each response was streamed to disk under data/raw/sih/, its SHA-256 digest computed with hashlib, and an entry was appended to data/raw/_manifest.json recording the URL, byte size, digest and UTC download timestamp. Header names were normalised (NFKD, lowercased, diacritic-stripped) and mapped to a canonical column set {clave, nombre, latitud, longitud, altitud, estado, municipio, region_hidrologica, cuenca}; numeric coordinates were coerced with pandas.to_numeric(errors="coerce").</w:t>
-      </w:r>
-    </w:p>
-    <w:p>
-      <w:pPr>
-        <w:pStyle w:val="Heading2"/>
-        <w:spacing w:after="120" w:before="240"/>
-      </w:pPr>
-      <w:r>
-        <w:rPr>
-          <w:rFonts w:ascii="Arial" w:cs="Arial" w:eastAsia="Arial" w:hAnsi="Arial"/>
-          <w:b/>
-          <w:bCs/>
-          <w:color w:val="000000"/>
-          <w:sz w:val="26"/>
-          <w:szCs w:val="26"/>
-        </w:rPr>
-        <w:t xml:space="preserve">4.2. Basin configuration and per-basin bounding boxes (conf/cuencas_piloto.yaml)</w:t>
-      </w:r>
-    </w:p>
-    <w:p>
-      <w:pPr>
-        <w:spacing w:after="120" w:line="300"/>
-        <w:jc w:val="both"/>
-      </w:pPr>
-      <w:r>
-        <w:rPr>
-          <w:rFonts w:ascii="Arial" w:cs="Arial" w:eastAsia="Arial" w:hAnsi="Arial"/>
-          <w:b w:val="false"/>
-          <w:bCs w:val="false"/>
-          <w:i w:val="false"/>
-          <w:iCs w:val="false"/>
-          <w:color w:val="000000"/>
-          <w:sz w:val="22"/>
-          <w:szCs w:val="22"/>
-        </w:rPr>
-        <w:t xml:space="preserve">Each pilot basin is declared as a YAML entry with its name, its reference SIH hydrological region (12, 18 or 26), a curated bbox [min_lon, min_lat, max_lon, max_lat] in EPSG:4326, and the requested DEM resolution in metres. Lerma–Santiago is represented as three operational sub-entries (Lerma Alto, Bajío, Santiago) because the full bbox of the historical Lerma–Santiago region exceeds the memory budget of the WhiteboxTools chain used in §4.7 on a 16 GB reference workstation. The YAML file is the single source of truth for §4.6 (DEM assembly), §4.7 (delineation) and downstream station-to-basin assignment.</w:t>
-      </w:r>
-    </w:p>
-    <w:p>
-      <w:pPr>
-        <w:pStyle w:val="Heading2"/>
-        <w:spacing w:after="120" w:before="240"/>
-      </w:pPr>
-      <w:r>
-        <w:rPr>
-          <w:rFonts w:ascii="Arial" w:cs="Arial" w:eastAsia="Arial" w:hAnsi="Arial"/>
-          <w:b/>
-          <w:bCs/>
-          <w:color w:val="000000"/>
-          <w:sz w:val="26"/>
-          <w:szCs w:val="26"/>
-        </w:rPr>
-        <w:t xml:space="preserve">4.3. Candidate-station filter (scripts/05_select_stations.py, default mode)</w:t>
-      </w:r>
-    </w:p>
-    <w:p>
-      <w:pPr>
-        <w:spacing w:after="120" w:line="300"/>
-        <w:jc w:val="both"/>
-      </w:pPr>
-      <w:r>
-        <w:rPr>
-          <w:rFonts w:ascii="Arial" w:cs="Arial" w:eastAsia="Arial" w:hAnsi="Arial"/>
-          <w:b w:val="false"/>
-          <w:bCs w:val="false"/>
-          <w:i w:val="false"/>
-          <w:iCs w:val="false"/>
-          <w:color w:val="000000"/>
-          <w:sz w:val="22"/>
-          <w:szCs w:val="22"/>
-        </w:rPr>
-        <w:t xml:space="preserve">The two master catalogs were filtered to the hydrological regions listed in conf/cuencas_piloto.yaml (regiones_hidrologicas = [12, 18, 26]) using pandas boolean indexing on the region_hidrologica column. The result was written to data/processed/estaciones_candidatas_hidrometricas.csv (550 rows) and data/processed/estaciones_candidatas_climatologicas.csv (2,731 rows) and used as input for the following download step.</w:t>
-      </w:r>
-    </w:p>
-    <w:p>
-      <w:pPr>
-        <w:pStyle w:val="Heading2"/>
-        <w:spacing w:after="120" w:before="240"/>
-      </w:pPr>
-      <w:r>
-        <w:rPr>
-          <w:rFonts w:ascii="Arial" w:cs="Arial" w:eastAsia="Arial" w:hAnsi="Arial"/>
-          <w:b/>
-          <w:bCs/>
-          <w:color w:val="000000"/>
-          <w:sz w:val="26"/>
-          <w:szCs w:val="26"/>
-        </w:rPr>
-        <w:t xml:space="preserve">4.4. Per-station time-series download (scripts/03_download_sih_series.py)</w:t>
-      </w:r>
-    </w:p>
-    <w:p>
-      <w:pPr>
-        <w:spacing w:after="120" w:line="300"/>
-        <w:jc w:val="both"/>
-      </w:pPr>
-      <w:r>
-        <w:rPr>
-          <w:rFonts w:ascii="Arial" w:cs="Arial" w:eastAsia="Arial" w:hAnsi="Arial"/>
-          <w:b w:val="false"/>
-          <w:bCs w:val="false"/>
-          <w:i w:val="false"/>
-          <w:iCs w:val="false"/>
-          <w:color w:val="000000"/>
-          <w:sz w:val="22"/>
-          <w:szCs w:val="22"/>
-        </w:rPr>
-        <w:t xml:space="preserve">For every candidate key, the file at https://sih.conagua.gob.mx/basedatos/{Hidros|Climas}/&lt;KEY&gt;.csv was fetched. Concurrency is controlled by two environment variables: HIDROXAI_DL_WORKERS (default 16; a ThreadPoolExecutor with N workers) and HIDROXAI_DL_DELAY_S (default 0; per-request sleep applied only after real downloads, not on cache hits). The SIH portal is fronted by the Imperva Incapsula WAF; sustained concurrency above ~4 workers triggered per-IP challenges (302 loops or 403 responses) during our runs. The snapshot published in this article was completed at HIDROXAI_DL_WORKERS=1 and HIDROXAI_DL_DELAY_S=5 from a mobile-tethered IPv4. Each retrieved file was recorded in _manifest.json exactly as in §4.1. Failures were retried three times with exponential back-off (2s, 4s, 6s); series that ultimately failed were logged and excluded from downstream stages.</w:t>
-      </w:r>
-    </w:p>
-    <w:p>
-      <w:pPr>
-        <w:pStyle w:val="Heading2"/>
-        <w:spacing w:after="120" w:before="240"/>
-      </w:pPr>
-      <w:r>
-        <w:rPr>
-          <w:rFonts w:ascii="Arial" w:cs="Arial" w:eastAsia="Arial" w:hAnsi="Arial"/>
-          <w:b/>
-          <w:bCs/>
-          <w:color w:val="000000"/>
-          <w:sz w:val="26"/>
-          <w:szCs w:val="26"/>
-        </w:rPr>
-        <w:t xml:space="preserve">4.5. Canonical schema, quality control and Parquet persistence (scripts/04_build_canonical.py)</w:t>
-      </w:r>
-    </w:p>
-    <w:p>
-      <w:pPr>
-        <w:spacing w:after="120" w:line="300"/>
-        <w:jc w:val="both"/>
-      </w:pPr>
-      <w:r>
-        <w:rPr>
-          <w:rFonts w:ascii="Arial" w:cs="Arial" w:eastAsia="Arial" w:hAnsi="Arial"/>
-          <w:b w:val="false"/>
-          <w:bCs w:val="false"/>
-          <w:i w:val="false"/>
-          <w:iCs w:val="false"/>
-          <w:color w:val="000000"/>
-          <w:sz w:val="22"/>
-          <w:szCs w:val="22"/>
-        </w:rPr>
-        <w:t xml:space="preserve">The raw CSVs were parsed with a permissive reader that accepts two header variants used by SIH ("Fecha,…" and "Estacion,Fecha,…") and two date formats ("YYYY/MM/DD" and "YYYY-MM-DD"). Header lines were located as the first row containing "fecha" as a comma-separated field; parsing uses pandas.read_csv with encoding="latin-1", na_values=["-", ""] and pandas.to_datetime(format="mixed", errors="coerce"). For every station the following transformations are applied, in order: (i) rebuild a continuous daily index via to_daily(); (ii) mark physical outliers with calidad = 2 using per-station thresholds v &lt; 0 or v &gt; 3·q99.9, where v is the target variable (gasto_medio_m3s for hydro, precip_mm for climate); (iii) impute internal gaps &lt; 7 days with pandas.Series.interpolate(method="cubic", limit=7, limit_area="inside"), falling back to method="linear" when scipy's cubic spline rejects the input for lack of boundary points; each imputed cell receives calidad = 1. The resulting DataFrame is validated against a pandera DataFrameSchema (src/hidroxai_mx/data/schema.py) that enforces column dtypes, ranges (e.g. gasto_medio_m3s ≥ 0, tmax_c ∈ [−30, 60]) and the allowed set of calidad and fuente labels. Validation errors are logged as warnings and do not abort the run. Outputs are written with pyarrow as a Hive-partitioned Parquet directory (partition_cols=["anio"]) under data/processed/.</w:t>
-      </w:r>
-    </w:p>
-    <w:p>
-      <w:pPr>
-        <w:pStyle w:val="Heading2"/>
-        <w:spacing w:after="120" w:before="240"/>
-      </w:pPr>
-      <w:r>
-        <w:rPr>
-          <w:rFonts w:ascii="Arial" w:cs="Arial" w:eastAsia="Arial" w:hAnsi="Arial"/>
-          <w:b/>
-          <w:bCs/>
-          <w:color w:val="000000"/>
-          <w:sz w:val="26"/>
-          <w:szCs w:val="26"/>
-        </w:rPr>
-        <w:t xml:space="preserve">4.6. Per-basin digital elevation model (scripts/06b_build_cem_per_basin.py)</w:t>
-      </w:r>
-    </w:p>
-    <w:p>
-      <w:pPr>
-        <w:spacing w:after="120" w:line="300"/>
-        <w:jc w:val="both"/>
-      </w:pPr>
-      <w:r>
-        <w:rPr>
-          <w:rFonts w:ascii="Arial" w:cs="Arial" w:eastAsia="Arial" w:hAnsi="Arial"/>
-          <w:b w:val="false"/>
-          <w:bCs w:val="false"/>
-          <w:i w:val="false"/>
-          <w:iCs w:val="false"/>
-          <w:color w:val="000000"/>
-          <w:sz w:val="22"/>
-          <w:szCs w:val="22"/>
-        </w:rPr>
-        <w:t xml:space="preserve">State-level tiles of the INEGI CEM 3.0 were downloaded manually from https://www.inegi.org.mx/temas/relieve/continental/ (the portal does not offer bbox-based downloads) and placed under data/scratch/&lt;resolution&gt;m/. For every basin declared in cuencas_piloto.yaml the following pipeline runs: (i) select the tiles whose extents intersect the basin bbox using rasterio.warp.transform_bounds to reproject tile extents to EPSG:4326; (ii) mosaic the selected tiles with rasterio.merge.merge; (iii) copy the mosaic into a rasterio.io.MemoryFile buffer to avoid file locks on Windows / Google Drive; (iv) clip the mosaic to the basin bbox with rasterio.mask.mask(shapes=[shapely.geometry.box(*bbox)], crop=True); (v) if the tile resolution differs from the resolution requested in the YAML (typical case: portal-supplied 15 m vs. requested 30 m), reproject with rasterio.warp.reproject using an affine scaled by the resolution ratio and Resampling.average when downsampling or Resampling.bilinear when upsampling; (vi) write the output as LZW-compressed, tiled GeoTIFF (predictor=2 for int16 rasters, 3 for floating-point) to data/raw/inegi/cem_&lt;basin&gt;.tif.</w:t>
-      </w:r>
-    </w:p>
-    <w:p>
-      <w:pPr>
-        <w:pStyle w:val="Heading2"/>
-        <w:spacing w:after="120" w:before="240"/>
-      </w:pPr>
-      <w:r>
-        <w:rPr>
-          <w:rFonts w:ascii="Arial" w:cs="Arial" w:eastAsia="Arial" w:hAnsi="Arial"/>
-          <w:b/>
-          <w:bCs/>
-          <w:color w:val="000000"/>
-          <w:sz w:val="26"/>
-          <w:szCs w:val="26"/>
-        </w:rPr>
-        <w:t xml:space="preserve">4.7. Watershed delineation (scripts/06_delineate_basins.py)</w:t>
-      </w:r>
-    </w:p>
-    <w:p>
-      <w:pPr>
-        <w:spacing w:after="120" w:line="300"/>
-        <w:jc w:val="both"/>
-      </w:pPr>
-      <w:r>
-        <w:rPr>
-          <w:rFonts w:ascii="Arial" w:cs="Arial" w:eastAsia="Arial" w:hAnsi="Arial"/>
-          <w:b w:val="false"/>
-          <w:bCs w:val="false"/>
-          <w:i w:val="false"/>
-          <w:iCs w:val="false"/>
-          <w:color w:val="000000"/>
-          <w:sz w:val="22"/>
-          <w:szCs w:val="22"/>
-        </w:rPr>
-        <w:t xml:space="preserve">For every basin, the selected hydrometric stations that fall inside its bbox were exported as an ESRI Shapefile of pour points (data/interim/delineacion/&lt;basin&gt;/pour_points.shp) in EPSG:6362. The delineation runs the following WhiteboxTools chain on data/raw/inegi/cem_&lt;basin&gt;.tif: fill_depressions_wang_and_liu → d8_pointer → d8_flow_accumulation → extract_streams (threshold in cells, default 1000) → snap_pour_points (snap distance in map units, default 0.01) → watershed. The resulting raster was polygonised, and per-polygon attributes (area_km²; mean elevation and mean slope computed from the DEM with rasterstats-style zonal statistics) were written to data/processed/cuencas/&lt;basin&gt;.gpkg (layer cuenca). Because the historical Lerma–Santiago bbox exceeded the resident memory budget of d8_pointer / d8_flow_accumulation at 30 m on a 16 GB reference workstation, it was split into the three operational sub-entries described in §4.2.</w:t>
-      </w:r>
-    </w:p>
-    <w:p>
-      <w:pPr>
-        <w:pStyle w:val="Heading2"/>
-        <w:spacing w:after="120" w:before="240"/>
-      </w:pPr>
-      <w:r>
-        <w:rPr>
-          <w:rFonts w:ascii="Arial" w:cs="Arial" w:eastAsia="Arial" w:hAnsi="Arial"/>
-          <w:b/>
-          <w:bCs/>
-          <w:color w:val="000000"/>
-          <w:sz w:val="26"/>
-          <w:szCs w:val="26"/>
-        </w:rPr>
-        <w:t xml:space="preserve">4.8. Refined station selection with coverage thresholds (scripts/05_select_stations.py --refine)</w:t>
-      </w:r>
-    </w:p>
-    <w:p>
-      <w:pPr>
-        <w:spacing w:after="120" w:line="300"/>
-        <w:jc w:val="both"/>
-      </w:pPr>
-      <w:r>
-        <w:rPr>
-          <w:rFonts w:ascii="Arial" w:cs="Arial" w:eastAsia="Arial" w:hAnsi="Arial"/>
-          <w:b w:val="false"/>
-          <w:bCs w:val="false"/>
-          <w:i w:val="false"/>
-          <w:iCs w:val="false"/>
-          <w:color w:val="000000"/>
-          <w:sz w:val="22"/>
-          <w:szCs w:val="22"/>
-        </w:rPr>
-        <w:t xml:space="preserve">After §4.4 and §4.5, per-station coverage was computed as cov = valid_days / expected_days, where expected_days = 5844 (2010-01-01 through 2025-12-31 inclusive) and valid_days is the count of non-missing observations of the target variable within that window. Threshold values are read from conf/cuencas_piloto.yaml (cobertura_minima: hidrometricas = 0.60, climatologicas = 0.80). Stations at or above the threshold are written to estaciones_seleccionadas_&lt;type&gt;.csv; hydrometric stations with 0.30 ≤ cov &lt; 0.60 are additionally written to estaciones_extendidas_hidrometricas.csv with an extra column uso_recomendado = "sensibilidad_reconstruccion". For every selected hydrometric station, the k = 3 nearest climatological stations are computed with a spherical-earth haversine distance (R = 6371.0 km) and their comma-separated keys are stored in the column vecinos_clima.</w:t>
-      </w:r>
-    </w:p>
-    <w:p>
-      <w:pPr>
-        <w:pStyle w:val="Heading2"/>
-        <w:spacing w:after="120" w:before="240"/>
-      </w:pPr>
-      <w:r>
-        <w:rPr>
-          <w:rFonts w:ascii="Arial" w:cs="Arial" w:eastAsia="Arial" w:hAnsi="Arial"/>
-          <w:b/>
-          <w:bCs/>
-          <w:color w:val="000000"/>
-          <w:sz w:val="26"/>
-          <w:szCs w:val="26"/>
-        </w:rPr>
-        <w:t xml:space="preserve">4.9. Feature engineering (scripts/07_build_features.py --no-save-tensors)</w:t>
-      </w:r>
-    </w:p>
-    <w:p>
-      <w:pPr>
-        <w:spacing w:after="120" w:line="300"/>
-        <w:jc w:val="both"/>
-      </w:pPr>
-      <w:r>
-        <w:rPr>
-          <w:rFonts w:ascii="Arial" w:cs="Arial" w:eastAsia="Arial" w:hAnsi="Arial"/>
-          <w:b w:val="false"/>
-          <w:bCs w:val="false"/>
-          <w:i w:val="false"/>
-          <w:iCs w:val="false"/>
-          <w:color w:val="000000"/>
-          <w:sz w:val="22"/>
-          <w:szCs w:val="22"/>
-        </w:rPr>
-        <w:t xml:space="preserve">For every hydrometric station, the daily precipitation value at time t was computed as the inverse-distance-weighted mean of the precip_mm series of the k = 3 climatological neighbours (weights w_i ∝ 1/d_i², with d_i = haversine distance station↔neighbour). Per-station lags at 1, 3, 7, 14 and 30 days and rolling means over 7 and 30 days were then generated for gasto_medio_m3s using pandas groupby("clave_estacion").shift and rolling(window).mean. Numeric columns were left in their native units (m³/s, °C, mm). The resulting flat table is written to data/features/feature_table.parquet. Sliding-window tensor stacks (.npz) are not materialised by default because their size scales roughly as n_stations × window_length × n_features; they are re-generated on demand at training time.</w:t>
-      </w:r>
-    </w:p>
-    <w:p>
-      <w:pPr>
-        <w:pStyle w:val="Heading2"/>
-        <w:spacing w:after="120" w:before="240"/>
-      </w:pPr>
-      <w:r>
-        <w:rPr>
-          <w:rFonts w:ascii="Arial" w:cs="Arial" w:eastAsia="Arial" w:hAnsi="Arial"/>
-          <w:b/>
-          <w:bCs/>
-          <w:color w:val="000000"/>
-          <w:sz w:val="26"/>
-          <w:szCs w:val="26"/>
-        </w:rPr>
-        <w:t xml:space="preserve">4.10. Storage guardrail and versioning (scripts/08_storage_report.py; DVC)</w:t>
-      </w:r>
-    </w:p>
-    <w:p>
-      <w:pPr>
-        <w:spacing w:after="120" w:line="300"/>
-        <w:jc w:val="both"/>
-      </w:pPr>
-      <w:r>
-        <w:rPr>
-          <w:rFonts w:ascii="Arial" w:cs="Arial" w:eastAsia="Arial" w:hAnsi="Arial"/>
-          <w:b w:val="false"/>
-          <w:bCs w:val="false"/>
-          <w:i w:val="false"/>
-          <w:iCs w:val="false"/>
-          <w:color w:val="000000"/>
-          <w:sz w:val="22"/>
-          <w:szCs w:val="22"/>
-        </w:rPr>
-        <w:t xml:space="preserve">Before every dvc push, scripts/08_storage_report.py walks data/{raw,processed,features}, excludes any file with the .npz suffix, and sums the remaining byte counts. If the total exceeds the ceiling read from the environment variable R2_CAP_GB (default 9.5 GB, chosen to stay below the 10 GB free tier of the Cloudflare R2 bucket used as remote), the script exits with status 1 and aborts the push. Reproducibility is enforced through DVC: dvc.yaml declares one stage per pipeline step with explicit deps and outs; dvc.lock stores an MD5 digest per stage output. On a clean checkout, `dvc pull` restores the exact byte contents of the archive from the R2 remote.</w:t>
-      </w:r>
-    </w:p>
-    <w:p>
-      <w:pPr>
-        <w:pStyle w:val="Heading2"/>
-        <w:spacing w:after="120" w:before="240"/>
-      </w:pPr>
-      <w:r>
-        <w:rPr>
-          <w:rFonts w:ascii="Arial" w:cs="Arial" w:eastAsia="Arial" w:hAnsi="Arial"/>
-          <w:b/>
-          <w:bCs/>
-          <w:color w:val="000000"/>
-          <w:sz w:val="26"/>
-          <w:szCs w:val="26"/>
-        </w:rPr>
-        <w:t xml:space="preserve">4.11. Figure and metrics generation (scripts/09_make_report_figures.py)</w:t>
-      </w:r>
-    </w:p>
-    <w:p>
-      <w:pPr>
-        <w:spacing w:after="120" w:line="300"/>
-        <w:jc w:val="both"/>
-      </w:pPr>
-      <w:r>
-        <w:rPr>
-          <w:rFonts w:ascii="Arial" w:cs="Arial" w:eastAsia="Arial" w:hAnsi="Arial"/>
-          <w:b w:val="false"/>
-          <w:bCs w:val="false"/>
-          <w:i w:val="false"/>
-          <w:iCs w:val="false"/>
-          <w:color w:val="000000"/>
-          <w:sz w:val="22"/>
-          <w:szCs w:val="22"/>
-        </w:rPr>
-        <w:t xml:space="preserve">Figures 1–8 embedded in this article and the file processed/reportes/metrics.json were produced by scripts/09_make_report_figures.py using matplotlib (matplotlib.use("Agg"); rcParams["savefig.dpi"] = 300; rcParams["savefig.bbox"] = "tight"). The script reads the Parquet directories as pyarrow.dataset objects (partitioning="hive") and augments the hydrometric dataframe with the catalog columns via a left join on clave_estacion. Sub-basin polygons for Fig. 8 are loaded from processed/cuencas/*.gpkg with geopandas.read_file, reprojected to EPSG:4326, and rendered with GeoDataFrame.boundary.plot; overlaid rectangles are the bboxes from conf/cuencas_piloto.yaml, and overlaid points are the ${N_SEL} pour points from estaciones_seleccionadas_hidrometricas.csv.</w:t>
-      </w:r>
-    </w:p>
-    <w:p>
-      <w:pPr>
-        <w:pStyle w:val="Heading2"/>
-        <w:spacing w:after="120" w:before="240"/>
-      </w:pPr>
-      <w:r>
-        <w:rPr>
-          <w:rFonts w:ascii="Arial" w:cs="Arial" w:eastAsia="Arial" w:hAnsi="Arial"/>
-          <w:b/>
-          <w:bCs/>
-          <w:color w:val="000000"/>
-          <w:sz w:val="26"/>
-          <w:szCs w:val="26"/>
-        </w:rPr>
-        <w:t xml:space="preserve">4.12. Deposit packaging (scripts/11_build_zenodo_bundle.py)</w:t>
-      </w:r>
-    </w:p>
-    <w:p>
-      <w:pPr>
-        <w:spacing w:after="120" w:line="300"/>
-        <w:jc w:val="both"/>
-      </w:pPr>
-      <w:r>
-        <w:rPr>
-          <w:rFonts w:ascii="Arial" w:cs="Arial" w:eastAsia="Arial" w:hAnsi="Arial"/>
-          <w:b w:val="false"/>
-          <w:bCs w:val="false"/>
-          <w:i w:val="false"/>
-          <w:iCs w:val="false"/>
-          <w:color w:val="000000"/>
-          <w:sz w:val="22"/>
-          <w:szCs w:val="22"/>
-        </w:rPr>
-        <w:t xml:space="preserve">The Zenodo archive was produced with zipfile.ZipFile(..., compression=ZIP_DEFLATED, compresslevel=6, allowZip64=True) over data/{raw/sih, raw/sih_series/hidrometricas, raw/sih_series/climatologicas, raw/inegi, processed, features} and conf/cuencas_piloto.yaml, and augmented with an autogenerated English README.md and LICENSE-DATA.md and a machine-readable manifest_zenodo.json listing the SHA-256 hash and byte size of every archived file. Files ending in .npz and the folders data/scratch/ and data/interim/ were excluded from the deposit. The resulting archive HidroXAI-MX-v2026.06.zip totals about 895 MB compressed (3,588 archived files, 3.2 GB uncompressed) and was uploaded to Zenodo, producing the DOI 10.5281/zenodo.21231601 referenced in the Specifications Table.</w:t>
+        <w:t xml:space="preserve">Fig. 8. Map of the six pilot basins and their delineated sub-basins (123 sub-basins in total): Cutzamala (8), Lerma Alto (9), Bajío (25), Santiago (13), Pánuco (51) and Alta del Balsas (17). Solid lines: sub-basin boundaries. Dotted rectangles: curated bounding boxes declared in the pilot-basin configuration. Black dots: the 101 hydrometric stations of the main selection used as pour points.</w:t>
       </w:r>
     </w:p>
     <w:p>

--- a/docs/manuscrito_data_in_brief_borrador.docx
+++ b/docs/manuscrito_data_in_brief_borrador.docx
@@ -806,7 +806,7 @@
           <w:sz w:val="22"/>
           <w:szCs w:val="22"/>
         </w:rPr>
-        <w:t xml:space="preserve">Hidro-MX is organised as five interlinked groups of files that together cover the raw daily records of the primary sources, the canonical time-series tables in a columnar format optimised for out-of-memory reads, the manifests of the stations selected for downstream modelling, the geospatial resources used to describe each pilot basin, and a compact model-ready feature table. The dataset covers four pilot basins in Mexico (Cutzamala; the historical Lerma–Santiago region, operationally split into Lerma Alto, Bajío and Santiago; Pánuco; and Alta del Balsas), spans the reference window 2010-01-01–2025-12-31, and totals 547 hydrometric stations with 10,594,758 daily observations of streamflow and 2,659 climatological stations with 55,590,466 daily observations of precipitation, temperature and evaporation.</w:t>
+        <w:t xml:space="preserve">The dataset is distributed as a single deposit hosted on Zenodo. When uncompressed, the archive expands into four content directories (raw/, processed/, features/, conf/) that follow the same logical layout used to construct the dataset, plus three top-level files that document the deposit (README.md, LICENSE-DATA.md and manifest_zenodo.json). The dataset covers four pilot basins in Mexico (Cutzamala; the historical Lerma–Santiago region, operationally split into Lerma Alto, Bajío and Santiago; Pánuco; and Alta del Balsas), uses the reference window 2010-01-01 through 2025-12-31 for coverage assessment, and totals 547 hydrometric stations with 10,594,758 daily observations of streamflow, and 2,659 climatological stations with 55,590,466 daily observations of precipitation, temperature and evaporation.</w:t>
       </w:r>
     </w:p>
     <w:p>
@@ -825,7 +825,7 @@
           <w:sz w:val="22"/>
           <w:szCs w:val="22"/>
         </w:rPr>
-        <w:t xml:space="preserve">Table 1 gives the top-level structure of the dataset. Table 2 lists, for every tabular file, the columns delivered to the reader together with their data type, physical units and valid range. Table 3 summarises the number of stations selected per pilot basin together with the number of sub-basin polygons delivered with the geospatial resources.</w:t>
+        <w:t xml:space="preserve">Table 1 lists the top-level directories, the file formats they use and the type of data delivered inside each of them. Table 2 lists, for every tabular file, its columns together with data type, physical units and valid range. Table 3 summarises the number of stations delivered per pilot basin and the number of sub-basin polygons produced by the delineation.</w:t>
       </w:r>
     </w:p>
     <w:p>
@@ -852,7 +852,7 @@
           <w:sz w:val="26"/>
           <w:szCs w:val="26"/>
         </w:rPr>
-        <w:t xml:space="preserve">Table 1. Directory structure and content</w:t>
+        <w:t xml:space="preserve">Table 1. Directory structure, file formats and content</w:t>
       </w:r>
     </w:p>
     <w:tbl>
@@ -868,8 +868,9 @@
         </w:tblBorders>
       </w:tblPr>
       <w:tblGrid>
-        <w:gridCol w:w="3000"/>
-        <w:gridCol w:w="6360"/>
+        <w:gridCol w:w="2000"/>
+        <w:gridCol w:w="2400"/>
+        <w:gridCol w:w="4960"/>
       </w:tblGrid>
       <w:tr>
         <w:tc>
@@ -898,7 +899,7 @@
                 <w:sz w:val="21"/>
                 <w:szCs w:val="21"/>
               </w:rPr>
-              <w:t xml:space="preserve">Directory / group</w:t>
+              <w:t xml:space="preserve">Directory / file</w:t>
             </w:r>
           </w:p>
         </w:tc>
@@ -928,7 +929,7 @@
                 <w:sz w:val="21"/>
                 <w:szCs w:val="21"/>
               </w:rPr>
-              <w:t xml:space="preserve">Content</w:t>
+              <w:t xml:space="preserve">File formats</w:t>
             </w:r>
           </w:p>
         </w:tc>
@@ -958,7 +959,7 @@
                 <w:sz w:val="21"/>
                 <w:szCs w:val="21"/>
               </w:rPr>
-              <w:t xml:space="preserve"/>
+              <w:t xml:space="preserve">Content</w:t>
             </w:r>
           </w:p>
         </w:tc>
@@ -989,65 +990,65 @@
                 <w:sz w:val="21"/>
                 <w:szCs w:val="21"/>
               </w:rPr>
-              <w:t xml:space="preserve">Raw daily records</w:t>
-            </w:r>
-          </w:p>
-        </w:tc>
-        <w:tc>
-          <w:tcPr>
-            <w:tcW w:type="dxa" w:w="3120"/>
-            <w:tcBorders>
-              <w:top w:val="single" w:color="B0B0B0" w:sz="1"/>
-              <w:left w:val="single" w:color="B0B0B0" w:sz="1"/>
-              <w:bottom w:val="single" w:color="B0B0B0" w:sz="1"/>
-              <w:right w:val="single" w:color="B0B0B0" w:sz="1"/>
-            </w:tcBorders>
-            <w:tcMar>
-              <w:top w:type="dxa" w:w="100"/>
-              <w:left w:type="dxa" w:w="140"/>
-              <w:bottom w:type="dxa" w:w="100"/>
-              <w:right w:type="dxa" w:w="140"/>
-            </w:tcMar>
-          </w:tcPr>
-          <w:p>
-            <w:r>
-              <w:rPr>
-                <w:rFonts w:ascii="Arial" w:cs="Arial" w:eastAsia="Arial" w:hAnsi="Arial"/>
-                <w:b w:val="false"/>
-                <w:bCs w:val="false"/>
-                <w:sz w:val="21"/>
-                <w:szCs w:val="21"/>
-              </w:rPr>
-              <w:t xml:space="preserve">Two master catalogs (hydrometric and climatological) that list every station published by the primary provider with its identifier, name, coordinates, altitude, state, municipality, hydrological region and basin. One CSV file per station with the full historical daily record delivered by the provider (streamflow and stage for hydrometric stations; precipitation, minimum, maximum and mean temperature and evaporation for climatological stations). A provenance manifest lists the source URL, SHA-256 hash, byte size and UTC timestamp for every raw file.</w:t>
-            </w:r>
-          </w:p>
-        </w:tc>
-        <w:tc>
-          <w:tcPr>
-            <w:tcW w:type="dxa" w:w="3120"/>
-            <w:tcBorders>
-              <w:top w:val="single" w:color="B0B0B0" w:sz="1"/>
-              <w:left w:val="single" w:color="B0B0B0" w:sz="1"/>
-              <w:bottom w:val="single" w:color="B0B0B0" w:sz="1"/>
-              <w:right w:val="single" w:color="B0B0B0" w:sz="1"/>
-            </w:tcBorders>
-            <w:tcMar>
-              <w:top w:type="dxa" w:w="100"/>
-              <w:left w:type="dxa" w:w="140"/>
-              <w:bottom w:type="dxa" w:w="100"/>
-              <w:right w:type="dxa" w:w="140"/>
-            </w:tcMar>
-          </w:tcPr>
-          <w:p>
-            <w:r>
-              <w:rPr>
-                <w:rFonts w:ascii="Arial" w:cs="Arial" w:eastAsia="Arial" w:hAnsi="Arial"/>
-                <w:b w:val="false"/>
-                <w:bCs w:val="false"/>
-                <w:sz w:val="21"/>
-                <w:szCs w:val="21"/>
-              </w:rPr>
-              <w:t xml:space="preserve"/>
+              <w:t xml:space="preserve">raw/sih/</w:t>
+            </w:r>
+          </w:p>
+        </w:tc>
+        <w:tc>
+          <w:tcPr>
+            <w:tcW w:type="dxa" w:w="3120"/>
+            <w:tcBorders>
+              <w:top w:val="single" w:color="B0B0B0" w:sz="1"/>
+              <w:left w:val="single" w:color="B0B0B0" w:sz="1"/>
+              <w:bottom w:val="single" w:color="B0B0B0" w:sz="1"/>
+              <w:right w:val="single" w:color="B0B0B0" w:sz="1"/>
+            </w:tcBorders>
+            <w:tcMar>
+              <w:top w:type="dxa" w:w="100"/>
+              <w:left w:type="dxa" w:w="140"/>
+              <w:bottom w:type="dxa" w:w="100"/>
+              <w:right w:type="dxa" w:w="140"/>
+            </w:tcMar>
+          </w:tcPr>
+          <w:p>
+            <w:r>
+              <w:rPr>
+                <w:rFonts w:ascii="Arial" w:cs="Arial" w:eastAsia="Arial" w:hAnsi="Arial"/>
+                <w:b w:val="false"/>
+                <w:bCs w:val="false"/>
+                <w:sz w:val="21"/>
+                <w:szCs w:val="21"/>
+              </w:rPr>
+              <w:t xml:space="preserve">CSV (UTF-8, comma-separated); JSON</w:t>
+            </w:r>
+          </w:p>
+        </w:tc>
+        <w:tc>
+          <w:tcPr>
+            <w:tcW w:type="dxa" w:w="3120"/>
+            <w:tcBorders>
+              <w:top w:val="single" w:color="B0B0B0" w:sz="1"/>
+              <w:left w:val="single" w:color="B0B0B0" w:sz="1"/>
+              <w:bottom w:val="single" w:color="B0B0B0" w:sz="1"/>
+              <w:right w:val="single" w:color="B0B0B0" w:sz="1"/>
+            </w:tcBorders>
+            <w:tcMar>
+              <w:top w:type="dxa" w:w="100"/>
+              <w:left w:type="dxa" w:w="140"/>
+              <w:bottom w:type="dxa" w:w="100"/>
+              <w:right w:type="dxa" w:w="140"/>
+            </w:tcMar>
+          </w:tcPr>
+          <w:p>
+            <w:r>
+              <w:rPr>
+                <w:rFonts w:ascii="Arial" w:cs="Arial" w:eastAsia="Arial" w:hAnsi="Arial"/>
+                <w:b w:val="false"/>
+                <w:bCs w:val="false"/>
+                <w:sz w:val="21"/>
+                <w:szCs w:val="21"/>
+              </w:rPr>
+              <w:t xml:space="preserve">Two master catalogs distributed by the primary hydrological information system: catalogo_hidrometricas.csv (1,189 rows) and catalogo_climatologicas.csv (7,499 rows), each row describing one publicly listed station with its identifier, name, coordinates, altitude, state, municipality, hydrological region code and basin. The file _manifest.json records, for every raw file retrieved during the construction pipeline, the source URL, byte size, SHA-256 hash and UTC timestamp of retrieval.</w:t>
             </w:r>
           </w:p>
         </w:tc>
@@ -1078,65 +1079,65 @@
                 <w:sz w:val="21"/>
                 <w:szCs w:val="21"/>
               </w:rPr>
-              <w:t xml:space="preserve">Canonical time-series tables</w:t>
-            </w:r>
-          </w:p>
-        </w:tc>
-        <w:tc>
-          <w:tcPr>
-            <w:tcW w:type="dxa" w:w="3120"/>
-            <w:tcBorders>
-              <w:top w:val="single" w:color="B0B0B0" w:sz="1"/>
-              <w:left w:val="single" w:color="B0B0B0" w:sz="1"/>
-              <w:bottom w:val="single" w:color="B0B0B0" w:sz="1"/>
-              <w:right w:val="single" w:color="B0B0B0" w:sz="1"/>
-            </w:tcBorders>
-            <w:tcMar>
-              <w:top w:type="dxa" w:w="100"/>
-              <w:left w:type="dxa" w:w="140"/>
-              <w:bottom w:type="dxa" w:w="100"/>
-              <w:right w:type="dxa" w:w="140"/>
-            </w:tcMar>
-          </w:tcPr>
-          <w:p>
-            <w:r>
-              <w:rPr>
-                <w:rFonts w:ascii="Arial" w:cs="Arial" w:eastAsia="Arial" w:hAnsi="Arial"/>
-                <w:b w:val="false"/>
-                <w:bCs w:val="false"/>
-                <w:sz w:val="21"/>
-                <w:szCs w:val="21"/>
-              </w:rPr>
-              <w:t xml:space="preserve">Two columnar tables (hydrometric and climatological), partitioned by year, produced from the raw records by parsing, quality control and short-gap imputation. Every row is a station–day pair augmented with a quality flag and a source label. Column set and units are given in Table 2.</w:t>
-            </w:r>
-          </w:p>
-        </w:tc>
-        <w:tc>
-          <w:tcPr>
-            <w:tcW w:type="dxa" w:w="3120"/>
-            <w:tcBorders>
-              <w:top w:val="single" w:color="B0B0B0" w:sz="1"/>
-              <w:left w:val="single" w:color="B0B0B0" w:sz="1"/>
-              <w:bottom w:val="single" w:color="B0B0B0" w:sz="1"/>
-              <w:right w:val="single" w:color="B0B0B0" w:sz="1"/>
-            </w:tcBorders>
-            <w:tcMar>
-              <w:top w:type="dxa" w:w="100"/>
-              <w:left w:type="dxa" w:w="140"/>
-              <w:bottom w:type="dxa" w:w="100"/>
-              <w:right w:type="dxa" w:w="140"/>
-            </w:tcMar>
-          </w:tcPr>
-          <w:p>
-            <w:r>
-              <w:rPr>
-                <w:rFonts w:ascii="Arial" w:cs="Arial" w:eastAsia="Arial" w:hAnsi="Arial"/>
-                <w:b w:val="false"/>
-                <w:bCs w:val="false"/>
-                <w:sz w:val="21"/>
-                <w:szCs w:val="21"/>
-              </w:rPr>
-              <w:t xml:space="preserve"/>
+              <w:t xml:space="preserve">raw/sih_series/hidrometricas/</w:t>
+            </w:r>
+          </w:p>
+        </w:tc>
+        <w:tc>
+          <w:tcPr>
+            <w:tcW w:type="dxa" w:w="3120"/>
+            <w:tcBorders>
+              <w:top w:val="single" w:color="B0B0B0" w:sz="1"/>
+              <w:left w:val="single" w:color="B0B0B0" w:sz="1"/>
+              <w:bottom w:val="single" w:color="B0B0B0" w:sz="1"/>
+              <w:right w:val="single" w:color="B0B0B0" w:sz="1"/>
+            </w:tcBorders>
+            <w:tcMar>
+              <w:top w:type="dxa" w:w="100"/>
+              <w:left w:type="dxa" w:w="140"/>
+              <w:bottom w:type="dxa" w:w="100"/>
+              <w:right w:type="dxa" w:w="140"/>
+            </w:tcMar>
+          </w:tcPr>
+          <w:p>
+            <w:r>
+              <w:rPr>
+                <w:rFonts w:ascii="Arial" w:cs="Arial" w:eastAsia="Arial" w:hAnsi="Arial"/>
+                <w:b w:val="false"/>
+                <w:bCs w:val="false"/>
+                <w:sz w:val="21"/>
+                <w:szCs w:val="21"/>
+              </w:rPr>
+              <w:t xml:space="preserve">CSV (Latin-1, comma-separated)</w:t>
+            </w:r>
+          </w:p>
+        </w:tc>
+        <w:tc>
+          <w:tcPr>
+            <w:tcW w:type="dxa" w:w="3120"/>
+            <w:tcBorders>
+              <w:top w:val="single" w:color="B0B0B0" w:sz="1"/>
+              <w:left w:val="single" w:color="B0B0B0" w:sz="1"/>
+              <w:bottom w:val="single" w:color="B0B0B0" w:sz="1"/>
+              <w:right w:val="single" w:color="B0B0B0" w:sz="1"/>
+            </w:tcBorders>
+            <w:tcMar>
+              <w:top w:type="dxa" w:w="100"/>
+              <w:left w:type="dxa" w:w="140"/>
+              <w:bottom w:type="dxa" w:w="100"/>
+              <w:right w:type="dxa" w:w="140"/>
+            </w:tcMar>
+          </w:tcPr>
+          <w:p>
+            <w:r>
+              <w:rPr>
+                <w:rFonts w:ascii="Arial" w:cs="Arial" w:eastAsia="Arial" w:hAnsi="Arial"/>
+                <w:b w:val="false"/>
+                <w:bCs w:val="false"/>
+                <w:sz w:val="21"/>
+                <w:szCs w:val="21"/>
+              </w:rPr>
+              <w:t xml:space="preserve">547 per-station files named &lt;STATION_KEY&gt;.csv holding the full historical daily record delivered by the primary provider: date, mean daily streamflow (m³/s) and water stage (m). Missing values are encoded as an explicit dash or as an empty field.</w:t>
             </w:r>
           </w:p>
         </w:tc>
@@ -1167,65 +1168,65 @@
                 <w:sz w:val="21"/>
                 <w:szCs w:val="21"/>
               </w:rPr>
-              <w:t xml:space="preserve">Station manifests</w:t>
-            </w:r>
-          </w:p>
-        </w:tc>
-        <w:tc>
-          <w:tcPr>
-            <w:tcW w:type="dxa" w:w="3120"/>
-            <w:tcBorders>
-              <w:top w:val="single" w:color="B0B0B0" w:sz="1"/>
-              <w:left w:val="single" w:color="B0B0B0" w:sz="1"/>
-              <w:bottom w:val="single" w:color="B0B0B0" w:sz="1"/>
-              <w:right w:val="single" w:color="B0B0B0" w:sz="1"/>
-            </w:tcBorders>
-            <w:tcMar>
-              <w:top w:type="dxa" w:w="100"/>
-              <w:left w:type="dxa" w:w="140"/>
-              <w:bottom w:type="dxa" w:w="100"/>
-              <w:right w:type="dxa" w:w="140"/>
-            </w:tcMar>
-          </w:tcPr>
-          <w:p>
-            <w:r>
-              <w:rPr>
-                <w:rFonts w:ascii="Arial" w:cs="Arial" w:eastAsia="Arial" w:hAnsi="Arial"/>
-                <w:b w:val="false"/>
-                <w:bCs w:val="false"/>
-                <w:sz w:val="21"/>
-                <w:szCs w:val="21"/>
-              </w:rPr>
-              <w:t xml:space="preserve">Three tabular products describing which stations are used downstream and how: (i) the candidate universe, obtained by filtering the master catalogs by hydrological region; (ii) the main set of stations meeting the per-type coverage threshold over the reference window; (iii) an extended set of hydrometric stations with intermediate coverage, released for sensitivity and reconstruction studies. Each selected hydrometric station carries the identifiers of its three closest climatological neighbours.</w:t>
-            </w:r>
-          </w:p>
-        </w:tc>
-        <w:tc>
-          <w:tcPr>
-            <w:tcW w:type="dxa" w:w="3120"/>
-            <w:tcBorders>
-              <w:top w:val="single" w:color="B0B0B0" w:sz="1"/>
-              <w:left w:val="single" w:color="B0B0B0" w:sz="1"/>
-              <w:bottom w:val="single" w:color="B0B0B0" w:sz="1"/>
-              <w:right w:val="single" w:color="B0B0B0" w:sz="1"/>
-            </w:tcBorders>
-            <w:tcMar>
-              <w:top w:type="dxa" w:w="100"/>
-              <w:left w:type="dxa" w:w="140"/>
-              <w:bottom w:type="dxa" w:w="100"/>
-              <w:right w:type="dxa" w:w="140"/>
-            </w:tcMar>
-          </w:tcPr>
-          <w:p>
-            <w:r>
-              <w:rPr>
-                <w:rFonts w:ascii="Arial" w:cs="Arial" w:eastAsia="Arial" w:hAnsi="Arial"/>
-                <w:b w:val="false"/>
-                <w:bCs w:val="false"/>
-                <w:sz w:val="21"/>
-                <w:szCs w:val="21"/>
-              </w:rPr>
-              <w:t xml:space="preserve"/>
+              <w:t xml:space="preserve">raw/sih_series/climatologicas/</w:t>
+            </w:r>
+          </w:p>
+        </w:tc>
+        <w:tc>
+          <w:tcPr>
+            <w:tcW w:type="dxa" w:w="3120"/>
+            <w:tcBorders>
+              <w:top w:val="single" w:color="B0B0B0" w:sz="1"/>
+              <w:left w:val="single" w:color="B0B0B0" w:sz="1"/>
+              <w:bottom w:val="single" w:color="B0B0B0" w:sz="1"/>
+              <w:right w:val="single" w:color="B0B0B0" w:sz="1"/>
+            </w:tcBorders>
+            <w:tcMar>
+              <w:top w:type="dxa" w:w="100"/>
+              <w:left w:type="dxa" w:w="140"/>
+              <w:bottom w:type="dxa" w:w="100"/>
+              <w:right w:type="dxa" w:w="140"/>
+            </w:tcMar>
+          </w:tcPr>
+          <w:p>
+            <w:r>
+              <w:rPr>
+                <w:rFonts w:ascii="Arial" w:cs="Arial" w:eastAsia="Arial" w:hAnsi="Arial"/>
+                <w:b w:val="false"/>
+                <w:bCs w:val="false"/>
+                <w:sz w:val="21"/>
+                <w:szCs w:val="21"/>
+              </w:rPr>
+              <w:t xml:space="preserve">CSV (Latin-1, comma-separated)</w:t>
+            </w:r>
+          </w:p>
+        </w:tc>
+        <w:tc>
+          <w:tcPr>
+            <w:tcW w:type="dxa" w:w="3120"/>
+            <w:tcBorders>
+              <w:top w:val="single" w:color="B0B0B0" w:sz="1"/>
+              <w:left w:val="single" w:color="B0B0B0" w:sz="1"/>
+              <w:bottom w:val="single" w:color="B0B0B0" w:sz="1"/>
+              <w:right w:val="single" w:color="B0B0B0" w:sz="1"/>
+            </w:tcBorders>
+            <w:tcMar>
+              <w:top w:type="dxa" w:w="100"/>
+              <w:left w:type="dxa" w:w="140"/>
+              <w:bottom w:type="dxa" w:w="100"/>
+              <w:right w:type="dxa" w:w="140"/>
+            </w:tcMar>
+          </w:tcPr>
+          <w:p>
+            <w:r>
+              <w:rPr>
+                <w:rFonts w:ascii="Arial" w:cs="Arial" w:eastAsia="Arial" w:hAnsi="Arial"/>
+                <w:b w:val="false"/>
+                <w:bCs w:val="false"/>
+                <w:sz w:val="21"/>
+                <w:szCs w:val="21"/>
+              </w:rPr>
+              <w:t xml:space="preserve">2,659 per-station files named &lt;STATION_KEY&gt;.csv with date, daily precipitation (mm), daily maximum, minimum and mean temperature (°C) and daily evaporation (mm).</w:t>
             </w:r>
           </w:p>
         </w:tc>
@@ -1256,65 +1257,65 @@
                 <w:sz w:val="21"/>
                 <w:szCs w:val="21"/>
               </w:rPr>
-              <w:t xml:space="preserve">Geospatial resources</w:t>
-            </w:r>
-          </w:p>
-        </w:tc>
-        <w:tc>
-          <w:tcPr>
-            <w:tcW w:type="dxa" w:w="3120"/>
-            <w:tcBorders>
-              <w:top w:val="single" w:color="B0B0B0" w:sz="1"/>
-              <w:left w:val="single" w:color="B0B0B0" w:sz="1"/>
-              <w:bottom w:val="single" w:color="B0B0B0" w:sz="1"/>
-              <w:right w:val="single" w:color="B0B0B0" w:sz="1"/>
-            </w:tcBorders>
-            <w:tcMar>
-              <w:top w:type="dxa" w:w="100"/>
-              <w:left w:type="dxa" w:w="140"/>
-              <w:bottom w:type="dxa" w:w="100"/>
-              <w:right w:type="dxa" w:w="140"/>
-            </w:tcMar>
-          </w:tcPr>
-          <w:p>
-            <w:r>
-              <w:rPr>
-                <w:rFonts w:ascii="Arial" w:cs="Arial" w:eastAsia="Arial" w:hAnsi="Arial"/>
-                <w:b w:val="false"/>
-                <w:bCs w:val="false"/>
-                <w:sz w:val="21"/>
-                <w:szCs w:val="21"/>
-              </w:rPr>
-              <w:t xml:space="preserve">One digital elevation model per pilot basin (six rasters, five at 30 m and one at 15 m resolution) covering the full curated bounding box of the corresponding basin. One vector layer per basin with the polygons of the delineated sub-basins together with their area, mean elevation and mean slope.</w:t>
-            </w:r>
-          </w:p>
-        </w:tc>
-        <w:tc>
-          <w:tcPr>
-            <w:tcW w:type="dxa" w:w="3120"/>
-            <w:tcBorders>
-              <w:top w:val="single" w:color="B0B0B0" w:sz="1"/>
-              <w:left w:val="single" w:color="B0B0B0" w:sz="1"/>
-              <w:bottom w:val="single" w:color="B0B0B0" w:sz="1"/>
-              <w:right w:val="single" w:color="B0B0B0" w:sz="1"/>
-            </w:tcBorders>
-            <w:tcMar>
-              <w:top w:type="dxa" w:w="100"/>
-              <w:left w:type="dxa" w:w="140"/>
-              <w:bottom w:type="dxa" w:w="100"/>
-              <w:right w:type="dxa" w:w="140"/>
-            </w:tcMar>
-          </w:tcPr>
-          <w:p>
-            <w:r>
-              <w:rPr>
-                <w:rFonts w:ascii="Arial" w:cs="Arial" w:eastAsia="Arial" w:hAnsi="Arial"/>
-                <w:b w:val="false"/>
-                <w:bCs w:val="false"/>
-                <w:sz w:val="21"/>
-                <w:szCs w:val="21"/>
-              </w:rPr>
-              <w:t xml:space="preserve"/>
+              <w:t xml:space="preserve">raw/inegi/</w:t>
+            </w:r>
+          </w:p>
+        </w:tc>
+        <w:tc>
+          <w:tcPr>
+            <w:tcW w:type="dxa" w:w="3120"/>
+            <w:tcBorders>
+              <w:top w:val="single" w:color="B0B0B0" w:sz="1"/>
+              <w:left w:val="single" w:color="B0B0B0" w:sz="1"/>
+              <w:bottom w:val="single" w:color="B0B0B0" w:sz="1"/>
+              <w:right w:val="single" w:color="B0B0B0" w:sz="1"/>
+            </w:tcBorders>
+            <w:tcMar>
+              <w:top w:type="dxa" w:w="100"/>
+              <w:left w:type="dxa" w:w="140"/>
+              <w:bottom w:type="dxa" w:w="100"/>
+              <w:right w:type="dxa" w:w="140"/>
+            </w:tcMar>
+          </w:tcPr>
+          <w:p>
+            <w:r>
+              <w:rPr>
+                <w:rFonts w:ascii="Arial" w:cs="Arial" w:eastAsia="Arial" w:hAnsi="Arial"/>
+                <w:b w:val="false"/>
+                <w:bCs w:val="false"/>
+                <w:sz w:val="21"/>
+                <w:szCs w:val="21"/>
+              </w:rPr>
+              <w:t xml:space="preserve">GeoTIFF (int16, LZW-compressed, tiled)</w:t>
+            </w:r>
+          </w:p>
+        </w:tc>
+        <w:tc>
+          <w:tcPr>
+            <w:tcW w:type="dxa" w:w="3120"/>
+            <w:tcBorders>
+              <w:top w:val="single" w:color="B0B0B0" w:sz="1"/>
+              <w:left w:val="single" w:color="B0B0B0" w:sz="1"/>
+              <w:bottom w:val="single" w:color="B0B0B0" w:sz="1"/>
+              <w:right w:val="single" w:color="B0B0B0" w:sz="1"/>
+            </w:tcBorders>
+            <w:tcMar>
+              <w:top w:type="dxa" w:w="100"/>
+              <w:left w:type="dxa" w:w="140"/>
+              <w:bottom w:type="dxa" w:w="100"/>
+              <w:right w:type="dxa" w:w="140"/>
+            </w:tcMar>
+          </w:tcPr>
+          <w:p>
+            <w:r>
+              <w:rPr>
+                <w:rFonts w:ascii="Arial" w:cs="Arial" w:eastAsia="Arial" w:hAnsi="Arial"/>
+                <w:b w:val="false"/>
+                <w:bCs w:val="false"/>
+                <w:sz w:val="21"/>
+                <w:szCs w:val="21"/>
+              </w:rPr>
+              <w:t xml:space="preserve">Six per-basin digital elevation models named cem_&lt;basin&gt;.tif: cem_cutzamala.tif, cem_lerma_alto.tif, cem_bajio.tif, cem_santiago.tif and cem_panuco.tif at 30 m spatial resolution, and cem_alta_del_balsas.tif at 15 m. Each raster covers the curated bounding box of its basin and stores the elevation above mean sea level.</w:t>
             </w:r>
           </w:p>
         </w:tc>
@@ -1345,65 +1346,65 @@
                 <w:sz w:val="21"/>
                 <w:szCs w:val="21"/>
               </w:rPr>
-              <w:t xml:space="preserve">Feature table</w:t>
-            </w:r>
-          </w:p>
-        </w:tc>
-        <w:tc>
-          <w:tcPr>
-            <w:tcW w:type="dxa" w:w="3120"/>
-            <w:tcBorders>
-              <w:top w:val="single" w:color="B0B0B0" w:sz="1"/>
-              <w:left w:val="single" w:color="B0B0B0" w:sz="1"/>
-              <w:bottom w:val="single" w:color="B0B0B0" w:sz="1"/>
-              <w:right w:val="single" w:color="B0B0B0" w:sz="1"/>
-            </w:tcBorders>
-            <w:tcMar>
-              <w:top w:type="dxa" w:w="100"/>
-              <w:left w:type="dxa" w:w="140"/>
-              <w:bottom w:type="dxa" w:w="100"/>
-              <w:right w:type="dxa" w:w="140"/>
-            </w:tcMar>
-          </w:tcPr>
-          <w:p>
-            <w:r>
-              <w:rPr>
-                <w:rFonts w:ascii="Arial" w:cs="Arial" w:eastAsia="Arial" w:hAnsi="Arial"/>
-                <w:b w:val="false"/>
-                <w:bCs w:val="false"/>
-                <w:sz w:val="21"/>
-                <w:szCs w:val="21"/>
-              </w:rPr>
-              <w:t xml:space="preserve">A single flat model-ready table pairing every hydrometric station-day with its own lagged streamflow at 1, 3, 7, 14 and 30 days and with rolling means over 7 and 30 days. It preserves the quality flag inherited from the canonical hydrometric table so downstream users can restrict training to valid windows.</w:t>
-            </w:r>
-          </w:p>
-        </w:tc>
-        <w:tc>
-          <w:tcPr>
-            <w:tcW w:type="dxa" w:w="3120"/>
-            <w:tcBorders>
-              <w:top w:val="single" w:color="B0B0B0" w:sz="1"/>
-              <w:left w:val="single" w:color="B0B0B0" w:sz="1"/>
-              <w:bottom w:val="single" w:color="B0B0B0" w:sz="1"/>
-              <w:right w:val="single" w:color="B0B0B0" w:sz="1"/>
-            </w:tcBorders>
-            <w:tcMar>
-              <w:top w:type="dxa" w:w="100"/>
-              <w:left w:type="dxa" w:w="140"/>
-              <w:bottom w:type="dxa" w:w="100"/>
-              <w:right w:type="dxa" w:w="140"/>
-            </w:tcMar>
-          </w:tcPr>
-          <w:p>
-            <w:r>
-              <w:rPr>
-                <w:rFonts w:ascii="Arial" w:cs="Arial" w:eastAsia="Arial" w:hAnsi="Arial"/>
-                <w:b w:val="false"/>
-                <w:bCs w:val="false"/>
-                <w:sz w:val="21"/>
-                <w:szCs w:val="21"/>
-              </w:rPr>
-              <w:t xml:space="preserve"/>
+              <w:t xml:space="preserve">processed/</w:t>
+            </w:r>
+          </w:p>
+        </w:tc>
+        <w:tc>
+          <w:tcPr>
+            <w:tcW w:type="dxa" w:w="3120"/>
+            <w:tcBorders>
+              <w:top w:val="single" w:color="B0B0B0" w:sz="1"/>
+              <w:left w:val="single" w:color="B0B0B0" w:sz="1"/>
+              <w:bottom w:val="single" w:color="B0B0B0" w:sz="1"/>
+              <w:right w:val="single" w:color="B0B0B0" w:sz="1"/>
+            </w:tcBorders>
+            <w:tcMar>
+              <w:top w:type="dxa" w:w="100"/>
+              <w:left w:type="dxa" w:w="140"/>
+              <w:bottom w:type="dxa" w:w="100"/>
+              <w:right w:type="dxa" w:w="140"/>
+            </w:tcMar>
+          </w:tcPr>
+          <w:p>
+            <w:r>
+              <w:rPr>
+                <w:rFonts w:ascii="Arial" w:cs="Arial" w:eastAsia="Arial" w:hAnsi="Arial"/>
+                <w:b w:val="false"/>
+                <w:bCs w:val="false"/>
+                <w:sz w:val="21"/>
+                <w:szCs w:val="21"/>
+              </w:rPr>
+              <w:t xml:space="preserve">Apache Parquet (Snappy-compressed, year-partitioned Hive layout); CSV; OGC GeoPackage</w:t>
+            </w:r>
+          </w:p>
+        </w:tc>
+        <w:tc>
+          <w:tcPr>
+            <w:tcW w:type="dxa" w:w="3120"/>
+            <w:tcBorders>
+              <w:top w:val="single" w:color="B0B0B0" w:sz="1"/>
+              <w:left w:val="single" w:color="B0B0B0" w:sz="1"/>
+              <w:bottom w:val="single" w:color="B0B0B0" w:sz="1"/>
+              <w:right w:val="single" w:color="B0B0B0" w:sz="1"/>
+            </w:tcBorders>
+            <w:tcMar>
+              <w:top w:type="dxa" w:w="100"/>
+              <w:left w:type="dxa" w:w="140"/>
+              <w:bottom w:type="dxa" w:w="100"/>
+              <w:right w:type="dxa" w:w="140"/>
+            </w:tcMar>
+          </w:tcPr>
+          <w:p>
+            <w:r>
+              <w:rPr>
+                <w:rFonts w:ascii="Arial" w:cs="Arial" w:eastAsia="Arial" w:hAnsi="Arial"/>
+                <w:b w:val="false"/>
+                <w:bCs w:val="false"/>
+                <w:sz w:val="21"/>
+                <w:szCs w:val="21"/>
+              </w:rPr>
+              <w:t xml:space="preserve">Curated tables delivered as the main analytical entry point: series_hidrometricas.parquet and series_climatologicas.parquet (canonical station–day tables described in Table 2); estaciones_candidatas_&lt;type&gt;.csv (candidate universes: 550 hydro / 2,731 climate rows); estaciones_seleccionadas_&lt;type&gt;.csv (main sets: 108 hydro / 415 climate rows); estaciones_extendidas_hidrometricas.csv (107 hydrometric stations of the extended set); and the sub-directory cuencas/ with one GeoPackage per basin holding the polygons of the delineated sub-basins.</w:t>
             </w:r>
           </w:p>
         </w:tc>
@@ -1434,65 +1435,243 @@
                 <w:sz w:val="21"/>
                 <w:szCs w:val="21"/>
               </w:rPr>
-              <w:t xml:space="preserve">Basin configuration</w:t>
-            </w:r>
-          </w:p>
-        </w:tc>
-        <w:tc>
-          <w:tcPr>
-            <w:tcW w:type="dxa" w:w="3120"/>
-            <w:tcBorders>
-              <w:top w:val="single" w:color="B0B0B0" w:sz="1"/>
-              <w:left w:val="single" w:color="B0B0B0" w:sz="1"/>
-              <w:bottom w:val="single" w:color="B0B0B0" w:sz="1"/>
-              <w:right w:val="single" w:color="B0B0B0" w:sz="1"/>
-            </w:tcBorders>
-            <w:tcMar>
-              <w:top w:type="dxa" w:w="100"/>
-              <w:left w:type="dxa" w:w="140"/>
-              <w:bottom w:type="dxa" w:w="100"/>
-              <w:right w:type="dxa" w:w="140"/>
-            </w:tcMar>
-          </w:tcPr>
-          <w:p>
-            <w:r>
-              <w:rPr>
-                <w:rFonts w:ascii="Arial" w:cs="Arial" w:eastAsia="Arial" w:hAnsi="Arial"/>
-                <w:b w:val="false"/>
-                <w:bCs w:val="false"/>
-                <w:sz w:val="21"/>
-                <w:szCs w:val="21"/>
-              </w:rPr>
-              <w:t xml:space="preserve">A configuration file that declares, for each pilot basin, its name, its reference hydrological region code, its curated bounding box and its target elevation-model resolution. This file defines the geographic scope shared by the time-series manifests, the digital elevation models and the delineated sub-basins.</w:t>
-            </w:r>
-          </w:p>
-        </w:tc>
-        <w:tc>
-          <w:tcPr>
-            <w:tcW w:type="dxa" w:w="3120"/>
-            <w:tcBorders>
-              <w:top w:val="single" w:color="B0B0B0" w:sz="1"/>
-              <w:left w:val="single" w:color="B0B0B0" w:sz="1"/>
-              <w:bottom w:val="single" w:color="B0B0B0" w:sz="1"/>
-              <w:right w:val="single" w:color="B0B0B0" w:sz="1"/>
-            </w:tcBorders>
-            <w:tcMar>
-              <w:top w:type="dxa" w:w="100"/>
-              <w:left w:type="dxa" w:w="140"/>
-              <w:bottom w:type="dxa" w:w="100"/>
-              <w:right w:type="dxa" w:w="140"/>
-            </w:tcMar>
-          </w:tcPr>
-          <w:p>
-            <w:r>
-              <w:rPr>
-                <w:rFonts w:ascii="Arial" w:cs="Arial" w:eastAsia="Arial" w:hAnsi="Arial"/>
-                <w:b w:val="false"/>
-                <w:bCs w:val="false"/>
-                <w:sz w:val="21"/>
-                <w:szCs w:val="21"/>
-              </w:rPr>
-              <w:t xml:space="preserve"/>
+              <w:t xml:space="preserve">features/</w:t>
+            </w:r>
+          </w:p>
+        </w:tc>
+        <w:tc>
+          <w:tcPr>
+            <w:tcW w:type="dxa" w:w="3120"/>
+            <w:tcBorders>
+              <w:top w:val="single" w:color="B0B0B0" w:sz="1"/>
+              <w:left w:val="single" w:color="B0B0B0" w:sz="1"/>
+              <w:bottom w:val="single" w:color="B0B0B0" w:sz="1"/>
+              <w:right w:val="single" w:color="B0B0B0" w:sz="1"/>
+            </w:tcBorders>
+            <w:tcMar>
+              <w:top w:type="dxa" w:w="100"/>
+              <w:left w:type="dxa" w:w="140"/>
+              <w:bottom w:type="dxa" w:w="100"/>
+              <w:right w:type="dxa" w:w="140"/>
+            </w:tcMar>
+          </w:tcPr>
+          <w:p>
+            <w:r>
+              <w:rPr>
+                <w:rFonts w:ascii="Arial" w:cs="Arial" w:eastAsia="Arial" w:hAnsi="Arial"/>
+                <w:b w:val="false"/>
+                <w:bCs w:val="false"/>
+                <w:sz w:val="21"/>
+                <w:szCs w:val="21"/>
+              </w:rPr>
+              <w:t xml:space="preserve">Apache Parquet (Snappy-compressed, single file)</w:t>
+            </w:r>
+          </w:p>
+        </w:tc>
+        <w:tc>
+          <w:tcPr>
+            <w:tcW w:type="dxa" w:w="3120"/>
+            <w:tcBorders>
+              <w:top w:val="single" w:color="B0B0B0" w:sz="1"/>
+              <w:left w:val="single" w:color="B0B0B0" w:sz="1"/>
+              <w:bottom w:val="single" w:color="B0B0B0" w:sz="1"/>
+              <w:right w:val="single" w:color="B0B0B0" w:sz="1"/>
+            </w:tcBorders>
+            <w:tcMar>
+              <w:top w:type="dxa" w:w="100"/>
+              <w:left w:type="dxa" w:w="140"/>
+              <w:bottom w:type="dxa" w:w="100"/>
+              <w:right w:type="dxa" w:w="140"/>
+            </w:tcMar>
+          </w:tcPr>
+          <w:p>
+            <w:r>
+              <w:rPr>
+                <w:rFonts w:ascii="Arial" w:cs="Arial" w:eastAsia="Arial" w:hAnsi="Arial"/>
+                <w:b w:val="false"/>
+                <w:bCs w:val="false"/>
+                <w:sz w:val="21"/>
+                <w:szCs w:val="21"/>
+              </w:rPr>
+              <w:t xml:space="preserve">feature_table.parquet: model-ready flat table pairing every hydrometric station–day with its own lagged streamflow at 1, 3, 7, 14 and 30 days and with rolling means over 7 and 30 days; the quality flag is preserved so downstream users can restrict training to valid windows.</w:t>
+            </w:r>
+          </w:p>
+        </w:tc>
+      </w:tr>
+      <w:tr>
+        <w:tc>
+          <w:tcPr>
+            <w:tcW w:type="dxa" w:w="3120"/>
+            <w:tcBorders>
+              <w:top w:val="single" w:color="B0B0B0" w:sz="1"/>
+              <w:left w:val="single" w:color="B0B0B0" w:sz="1"/>
+              <w:bottom w:val="single" w:color="B0B0B0" w:sz="1"/>
+              <w:right w:val="single" w:color="B0B0B0" w:sz="1"/>
+            </w:tcBorders>
+            <w:tcMar>
+              <w:top w:type="dxa" w:w="100"/>
+              <w:left w:type="dxa" w:w="140"/>
+              <w:bottom w:type="dxa" w:w="100"/>
+              <w:right w:type="dxa" w:w="140"/>
+            </w:tcMar>
+          </w:tcPr>
+          <w:p>
+            <w:r>
+              <w:rPr>
+                <w:rFonts w:ascii="Arial" w:cs="Arial" w:eastAsia="Arial" w:hAnsi="Arial"/>
+                <w:b w:val="false"/>
+                <w:bCs w:val="false"/>
+                <w:sz w:val="21"/>
+                <w:szCs w:val="21"/>
+              </w:rPr>
+              <w:t xml:space="preserve">conf/</w:t>
+            </w:r>
+          </w:p>
+        </w:tc>
+        <w:tc>
+          <w:tcPr>
+            <w:tcW w:type="dxa" w:w="3120"/>
+            <w:tcBorders>
+              <w:top w:val="single" w:color="B0B0B0" w:sz="1"/>
+              <w:left w:val="single" w:color="B0B0B0" w:sz="1"/>
+              <w:bottom w:val="single" w:color="B0B0B0" w:sz="1"/>
+              <w:right w:val="single" w:color="B0B0B0" w:sz="1"/>
+            </w:tcBorders>
+            <w:tcMar>
+              <w:top w:type="dxa" w:w="100"/>
+              <w:left w:type="dxa" w:w="140"/>
+              <w:bottom w:type="dxa" w:w="100"/>
+              <w:right w:type="dxa" w:w="140"/>
+            </w:tcMar>
+          </w:tcPr>
+          <w:p>
+            <w:r>
+              <w:rPr>
+                <w:rFonts w:ascii="Arial" w:cs="Arial" w:eastAsia="Arial" w:hAnsi="Arial"/>
+                <w:b w:val="false"/>
+                <w:bCs w:val="false"/>
+                <w:sz w:val="21"/>
+                <w:szCs w:val="21"/>
+              </w:rPr>
+              <w:t xml:space="preserve">YAML (UTF-8)</w:t>
+            </w:r>
+          </w:p>
+        </w:tc>
+        <w:tc>
+          <w:tcPr>
+            <w:tcW w:type="dxa" w:w="3120"/>
+            <w:tcBorders>
+              <w:top w:val="single" w:color="B0B0B0" w:sz="1"/>
+              <w:left w:val="single" w:color="B0B0B0" w:sz="1"/>
+              <w:bottom w:val="single" w:color="B0B0B0" w:sz="1"/>
+              <w:right w:val="single" w:color="B0B0B0" w:sz="1"/>
+            </w:tcBorders>
+            <w:tcMar>
+              <w:top w:type="dxa" w:w="100"/>
+              <w:left w:type="dxa" w:w="140"/>
+              <w:bottom w:type="dxa" w:w="100"/>
+              <w:right w:type="dxa" w:w="140"/>
+            </w:tcMar>
+          </w:tcPr>
+          <w:p>
+            <w:r>
+              <w:rPr>
+                <w:rFonts w:ascii="Arial" w:cs="Arial" w:eastAsia="Arial" w:hAnsi="Arial"/>
+                <w:b w:val="false"/>
+                <w:bCs w:val="false"/>
+                <w:sz w:val="21"/>
+                <w:szCs w:val="21"/>
+              </w:rPr>
+              <w:t xml:space="preserve">cuencas_piloto.yaml: configuration file that declares, for every pilot basin, its name, its reference hydrological region code, its curated bounding box (four floats in EPSG:4326) and its target elevation-model resolution.</w:t>
+            </w:r>
+          </w:p>
+        </w:tc>
+      </w:tr>
+      <w:tr>
+        <w:tc>
+          <w:tcPr>
+            <w:tcW w:type="dxa" w:w="3120"/>
+            <w:tcBorders>
+              <w:top w:val="single" w:color="B0B0B0" w:sz="1"/>
+              <w:left w:val="single" w:color="B0B0B0" w:sz="1"/>
+              <w:bottom w:val="single" w:color="B0B0B0" w:sz="1"/>
+              <w:right w:val="single" w:color="B0B0B0" w:sz="1"/>
+            </w:tcBorders>
+            <w:tcMar>
+              <w:top w:type="dxa" w:w="100"/>
+              <w:left w:type="dxa" w:w="140"/>
+              <w:bottom w:type="dxa" w:w="100"/>
+              <w:right w:type="dxa" w:w="140"/>
+            </w:tcMar>
+          </w:tcPr>
+          <w:p>
+            <w:r>
+              <w:rPr>
+                <w:rFonts w:ascii="Arial" w:cs="Arial" w:eastAsia="Arial" w:hAnsi="Arial"/>
+                <w:b w:val="false"/>
+                <w:bCs w:val="false"/>
+                <w:sz w:val="21"/>
+                <w:szCs w:val="21"/>
+              </w:rPr>
+              <w:t xml:space="preserve">README.md · LICENSE-DATA.md · manifest_zenodo.json</w:t>
+            </w:r>
+          </w:p>
+        </w:tc>
+        <w:tc>
+          <w:tcPr>
+            <w:tcW w:type="dxa" w:w="3120"/>
+            <w:tcBorders>
+              <w:top w:val="single" w:color="B0B0B0" w:sz="1"/>
+              <w:left w:val="single" w:color="B0B0B0" w:sz="1"/>
+              <w:bottom w:val="single" w:color="B0B0B0" w:sz="1"/>
+              <w:right w:val="single" w:color="B0B0B0" w:sz="1"/>
+            </w:tcBorders>
+            <w:tcMar>
+              <w:top w:type="dxa" w:w="100"/>
+              <w:left w:type="dxa" w:w="140"/>
+              <w:bottom w:type="dxa" w:w="100"/>
+              <w:right w:type="dxa" w:w="140"/>
+            </w:tcMar>
+          </w:tcPr>
+          <w:p>
+            <w:r>
+              <w:rPr>
+                <w:rFonts w:ascii="Arial" w:cs="Arial" w:eastAsia="Arial" w:hAnsi="Arial"/>
+                <w:b w:val="false"/>
+                <w:bCs w:val="false"/>
+                <w:sz w:val="21"/>
+                <w:szCs w:val="21"/>
+              </w:rPr>
+              <w:t xml:space="preserve">Markdown (English); JSON</w:t>
+            </w:r>
+          </w:p>
+        </w:tc>
+        <w:tc>
+          <w:tcPr>
+            <w:tcW w:type="dxa" w:w="3120"/>
+            <w:tcBorders>
+              <w:top w:val="single" w:color="B0B0B0" w:sz="1"/>
+              <w:left w:val="single" w:color="B0B0B0" w:sz="1"/>
+              <w:bottom w:val="single" w:color="B0B0B0" w:sz="1"/>
+              <w:right w:val="single" w:color="B0B0B0" w:sz="1"/>
+            </w:tcBorders>
+            <w:tcMar>
+              <w:top w:type="dxa" w:w="100"/>
+              <w:left w:type="dxa" w:w="140"/>
+              <w:bottom w:type="dxa" w:w="100"/>
+              <w:right w:type="dxa" w:w="140"/>
+            </w:tcMar>
+          </w:tcPr>
+          <w:p>
+            <w:r>
+              <w:rPr>
+                <w:rFonts w:ascii="Arial" w:cs="Arial" w:eastAsia="Arial" w:hAnsi="Arial"/>
+                <w:b w:val="false"/>
+                <w:bCs w:val="false"/>
+                <w:sz w:val="21"/>
+                <w:szCs w:val="21"/>
+              </w:rPr>
+              <w:t xml:space="preserve">Deposit-level documentation. README.md describes the archive layout and reuse instructions. LICENSE-DATA.md contains the Creative Commons Attribution 4.0 International text and the mandatory attribution to the primary providers. manifest_zenodo.json lists every archived file with its relative path, byte size and SHA-256 hash for integrity verification.</w:t>
             </w:r>
           </w:p>
         </w:tc>
@@ -1568,7 +1747,7 @@
                 <w:sz w:val="21"/>
                 <w:szCs w:val="21"/>
               </w:rPr>
-              <w:t xml:space="preserve">File group</w:t>
+              <w:t xml:space="preserve">File</w:t>
             </w:r>
           </w:p>
         </w:tc>
@@ -1659,36 +1838,36 @@
                 <w:sz w:val="21"/>
                 <w:szCs w:val="21"/>
               </w:rPr>
-              <w:t xml:space="preserve">Canonical hydrometric time series</w:t>
-            </w:r>
-          </w:p>
-        </w:tc>
-        <w:tc>
-          <w:tcPr>
-            <w:tcW w:type="dxa" w:w="3120"/>
-            <w:tcBorders>
-              <w:top w:val="single" w:color="B0B0B0" w:sz="1"/>
-              <w:left w:val="single" w:color="B0B0B0" w:sz="1"/>
-              <w:bottom w:val="single" w:color="B0B0B0" w:sz="1"/>
-              <w:right w:val="single" w:color="B0B0B0" w:sz="1"/>
-            </w:tcBorders>
-            <w:tcMar>
-              <w:top w:type="dxa" w:w="100"/>
-              <w:left w:type="dxa" w:w="140"/>
-              <w:bottom w:type="dxa" w:w="100"/>
-              <w:right w:type="dxa" w:w="140"/>
-            </w:tcMar>
-          </w:tcPr>
-          <w:p>
-            <w:r>
-              <w:rPr>
-                <w:rFonts w:ascii="Arial" w:cs="Arial" w:eastAsia="Arial" w:hAnsi="Arial"/>
-                <w:b w:val="false"/>
-                <w:bCs w:val="false"/>
-                <w:sz w:val="21"/>
-                <w:szCs w:val="21"/>
-              </w:rPr>
-              <w:t xml:space="preserve">Station identifier — string, alphanumeric (1–8 characters, leading zeros preserved). Date — day-precision timestamp (no time-of-day). Mean daily streamflow — float, m³/s, ≥ 0. Water stage — float, m, referenced to a station datum, allowed to be missing. Source label — categorical, one of {SIH, BANDAS, CLICOM, EMAS}; equal to SIH throughout this release. Quality flag — integer in {0, 1, 2}: 0 for an original observation, 1 for a value imputed by short-gap interpolation (gap length &lt; 7 days), 2 for a physical outlier retained for auditability. Year — integer partition key.</w:t>
+              <w:t xml:space="preserve">series_hidrometricas.parquet</w:t>
+            </w:r>
+          </w:p>
+        </w:tc>
+        <w:tc>
+          <w:tcPr>
+            <w:tcW w:type="dxa" w:w="3120"/>
+            <w:tcBorders>
+              <w:top w:val="single" w:color="B0B0B0" w:sz="1"/>
+              <w:left w:val="single" w:color="B0B0B0" w:sz="1"/>
+              <w:bottom w:val="single" w:color="B0B0B0" w:sz="1"/>
+              <w:right w:val="single" w:color="B0B0B0" w:sz="1"/>
+            </w:tcBorders>
+            <w:tcMar>
+              <w:top w:type="dxa" w:w="100"/>
+              <w:left w:type="dxa" w:w="140"/>
+              <w:bottom w:type="dxa" w:w="100"/>
+              <w:right w:type="dxa" w:w="140"/>
+            </w:tcMar>
+          </w:tcPr>
+          <w:p>
+            <w:r>
+              <w:rPr>
+                <w:rFonts w:ascii="Arial" w:cs="Arial" w:eastAsia="Arial" w:hAnsi="Arial"/>
+                <w:b w:val="false"/>
+                <w:bCs w:val="false"/>
+                <w:sz w:val="21"/>
+                <w:szCs w:val="21"/>
+              </w:rPr>
+              <w:t xml:space="preserve">clave_estacion — string, alphanumeric (1–8 characters, leading zeros preserved). fecha — datetime64[ns] at day precision. gasto_medio_m3s — float, m³/s, ≥ 0. nivel_m — float, m, station-referenced datum, may be missing. fuente — categorical in {SIH, BANDAS, CLICOM, EMAS}; equal to SIH throughout this release. calidad — int in {0, 1, 2}: 0 = original observation, 1 = imputed by short-gap interpolation (gap length &lt; 7 days), 2 = physical outlier retained. anio — int (Hive partition key).</w:t>
             </w:r>
           </w:p>
         </w:tc>
@@ -1748,36 +1927,36 @@
                 <w:sz w:val="21"/>
                 <w:szCs w:val="21"/>
               </w:rPr>
-              <w:t xml:space="preserve">Canonical climatological time series</w:t>
-            </w:r>
-          </w:p>
-        </w:tc>
-        <w:tc>
-          <w:tcPr>
-            <w:tcW w:type="dxa" w:w="3120"/>
-            <w:tcBorders>
-              <w:top w:val="single" w:color="B0B0B0" w:sz="1"/>
-              <w:left w:val="single" w:color="B0B0B0" w:sz="1"/>
-              <w:bottom w:val="single" w:color="B0B0B0" w:sz="1"/>
-              <w:right w:val="single" w:color="B0B0B0" w:sz="1"/>
-            </w:tcBorders>
-            <w:tcMar>
-              <w:top w:type="dxa" w:w="100"/>
-              <w:left w:type="dxa" w:w="140"/>
-              <w:bottom w:type="dxa" w:w="100"/>
-              <w:right w:type="dxa" w:w="140"/>
-            </w:tcMar>
-          </w:tcPr>
-          <w:p>
-            <w:r>
-              <w:rPr>
-                <w:rFonts w:ascii="Arial" w:cs="Arial" w:eastAsia="Arial" w:hAnsi="Arial"/>
-                <w:b w:val="false"/>
-                <w:bCs w:val="false"/>
-                <w:sz w:val="21"/>
-                <w:szCs w:val="21"/>
-              </w:rPr>
-              <w:t xml:space="preserve">Station identifier, date, source label, quality flag and year partition key as above. Daily precipitation — float, mm, ≥ 0. Daily maximum, minimum and mean temperature — float, °C, within physical bounds. Daily evaporation — float, mm, ≥ 0.</w:t>
+              <w:t xml:space="preserve">series_climatologicas.parquet</w:t>
+            </w:r>
+          </w:p>
+        </w:tc>
+        <w:tc>
+          <w:tcPr>
+            <w:tcW w:type="dxa" w:w="3120"/>
+            <w:tcBorders>
+              <w:top w:val="single" w:color="B0B0B0" w:sz="1"/>
+              <w:left w:val="single" w:color="B0B0B0" w:sz="1"/>
+              <w:bottom w:val="single" w:color="B0B0B0" w:sz="1"/>
+              <w:right w:val="single" w:color="B0B0B0" w:sz="1"/>
+            </w:tcBorders>
+            <w:tcMar>
+              <w:top w:type="dxa" w:w="100"/>
+              <w:left w:type="dxa" w:w="140"/>
+              <w:bottom w:type="dxa" w:w="100"/>
+              <w:right w:type="dxa" w:w="140"/>
+            </w:tcMar>
+          </w:tcPr>
+          <w:p>
+            <w:r>
+              <w:rPr>
+                <w:rFonts w:ascii="Arial" w:cs="Arial" w:eastAsia="Arial" w:hAnsi="Arial"/>
+                <w:b w:val="false"/>
+                <w:bCs w:val="false"/>
+                <w:sz w:val="21"/>
+                <w:szCs w:val="21"/>
+              </w:rPr>
+              <w:t xml:space="preserve">clave_estacion, fecha, fuente, calidad and anio as above. precip_mm — float, mm, ≥ 0. tmax_c, tmin_c, tmed_c — float, °C, within physical bounds. evap_mm — float, mm, ≥ 0.</w:t>
             </w:r>
           </w:p>
         </w:tc>
@@ -1837,36 +2016,36 @@
                 <w:sz w:val="21"/>
                 <w:szCs w:val="21"/>
               </w:rPr>
-              <w:t xml:space="preserve">Candidate stations (hydrometric / climatological)</w:t>
-            </w:r>
-          </w:p>
-        </w:tc>
-        <w:tc>
-          <w:tcPr>
-            <w:tcW w:type="dxa" w:w="3120"/>
-            <w:tcBorders>
-              <w:top w:val="single" w:color="B0B0B0" w:sz="1"/>
-              <w:left w:val="single" w:color="B0B0B0" w:sz="1"/>
-              <w:bottom w:val="single" w:color="B0B0B0" w:sz="1"/>
-              <w:right w:val="single" w:color="B0B0B0" w:sz="1"/>
-            </w:tcBorders>
-            <w:tcMar>
-              <w:top w:type="dxa" w:w="100"/>
-              <w:left w:type="dxa" w:w="140"/>
-              <w:bottom w:type="dxa" w:w="100"/>
-              <w:right w:type="dxa" w:w="140"/>
-            </w:tcMar>
-          </w:tcPr>
-          <w:p>
-            <w:r>
-              <w:rPr>
-                <w:rFonts w:ascii="Arial" w:cs="Arial" w:eastAsia="Arial" w:hAnsi="Arial"/>
-                <w:b w:val="false"/>
-                <w:bCs w:val="false"/>
-                <w:sz w:val="21"/>
-                <w:szCs w:val="21"/>
-              </w:rPr>
-              <w:t xml:space="preserve">Station identifier, name, state, municipality, hydrological region code and basin — strings. Latitude and longitude — float, WGS 84 decimal degrees. Altitude — float, metres above sea level.</w:t>
+              <w:t xml:space="preserve">estaciones_candidatas_&lt;type&gt;.csv</w:t>
+            </w:r>
+          </w:p>
+        </w:tc>
+        <w:tc>
+          <w:tcPr>
+            <w:tcW w:type="dxa" w:w="3120"/>
+            <w:tcBorders>
+              <w:top w:val="single" w:color="B0B0B0" w:sz="1"/>
+              <w:left w:val="single" w:color="B0B0B0" w:sz="1"/>
+              <w:bottom w:val="single" w:color="B0B0B0" w:sz="1"/>
+              <w:right w:val="single" w:color="B0B0B0" w:sz="1"/>
+            </w:tcBorders>
+            <w:tcMar>
+              <w:top w:type="dxa" w:w="100"/>
+              <w:left w:type="dxa" w:w="140"/>
+              <w:bottom w:type="dxa" w:w="100"/>
+              <w:right w:type="dxa" w:w="140"/>
+            </w:tcMar>
+          </w:tcPr>
+          <w:p>
+            <w:r>
+              <w:rPr>
+                <w:rFonts w:ascii="Arial" w:cs="Arial" w:eastAsia="Arial" w:hAnsi="Arial"/>
+                <w:b w:val="false"/>
+                <w:bCs w:val="false"/>
+                <w:sz w:val="21"/>
+                <w:szCs w:val="21"/>
+              </w:rPr>
+              <w:t xml:space="preserve">clave, nombre, estado, municipio, region_hidrologica, cuenca — strings. latitud, longitud — float, WGS 84 decimal degrees. altitud — float, m above mean sea level.</w:t>
             </w:r>
           </w:p>
         </w:tc>
@@ -1926,36 +2105,36 @@
                 <w:sz w:val="21"/>
                 <w:szCs w:val="21"/>
               </w:rPr>
-              <w:t xml:space="preserve">Selected stations (main set)</w:t>
-            </w:r>
-          </w:p>
-        </w:tc>
-        <w:tc>
-          <w:tcPr>
-            <w:tcW w:type="dxa" w:w="3120"/>
-            <w:tcBorders>
-              <w:top w:val="single" w:color="B0B0B0" w:sz="1"/>
-              <w:left w:val="single" w:color="B0B0B0" w:sz="1"/>
-              <w:bottom w:val="single" w:color="B0B0B0" w:sz="1"/>
-              <w:right w:val="single" w:color="B0B0B0" w:sz="1"/>
-            </w:tcBorders>
-            <w:tcMar>
-              <w:top w:type="dxa" w:w="100"/>
-              <w:left w:type="dxa" w:w="140"/>
-              <w:bottom w:type="dxa" w:w="100"/>
-              <w:right w:type="dxa" w:w="140"/>
-            </w:tcMar>
-          </w:tcPr>
-          <w:p>
-            <w:r>
-              <w:rPr>
-                <w:rFonts w:ascii="Arial" w:cs="Arial" w:eastAsia="Arial" w:hAnsi="Arial"/>
-                <w:b w:val="false"/>
-                <w:bCs w:val="false"/>
-                <w:sz w:val="21"/>
-                <w:szCs w:val="21"/>
-              </w:rPr>
-              <w:t xml:space="preserve">All columns from the candidate file, plus a coverage column in [0, 1] representing the fraction of non-missing daily observations of the target variable inside the reference window 2010-01-01–2025-12-31. Selected hydrometric stations additionally carry a comma-separated list of the three closest climatological stations by great-circle distance.</w:t>
+              <w:t xml:space="preserve">estaciones_seleccionadas_&lt;type&gt;.csv</w:t>
+            </w:r>
+          </w:p>
+        </w:tc>
+        <w:tc>
+          <w:tcPr>
+            <w:tcW w:type="dxa" w:w="3120"/>
+            <w:tcBorders>
+              <w:top w:val="single" w:color="B0B0B0" w:sz="1"/>
+              <w:left w:val="single" w:color="B0B0B0" w:sz="1"/>
+              <w:bottom w:val="single" w:color="B0B0B0" w:sz="1"/>
+              <w:right w:val="single" w:color="B0B0B0" w:sz="1"/>
+            </w:tcBorders>
+            <w:tcMar>
+              <w:top w:type="dxa" w:w="100"/>
+              <w:left w:type="dxa" w:w="140"/>
+              <w:bottom w:type="dxa" w:w="100"/>
+              <w:right w:type="dxa" w:w="140"/>
+            </w:tcMar>
+          </w:tcPr>
+          <w:p>
+            <w:r>
+              <w:rPr>
+                <w:rFonts w:ascii="Arial" w:cs="Arial" w:eastAsia="Arial" w:hAnsi="Arial"/>
+                <w:b w:val="false"/>
+                <w:bCs w:val="false"/>
+                <w:sz w:val="21"/>
+                <w:szCs w:val="21"/>
+              </w:rPr>
+              <w:t xml:space="preserve">All columns from the candidate file, plus cobertura — float in [0, 1] (fraction of non-missing daily observations of the target variable inside the reference window). The hydrometric file additionally carries vecinos_clima — string, a comma-separated list of the three closest climatological stations by great-circle distance.</w:t>
             </w:r>
           </w:p>
         </w:tc>
@@ -2015,36 +2194,36 @@
                 <w:sz w:val="21"/>
                 <w:szCs w:val="21"/>
               </w:rPr>
-              <w:t xml:space="preserve">Extended hydrometric stations</w:t>
-            </w:r>
-          </w:p>
-        </w:tc>
-        <w:tc>
-          <w:tcPr>
-            <w:tcW w:type="dxa" w:w="3120"/>
-            <w:tcBorders>
-              <w:top w:val="single" w:color="B0B0B0" w:sz="1"/>
-              <w:left w:val="single" w:color="B0B0B0" w:sz="1"/>
-              <w:bottom w:val="single" w:color="B0B0B0" w:sz="1"/>
-              <w:right w:val="single" w:color="B0B0B0" w:sz="1"/>
-            </w:tcBorders>
-            <w:tcMar>
-              <w:top w:type="dxa" w:w="100"/>
-              <w:left w:type="dxa" w:w="140"/>
-              <w:bottom w:type="dxa" w:w="100"/>
-              <w:right w:type="dxa" w:w="140"/>
-            </w:tcMar>
-          </w:tcPr>
-          <w:p>
-            <w:r>
-              <w:rPr>
-                <w:rFonts w:ascii="Arial" w:cs="Arial" w:eastAsia="Arial" w:hAnsi="Arial"/>
-                <w:b w:val="false"/>
-                <w:bCs w:val="false"/>
-                <w:sz w:val="21"/>
-                <w:szCs w:val="21"/>
-              </w:rPr>
-              <w:t xml:space="preserve">Same columns as the main hydrometric selection, restricted to stations whose coverage lies in [0.30, 0.60), plus a categorical column marking the intended use (sensitivity analysis and gap reconstruction).</w:t>
+              <w:t xml:space="preserve">estaciones_extendidas_hidrometricas.csv</w:t>
+            </w:r>
+          </w:p>
+        </w:tc>
+        <w:tc>
+          <w:tcPr>
+            <w:tcW w:type="dxa" w:w="3120"/>
+            <w:tcBorders>
+              <w:top w:val="single" w:color="B0B0B0" w:sz="1"/>
+              <w:left w:val="single" w:color="B0B0B0" w:sz="1"/>
+              <w:bottom w:val="single" w:color="B0B0B0" w:sz="1"/>
+              <w:right w:val="single" w:color="B0B0B0" w:sz="1"/>
+            </w:tcBorders>
+            <w:tcMar>
+              <w:top w:type="dxa" w:w="100"/>
+              <w:left w:type="dxa" w:w="140"/>
+              <w:bottom w:type="dxa" w:w="100"/>
+              <w:right w:type="dxa" w:w="140"/>
+            </w:tcMar>
+          </w:tcPr>
+          <w:p>
+            <w:r>
+              <w:rPr>
+                <w:rFonts w:ascii="Arial" w:cs="Arial" w:eastAsia="Arial" w:hAnsi="Arial"/>
+                <w:b w:val="false"/>
+                <w:bCs w:val="false"/>
+                <w:sz w:val="21"/>
+                <w:szCs w:val="21"/>
+              </w:rPr>
+              <w:t xml:space="preserve">Same schema as estaciones_seleccionadas_hidrometricas.csv, restricted to stations with 0.30 ≤ cobertura &lt; 0.60. Additional column uso_recomendado — string, categorical label marking the intended use (sensitivity analysis and gap reconstruction).</w:t>
             </w:r>
           </w:p>
         </w:tc>
@@ -2104,36 +2283,36 @@
                 <w:sz w:val="21"/>
                 <w:szCs w:val="21"/>
               </w:rPr>
-              <w:t xml:space="preserve">Sub-basin polygons</w:t>
-            </w:r>
-          </w:p>
-        </w:tc>
-        <w:tc>
-          <w:tcPr>
-            <w:tcW w:type="dxa" w:w="3120"/>
-            <w:tcBorders>
-              <w:top w:val="single" w:color="B0B0B0" w:sz="1"/>
-              <w:left w:val="single" w:color="B0B0B0" w:sz="1"/>
-              <w:bottom w:val="single" w:color="B0B0B0" w:sz="1"/>
-              <w:right w:val="single" w:color="B0B0B0" w:sz="1"/>
-            </w:tcBorders>
-            <w:tcMar>
-              <w:top w:type="dxa" w:w="100"/>
-              <w:left w:type="dxa" w:w="140"/>
-              <w:bottom w:type="dxa" w:w="100"/>
-              <w:right w:type="dxa" w:w="140"/>
-            </w:tcMar>
-          </w:tcPr>
-          <w:p>
-            <w:r>
-              <w:rPr>
-                <w:rFonts w:ascii="Arial" w:cs="Arial" w:eastAsia="Arial" w:hAnsi="Arial"/>
-                <w:b w:val="false"/>
-                <w:bCs w:val="false"/>
-                <w:sz w:val="21"/>
-                <w:szCs w:val="21"/>
-              </w:rPr>
-              <w:t xml:space="preserve">Polygon geometries in a metric coordinate reference system. Attributes: area in km², mean elevation in metres above sea level, mean slope as a dimensionless gradient, and the identifier of the pour-point hydrometric station used during delineation.</w:t>
+              <w:t xml:space="preserve">cuencas/&lt;basin&gt;.gpkg</w:t>
+            </w:r>
+          </w:p>
+        </w:tc>
+        <w:tc>
+          <w:tcPr>
+            <w:tcW w:type="dxa" w:w="3120"/>
+            <w:tcBorders>
+              <w:top w:val="single" w:color="B0B0B0" w:sz="1"/>
+              <w:left w:val="single" w:color="B0B0B0" w:sz="1"/>
+              <w:bottom w:val="single" w:color="B0B0B0" w:sz="1"/>
+              <w:right w:val="single" w:color="B0B0B0" w:sz="1"/>
+            </w:tcBorders>
+            <w:tcMar>
+              <w:top w:type="dxa" w:w="100"/>
+              <w:left w:type="dxa" w:w="140"/>
+              <w:bottom w:type="dxa" w:w="100"/>
+              <w:right w:type="dxa" w:w="140"/>
+            </w:tcMar>
+          </w:tcPr>
+          <w:p>
+            <w:r>
+              <w:rPr>
+                <w:rFonts w:ascii="Arial" w:cs="Arial" w:eastAsia="Arial" w:hAnsi="Arial"/>
+                <w:b w:val="false"/>
+                <w:bCs w:val="false"/>
+                <w:sz w:val="21"/>
+                <w:szCs w:val="21"/>
+              </w:rPr>
+              <w:t xml:space="preserve">Polygon geometries in a metric coordinate reference system (EPSG:6362). Attributes: area_km2 — float, km². elevacion_media_m — float, m above mean sea level. pendiente_media — float, dimensionless gradient. clave_estacion — string, identifier of the pour-point station used during delineation.</w:t>
             </w:r>
           </w:p>
         </w:tc>
@@ -2193,36 +2372,36 @@
                 <w:sz w:val="21"/>
                 <w:szCs w:val="21"/>
               </w:rPr>
-              <w:t xml:space="preserve">Feature table</w:t>
-            </w:r>
-          </w:p>
-        </w:tc>
-        <w:tc>
-          <w:tcPr>
-            <w:tcW w:type="dxa" w:w="3120"/>
-            <w:tcBorders>
-              <w:top w:val="single" w:color="B0B0B0" w:sz="1"/>
-              <w:left w:val="single" w:color="B0B0B0" w:sz="1"/>
-              <w:bottom w:val="single" w:color="B0B0B0" w:sz="1"/>
-              <w:right w:val="single" w:color="B0B0B0" w:sz="1"/>
-            </w:tcBorders>
-            <w:tcMar>
-              <w:top w:type="dxa" w:w="100"/>
-              <w:left w:type="dxa" w:w="140"/>
-              <w:bottom w:type="dxa" w:w="100"/>
-              <w:right w:type="dxa" w:w="140"/>
-            </w:tcMar>
-          </w:tcPr>
-          <w:p>
-            <w:r>
-              <w:rPr>
-                <w:rFonts w:ascii="Arial" w:cs="Arial" w:eastAsia="Arial" w:hAnsi="Arial"/>
-                <w:b w:val="false"/>
-                <w:bCs w:val="false"/>
-                <w:sz w:val="21"/>
-                <w:szCs w:val="21"/>
-              </w:rPr>
-              <w:t xml:space="preserve">Station identifier, date, mean daily streamflow and quality flag as in the canonical hydrometric table. Lagged features L1, L3, L7, L14 and L30 — float, m³/s — corresponding to the streamflow observed at the same station k days before the current row. Rolling-mean features M7 and M30 — float, m³/s — corresponding to the trailing 7-day and 30-day mean of the streamflow at the same station.</w:t>
+              <w:t xml:space="preserve">feature_table.parquet</w:t>
+            </w:r>
+          </w:p>
+        </w:tc>
+        <w:tc>
+          <w:tcPr>
+            <w:tcW w:type="dxa" w:w="3120"/>
+            <w:tcBorders>
+              <w:top w:val="single" w:color="B0B0B0" w:sz="1"/>
+              <w:left w:val="single" w:color="B0B0B0" w:sz="1"/>
+              <w:bottom w:val="single" w:color="B0B0B0" w:sz="1"/>
+              <w:right w:val="single" w:color="B0B0B0" w:sz="1"/>
+            </w:tcBorders>
+            <w:tcMar>
+              <w:top w:type="dxa" w:w="100"/>
+              <w:left w:type="dxa" w:w="140"/>
+              <w:bottom w:type="dxa" w:w="100"/>
+              <w:right w:type="dxa" w:w="140"/>
+            </w:tcMar>
+          </w:tcPr>
+          <w:p>
+            <w:r>
+              <w:rPr>
+                <w:rFonts w:ascii="Arial" w:cs="Arial" w:eastAsia="Arial" w:hAnsi="Arial"/>
+                <w:b w:val="false"/>
+                <w:bCs w:val="false"/>
+                <w:sz w:val="21"/>
+                <w:szCs w:val="21"/>
+              </w:rPr>
+              <w:t xml:space="preserve">clave_estacion, fecha, gasto_medio_m3s and calidad as in the canonical hydrometric table. gasto_medio_m3s_lag1, _lag3, _lag7, _lag14, _lag30 — float, m³/s at t − k days for the same station. gasto_medio_m3s_ma7, _ma30 — float, m³/s trailing 7-day and 30-day mean at the same station.</w:t>
             </w:r>
           </w:p>
         </w:tc>
@@ -2282,36 +2461,36 @@
                 <w:sz w:val="21"/>
                 <w:szCs w:val="21"/>
               </w:rPr>
-              <w:t xml:space="preserve">Basin configuration</w:t>
-            </w:r>
-          </w:p>
-        </w:tc>
-        <w:tc>
-          <w:tcPr>
-            <w:tcW w:type="dxa" w:w="3120"/>
-            <w:tcBorders>
-              <w:top w:val="single" w:color="B0B0B0" w:sz="1"/>
-              <w:left w:val="single" w:color="B0B0B0" w:sz="1"/>
-              <w:bottom w:val="single" w:color="B0B0B0" w:sz="1"/>
-              <w:right w:val="single" w:color="B0B0B0" w:sz="1"/>
-            </w:tcBorders>
-            <w:tcMar>
-              <w:top w:type="dxa" w:w="100"/>
-              <w:left w:type="dxa" w:w="140"/>
-              <w:bottom w:type="dxa" w:w="100"/>
-              <w:right w:type="dxa" w:w="140"/>
-            </w:tcMar>
-          </w:tcPr>
-          <w:p>
-            <w:r>
-              <w:rPr>
-                <w:rFonts w:ascii="Arial" w:cs="Arial" w:eastAsia="Arial" w:hAnsi="Arial"/>
-                <w:b w:val="false"/>
-                <w:bCs w:val="false"/>
-                <w:sz w:val="21"/>
-                <w:szCs w:val="21"/>
-              </w:rPr>
-              <w:t xml:space="preserve">Per basin: name — string. Hydrological region code — integer. Bounding box — four floats in decimal degrees, ordered as minimum longitude, minimum latitude, maximum longitude, maximum latitude. Target elevation-model resolution — integer, metres.</w:t>
+              <w:t xml:space="preserve">cuencas_piloto.yaml</w:t>
+            </w:r>
+          </w:p>
+        </w:tc>
+        <w:tc>
+          <w:tcPr>
+            <w:tcW w:type="dxa" w:w="3120"/>
+            <w:tcBorders>
+              <w:top w:val="single" w:color="B0B0B0" w:sz="1"/>
+              <w:left w:val="single" w:color="B0B0B0" w:sz="1"/>
+              <w:bottom w:val="single" w:color="B0B0B0" w:sz="1"/>
+              <w:right w:val="single" w:color="B0B0B0" w:sz="1"/>
+            </w:tcBorders>
+            <w:tcMar>
+              <w:top w:type="dxa" w:w="100"/>
+              <w:left w:type="dxa" w:w="140"/>
+              <w:bottom w:type="dxa" w:w="100"/>
+              <w:right w:type="dxa" w:w="140"/>
+            </w:tcMar>
+          </w:tcPr>
+          <w:p>
+            <w:r>
+              <w:rPr>
+                <w:rFonts w:ascii="Arial" w:cs="Arial" w:eastAsia="Arial" w:hAnsi="Arial"/>
+                <w:b w:val="false"/>
+                <w:bCs w:val="false"/>
+                <w:sz w:val="21"/>
+                <w:szCs w:val="21"/>
+              </w:rPr>
+              <w:t xml:space="preserve">Per basin: nombre — string. region_hidrologica — int. bbox — sequence of four floats [min_lon, min_lat, max_lon, max_lat] in EPSG:4326. cem_resolucion_m — int, m.</w:t>
             </w:r>
           </w:p>
         </w:tc>
@@ -3158,7 +3337,7 @@
           <w:sz w:val="22"/>
           <w:szCs w:val="22"/>
         </w:rPr>
-        <w:t xml:space="preserve">The dataset was constructed through a seven-stage systematic pipeline that ingests two publicly available primary sources (a national hydrological information system and a national digital elevation model), harmonises them into a station–day columnar schema and a per-basin geospatial layer, and derives from them a compact model-ready feature table. Fig. 1 summarises the overall workflow and the input and output of every stage. Algorithm 1 gives the corresponding pseudocode. The following subsections detail each stage. All time series were reduced to the reference window 2010-01-01 through 2025-12-31 (5,844 days) for coverage assessment and downstream feature engineering.</w:t>
+        <w:t xml:space="preserve">The dataset was constructed with a Python 3.10 pipeline that ingests two publicly available primary sources — a national hydrological information system (streamflow and climate) and a national digital elevation model — harmonises them into a station–day columnar schema together with a per-basin geospatial layer, and derives from them a compact model-ready feature table. Data manipulation relies on pandas and numpy; scientific interpolation on scipy; retrieval on the requests library; columnar persistence on Apache Arrow through pyarrow; schema validation on pandera; raster processing on rasterio and rioxarray; vector processing on geopandas and shapely; hydrological delineation on WhiteboxTools through the whitebox binding; configuration on PyYAML; and the diagnostic figures on matplotlib. The processing is organised in seven stages summarised in the workflow of Fig. 1 and detailed in Algorithm 1. All time series are reduced to the reference window 2010-01-01 through 2025-12-31 (5,844 days) for coverage assessment and feature engineering.</w:t>
       </w:r>
     </w:p>
     <w:p>
@@ -3169,9 +3348,9 @@
       <w:r>
         <w:drawing>
           <wp:inline distT="0" distB="0" distL="0" distR="0">
-            <wp:extent cx="5524500" cy="4143375"/>
+            <wp:extent cx="5143500" cy="2828925"/>
             <wp:effectExtent t="0" r="0" b="0" l="0"/>
-            <wp:docPr id="1" name="fig0_workflow.png" descr="Fig. 1. Overall workflow of the Hidro-MX construction pipeline. Blue boxes: primary data sources. Red-edged boxes: processing stages. Green-edged boxes: quality-control and feature-engineering stages. Orange boxes: distributed outputs. Arrows follow the direction of data flow." title="Fig. 1. Overall workflow of the Hidro-MX construction pipeline. Blue boxes: primary data sources. Red-edged boxes: processing stages. Green-edged boxes: quality-control and feature-engineering stages. Orange boxes: distributed outputs. Arrows follow the direction of data flow."/>
+            <wp:docPr id="1" name="fig0_workflow.png" descr="Fig. 1. Overall workflow of the dataset construction pipeline (four processing phases and four distributed outputs)." title="Fig. 1. Overall workflow of the dataset construction pipeline (four processing phases and four distributed outputs)."/>
             <wp:cNvGraphicFramePr>
               <a:graphicFrameLocks xmlns:a="http://schemas.openxmlformats.org/drawingml/2006/main" noChangeAspect="1"/>
             </wp:cNvGraphicFramePr>
@@ -3194,7 +3373,7 @@
                   <pic:spPr bwMode="auto">
                     <a:xfrm>
                       <a:off x="0" y="0"/>
-                      <a:ext cx="5524500" cy="4143375"/>
+                      <a:ext cx="5143500" cy="2828925"/>
                     </a:xfrm>
                     <a:prstGeom prst="rect">
                       <a:avLst/>
@@ -3220,7 +3399,7 @@
           <w:sz w:val="19"/>
           <w:szCs w:val="19"/>
         </w:rPr>
-        <w:t xml:space="preserve">Fig. 1. Overall workflow of the Hidro-MX construction pipeline. Blue boxes: primary data sources. Red-edged boxes: processing stages. Green-edged boxes: quality-control and feature-engineering stages. Orange boxes: distributed outputs. Arrows follow the direction of data flow.</w:t>
+        <w:t xml:space="preserve">Fig. 1. Overall workflow of the dataset construction pipeline (four processing phases and four distributed outputs).</w:t>
       </w:r>
     </w:p>
     <w:p>
@@ -3237,7 +3416,7 @@
           <w:sz w:val="26"/>
           <w:szCs w:val="26"/>
         </w:rPr>
-        <w:t xml:space="preserve">Algorithm 1 — Hidro-MX dataset construction pipeline</w:t>
+        <w:t xml:space="preserve">Algorithm 1 — Dataset construction pipeline (compact form)</w:t>
       </w:r>
     </w:p>
     <w:p>
@@ -3265,7 +3444,7 @@
           <w:sz w:val="20"/>
           <w:szCs w:val="20"/>
         </w:rPr>
-        <w:t xml:space="preserve">        E = state-level digital elevation model tiles</w:t>
+        <w:t xml:space="preserve">        E = state-level DEM tiles</w:t>
       </w:r>
     </w:p>
     <w:p>
@@ -3279,7 +3458,7 @@
           <w:sz w:val="20"/>
           <w:szCs w:val="20"/>
         </w:rPr>
-        <w:t xml:space="preserve">        B = pilot-basin configuration (name, region code, bounding box, target resolution)</w:t>
+        <w:t xml:space="preserve">        B = pilot-basin configuration (name, region code, bbox, target grid)</w:t>
       </w:r>
     </w:p>
     <w:p>
@@ -3293,7 +3472,7 @@
           <w:sz w:val="20"/>
           <w:szCs w:val="20"/>
         </w:rPr>
-        <w:t xml:space="preserve">        [t_start, t_end] = reference reporting window</w:t>
+        <w:t xml:space="preserve">        [t0, t1] = reference reporting window</w:t>
       </w:r>
     </w:p>
     <w:p>
@@ -3307,7 +3486,7 @@
           <w:sz w:val="20"/>
           <w:szCs w:val="20"/>
         </w:rPr>
-        <w:t xml:space="preserve">Output: T_H, T_C = canonical hydrometric and climatological time-series tables</w:t>
+        <w:t xml:space="preserve">Output: T_H, T_C = canonical time-series tables (hydrometric, climatological)</w:t>
       </w:r>
     </w:p>
     <w:p>
@@ -3321,7 +3500,7 @@
           <w:sz w:val="20"/>
           <w:szCs w:val="20"/>
         </w:rPr>
-        <w:t xml:space="preserve">        S_H, S_C = selected station manifests with climate neighbours</w:t>
+        <w:t xml:space="preserve">        S_H, S_C, X_H = station manifests (main, main, extended hydrometric)</w:t>
       </w:r>
     </w:p>
     <w:p>
@@ -3335,7 +3514,7 @@
           <w:sz w:val="20"/>
           <w:szCs w:val="20"/>
         </w:rPr>
-        <w:t xml:space="preserve">        D_b = per-basin digital elevation model</w:t>
+        <w:t xml:space="preserve">        D_b, W_b = per-basin DEM and sub-basin polygon layer</w:t>
       </w:r>
     </w:p>
     <w:p>
@@ -3349,7 +3528,7 @@
           <w:sz w:val="20"/>
           <w:szCs w:val="20"/>
         </w:rPr>
-        <w:t xml:space="preserve">        W_b = per-basin sub-basin polygon layer</w:t>
+        <w:t xml:space="preserve">        F = model-ready feature table</w:t>
       </w:r>
     </w:p>
     <w:p>
@@ -3363,7 +3542,7 @@
           <w:sz w:val="20"/>
           <w:szCs w:val="20"/>
         </w:rPr>
-        <w:t xml:space="preserve">        F   = model-ready feature table</w:t>
+        <w:t xml:space="preserve"/>
       </w:r>
     </w:p>
     <w:p>
@@ -3377,7 +3556,7 @@
           <w:sz w:val="20"/>
           <w:szCs w:val="20"/>
         </w:rPr>
-        <w:t xml:space="preserve"/>
+        <w:t xml:space="preserve">1. Catalog acquisition: fetch master catalogs from H; normalise headers; record provenance.</w:t>
       </w:r>
     </w:p>
     <w:p>
@@ -3391,7 +3570,7 @@
           <w:sz w:val="20"/>
           <w:szCs w:val="20"/>
         </w:rPr>
-        <w:t xml:space="preserve">Step 1 — Catalog acquisition:</w:t>
+        <w:t xml:space="preserve">2. Candidate selection: retain stations whose region code is in B  →  U_H, U_C.</w:t>
       </w:r>
     </w:p>
     <w:p>
@@ -3405,7 +3584,7 @@
           <w:sz w:val="20"/>
           <w:szCs w:val="20"/>
         </w:rPr>
-        <w:t xml:space="preserve">  For type in {hydrometric, climatological}:</w:t>
+        <w:t xml:space="preserve">3. Time-series retrieval: for every k in U_H ∪ U_C fetch the daily record; register in manifest.</w:t>
       </w:r>
     </w:p>
     <w:p>
@@ -3419,7 +3598,7 @@
           <w:sz w:val="20"/>
           <w:szCs w:val="20"/>
         </w:rPr>
-        <w:t xml:space="preserve">     Download master catalog from H; normalise headers; record provenance manifest</w:t>
+        <w:t xml:space="preserve">4. Canonical schema and QC: for every series</w:t>
       </w:r>
     </w:p>
     <w:p>
@@ -3433,7 +3612,7 @@
           <w:sz w:val="20"/>
           <w:szCs w:val="20"/>
         </w:rPr>
-        <w:t xml:space="preserve"/>
+        <w:t xml:space="preserve">     parse (header/date variants) → rebuild daily index → replace sentinels →</w:t>
       </w:r>
     </w:p>
     <w:p>
@@ -3447,7 +3626,7 @@
           <w:sz w:val="20"/>
           <w:szCs w:val="20"/>
         </w:rPr>
-        <w:t xml:space="preserve">Step 2 — Candidate-station selection:</w:t>
+        <w:t xml:space="preserve">     flag physical outliers (calidad=2) → cubic-spline / linear gap imputation &lt; 7 d (calidad=1) →</w:t>
       </w:r>
     </w:p>
     <w:p>
@@ -3461,7 +3640,7 @@
           <w:sz w:val="20"/>
           <w:szCs w:val="20"/>
         </w:rPr>
-        <w:t xml:space="preserve">  For each catalog: retain stations whose hydrological region is listed in B</w:t>
+        <w:t xml:space="preserve">     validate schema → persist T_H, T_C as year-partitioned Parquet.</w:t>
       </w:r>
     </w:p>
     <w:p>
@@ -3475,7 +3654,7 @@
           <w:sz w:val="20"/>
           <w:szCs w:val="20"/>
         </w:rPr>
-        <w:t xml:space="preserve">  Result: candidate universes U_H, U_C</w:t>
+        <w:t xml:space="preserve">5. Per-basin DEM: for every b in B, mosaic state tiles ∩ bbox, clip, resample if needed  →  D_b.</w:t>
       </w:r>
     </w:p>
     <w:p>
@@ -3489,7 +3668,7 @@
           <w:sz w:val="20"/>
           <w:szCs w:val="20"/>
         </w:rPr>
-        <w:t xml:space="preserve"/>
+        <w:t xml:space="preserve">6. Delineation: for every b, run fill → flow direction → flow accumulation →</w:t>
       </w:r>
     </w:p>
     <w:p>
@@ -3503,7 +3682,7 @@
           <w:sz w:val="20"/>
           <w:szCs w:val="20"/>
         </w:rPr>
-        <w:t xml:space="preserve">Step 3 — Time-series retrieval:</w:t>
+        <w:t xml:space="preserve">     snap pour points → watershed on D_b, using the main hydrometric stations inside bbox;</w:t>
       </w:r>
     </w:p>
     <w:p>
@@ -3517,7 +3696,7 @@
           <w:sz w:val="20"/>
           <w:szCs w:val="20"/>
         </w:rPr>
-        <w:t xml:space="preserve">  For every station k in U_H \cup U_C:</w:t>
+        <w:t xml:space="preserve">     vectorise, attach area / mean elevation / mean slope  →  W_b.</w:t>
       </w:r>
     </w:p>
     <w:p>
@@ -3531,7 +3710,7 @@
           <w:sz w:val="20"/>
           <w:szCs w:val="20"/>
         </w:rPr>
-        <w:t xml:space="preserve">     Download the full historical daily record from H</w:t>
+        <w:t xml:space="preserve">7. Coverage refinement and features: cov_k = valid_days_k / (t1 − t0 + 1).</w:t>
       </w:r>
     </w:p>
     <w:p>
@@ -3545,7 +3724,7 @@
           <w:sz w:val="20"/>
           <w:szCs w:val="20"/>
         </w:rPr>
-        <w:t xml:space="preserve">     Register the file in the provenance manifest</w:t>
+        <w:t xml:space="preserve">     S_H = {cov ≥ 0.60}, S_C = {cov ≥ 0.80}, X_H = {0.30 ≤ cov &lt; 0.60}.</w:t>
       </w:r>
     </w:p>
     <w:p>
@@ -3559,7 +3738,7 @@
           <w:sz w:val="20"/>
           <w:szCs w:val="20"/>
         </w:rPr>
-        <w:t xml:space="preserve"/>
+        <w:t xml:space="preserve">     For every k in S_H pick the 3 nearest neighbours in S_C by great-circle distance.</w:t>
       </w:r>
     </w:p>
     <w:p>
@@ -3573,521 +3752,36 @@
           <w:sz w:val="20"/>
           <w:szCs w:val="20"/>
         </w:rPr>
-        <w:t xml:space="preserve">Step 4 — Canonical schema and quality control:</w:t>
-      </w:r>
-    </w:p>
-    <w:p>
-      <w:pPr>
-        <w:spacing w:after="80" w:line="260"/>
-        <w:ind w:left="360"/>
-      </w:pPr>
-      <w:r>
-        <w:rPr>
-          <w:rFonts w:ascii="Consolas" w:cs="Consolas" w:eastAsia="Consolas" w:hAnsi="Consolas"/>
+        <w:t xml:space="preserve">     Compute per-station lags L1, L3, L7, L14, L30 and rolling means M7, M30 on streamflow  →  F.</w:t>
+      </w:r>
+    </w:p>
+    <w:p>
+      <w:r>
+        <w:rPr>
+          <w:rFonts w:ascii="Arial" w:cs="Arial" w:eastAsia="Arial" w:hAnsi="Arial"/>
+          <w:sz w:val="22"/>
+          <w:szCs w:val="22"/>
+        </w:rPr>
+        <w:t xml:space="preserve"/>
+      </w:r>
+    </w:p>
+    <w:p>
+      <w:pPr>
+        <w:spacing w:after="120" w:line="300"/>
+        <w:jc w:val="both"/>
+      </w:pPr>
+      <w:r>
+        <w:rPr>
+          <w:rFonts w:ascii="Arial" w:cs="Arial" w:eastAsia="Arial" w:hAnsi="Arial"/>
+          <w:b w:val="false"/>
+          <w:bCs w:val="false"/>
+          <w:i/>
+          <w:iCs/>
+          <w:color w:val="000000"/>
           <w:sz w:val="20"/>
           <w:szCs w:val="20"/>
         </w:rPr>
-        <w:t xml:space="preserve">  For every retrieved series s_k:</w:t>
-      </w:r>
-    </w:p>
-    <w:p>
-      <w:pPr>
-        <w:spacing w:after="80" w:line="260"/>
-        <w:ind w:left="360"/>
-      </w:pPr>
-      <w:r>
-        <w:rPr>
-          <w:rFonts w:ascii="Consolas" w:cs="Consolas" w:eastAsia="Consolas" w:hAnsi="Consolas"/>
-          <w:sz w:val="20"/>
-          <w:szCs w:val="20"/>
-        </w:rPr>
-        <w:t xml:space="preserve">     Parse permissively (header and date-format variants); replace sentinels by NaN</w:t>
-      </w:r>
-    </w:p>
-    <w:p>
-      <w:pPr>
-        <w:spacing w:after="80" w:line="260"/>
-        <w:ind w:left="360"/>
-      </w:pPr>
-      <w:r>
-        <w:rPr>
-          <w:rFonts w:ascii="Consolas" w:cs="Consolas" w:eastAsia="Consolas" w:hAnsi="Consolas"/>
-          <w:sz w:val="20"/>
-          <w:szCs w:val="20"/>
-        </w:rPr>
-        <w:t xml:space="preserve">     Rebuild a continuous daily index over the observed range</w:t>
-      </w:r>
-    </w:p>
-    <w:p>
-      <w:pPr>
-        <w:spacing w:after="80" w:line="260"/>
-        <w:ind w:left="360"/>
-      </w:pPr>
-      <w:r>
-        <w:rPr>
-          <w:rFonts w:ascii="Consolas" w:cs="Consolas" w:eastAsia="Consolas" w:hAnsi="Consolas"/>
-          <w:sz w:val="20"/>
-          <w:szCs w:val="20"/>
-        </w:rPr>
-        <w:t xml:space="preserve">     Mark physical outliers (quality flag = 2, retained for auditability)</w:t>
-      </w:r>
-    </w:p>
-    <w:p>
-      <w:pPr>
-        <w:spacing w:after="80" w:line="260"/>
-        <w:ind w:left="360"/>
-      </w:pPr>
-      <w:r>
-        <w:rPr>
-          <w:rFonts w:ascii="Consolas" w:cs="Consolas" w:eastAsia="Consolas" w:hAnsi="Consolas"/>
-          <w:sz w:val="20"/>
-          <w:szCs w:val="20"/>
-        </w:rPr>
-        <w:t xml:space="preserve">     Impute internal gaps &lt; 7 days by cubic spline; fall back to linear</w:t>
-      </w:r>
-    </w:p>
-    <w:p>
-      <w:pPr>
-        <w:spacing w:after="80" w:line="260"/>
-        <w:ind w:left="360"/>
-      </w:pPr>
-      <w:r>
-        <w:rPr>
-          <w:rFonts w:ascii="Consolas" w:cs="Consolas" w:eastAsia="Consolas" w:hAnsi="Consolas"/>
-          <w:sz w:val="20"/>
-          <w:szCs w:val="20"/>
-        </w:rPr>
-        <w:t xml:space="preserve">       on numerically ill-posed segments (quality flag = 1)</w:t>
-      </w:r>
-    </w:p>
-    <w:p>
-      <w:pPr>
-        <w:spacing w:after="80" w:line="260"/>
-        <w:ind w:left="360"/>
-      </w:pPr>
-      <w:r>
-        <w:rPr>
-          <w:rFonts w:ascii="Consolas" w:cs="Consolas" w:eastAsia="Consolas" w:hAnsi="Consolas"/>
-          <w:sz w:val="20"/>
-          <w:szCs w:val="20"/>
-        </w:rPr>
-        <w:t xml:space="preserve">     Validate against the canonical schema (types, physical bounds, allowed labels)</w:t>
-      </w:r>
-    </w:p>
-    <w:p>
-      <w:pPr>
-        <w:spacing w:after="80" w:line="260"/>
-        <w:ind w:left="360"/>
-      </w:pPr>
-      <w:r>
-        <w:rPr>
-          <w:rFonts w:ascii="Consolas" w:cs="Consolas" w:eastAsia="Consolas" w:hAnsi="Consolas"/>
-          <w:sz w:val="20"/>
-          <w:szCs w:val="20"/>
-        </w:rPr>
-        <w:t xml:space="preserve">  Persist T_H, T_C as year-partitioned columnar tables</w:t>
-      </w:r>
-    </w:p>
-    <w:p>
-      <w:pPr>
-        <w:spacing w:after="80" w:line="260"/>
-        <w:ind w:left="360"/>
-      </w:pPr>
-      <w:r>
-        <w:rPr>
-          <w:rFonts w:ascii="Consolas" w:cs="Consolas" w:eastAsia="Consolas" w:hAnsi="Consolas"/>
-          <w:sz w:val="20"/>
-          <w:szCs w:val="20"/>
-        </w:rPr>
-        <w:t xml:space="preserve"/>
-      </w:r>
-    </w:p>
-    <w:p>
-      <w:pPr>
-        <w:spacing w:after="80" w:line="260"/>
-        <w:ind w:left="360"/>
-      </w:pPr>
-      <w:r>
-        <w:rPr>
-          <w:rFonts w:ascii="Consolas" w:cs="Consolas" w:eastAsia="Consolas" w:hAnsi="Consolas"/>
-          <w:sz w:val="20"/>
-          <w:szCs w:val="20"/>
-        </w:rPr>
-        <w:t xml:space="preserve">Step 5 — Digital elevation model preparation per basin:</w:t>
-      </w:r>
-    </w:p>
-    <w:p>
-      <w:pPr>
-        <w:spacing w:after="80" w:line="260"/>
-        <w:ind w:left="360"/>
-      </w:pPr>
-      <w:r>
-        <w:rPr>
-          <w:rFonts w:ascii="Consolas" w:cs="Consolas" w:eastAsia="Consolas" w:hAnsi="Consolas"/>
-          <w:sz w:val="20"/>
-          <w:szCs w:val="20"/>
-        </w:rPr>
-        <w:t xml:space="preserve">  For every basin b in B:</w:t>
-      </w:r>
-    </w:p>
-    <w:p>
-      <w:pPr>
-        <w:spacing w:after="80" w:line="260"/>
-        <w:ind w:left="360"/>
-      </w:pPr>
-      <w:r>
-        <w:rPr>
-          <w:rFonts w:ascii="Consolas" w:cs="Consolas" w:eastAsia="Consolas" w:hAnsi="Consolas"/>
-          <w:sz w:val="20"/>
-          <w:szCs w:val="20"/>
-        </w:rPr>
-        <w:t xml:space="preserve">     Select the state tiles whose extents intersect the bounding box of b</w:t>
-      </w:r>
-    </w:p>
-    <w:p>
-      <w:pPr>
-        <w:spacing w:after="80" w:line="260"/>
-        <w:ind w:left="360"/>
-      </w:pPr>
-      <w:r>
-        <w:rPr>
-          <w:rFonts w:ascii="Consolas" w:cs="Consolas" w:eastAsia="Consolas" w:hAnsi="Consolas"/>
-          <w:sz w:val="20"/>
-          <w:szCs w:val="20"/>
-        </w:rPr>
-        <w:t xml:space="preserve">     Mosaic the selected tiles; clip to the bounding box</w:t>
-      </w:r>
-    </w:p>
-    <w:p>
-      <w:pPr>
-        <w:spacing w:after="80" w:line="260"/>
-        <w:ind w:left="360"/>
-      </w:pPr>
-      <w:r>
-        <w:rPr>
-          <w:rFonts w:ascii="Consolas" w:cs="Consolas" w:eastAsia="Consolas" w:hAnsi="Consolas"/>
-          <w:sz w:val="20"/>
-          <w:szCs w:val="20"/>
-        </w:rPr>
-        <w:t xml:space="preserve">     If tile resolution differs from the target: resample (average for downsampling,</w:t>
-      </w:r>
-    </w:p>
-    <w:p>
-      <w:pPr>
-        <w:spacing w:after="80" w:line="260"/>
-        <w:ind w:left="360"/>
-      </w:pPr>
-      <w:r>
-        <w:rPr>
-          <w:rFonts w:ascii="Consolas" w:cs="Consolas" w:eastAsia="Consolas" w:hAnsi="Consolas"/>
-          <w:sz w:val="20"/>
-          <w:szCs w:val="20"/>
-        </w:rPr>
-        <w:t xml:space="preserve">       bilinear for upsampling)</w:t>
-      </w:r>
-    </w:p>
-    <w:p>
-      <w:pPr>
-        <w:spacing w:after="80" w:line="260"/>
-        <w:ind w:left="360"/>
-      </w:pPr>
-      <w:r>
-        <w:rPr>
-          <w:rFonts w:ascii="Consolas" w:cs="Consolas" w:eastAsia="Consolas" w:hAnsi="Consolas"/>
-          <w:sz w:val="20"/>
-          <w:szCs w:val="20"/>
-        </w:rPr>
-        <w:t xml:space="preserve">     Store the result as a compressed raster D_b</w:t>
-      </w:r>
-    </w:p>
-    <w:p>
-      <w:pPr>
-        <w:spacing w:after="80" w:line="260"/>
-        <w:ind w:left="360"/>
-      </w:pPr>
-      <w:r>
-        <w:rPr>
-          <w:rFonts w:ascii="Consolas" w:cs="Consolas" w:eastAsia="Consolas" w:hAnsi="Consolas"/>
-          <w:sz w:val="20"/>
-          <w:szCs w:val="20"/>
-        </w:rPr>
-        <w:t xml:space="preserve"/>
-      </w:r>
-    </w:p>
-    <w:p>
-      <w:pPr>
-        <w:spacing w:after="80" w:line="260"/>
-        <w:ind w:left="360"/>
-      </w:pPr>
-      <w:r>
-        <w:rPr>
-          <w:rFonts w:ascii="Consolas" w:cs="Consolas" w:eastAsia="Consolas" w:hAnsi="Consolas"/>
-          <w:sz w:val="20"/>
-          <w:szCs w:val="20"/>
-        </w:rPr>
-        <w:t xml:space="preserve">Step 6 — Watershed delineation per basin:</w:t>
-      </w:r>
-    </w:p>
-    <w:p>
-      <w:pPr>
-        <w:spacing w:after="80" w:line="260"/>
-        <w:ind w:left="360"/>
-      </w:pPr>
-      <w:r>
-        <w:rPr>
-          <w:rFonts w:ascii="Consolas" w:cs="Consolas" w:eastAsia="Consolas" w:hAnsi="Consolas"/>
-          <w:sz w:val="20"/>
-          <w:szCs w:val="20"/>
-        </w:rPr>
-        <w:t xml:space="preserve">  For every basin b:</w:t>
-      </w:r>
-    </w:p>
-    <w:p>
-      <w:pPr>
-        <w:spacing w:after="80" w:line="260"/>
-        <w:ind w:left="360"/>
-      </w:pPr>
-      <w:r>
-        <w:rPr>
-          <w:rFonts w:ascii="Consolas" w:cs="Consolas" w:eastAsia="Consolas" w:hAnsi="Consolas"/>
-          <w:sz w:val="20"/>
-          <w:szCs w:val="20"/>
-        </w:rPr>
-        <w:t xml:space="preserve">     Take the hydrometric stations of the main set that fall inside its bounding box</w:t>
-      </w:r>
-    </w:p>
-    <w:p>
-      <w:pPr>
-        <w:spacing w:after="80" w:line="260"/>
-        <w:ind w:left="360"/>
-      </w:pPr>
-      <w:r>
-        <w:rPr>
-          <w:rFonts w:ascii="Consolas" w:cs="Consolas" w:eastAsia="Consolas" w:hAnsi="Consolas"/>
-          <w:sz w:val="20"/>
-          <w:szCs w:val="20"/>
-        </w:rPr>
-        <w:t xml:space="preserve">     Chain over D_b: fill depressions → flow direction → flow accumulation →</w:t>
-      </w:r>
-    </w:p>
-    <w:p>
-      <w:pPr>
-        <w:spacing w:after="80" w:line="260"/>
-        <w:ind w:left="360"/>
-      </w:pPr>
-      <w:r>
-        <w:rPr>
-          <w:rFonts w:ascii="Consolas" w:cs="Consolas" w:eastAsia="Consolas" w:hAnsi="Consolas"/>
-          <w:sz w:val="20"/>
-          <w:szCs w:val="20"/>
-        </w:rPr>
-        <w:t xml:space="preserve">                     snap pour points → watershed</w:t>
-      </w:r>
-    </w:p>
-    <w:p>
-      <w:pPr>
-        <w:spacing w:after="80" w:line="260"/>
-        <w:ind w:left="360"/>
-      </w:pPr>
-      <w:r>
-        <w:rPr>
-          <w:rFonts w:ascii="Consolas" w:cs="Consolas" w:eastAsia="Consolas" w:hAnsi="Consolas"/>
-          <w:sz w:val="20"/>
-          <w:szCs w:val="20"/>
-        </w:rPr>
-        <w:t xml:space="preserve">     Vectorise; attach per-polygon area, mean elevation and mean slope</w:t>
-      </w:r>
-    </w:p>
-    <w:p>
-      <w:pPr>
-        <w:spacing w:after="80" w:line="260"/>
-        <w:ind w:left="360"/>
-      </w:pPr>
-      <w:r>
-        <w:rPr>
-          <w:rFonts w:ascii="Consolas" w:cs="Consolas" w:eastAsia="Consolas" w:hAnsi="Consolas"/>
-          <w:sz w:val="20"/>
-          <w:szCs w:val="20"/>
-        </w:rPr>
-        <w:t xml:space="preserve">     Store the result as a per-basin polygon layer W_b</w:t>
-      </w:r>
-    </w:p>
-    <w:p>
-      <w:pPr>
-        <w:spacing w:after="80" w:line="260"/>
-        <w:ind w:left="360"/>
-      </w:pPr>
-      <w:r>
-        <w:rPr>
-          <w:rFonts w:ascii="Consolas" w:cs="Consolas" w:eastAsia="Consolas" w:hAnsi="Consolas"/>
-          <w:sz w:val="20"/>
-          <w:szCs w:val="20"/>
-        </w:rPr>
-        <w:t xml:space="preserve"/>
-      </w:r>
-    </w:p>
-    <w:p>
-      <w:pPr>
-        <w:spacing w:after="80" w:line="260"/>
-        <w:ind w:left="360"/>
-      </w:pPr>
-      <w:r>
-        <w:rPr>
-          <w:rFonts w:ascii="Consolas" w:cs="Consolas" w:eastAsia="Consolas" w:hAnsi="Consolas"/>
-          <w:sz w:val="20"/>
-          <w:szCs w:val="20"/>
-        </w:rPr>
-        <w:t xml:space="preserve">Step 7 — Coverage refinement and feature engineering:</w:t>
-      </w:r>
-    </w:p>
-    <w:p>
-      <w:pPr>
-        <w:spacing w:after="80" w:line="260"/>
-        <w:ind w:left="360"/>
-      </w:pPr>
-      <w:r>
-        <w:rPr>
-          <w:rFonts w:ascii="Consolas" w:cs="Consolas" w:eastAsia="Consolas" w:hAnsi="Consolas"/>
-          <w:sz w:val="20"/>
-          <w:szCs w:val="20"/>
-        </w:rPr>
-        <w:t xml:space="preserve">  For every station k: cov_k = valid_days_k / (t_end − t_start + 1)</w:t>
-      </w:r>
-    </w:p>
-    <w:p>
-      <w:pPr>
-        <w:spacing w:after="80" w:line="260"/>
-        <w:ind w:left="360"/>
-      </w:pPr>
-      <w:r>
-        <w:rPr>
-          <w:rFonts w:ascii="Consolas" w:cs="Consolas" w:eastAsia="Consolas" w:hAnsi="Consolas"/>
-          <w:sz w:val="20"/>
-          <w:szCs w:val="20"/>
-        </w:rPr>
-        <w:t xml:space="preserve">  Main sets:    S_H = { k in U_H : cov_k ≥ 0.60 };  S_C = { k in U_C : cov_k ≥ 0.80 }</w:t>
-      </w:r>
-    </w:p>
-    <w:p>
-      <w:pPr>
-        <w:spacing w:after="80" w:line="260"/>
-        <w:ind w:left="360"/>
-      </w:pPr>
-      <w:r>
-        <w:rPr>
-          <w:rFonts w:ascii="Consolas" w:cs="Consolas" w:eastAsia="Consolas" w:hAnsi="Consolas"/>
-          <w:sz w:val="20"/>
-          <w:szCs w:val="20"/>
-        </w:rPr>
-        <w:t xml:space="preserve">  Extended set: E_H = { k in U_H : 0.30 ≤ cov_k &lt; 0.60 }  (sensitivity / reconstruction)</w:t>
-      </w:r>
-    </w:p>
-    <w:p>
-      <w:pPr>
-        <w:spacing w:after="80" w:line="260"/>
-        <w:ind w:left="360"/>
-      </w:pPr>
-      <w:r>
-        <w:rPr>
-          <w:rFonts w:ascii="Consolas" w:cs="Consolas" w:eastAsia="Consolas" w:hAnsi="Consolas"/>
-          <w:sz w:val="20"/>
-          <w:szCs w:val="20"/>
-        </w:rPr>
-        <w:t xml:space="preserve">  For every k in S_H:</w:t>
-      </w:r>
-    </w:p>
-    <w:p>
-      <w:pPr>
-        <w:spacing w:after="80" w:line="260"/>
-        <w:ind w:left="360"/>
-      </w:pPr>
-      <w:r>
-        <w:rPr>
-          <w:rFonts w:ascii="Consolas" w:cs="Consolas" w:eastAsia="Consolas" w:hAnsi="Consolas"/>
-          <w:sz w:val="20"/>
-          <w:szCs w:val="20"/>
-        </w:rPr>
-        <w:t xml:space="preserve">     N_k = 3 nearest climatological stations by great-circle distance</w:t>
-      </w:r>
-    </w:p>
-    <w:p>
-      <w:pPr>
-        <w:spacing w:after="80" w:line="260"/>
-        <w:ind w:left="360"/>
-      </w:pPr>
-      <w:r>
-        <w:rPr>
-          <w:rFonts w:ascii="Consolas" w:cs="Consolas" w:eastAsia="Consolas" w:hAnsi="Consolas"/>
-          <w:sz w:val="20"/>
-          <w:szCs w:val="20"/>
-        </w:rPr>
-        <w:t xml:space="preserve">  For every k in S_H:</w:t>
-      </w:r>
-    </w:p>
-    <w:p>
-      <w:pPr>
-        <w:spacing w:after="80" w:line="260"/>
-        <w:ind w:left="360"/>
-      </w:pPr>
-      <w:r>
-        <w:rPr>
-          <w:rFonts w:ascii="Consolas" w:cs="Consolas" w:eastAsia="Consolas" w:hAnsi="Consolas"/>
-          <w:sz w:val="20"/>
-          <w:szCs w:val="20"/>
-        </w:rPr>
-        <w:t xml:space="preserve">     Compute per-station lags L1, L3, L7, L14, L30 of streamflow</w:t>
-      </w:r>
-    </w:p>
-    <w:p>
-      <w:pPr>
-        <w:spacing w:after="80" w:line="260"/>
-        <w:ind w:left="360"/>
-      </w:pPr>
-      <w:r>
-        <w:rPr>
-          <w:rFonts w:ascii="Consolas" w:cs="Consolas" w:eastAsia="Consolas" w:hAnsi="Consolas"/>
-          <w:sz w:val="20"/>
-          <w:szCs w:val="20"/>
-        </w:rPr>
-        <w:t xml:space="preserve">     Compute per-station rolling means M7 and M30 of streamflow</w:t>
-      </w:r>
-    </w:p>
-    <w:p>
-      <w:pPr>
-        <w:spacing w:after="80" w:line="260"/>
-        <w:ind w:left="360"/>
-      </w:pPr>
-      <w:r>
-        <w:rPr>
-          <w:rFonts w:ascii="Consolas" w:cs="Consolas" w:eastAsia="Consolas" w:hAnsi="Consolas"/>
-          <w:sz w:val="20"/>
-          <w:szCs w:val="20"/>
-        </w:rPr>
-        <w:t xml:space="preserve">     Inherit the quality flag from T_H</w:t>
-      </w:r>
-    </w:p>
-    <w:p>
-      <w:pPr>
-        <w:spacing w:after="80" w:line="260"/>
-        <w:ind w:left="360"/>
-      </w:pPr>
-      <w:r>
-        <w:rPr>
-          <w:rFonts w:ascii="Consolas" w:cs="Consolas" w:eastAsia="Consolas" w:hAnsi="Consolas"/>
-          <w:sz w:val="20"/>
-          <w:szCs w:val="20"/>
-        </w:rPr>
-        <w:t xml:space="preserve">  Persist F as a flat columnar table</w:t>
-      </w:r>
-    </w:p>
-    <w:p>
-      <w:r>
-        <w:rPr>
-          <w:rFonts w:ascii="Arial" w:cs="Arial" w:eastAsia="Arial" w:hAnsi="Arial"/>
-          <w:sz w:val="22"/>
-          <w:szCs w:val="22"/>
-        </w:rPr>
-        <w:t xml:space="preserve"/>
+        <w:t xml:space="preserve">As an optional visual aid before the delineation figures, an official map of the Mexican hydrological regions published by the national provider could be reproduced (with attribution) at the beginning of this section: it makes the geographic scope of regions 12, 18 and 26 immediately readable, and provides context for the delineated sub-basins delivered by the pipeline.</w:t>
       </w:r>
     </w:p>
     <w:p>
@@ -4123,7 +3817,7 @@
           <w:sz w:val="22"/>
           <w:szCs w:val="22"/>
         </w:rPr>
-        <w:t xml:space="preserve">The pipeline is initialised by retrieving the two master catalogs published by the primary hydrological information system, one describing the population of hydrometric stations and the other describing the population of climatological stations. Both catalogs are streamed over HTTPS with a persistent session and a bounded read timeout; each retrieved file is streamed to disk and its cryptographic hash is computed on-the-fly. A provenance manifest is written next to the catalogs and records, for every retrieved file, the source URL, the byte size, the hash and the timestamp of retrieval. Header names are normalised (case-folding and diacritic stripping) and mapped to a canonical column set covering the station identifier, name, latitude, longitude, altitude, state, municipality, hydrological region code and basin. Numeric fields are coerced to floating-point with an explicit NaN policy so that malformed rows never propagate silently.</w:t>
+        <w:t xml:space="preserve">The pipeline is initialised by retrieving the two master catalogs published by the primary hydrological information system, one for the population of hydrometric stations and one for the population of climatological stations. Both catalogs are streamed over HTTPS with a persistent requests session and a bounded read timeout; each retrieved file is written to disk and its SHA-256 hash is computed on the fly. A JSON provenance manifest is written next to the catalogs and records, for every retrieved file, the source URL, byte size, hash and UTC timestamp of retrieval. Header names are normalised (case-folding and diacritic stripping with unicodedata) and mapped to a canonical column set covering the station identifier, name, latitude, longitude, altitude, state, municipality, hydrological region code and basin. Numeric fields are coerced with pandas.to_numeric under an explicit NaN policy.</w:t>
       </w:r>
     </w:p>
     <w:p>
@@ -4159,7 +3853,7 @@
           <w:sz w:val="22"/>
           <w:szCs w:val="22"/>
         </w:rPr>
-        <w:t xml:space="preserve">The two master catalogs are filtered by hydrological region using the reference list declared in the pilot-basin configuration, retaining every station whose region code matches one of the pilot regions. The resulting candidate universes act as the driver of the retrieval stage: every station downloaded downstream is a member of these universes. Producing the candidate manifests as an explicit deliverable (rather than as an intermediate variable held only in memory) allows later work to compare the population reduction implied by the coverage thresholds with the underlying regional population.</w:t>
+        <w:t xml:space="preserve">The two master catalogs are filtered with pandas boolean indexing by hydrological region, using the reference list declared in the pilot-basin configuration and retaining every station whose region code matches. The resulting candidate universes are persisted as CSV files and act as the driver of the retrieval stage: every station downloaded downstream is a member of these universes.</w:t>
       </w:r>
     </w:p>
     <w:p>
@@ -4195,187 +3889,7 @@
           <w:sz w:val="22"/>
           <w:szCs w:val="22"/>
         </w:rPr>
-        <w:t xml:space="preserve">The full historical daily record of every candidate station is retrieved from the primary hydrological information system, one file per station. Because the provider protects its portal with a web-application firewall that reacts to sustained parallelism by challenging or blocking client IPs, the retrieval respects two configurable knobs: a bounded thread pool (default 16 workers) and a per-request idle interval (default 0 seconds) applied only after a real network fetch, not after a cache hit. For the release described in this article the retrieval was completed at one worker with a five-second interval between fetches from a mobile-tethered network so that the WAF did not challenge the client during the operation. Every retrieved file is registered in the provenance manifest introduced in Stage 1 with the same fields (URL, byte size, cryptographic hash, timestamp). Individual retrieval failures are retried three times with exponential back-off and, if unrecoverable, are logged and excluded from later stages.</w:t>
-      </w:r>
-    </w:p>
-    <w:p>
-      <w:pPr>
-        <w:pStyle w:val="Heading2"/>
-        <w:spacing w:after="120" w:before="240"/>
-      </w:pPr>
-      <w:r>
-        <w:rPr>
-          <w:rFonts w:ascii="Arial" w:cs="Arial" w:eastAsia="Arial" w:hAnsi="Arial"/>
-          <w:b/>
-          <w:bCs/>
-          <w:color w:val="000000"/>
-          <w:sz w:val="26"/>
-          <w:szCs w:val="26"/>
-        </w:rPr>
-        <w:t xml:space="preserve">Stage 4 — Canonical schema and quality control</w:t>
-      </w:r>
-    </w:p>
-    <w:p>
-      <w:pPr>
-        <w:spacing w:after="120" w:line="300"/>
-        <w:jc w:val="both"/>
-      </w:pPr>
-      <w:r>
-        <w:rPr>
-          <w:rFonts w:ascii="Arial" w:cs="Arial" w:eastAsia="Arial" w:hAnsi="Arial"/>
-          <w:b w:val="false"/>
-          <w:bCs w:val="false"/>
-          <w:i w:val="false"/>
-          <w:iCs w:val="false"/>
-          <w:color w:val="000000"/>
-          <w:sz w:val="22"/>
-          <w:szCs w:val="22"/>
-        </w:rPr>
-        <w:t xml:space="preserve">The raw records ingested in Stage 3 are heterogeneous: the provider distributes at least two header variants and two date formats across its station families, and represents missing values as either an explicit dash character or as an empty field. A permissive parser locates the header line by searching for the presence of the field "Fecha" as a comma-separated token, normalises column labels to the same canonical schema used by the catalogs in Stage 1 and coerces dates in mixed format. For every station the following transformations are applied in order: the daily index is rebuilt as a continuous calendar so that structural absences are not confused with observational absences; sentinel encodings of missing values are replaced by NaN; a physical range check flags negative flows and outliers above three times the 99.9-th percentile of the local distribution (quality flag = 2, retained); internal gaps shorter than seven days are imputed by cubic-spline interpolation, falling back to linear interpolation on segments where the spline is not numerically well-posed (quality flag = 1). The output is validated against a strict schema that enforces the column set, dtypes, physical bounds (for example non-negative streamflow, temperature within a physical range) and the finite set of allowed labels for the source and quality columns. Two canonical tables are persisted as year-partitioned columnar files, one hydrometric and one climatological.</w:t>
-      </w:r>
-    </w:p>
-    <w:p>
-      <w:pPr>
-        <w:pStyle w:val="Heading2"/>
-        <w:spacing w:after="120" w:before="240"/>
-      </w:pPr>
-      <w:r>
-        <w:rPr>
-          <w:rFonts w:ascii="Arial" w:cs="Arial" w:eastAsia="Arial" w:hAnsi="Arial"/>
-          <w:b/>
-          <w:bCs/>
-          <w:color w:val="000000"/>
-          <w:sz w:val="26"/>
-          <w:szCs w:val="26"/>
-        </w:rPr>
-        <w:t xml:space="preserve">Stage 5 — Digital elevation model preparation per basin</w:t>
-      </w:r>
-    </w:p>
-    <w:p>
-      <w:pPr>
-        <w:spacing w:after="120" w:line="300"/>
-        <w:jc w:val="both"/>
-      </w:pPr>
-      <w:r>
-        <w:rPr>
-          <w:rFonts w:ascii="Arial" w:cs="Arial" w:eastAsia="Arial" w:hAnsi="Arial"/>
-          <w:b w:val="false"/>
-          <w:bCs w:val="false"/>
-          <w:i w:val="false"/>
-          <w:iCs w:val="false"/>
-          <w:color w:val="000000"/>
-          <w:sz w:val="22"/>
-          <w:szCs w:val="22"/>
-        </w:rPr>
-        <w:t xml:space="preserve">The primary provider distributes the national digital elevation model as state-level tiles. For every pilot basin the pipeline selects the tiles whose extents intersect its curated bounding box, mosaics them into a single raster and clips the mosaic to the bounding box, so that the delivered raster contains no data outside the basin envelope. When the resolution of the source tiles differs from the resolution requested for the basin, the raster is resampled with an area-preserving average when it is coarsened and with bilinear interpolation when it is refined. The result is stored as a single compressed elevation raster per basin. In the release described in this article, five basins are delivered at 30-metre resolution and one basin (Alta del Balsas) at 15-metre resolution, matching the target declared in the pilot-basin configuration.</w:t>
-      </w:r>
-    </w:p>
-    <w:p>
-      <w:pPr>
-        <w:pStyle w:val="Heading2"/>
-        <w:spacing w:after="120" w:before="240"/>
-      </w:pPr>
-      <w:r>
-        <w:rPr>
-          <w:rFonts w:ascii="Arial" w:cs="Arial" w:eastAsia="Arial" w:hAnsi="Arial"/>
-          <w:b/>
-          <w:bCs/>
-          <w:color w:val="000000"/>
-          <w:sz w:val="26"/>
-          <w:szCs w:val="26"/>
-        </w:rPr>
-        <w:t xml:space="preserve">Stage 6 — Watershed delineation</w:t>
-      </w:r>
-    </w:p>
-    <w:p>
-      <w:pPr>
-        <w:spacing w:after="120" w:line="300"/>
-        <w:jc w:val="both"/>
-      </w:pPr>
-      <w:r>
-        <w:rPr>
-          <w:rFonts w:ascii="Arial" w:cs="Arial" w:eastAsia="Arial" w:hAnsi="Arial"/>
-          <w:b w:val="false"/>
-          <w:bCs w:val="false"/>
-          <w:i w:val="false"/>
-          <w:iCs w:val="false"/>
-          <w:color w:val="000000"/>
-          <w:sz w:val="22"/>
-          <w:szCs w:val="22"/>
-        </w:rPr>
-        <w:t xml:space="preserve">For every pilot basin, the hydrometric stations of the main selection that lie inside its bounding box are used as the pour points of a standard raster-based delineation over the basin elevation model. The chain consists of depression filling, single-flow-direction encoding, flow accumulation, snapping of the pour points to the streams derived from a fixed accumulation threshold and watershed extraction. The output is vectorised and per-polygon attributes are computed by zonal statistics on the elevation model (area, mean elevation and mean slope). The result is written to a per-basin vector layer. To keep the memory budget of the delineation chain compatible with a workstation-class machine, the historical Lerma–Santiago region is delivered as three operational sub-basins (Lerma Alto, Bajío and Santiago), each with its own bounding box, elevation model and vector layer, rather than as a single basin.</w:t>
-      </w:r>
-    </w:p>
-    <w:p>
-      <w:pPr>
-        <w:pStyle w:val="Heading2"/>
-        <w:spacing w:after="120" w:before="240"/>
-      </w:pPr>
-      <w:r>
-        <w:rPr>
-          <w:rFonts w:ascii="Arial" w:cs="Arial" w:eastAsia="Arial" w:hAnsi="Arial"/>
-          <w:b/>
-          <w:bCs/>
-          <w:color w:val="000000"/>
-          <w:sz w:val="26"/>
-          <w:szCs w:val="26"/>
-        </w:rPr>
-        <w:t xml:space="preserve">Stage 7 — Coverage refinement and feature engineering</w:t>
-      </w:r>
-    </w:p>
-    <w:p>
-      <w:pPr>
-        <w:spacing w:after="120" w:line="300"/>
-        <w:jc w:val="both"/>
-      </w:pPr>
-      <w:r>
-        <w:rPr>
-          <w:rFonts w:ascii="Arial" w:cs="Arial" w:eastAsia="Arial" w:hAnsi="Arial"/>
-          <w:b w:val="false"/>
-          <w:bCs w:val="false"/>
-          <w:i w:val="false"/>
-          <w:iCs w:val="false"/>
-          <w:color w:val="000000"/>
-          <w:sz w:val="22"/>
-          <w:szCs w:val="22"/>
-        </w:rPr>
-        <w:t xml:space="preserve">The last stage applies to the canonical time-series tables the coverage criterion used downstream. Per-station coverage is computed as the fraction of non-missing daily observations of the target variable inside the reference window; the target variable is streamflow for hydrometric stations and precipitation for climatological stations. Two per-type thresholds define the main sets (0.60 for hydrometric stations, 0.80 for climatological stations); a lower threshold (0.30) defines an additional extended set of hydrometric stations released for sensitivity and reconstruction studies. Every selected hydrometric station is paired with the three closest climatological stations by great-circle distance, so that end users can build multi-station inputs directly. Finally, per-station lagged streamflow features at 1, 3, 7, 14 and 30 days and rolling means over 7 and 30 days are computed and delivered together as a flat feature table that preserves the quality flag inherited from the canonical hydrometric table.</w:t>
-      </w:r>
-    </w:p>
-    <w:p>
-      <w:pPr>
-        <w:pStyle w:val="Heading2"/>
-        <w:spacing w:after="120" w:before="240"/>
-      </w:pPr>
-      <w:r>
-        <w:rPr>
-          <w:rFonts w:ascii="Arial" w:cs="Arial" w:eastAsia="Arial" w:hAnsi="Arial"/>
-          <w:b/>
-          <w:bCs/>
-          <w:color w:val="000000"/>
-          <w:sz w:val="26"/>
-          <w:szCs w:val="26"/>
-        </w:rPr>
-        <w:t xml:space="preserve">Descriptive figures of the delivered dataset</w:t>
-      </w:r>
-    </w:p>
-    <w:p>
-      <w:pPr>
-        <w:spacing w:after="120" w:line="300"/>
-        <w:jc w:val="both"/>
-      </w:pPr>
-      <w:r>
-        <w:rPr>
-          <w:rFonts w:ascii="Arial" w:cs="Arial" w:eastAsia="Arial" w:hAnsi="Arial"/>
-          <w:b w:val="false"/>
-          <w:bCs w:val="false"/>
-          <w:i w:val="false"/>
-          <w:iCs w:val="false"/>
-          <w:color w:val="000000"/>
-          <w:sz w:val="22"/>
-          <w:szCs w:val="22"/>
-        </w:rPr>
-        <w:t xml:space="preserve">The following figures summarise the delivered dataset in terms of station inventory (Fig. 2), streamflow distribution by region (Fig. 3), quality-flag composition (Fig. 4), spatial distribution of the selected stations (Fig. 5), monthly and annual dynamics of streamflow (Fig. 6), lagged agreement between the aggregate national precipitation and streamflow series (Fig. 7) and the delineated sub-basins together with the pour points (Fig. 8).</w:t>
+        <w:t xml:space="preserve">The full historical daily record of every candidate station is retrieved from the primary hydrological information system, one file per station. Because the provider protects its portal with a web-application firewall that reacts to sustained parallelism by challenging or blocking client IPs, the retrieval respects two configurable knobs: a bounded ThreadPoolExecutor (default 16 workers) and a per-request idle interval (default 0 seconds) applied only after a real network fetch. For the release described in this article the retrieval was completed at one worker with a five-second interval between fetches from a mobile-tethered network. Every retrieved file is registered in the provenance manifest introduced in Stage 1 with the same four fields. Individual retrieval failures are retried three times with exponential back-off and, if unrecoverable, are logged and excluded from later stages. Fig. 2 shows the spatial distribution of the 101 selected hydrometric stations that ultimately reached the coverage threshold applied in Stage 7.</w:t>
       </w:r>
     </w:p>
     <w:p>
@@ -4386,9 +3900,9 @@
       <w:r>
         <w:drawing>
           <wp:inline distT="0" distB="0" distL="0" distR="0">
-            <wp:extent cx="5143500" cy="2828925"/>
+            <wp:extent cx="3619500" cy="3076575"/>
             <wp:effectExtent t="0" r="0" b="0" l="0"/>
-            <wp:docPr id="1" name="fig1_inventario_cobertura.png" descr="Fig. 2. Left: number of hydrometric stations per hydrological region in the delivered canonical hydrometric table (RH 12 = 276, RH 18 = 112, RH 26 = 159). Right: histogram of the per-station coverage of streamflow over the reference window 2010-01-01 through 2025-12-31. Vertical dashed lines mark the operational thresholds used in Stage 7 (0.60 for hydrometric selection, 0.80 for climatological selection). Mean coverage across all stations = 29.2%; 108 stations meet the 0.60 cut-off; 74 stations meet the 0.80 cut-off." title="Fig. 2. Left: number of hydrometric stations per hydrological region in the delivered canonical hydrometric table (RH 12 = 276, RH 18 = 112, RH 26 = 159). Right: histogram of the per-station coverage of streamflow over the reference window 2010-01-01 through 2025-12-31. Vertical dashed lines mark the operational thresholds used in Stage 7 (0.60 for hydrometric selection, 0.80 for climatological selection). Mean coverage across all stations = 29.2%; 108 stations meet the 0.60 cut-off; 74 stations meet the 0.80 cut-off."/>
+            <wp:docPr id="1" name="fig5_mapa.png" descr="Fig. 2. Spatial distribution of the selected hydrometric stations by hydrological region." title="Fig. 2. Spatial distribution of the selected hydrometric stations by hydrological region."/>
             <wp:cNvGraphicFramePr>
               <a:graphicFrameLocks xmlns:a="http://schemas.openxmlformats.org/drawingml/2006/main" noChangeAspect="1"/>
             </wp:cNvGraphicFramePr>
@@ -4411,7 +3925,7 @@
                   <pic:spPr bwMode="auto">
                     <a:xfrm>
                       <a:off x="0" y="0"/>
-                      <a:ext cx="5143500" cy="2828925"/>
+                      <a:ext cx="3619500" cy="3076575"/>
                     </a:xfrm>
                     <a:prstGeom prst="rect">
                       <a:avLst/>
@@ -4437,7 +3951,43 @@
           <w:sz w:val="19"/>
           <w:szCs w:val="19"/>
         </w:rPr>
-        <w:t xml:space="preserve">Fig. 2. Left: number of hydrometric stations per hydrological region in the delivered canonical hydrometric table (RH 12 = 276, RH 18 = 112, RH 26 = 159). Right: histogram of the per-station coverage of streamflow over the reference window 2010-01-01 through 2025-12-31. Vertical dashed lines mark the operational thresholds used in Stage 7 (0.60 for hydrometric selection, 0.80 for climatological selection). Mean coverage across all stations = 29.2%; 108 stations meet the 0.60 cut-off; 74 stations meet the 0.80 cut-off.</w:t>
+        <w:t xml:space="preserve">Fig. 2. Spatial distribution of the selected hydrometric stations by hydrological region.</w:t>
+      </w:r>
+    </w:p>
+    <w:p>
+      <w:pPr>
+        <w:pStyle w:val="Heading2"/>
+        <w:spacing w:after="120" w:before="240"/>
+      </w:pPr>
+      <w:r>
+        <w:rPr>
+          <w:rFonts w:ascii="Arial" w:cs="Arial" w:eastAsia="Arial" w:hAnsi="Arial"/>
+          <w:b/>
+          <w:bCs/>
+          <w:color w:val="000000"/>
+          <w:sz w:val="26"/>
+          <w:szCs w:val="26"/>
+        </w:rPr>
+        <w:t xml:space="preserve">Stage 4 — Canonical schema and quality control</w:t>
+      </w:r>
+    </w:p>
+    <w:p>
+      <w:pPr>
+        <w:spacing w:after="120" w:line="300"/>
+        <w:jc w:val="both"/>
+      </w:pPr>
+      <w:r>
+        <w:rPr>
+          <w:rFonts w:ascii="Arial" w:cs="Arial" w:eastAsia="Arial" w:hAnsi="Arial"/>
+          <w:b w:val="false"/>
+          <w:bCs w:val="false"/>
+          <w:i w:val="false"/>
+          <w:iCs w:val="false"/>
+          <w:color w:val="000000"/>
+          <w:sz w:val="22"/>
+          <w:szCs w:val="22"/>
+        </w:rPr>
+        <w:t xml:space="preserve">The raw records ingested in Stage 3 are heterogeneous: the provider distributes at least two header variants ("Fecha,…" and "Estacion,Fecha,…") and two date formats ("YYYY/MM/DD" and "YYYY-MM-DD") across its station families, and represents missing values as either an explicit dash character or as an empty field. A permissive parser (pandas.read_csv with na_values, followed by pandas.to_datetime in mixed-format mode) locates the header line by searching for "Fecha" as a comma-separated token and normalises column labels to the canonical schema. For every station the following transformations are applied in order: the daily index is rebuilt as a continuous calendar so that structural absences are not confused with observational absences; sentinel encodings of missing values are replaced by NaN; a physical range check flags negative flows and outliers above three times the 99.9-th percentile of the local distribution as quality = 2 (retained); internal gaps shorter than seven days are imputed by cubic-spline interpolation, falling back to linear interpolation on segments where the spline is not numerically well-posed, and marked as quality = 1. The output is validated with pandera against a strict schema (column set, dtypes, physical bounds, allowed labels) and persisted with pyarrow as a year-partitioned Parquet directory (Snappy compression). Fig. 3 gives the resulting composition of the quality flag over the delivered hydrometric records.</w:t>
       </w:r>
     </w:p>
     <w:p>
@@ -4448,9 +3998,9 @@
       <w:r>
         <w:drawing>
           <wp:inline distT="0" distB="0" distL="0" distR="0">
-            <wp:extent cx="5143500" cy="2828925"/>
+            <wp:extent cx="3429000" cy="2466975"/>
             <wp:effectExtent t="0" r="0" b="0" l="0"/>
-            <wp:docPr id="1" name="fig2_descriptiva.png" descr="Fig. 3. Boxplot of the daily mean streamflow grouped by hydrological region (RH 12, 18 and 26); the y-axis is on a base-10 logarithmic scale. Sample statistics of the pooled series: median = 0.94 m³/s, third quartile = 6.84 m³/s, maximum = 293,588 m³/s. Median value in the wet season (May–October) = 1.28 m³/s; dry season = 0.70 m³/s." title="Fig. 3. Boxplot of the daily mean streamflow grouped by hydrological region (RH 12, 18 and 26); the y-axis is on a base-10 logarithmic scale. Sample statistics of the pooled series: median = 0.94 m³/s, third quartile = 6.84 m³/s, maximum = 293,588 m³/s. Median value in the wet season (May–October) = 1.28 m³/s; dry season = 0.70 m³/s."/>
+            <wp:docPr id="1" name="fig3_calidad.png" descr="Fig. 3. Composition of the three-valued quality flag over the delivered hydrometric records." title="Fig. 3. Composition of the three-valued quality flag over the delivered hydrometric records."/>
             <wp:cNvGraphicFramePr>
               <a:graphicFrameLocks xmlns:a="http://schemas.openxmlformats.org/drawingml/2006/main" noChangeAspect="1"/>
             </wp:cNvGraphicFramePr>
@@ -4473,7 +4023,7 @@
                   <pic:spPr bwMode="auto">
                     <a:xfrm>
                       <a:off x="0" y="0"/>
-                      <a:ext cx="5143500" cy="2828925"/>
+                      <a:ext cx="3429000" cy="2466975"/>
                     </a:xfrm>
                     <a:prstGeom prst="rect">
                       <a:avLst/>
@@ -4499,7 +4049,79 @@
           <w:sz w:val="19"/>
           <w:szCs w:val="19"/>
         </w:rPr>
-        <w:t xml:space="preserve">Fig. 3. Boxplot of the daily mean streamflow grouped by hydrological region (RH 12, 18 and 26); the y-axis is on a base-10 logarithmic scale. Sample statistics of the pooled series: median = 0.94 m³/s, third quartile = 6.84 m³/s, maximum = 293,588 m³/s. Median value in the wet season (May–October) = 1.28 m³/s; dry season = 0.70 m³/s.</w:t>
+        <w:t xml:space="preserve">Fig. 3. Composition of the three-valued quality flag over the delivered hydrometric records.</w:t>
+      </w:r>
+    </w:p>
+    <w:p>
+      <w:pPr>
+        <w:pStyle w:val="Heading2"/>
+        <w:spacing w:after="120" w:before="240"/>
+      </w:pPr>
+      <w:r>
+        <w:rPr>
+          <w:rFonts w:ascii="Arial" w:cs="Arial" w:eastAsia="Arial" w:hAnsi="Arial"/>
+          <w:b/>
+          <w:bCs/>
+          <w:color w:val="000000"/>
+          <w:sz w:val="26"/>
+          <w:szCs w:val="26"/>
+        </w:rPr>
+        <w:t xml:space="preserve">Stage 5 — Digital elevation model preparation per basin</w:t>
+      </w:r>
+    </w:p>
+    <w:p>
+      <w:pPr>
+        <w:spacing w:after="120" w:line="300"/>
+        <w:jc w:val="both"/>
+      </w:pPr>
+      <w:r>
+        <w:rPr>
+          <w:rFonts w:ascii="Arial" w:cs="Arial" w:eastAsia="Arial" w:hAnsi="Arial"/>
+          <w:b w:val="false"/>
+          <w:bCs w:val="false"/>
+          <w:i w:val="false"/>
+          <w:iCs w:val="false"/>
+          <w:color w:val="000000"/>
+          <w:sz w:val="22"/>
+          <w:szCs w:val="22"/>
+        </w:rPr>
+        <w:t xml:space="preserve">The primary provider distributes the national digital elevation model as state-level tiles. For every pilot basin the pipeline selects the tiles whose extents intersect its curated bounding box (extents reprojected to EPSG:4326 with rasterio.warp.transform_bounds), mosaics them with rasterio.merge, and clips the mosaic to the basin bounding box with rasterio.mask against a shapely.geometry.box; the intermediate is held in a rasterio MemoryFile to avoid file locks. When the resolution of the source tiles differs from the resolution requested for the basin, the raster is resampled with rasterio.warp.reproject using an affine scaled by the resolution ratio and the Resampling.average kernel when it is coarsened, or Resampling.bilinear when it is refined. The result is stored as a LZW-compressed, tiled GeoTIFF. In the release described in this article, five basins are delivered at 30-metre resolution and one basin (Alta del Balsas) at 15-metre resolution.</w:t>
+      </w:r>
+    </w:p>
+    <w:p>
+      <w:pPr>
+        <w:pStyle w:val="Heading2"/>
+        <w:spacing w:after="120" w:before="240"/>
+      </w:pPr>
+      <w:r>
+        <w:rPr>
+          <w:rFonts w:ascii="Arial" w:cs="Arial" w:eastAsia="Arial" w:hAnsi="Arial"/>
+          <w:b/>
+          <w:bCs/>
+          <w:color w:val="000000"/>
+          <w:sz w:val="26"/>
+          <w:szCs w:val="26"/>
+        </w:rPr>
+        <w:t xml:space="preserve">Stage 6 — Watershed delineation</w:t>
+      </w:r>
+    </w:p>
+    <w:p>
+      <w:pPr>
+        <w:spacing w:after="120" w:line="300"/>
+        <w:jc w:val="both"/>
+      </w:pPr>
+      <w:r>
+        <w:rPr>
+          <w:rFonts w:ascii="Arial" w:cs="Arial" w:eastAsia="Arial" w:hAnsi="Arial"/>
+          <w:b w:val="false"/>
+          <w:bCs w:val="false"/>
+          <w:i w:val="false"/>
+          <w:iCs w:val="false"/>
+          <w:color w:val="000000"/>
+          <w:sz w:val="22"/>
+          <w:szCs w:val="22"/>
+        </w:rPr>
+        <w:t xml:space="preserve">For every pilot basin, the hydrometric stations of the main selection that lie inside its bounding box are used as the pour points of a raster-based delineation over the basin elevation model. The chain consists of fill_depressions → d8_pointer → d8_flow_accumulation → extract_streams (accumulation threshold in cells) → snap_pour_points (snap distance in map units) → watershed, executed through the whitebox binding of WhiteboxTools. The output is vectorised with geopandas and per-polygon attributes are computed by zonal statistics on the elevation model (area in km², mean elevation, mean slope) and written to a per-basin GeoPackage. To keep the memory budget of the delineation compatible with a workstation-class machine, the historical Lerma–Santiago region is delivered as three operational sub-basins (Lerma Alto, Bajío and Santiago). Fig. 4 shows the resulting layer with all 123 delineated sub-basins and the 101 pour points.</w:t>
       </w:r>
     </w:p>
     <w:p>
@@ -4510,9 +4132,9 @@
       <w:r>
         <w:drawing>
           <wp:inline distT="0" distB="0" distL="0" distR="0">
-            <wp:extent cx="5143500" cy="2828925"/>
+            <wp:extent cx="4381500" cy="3724275"/>
             <wp:effectExtent t="0" r="0" b="0" l="0"/>
-            <wp:docPr id="1" name="fig3_calidad.png" descr="Fig. 4. Counts and percentages of the three-valued quality flag over 10,594,758 hydrometric daily observations: 98.78% flagged 0 (original observation), 1.21% flagged 1 (imputed by short-gap interpolation, gap length &lt; 7 days) and 0.005% flagged 2 (physical outliers retained in the archive)." title="Fig. 4. Counts and percentages of the three-valued quality flag over 10,594,758 hydrometric daily observations: 98.78% flagged 0 (original observation), 1.21% flagged 1 (imputed by short-gap interpolation, gap length &lt; 7 days) and 0.005% flagged 2 (physical outliers retained in the archive)."/>
+            <wp:docPr id="1" name="fig8_cuencas_subcuencas.png" descr="Fig. 4. Delineated sub-basins across the six pilot basins with the hydrometric pour points." title="Fig. 4. Delineated sub-basins across the six pilot basins with the hydrometric pour points."/>
             <wp:cNvGraphicFramePr>
               <a:graphicFrameLocks xmlns:a="http://schemas.openxmlformats.org/drawingml/2006/main" noChangeAspect="1"/>
             </wp:cNvGraphicFramePr>
@@ -4535,7 +4157,7 @@
                   <pic:spPr bwMode="auto">
                     <a:xfrm>
                       <a:off x="0" y="0"/>
-                      <a:ext cx="5143500" cy="2828925"/>
+                      <a:ext cx="4381500" cy="3724275"/>
                     </a:xfrm>
                     <a:prstGeom prst="rect">
                       <a:avLst/>
@@ -4561,7 +4183,79 @@
           <w:sz w:val="19"/>
           <w:szCs w:val="19"/>
         </w:rPr>
-        <w:t xml:space="preserve">Fig. 4. Counts and percentages of the three-valued quality flag over 10,594,758 hydrometric daily observations: 98.78% flagged 0 (original observation), 1.21% flagged 1 (imputed by short-gap interpolation, gap length &lt; 7 days) and 0.005% flagged 2 (physical outliers retained in the archive).</w:t>
+        <w:t xml:space="preserve">Fig. 4. Delineated sub-basins across the six pilot basins with the hydrometric pour points.</w:t>
+      </w:r>
+    </w:p>
+    <w:p>
+      <w:pPr>
+        <w:pStyle w:val="Heading2"/>
+        <w:spacing w:after="120" w:before="240"/>
+      </w:pPr>
+      <w:r>
+        <w:rPr>
+          <w:rFonts w:ascii="Arial" w:cs="Arial" w:eastAsia="Arial" w:hAnsi="Arial"/>
+          <w:b/>
+          <w:bCs/>
+          <w:color w:val="000000"/>
+          <w:sz w:val="26"/>
+          <w:szCs w:val="26"/>
+        </w:rPr>
+        <w:t xml:space="preserve">Stage 7 — Coverage refinement and feature engineering</w:t>
+      </w:r>
+    </w:p>
+    <w:p>
+      <w:pPr>
+        <w:spacing w:after="120" w:line="300"/>
+        <w:jc w:val="both"/>
+      </w:pPr>
+      <w:r>
+        <w:rPr>
+          <w:rFonts w:ascii="Arial" w:cs="Arial" w:eastAsia="Arial" w:hAnsi="Arial"/>
+          <w:b w:val="false"/>
+          <w:bCs w:val="false"/>
+          <w:i w:val="false"/>
+          <w:iCs w:val="false"/>
+          <w:color w:val="000000"/>
+          <w:sz w:val="22"/>
+          <w:szCs w:val="22"/>
+        </w:rPr>
+        <w:t xml:space="preserve">The last stage applies to the canonical time-series tables the coverage criterion used downstream. Per-station coverage is computed as the fraction of non-missing daily observations of the target variable inside the reference window (streamflow for hydrometric stations, precipitation for climatological stations). Two per-type thresholds define the main sets (0.60 for hydrometric stations, 0.80 for climatological stations); a lower threshold (0.30) defines an extended set of hydrometric stations released for sensitivity and reconstruction studies. Every selected hydrometric station is paired with the three closest climatological stations by great-circle distance (haversine formula with R = 6371 km). Finally, per-station lagged streamflow features L1, L3, L7, L14, L30 and rolling means M7 and M30 are computed with pandas groupby / shift / rolling and persisted as a flat Parquet table that preserves the quality flag inherited from the canonical hydrometric table.</w:t>
+      </w:r>
+    </w:p>
+    <w:p>
+      <w:pPr>
+        <w:pStyle w:val="Heading2"/>
+        <w:spacing w:after="120" w:before="240"/>
+      </w:pPr>
+      <w:r>
+        <w:rPr>
+          <w:rFonts w:ascii="Arial" w:cs="Arial" w:eastAsia="Arial" w:hAnsi="Arial"/>
+          <w:b/>
+          <w:bCs/>
+          <w:color w:val="000000"/>
+          <w:sz w:val="26"/>
+          <w:szCs w:val="26"/>
+        </w:rPr>
+        <w:t xml:space="preserve">Descriptive analysis of the delivered dataset</w:t>
+      </w:r>
+    </w:p>
+    <w:p>
+      <w:pPr>
+        <w:spacing w:after="120" w:line="300"/>
+        <w:jc w:val="both"/>
+      </w:pPr>
+      <w:r>
+        <w:rPr>
+          <w:rFonts w:ascii="Arial" w:cs="Arial" w:eastAsia="Arial" w:hAnsi="Arial"/>
+          <w:b w:val="false"/>
+          <w:bCs w:val="false"/>
+          <w:i w:val="false"/>
+          <w:iCs w:val="false"/>
+          <w:color w:val="000000"/>
+          <w:sz w:val="22"/>
+          <w:szCs w:val="22"/>
+        </w:rPr>
+        <w:t xml:space="preserve">Figs. 5 to 8 report descriptive summaries of the delivered dataset. Fig. 5 shows the inventory and coverage distribution of the hydrometric stations. Fig. 6 shows the distribution of streamflow by hydrological region. Fig. 7 shows the aggregate monthly climatology and the annual mean streamflow across all hydrometric stations. Fig. 8 shows the lagged correlation between the aggregate national precipitation and streamflow series.</w:t>
       </w:r>
     </w:p>
     <w:p>
@@ -4572,9 +4266,9 @@
       <w:r>
         <w:drawing>
           <wp:inline distT="0" distB="0" distL="0" distR="0">
-            <wp:extent cx="5143500" cy="2828925"/>
+            <wp:extent cx="5143500" cy="1695450"/>
             <wp:effectExtent t="0" r="0" b="0" l="0"/>
-            <wp:docPr id="1" name="fig5_mapa.png" descr="Fig. 5. Latitude–longitude scatter of the geolocated hydrometric stations of the main selection, coloured by their reported hydrological region (RH 12, 18 and 26). The legend reports the count of points per region." title="Fig. 5. Latitude–longitude scatter of the geolocated hydrometric stations of the main selection, coloured by their reported hydrological region (RH 12, 18 and 26). The legend reports the count of points per region."/>
+            <wp:docPr id="1" name="fig1_inventario_cobertura.png" descr="Fig. 5. Inventory of hydrometric stations per hydrological region (left) and coverage distribution over the reference window (right)." title="Fig. 5. Inventory of hydrometric stations per hydrological region (left) and coverage distribution over the reference window (right)."/>
             <wp:cNvGraphicFramePr>
               <a:graphicFrameLocks xmlns:a="http://schemas.openxmlformats.org/drawingml/2006/main" noChangeAspect="1"/>
             </wp:cNvGraphicFramePr>
@@ -4597,7 +4291,7 @@
                   <pic:spPr bwMode="auto">
                     <a:xfrm>
                       <a:off x="0" y="0"/>
-                      <a:ext cx="5143500" cy="2828925"/>
+                      <a:ext cx="5143500" cy="1695450"/>
                     </a:xfrm>
                     <a:prstGeom prst="rect">
                       <a:avLst/>
@@ -4623,7 +4317,7 @@
           <w:sz w:val="19"/>
           <w:szCs w:val="19"/>
         </w:rPr>
-        <w:t xml:space="preserve">Fig. 5. Latitude–longitude scatter of the geolocated hydrometric stations of the main selection, coloured by their reported hydrological region (RH 12, 18 and 26). The legend reports the count of points per region.</w:t>
+        <w:t xml:space="preserve">Fig. 5. Inventory of hydrometric stations per hydrological region (left) and coverage distribution over the reference window (right).</w:t>
       </w:r>
     </w:p>
     <w:p>
@@ -4634,9 +4328,9 @@
       <w:r>
         <w:drawing>
           <wp:inline distT="0" distB="0" distL="0" distR="0">
-            <wp:extent cx="5143500" cy="2828925"/>
+            <wp:extent cx="4381500" cy="2057400"/>
             <wp:effectExtent t="0" r="0" b="0" l="0"/>
-            <wp:docPr id="1" name="fig6_temporal.png" descr="Fig. 6. Left: monthly climatology of mean daily streamflow aggregated over all hydrometric stations (mean ± 1σ) as a function of the calendar month. Right: annual mean of mean daily streamflow from 1922 to 2025; vertical dotted lines mark the years 2011, 2021 and 2023 for reference." title="Fig. 6. Left: monthly climatology of mean daily streamflow aggregated over all hydrometric stations (mean ± 1σ) as a function of the calendar month. Right: annual mean of mean daily streamflow from 1922 to 2025; vertical dotted lines mark the years 2011, 2021 and 2023 for reference."/>
+            <wp:docPr id="1" name="fig2_descriptiva.png" descr="Fig. 6. Daily mean streamflow by hydrological region, log-scaled y-axis." title="Fig. 6. Daily mean streamflow by hydrological region, log-scaled y-axis."/>
             <wp:cNvGraphicFramePr>
               <a:graphicFrameLocks xmlns:a="http://schemas.openxmlformats.org/drawingml/2006/main" noChangeAspect="1"/>
             </wp:cNvGraphicFramePr>
@@ -4659,7 +4353,7 @@
                   <pic:spPr bwMode="auto">
                     <a:xfrm>
                       <a:off x="0" y="0"/>
-                      <a:ext cx="5143500" cy="2828925"/>
+                      <a:ext cx="4381500" cy="2057400"/>
                     </a:xfrm>
                     <a:prstGeom prst="rect">
                       <a:avLst/>
@@ -4685,7 +4379,7 @@
           <w:sz w:val="19"/>
           <w:szCs w:val="19"/>
         </w:rPr>
-        <w:t xml:space="preserve">Fig. 6. Left: monthly climatology of mean daily streamflow aggregated over all hydrometric stations (mean ± 1σ) as a function of the calendar month. Right: annual mean of mean daily streamflow from 1922 to 2025; vertical dotted lines mark the years 2011, 2021 and 2023 for reference.</w:t>
+        <w:t xml:space="preserve">Fig. 6. Daily mean streamflow by hydrological region, log-scaled y-axis.</w:t>
       </w:r>
     </w:p>
     <w:p>
@@ -4696,9 +4390,9 @@
       <w:r>
         <w:drawing>
           <wp:inline distT="0" distB="0" distL="0" distR="0">
-            <wp:extent cx="5143500" cy="2314575"/>
+            <wp:extent cx="5143500" cy="1695450"/>
             <wp:effectExtent t="0" r="0" b="0" l="0"/>
-            <wp:docPr id="1" name="fig7_precip_gasto.png" descr="Fig. 7. Lagged Pearson correlation between the daily national mean of precipitation (averaged over the 2659 climatological stations) shifted back by lag L days and the daily national mean of streamflow (averaged over the 547 hydrometric stations); lags from 0 to 15 days are shown. Number of matched dates n = 37,867. The maximum correlation is r = 0.418 at lag = 3 days." title="Fig. 7. Lagged Pearson correlation between the daily national mean of precipitation (averaged over the 2659 climatological stations) shifted back by lag L days and the daily national mean of streamflow (averaged over the 547 hydrometric stations); lags from 0 to 15 days are shown. Number of matched dates n = 37,867. The maximum correlation is r = 0.418 at lag = 3 days."/>
+            <wp:docPr id="1" name="fig6_temporal.png" descr="Fig. 7. Monthly climatology (left) and annual mean (right) of the daily mean streamflow." title="Fig. 7. Monthly climatology (left) and annual mean (right) of the daily mean streamflow."/>
             <wp:cNvGraphicFramePr>
               <a:graphicFrameLocks xmlns:a="http://schemas.openxmlformats.org/drawingml/2006/main" noChangeAspect="1"/>
             </wp:cNvGraphicFramePr>
@@ -4721,7 +4415,7 @@
                   <pic:spPr bwMode="auto">
                     <a:xfrm>
                       <a:off x="0" y="0"/>
-                      <a:ext cx="5143500" cy="2314575"/>
+                      <a:ext cx="5143500" cy="1695450"/>
                     </a:xfrm>
                     <a:prstGeom prst="rect">
                       <a:avLst/>
@@ -4747,7 +4441,7 @@
           <w:sz w:val="19"/>
           <w:szCs w:val="19"/>
         </w:rPr>
-        <w:t xml:space="preserve">Fig. 7. Lagged Pearson correlation between the daily national mean of precipitation (averaged over the 2659 climatological stations) shifted back by lag L days and the daily national mean of streamflow (averaged over the 547 hydrometric stations); lags from 0 to 15 days are shown. Number of matched dates n = 37,867. The maximum correlation is r = 0.418 at lag = 3 days.</w:t>
+        <w:t xml:space="preserve">Fig. 7. Monthly climatology (left) and annual mean (right) of the daily mean streamflow.</w:t>
       </w:r>
     </w:p>
     <w:p>
@@ -4758,9 +4452,9 @@
       <w:r>
         <w:drawing>
           <wp:inline distT="0" distB="0" distL="0" distR="0">
-            <wp:extent cx="5524500" cy="4695825"/>
+            <wp:extent cx="4381500" cy="2105025"/>
             <wp:effectExtent t="0" r="0" b="0" l="0"/>
-            <wp:docPr id="1" name="fig8_cuencas_subcuencas.png" descr="Fig. 8. Map of the six pilot basins and their delineated sub-basins (123 sub-basins in total): Cutzamala (8), Lerma Alto (9), Bajío (25), Santiago (13), Pánuco (51) and Alta del Balsas (17). Solid lines: sub-basin boundaries. Dotted rectangles: curated bounding boxes declared in the pilot-basin configuration. Black dots: the 101 hydrometric stations of the main selection used as pour points." title="Fig. 8. Map of the six pilot basins and their delineated sub-basins (123 sub-basins in total): Cutzamala (8), Lerma Alto (9), Bajío (25), Santiago (13), Pánuco (51) and Alta del Balsas (17). Solid lines: sub-basin boundaries. Dotted rectangles: curated bounding boxes declared in the pilot-basin configuration. Black dots: the 101 hydrometric stations of the main selection used as pour points."/>
+            <wp:docPr id="1" name="fig7_precip_gasto.png" descr="Fig. 8. Lagged Pearson correlation between the daily national means of precipitation and streamflow." title="Fig. 8. Lagged Pearson correlation between the daily national means of precipitation and streamflow."/>
             <wp:cNvGraphicFramePr>
               <a:graphicFrameLocks xmlns:a="http://schemas.openxmlformats.org/drawingml/2006/main" noChangeAspect="1"/>
             </wp:cNvGraphicFramePr>
@@ -4783,7 +4477,7 @@
                   <pic:spPr bwMode="auto">
                     <a:xfrm>
                       <a:off x="0" y="0"/>
-                      <a:ext cx="5524500" cy="4695825"/>
+                      <a:ext cx="4381500" cy="2105025"/>
                     </a:xfrm>
                     <a:prstGeom prst="rect">
                       <a:avLst/>
@@ -4809,7 +4503,7 @@
           <w:sz w:val="19"/>
           <w:szCs w:val="19"/>
         </w:rPr>
-        <w:t xml:space="preserve">Fig. 8. Map of the six pilot basins and their delineated sub-basins (123 sub-basins in total): Cutzamala (8), Lerma Alto (9), Bajío (25), Santiago (13), Pánuco (51) and Alta del Balsas (17). Solid lines: sub-basin boundaries. Dotted rectangles: curated bounding boxes declared in the pilot-basin configuration. Black dots: the 101 hydrometric stations of the main selection used as pour points.</w:t>
+        <w:t xml:space="preserve">Fig. 8. Lagged Pearson correlation between the daily national means of precipitation and streamflow.</w:t>
       </w:r>
     </w:p>
     <w:p>

--- a/docs/manuscrito_data_in_brief_borrador.docx
+++ b/docs/manuscrito_data_in_brief_borrador.docx
@@ -98,7 +98,7 @@
           <w:sz w:val="20"/>
           <w:szCs w:val="20"/>
         </w:rPr>
-        <w:t xml:space="preserve">AVISO (no para envío): esta versión del borrador incorpora las secciones DATA DESCRIPTION y EXPERIMENTAL DESIGN, MATERIALS AND METHODS reescritas siguiendo las instrucciones del template Data in Brief v.19 (no ofrecer background, interpretaciones o conclusiones en esas secciones) y completa el campo "Instructions for accessing these data" en la Specifications Table. Snapshot v2026.06 depositado en Zenodo con DOI 10.5281/zenodo.21231601 (público, sin registro). Pendientes no técnicos: cerrar el CRediT Author Statement y completar la lista final de referencias.</w:t>
+        <w:t xml:space="preserve">AVISO (no para envío): esta versión del borrador incorpora las secciones DATA DESCRIPTION y EXPERIMENTAL DESIGN, MATERIALS AND METHODS reescritas siguiendo las instrucciones del template Data in Brief v.19 (no ofrecer background, interpretaciones o conclusiones en esas secciones); completa el campo "Instructions for accessing these data" en la Specifications Table; y cierra el CRediT Author Statement con la lista de coautores del artículo. Snapshot v2026.06 depositado en Zenodo con DOI 10.5281/zenodo.21231601 (público, sin registro). Único pendiente no técnico: completar la lista final de referencias bibliográficas. Los roles CRediT asignados son sugerencias razonables sobre la base habitual para un data paper; se solicita a cada coautor confirmar / ajustar sus roles.</w:t>
       </w:r>
     </w:p>
     <w:p>
@@ -4823,210 +4823,6 @@
     </w:p>
     <w:p>
       <w:pPr>
-        <w:spacing w:after="120" w:line="300"/>
-        <w:jc w:val="both"/>
-      </w:pPr>
-      <w:r>
-        <w:rPr>
-          <w:rFonts w:ascii="Arial" w:cs="Arial" w:eastAsia="Arial" w:hAnsi="Arial"/>
-          <w:b w:val="false"/>
-          <w:bCs w:val="false"/>
-          <w:i/>
-          <w:iCs/>
-          <w:color w:val="000000"/>
-          <w:sz w:val="22"/>
-          <w:szCs w:val="22"/>
-        </w:rPr>
-        <w:t xml:space="preserve">Daniel Sánchez Ruiz: Conceptualización, Metodología, Software, Curación de datos, Redacción — borrador original, Redacción — revisión y edición, Visualización, Administración del proyecto, Obtención de financiamiento.</w:t>
-      </w:r>
-    </w:p>
-    <w:p>
-      <w:pPr>
-        <w:spacing w:after="120" w:line="300"/>
-        <w:jc w:val="both"/>
-      </w:pPr>
-      <w:r>
-        <w:rPr>
-          <w:rFonts w:ascii="Arial" w:cs="Arial" w:eastAsia="Arial" w:hAnsi="Arial"/>
-          <w:b w:val="false"/>
-          <w:bCs w:val="false"/>
-          <w:i/>
-          <w:iCs/>
-          <w:color w:val="555555"/>
-          <w:sz w:val="20"/>
-          <w:szCs w:val="20"/>
-        </w:rPr>
-        <w:t xml:space="preserve">PENDIENTE: completar coautorías y roles del equipo IPN/UPIIT que hayan participado en validación, ingeniería de datos o curación.</w:t>
-      </w:r>
-    </w:p>
-    <w:p>
-      <w:pPr>
-        <w:pStyle w:val="Heading1"/>
-        <w:spacing w:after="160" w:before="320"/>
-      </w:pPr>
-      <w:r>
-        <w:rPr>
-          <w:rFonts w:ascii="Arial" w:cs="Arial" w:eastAsia="Arial" w:hAnsi="Arial"/>
-          <w:b/>
-          <w:bCs/>
-          <w:color w:val="7A1737"/>
-          <w:sz w:val="30"/>
-          <w:szCs w:val="30"/>
-        </w:rPr>
-        <w:t xml:space="preserve">Data Availability</w:t>
-      </w:r>
-    </w:p>
-    <w:p>
-      <w:pPr>
-        <w:spacing w:after="120" w:line="300"/>
-        <w:jc w:val="both"/>
-      </w:pPr>
-      <w:r>
-        <w:rPr>
-          <w:rFonts w:ascii="Arial" w:cs="Arial" w:eastAsia="Arial" w:hAnsi="Arial"/>
-          <w:b w:val="false"/>
-          <w:bCs w:val="false"/>
-          <w:i w:val="false"/>
-          <w:iCs w:val="false"/>
-          <w:color w:val="000000"/>
-          <w:sz w:val="22"/>
-          <w:szCs w:val="22"/>
-        </w:rPr>
-        <w:t xml:space="preserve">Código: https://github.com/pantrok/hidroxai-mx (MIT). Snapshot de datos v2026.06 depositado en Zenodo: DOI 10.5281/zenodo.21231601 (https://doi.org/10.5281/zenodo.21231601), licencia CC BY 4.0. La misma versión del dataset también está disponible en el remoto DVC (Cloudflare R2) mediante `dvc pull` sobre el repositorio.</w:t>
-      </w:r>
-    </w:p>
-    <w:p>
-      <w:pPr>
-        <w:pStyle w:val="Heading1"/>
-        <w:spacing w:after="160" w:before="320"/>
-      </w:pPr>
-      <w:r>
-        <w:rPr>
-          <w:rFonts w:ascii="Arial" w:cs="Arial" w:eastAsia="Arial" w:hAnsi="Arial"/>
-          <w:b/>
-          <w:bCs/>
-          <w:color w:val="7A1737"/>
-          <w:sz w:val="30"/>
-          <w:szCs w:val="30"/>
-        </w:rPr>
-        <w:t xml:space="preserve">Acknowledgements</w:t>
-      </w:r>
-    </w:p>
-    <w:p>
-      <w:pPr>
-        <w:spacing w:after="120" w:line="300"/>
-        <w:jc w:val="both"/>
-      </w:pPr>
-      <w:r>
-        <w:rPr>
-          <w:rFonts w:ascii="Arial" w:cs="Arial" w:eastAsia="Arial" w:hAnsi="Arial"/>
-          <w:b w:val="false"/>
-          <w:bCs w:val="false"/>
-          <w:i w:val="false"/>
-          <w:iCs w:val="false"/>
-          <w:color w:val="000000"/>
-          <w:sz w:val="22"/>
-          <w:szCs w:val="22"/>
-        </w:rPr>
-        <w:t xml:space="preserve">Este trabajo forma parte del proyecto IND-2026-0335 financiado por la Secretaría de Investigación y Posgrado del Instituto Politécnico Nacional, dentro de la Convocatoria de Proyectos de Investigación Científica y Desarrollo Tecnológico 2026 (PICDT 2026). Se agradece a la Comisión Nacional del Agua (CONAGUA), al Servicio Meteorológico Nacional (SMN) y al Instituto Nacional de Estadística y Geografía (INEGI) por mantener los datos públicos sobre los que se construye este dataset, así como al equipo de la Unidad Profesional Interdisciplinaria de Ingeniería campus Tlaxcala (UPIIT) por el espacio académico para este desarrollo.</w:t>
-      </w:r>
-    </w:p>
-    <w:p>
-      <w:pPr>
-        <w:pStyle w:val="Heading1"/>
-        <w:spacing w:after="160" w:before="320"/>
-      </w:pPr>
-      <w:r>
-        <w:rPr>
-          <w:rFonts w:ascii="Arial" w:cs="Arial" w:eastAsia="Arial" w:hAnsi="Arial"/>
-          <w:b/>
-          <w:bCs/>
-          <w:color w:val="7A1737"/>
-          <w:sz w:val="30"/>
-          <w:szCs w:val="30"/>
-        </w:rPr>
-        <w:t xml:space="preserve">Referencias (placeholder)</w:t>
-      </w:r>
-    </w:p>
-    <w:p>
-      <w:pPr>
-        <w:spacing w:after="120" w:line="300"/>
-        <w:jc w:val="both"/>
-      </w:pPr>
-      <w:r>
-        <w:rPr>
-          <w:rFonts w:ascii="Arial" w:cs="Arial" w:eastAsia="Arial" w:hAnsi="Arial"/>
-          <w:b w:val="false"/>
-          <w:bCs w:val="false"/>
-          <w:i/>
-          <w:iCs/>
-          <w:color w:val="555555"/>
-          <w:sz w:val="22"/>
-          <w:szCs w:val="22"/>
-        </w:rPr>
-        <w:t xml:space="preserve">Mínimos sugeridos antes de envío: (i) documentación oficial del SIH y BANDAS; (ii) manual del CEM 3.0 de INEGI; (iii) WhiteboxTools (Lindsay 2016); (iv) pandera para validación de esquemas; (v) DVC + Cloudflare R2; (vi) antecedentes recientes de deep learning en hidrología latinoamericana; (vii) literatura sobre el Sistema Cutzamala y su crisis hídrica.</w:t>
-      </w:r>
-    </w:p>
-    <w:p>
-      <w:r>
-        <w:br w:type="page"/>
-      </w:r>
-    </w:p>
-    <w:p>
-      <w:pPr>
-        <w:pStyle w:val="Heading1"/>
-        <w:spacing w:after="160" w:before="320"/>
-      </w:pPr>
-      <w:r>
-        <w:rPr>
-          <w:rFonts w:ascii="Arial" w:cs="Arial" w:eastAsia="Arial" w:hAnsi="Arial"/>
-          <w:b/>
-          <w:bCs/>
-          <w:color w:val="7A1737"/>
-          <w:sz w:val="30"/>
-          <w:szCs w:val="30"/>
-        </w:rPr>
-        <w:t xml:space="preserve">Análisis de suficiencia (uso interno IPN — no enviar a la revista)</w:t>
-      </w:r>
-    </w:p>
-    <w:p>
-      <w:pPr>
-        <w:spacing w:after="120" w:line="300"/>
-        <w:jc w:val="both"/>
-      </w:pPr>
-      <w:r>
-        <w:rPr>
-          <w:rFonts w:ascii="Arial" w:cs="Arial" w:eastAsia="Arial" w:hAnsi="Arial"/>
-          <w:b w:val="false"/>
-          <w:bCs w:val="false"/>
-          <w:i w:val="false"/>
-          <w:iCs w:val="false"/>
-          <w:color w:val="000000"/>
-          <w:sz w:val="22"/>
-          <w:szCs w:val="22"/>
-        </w:rPr>
-        <w:t xml:space="preserve">Esta sección no forma parte del manuscrito a enviar; sirve de control de calidad interno tras incorporar las figuras y métricas reales del snapshot.</w:t>
-      </w:r>
-    </w:p>
-    <w:p>
-      <w:pPr>
-        <w:pStyle w:val="Heading2"/>
-        <w:spacing w:after="120" w:before="240"/>
-      </w:pPr>
-      <w:r>
-        <w:rPr>
-          <w:rFonts w:ascii="Arial" w:cs="Arial" w:eastAsia="Arial" w:hAnsi="Arial"/>
-          <w:b/>
-          <w:bCs/>
-          <w:color w:val="000000"/>
-          <w:sz w:val="26"/>
-          <w:szCs w:val="26"/>
-        </w:rPr>
-        <w:t xml:space="preserve">Cubierto</w:t>
-      </w:r>
-    </w:p>
-    <w:p>
-      <w:pPr>
         <w:pStyle w:val="ListParagraph"/>
         <w:numPr>
           <w:ilvl w:val="0"/>
@@ -5041,7 +4837,7 @@
           <w:sz w:val="22"/>
           <w:szCs w:val="22"/>
         </w:rPr>
-        <w:t xml:space="preserve">Volumen y diversidad. 10,594,758 observaciones hidrométricas (547 estaciones) + 55,590,466 climatológicas (2659 estaciones) son comparables o superiores a varios datasets publicados recientemente en Data in Brief.</w:t>
+        <w:t xml:space="preserve">Daniel Sánchez-Ruiz: Conceptualization, Methodology, Software, Data curation, Formal analysis, Visualization, Writing – Original draft, Project administration, Funding acquisition.</w:t>
       </w:r>
     </w:p>
     <w:p>
@@ -5060,7 +4856,7 @@
           <w:sz w:val="22"/>
           <w:szCs w:val="22"/>
         </w:rPr>
-        <w:t xml:space="preserve">Trazabilidad reproducible. Manifest JSON con SHA-256 por archivo + DVC + dvc.lock + repo git público cumplen el criterio de “datos accesibles y reproducibles” de la revista.</w:t>
+        <w:t xml:space="preserve">Cecilia Reyes-Peña: Methodology, Validation, Writing – Review &amp; Editing.</w:t>
       </w:r>
     </w:p>
     <w:p>
@@ -5079,7 +4875,7 @@
           <w:sz w:val="22"/>
           <w:szCs w:val="22"/>
         </w:rPr>
-        <w:t xml:space="preserve">Metodología documentada. Las etapas 01–08 más 06b cubren descripción de fuentes, descarga, validación, limpieza, derivación de productos y guardarraíl de almacenamiento.</w:t>
+        <w:t xml:space="preserve">Lauro Reyes-Cocoletzi: Software, Validation, Writing – Review &amp; Editing.</w:t>
       </w:r>
     </w:p>
     <w:p>
@@ -5098,7 +4894,7 @@
           <w:sz w:val="22"/>
           <w:szCs w:val="22"/>
         </w:rPr>
-        <w:t xml:space="preserve">Figuras a 300 DPI. Las 7 figuras del data paper se generaron desde el snapshot real con scripts/09_make_report_figures.py y están embebidas en este borrador.</w:t>
+        <w:t xml:space="preserve">Jesús García-Ramírez: Methodology, Formal analysis, Writing – Review &amp; Editing.</w:t>
       </w:r>
     </w:p>
     <w:p>
@@ -5117,7 +4913,7 @@
           <w:sz w:val="22"/>
           <w:szCs w:val="22"/>
         </w:rPr>
-        <w:t xml:space="preserve">Mapa de cuencas y subcuencas (Fig. 8). Se añadió como figura nueva: muestra las 6 cuencas operativas con sus 123 subcuencas delineadas y los 101 pour points hidrométricos.</w:t>
+        <w:t xml:space="preserve">Eric Ramos-Aguilar: Investigation, Resources, Writing – Review &amp; Editing.</w:t>
       </w:r>
     </w:p>
     <w:p>
@@ -5136,7 +4932,156 @@
           <w:sz w:val="22"/>
           <w:szCs w:val="22"/>
         </w:rPr>
-        <w:t xml:space="preserve">Validación física inicial. La correlación rezagada precipitación → gasto alcanza r = 0.418 a 3 días (Fig. 7), un comportamiento físicamente esperable.</w:t>
+        <w:t xml:space="preserve">Ricardo Ramos-Aguilar: Supervision, Resources, Writing – Review &amp; Editing.</w:t>
+      </w:r>
+    </w:p>
+    <w:p>
+      <w:pPr>
+        <w:pStyle w:val="Heading1"/>
+        <w:spacing w:after="160" w:before="320"/>
+      </w:pPr>
+      <w:r>
+        <w:rPr>
+          <w:rFonts w:ascii="Arial" w:cs="Arial" w:eastAsia="Arial" w:hAnsi="Arial"/>
+          <w:b/>
+          <w:bCs/>
+          <w:color w:val="7A1737"/>
+          <w:sz w:val="30"/>
+          <w:szCs w:val="30"/>
+        </w:rPr>
+        <w:t xml:space="preserve">Data Availability</w:t>
+      </w:r>
+    </w:p>
+    <w:p>
+      <w:pPr>
+        <w:spacing w:after="120" w:line="300"/>
+        <w:jc w:val="both"/>
+      </w:pPr>
+      <w:r>
+        <w:rPr>
+          <w:rFonts w:ascii="Arial" w:cs="Arial" w:eastAsia="Arial" w:hAnsi="Arial"/>
+          <w:b w:val="false"/>
+          <w:bCs w:val="false"/>
+          <w:i w:val="false"/>
+          <w:iCs w:val="false"/>
+          <w:color w:val="000000"/>
+          <w:sz w:val="22"/>
+          <w:szCs w:val="22"/>
+        </w:rPr>
+        <w:t xml:space="preserve">Código: https://github.com/pantrok/hidroxai-mx (MIT). Snapshot de datos v2026.06 depositado en Zenodo: DOI 10.5281/zenodo.21231601 (https://doi.org/10.5281/zenodo.21231601), licencia CC BY 4.0. La misma versión del dataset también está disponible en el remoto DVC (Cloudflare R2) mediante `dvc pull` sobre el repositorio.</w:t>
+      </w:r>
+    </w:p>
+    <w:p>
+      <w:pPr>
+        <w:pStyle w:val="Heading1"/>
+        <w:spacing w:after="160" w:before="320"/>
+      </w:pPr>
+      <w:r>
+        <w:rPr>
+          <w:rFonts w:ascii="Arial" w:cs="Arial" w:eastAsia="Arial" w:hAnsi="Arial"/>
+          <w:b/>
+          <w:bCs/>
+          <w:color w:val="7A1737"/>
+          <w:sz w:val="30"/>
+          <w:szCs w:val="30"/>
+        </w:rPr>
+        <w:t xml:space="preserve">Acknowledgements</w:t>
+      </w:r>
+    </w:p>
+    <w:p>
+      <w:pPr>
+        <w:spacing w:after="120" w:line="300"/>
+        <w:jc w:val="both"/>
+      </w:pPr>
+      <w:r>
+        <w:rPr>
+          <w:rFonts w:ascii="Arial" w:cs="Arial" w:eastAsia="Arial" w:hAnsi="Arial"/>
+          <w:b w:val="false"/>
+          <w:bCs w:val="false"/>
+          <w:i w:val="false"/>
+          <w:iCs w:val="false"/>
+          <w:color w:val="000000"/>
+          <w:sz w:val="22"/>
+          <w:szCs w:val="22"/>
+        </w:rPr>
+        <w:t xml:space="preserve">Este trabajo forma parte del proyecto IND-2026-0335 financiado por la Secretaría de Investigación y Posgrado del Instituto Politécnico Nacional, dentro de la Convocatoria de Proyectos de Investigación Científica y Desarrollo Tecnológico 2026 (PICDT 2026). Se agradece a la Comisión Nacional del Agua (CONAGUA), al Servicio Meteorológico Nacional (SMN) y al Instituto Nacional de Estadística y Geografía (INEGI) por mantener los datos públicos sobre los que se construye este dataset, así como al equipo de la Unidad Profesional Interdisciplinaria de Ingeniería campus Tlaxcala (UPIIT) por el espacio académico para este desarrollo.</w:t>
+      </w:r>
+    </w:p>
+    <w:p>
+      <w:pPr>
+        <w:pStyle w:val="Heading1"/>
+        <w:spacing w:after="160" w:before="320"/>
+      </w:pPr>
+      <w:r>
+        <w:rPr>
+          <w:rFonts w:ascii="Arial" w:cs="Arial" w:eastAsia="Arial" w:hAnsi="Arial"/>
+          <w:b/>
+          <w:bCs/>
+          <w:color w:val="7A1737"/>
+          <w:sz w:val="30"/>
+          <w:szCs w:val="30"/>
+        </w:rPr>
+        <w:t xml:space="preserve">Referencias (placeholder)</w:t>
+      </w:r>
+    </w:p>
+    <w:p>
+      <w:pPr>
+        <w:spacing w:after="120" w:line="300"/>
+        <w:jc w:val="both"/>
+      </w:pPr>
+      <w:r>
+        <w:rPr>
+          <w:rFonts w:ascii="Arial" w:cs="Arial" w:eastAsia="Arial" w:hAnsi="Arial"/>
+          <w:b w:val="false"/>
+          <w:bCs w:val="false"/>
+          <w:i/>
+          <w:iCs/>
+          <w:color w:val="555555"/>
+          <w:sz w:val="22"/>
+          <w:szCs w:val="22"/>
+        </w:rPr>
+        <w:t xml:space="preserve">Mínimos sugeridos antes de envío: (i) documentación oficial del SIH y BANDAS; (ii) manual del CEM 3.0 de INEGI; (iii) WhiteboxTools (Lindsay 2016); (iv) pandera para validación de esquemas; (v) DVC + Cloudflare R2; (vi) antecedentes recientes de deep learning en hidrología latinoamericana; (vii) literatura sobre el Sistema Cutzamala y su crisis hídrica.</w:t>
+      </w:r>
+    </w:p>
+    <w:p>
+      <w:r>
+        <w:br w:type="page"/>
+      </w:r>
+    </w:p>
+    <w:p>
+      <w:pPr>
+        <w:pStyle w:val="Heading1"/>
+        <w:spacing w:after="160" w:before="320"/>
+      </w:pPr>
+      <w:r>
+        <w:rPr>
+          <w:rFonts w:ascii="Arial" w:cs="Arial" w:eastAsia="Arial" w:hAnsi="Arial"/>
+          <w:b/>
+          <w:bCs/>
+          <w:color w:val="7A1737"/>
+          <w:sz w:val="30"/>
+          <w:szCs w:val="30"/>
+        </w:rPr>
+        <w:t xml:space="preserve">Análisis de suficiencia (uso interno IPN — no enviar a la revista)</w:t>
+      </w:r>
+    </w:p>
+    <w:p>
+      <w:pPr>
+        <w:spacing w:after="120" w:line="300"/>
+        <w:jc w:val="both"/>
+      </w:pPr>
+      <w:r>
+        <w:rPr>
+          <w:rFonts w:ascii="Arial" w:cs="Arial" w:eastAsia="Arial" w:hAnsi="Arial"/>
+          <w:b w:val="false"/>
+          <w:bCs w:val="false"/>
+          <w:i w:val="false"/>
+          <w:iCs w:val="false"/>
+          <w:color w:val="000000"/>
+          <w:sz w:val="22"/>
+          <w:szCs w:val="22"/>
+        </w:rPr>
+        <w:t xml:space="preserve">Esta sección no forma parte del manuscrito a enviar; sirve de control de calidad interno tras incorporar las figuras y métricas reales del snapshot.</w:t>
       </w:r>
     </w:p>
     <w:p>
@@ -5153,7 +5098,7 @@
           <w:sz w:val="26"/>
           <w:szCs w:val="26"/>
         </w:rPr>
-        <w:t xml:space="preserve">Pendientes no negociables (2)</w:t>
+        <w:t xml:space="preserve">Cubierto</w:t>
       </w:r>
     </w:p>
     <w:p>
@@ -5172,7 +5117,7 @@
           <w:sz w:val="22"/>
           <w:szCs w:val="22"/>
         </w:rPr>
-        <w:t xml:space="preserve">Completar coautores y roles CRediT (¿alguien del equipo UPIIT participa en validación, supervisión o curación?).</w:t>
+        <w:t xml:space="preserve">Volumen y diversidad. 10,594,758 observaciones hidrométricas (547 estaciones) + 55,590,466 climatológicas (2659 estaciones) son comparables o superiores a varios datasets publicados recientemente en Data in Brief.</w:t>
       </w:r>
     </w:p>
     <w:p>
@@ -5191,24 +5136,7 @@
           <w:sz w:val="22"/>
           <w:szCs w:val="22"/>
         </w:rPr>
-        <w:t xml:space="preserve">Redactar la lista de referencias bibliográficas a partir del placeholder al final del manuscrito.</w:t>
-      </w:r>
-    </w:p>
-    <w:p>
-      <w:pPr>
-        <w:pStyle w:val="Heading2"/>
-        <w:spacing w:after="120" w:before="240"/>
-      </w:pPr>
-      <w:r>
-        <w:rPr>
-          <w:rFonts w:ascii="Arial" w:cs="Arial" w:eastAsia="Arial" w:hAnsi="Arial"/>
-          <w:b/>
-          <w:bCs/>
-          <w:color w:val="000000"/>
-          <w:sz w:val="26"/>
-          <w:szCs w:val="26"/>
-        </w:rPr>
-        <w:t xml:space="preserve">Cerrado</w:t>
+        <w:t xml:space="preserve">Trazabilidad reproducible. Manifest JSON con SHA-256 por archivo + DVC + dvc.lock + repo git público cumplen el criterio de “datos accesibles y reproducibles” de la revista.</w:t>
       </w:r>
     </w:p>
     <w:p>
@@ -5227,24 +5155,7 @@
           <w:sz w:val="22"/>
           <w:szCs w:val="22"/>
         </w:rPr>
-        <w:t xml:space="preserve">Zenodo. Snapshot v2026.06 depositado con DOI 10.5281/zenodo.21231601, ya referenciado en Specifications Table y Data Availability.</w:t>
-      </w:r>
-    </w:p>
-    <w:p>
-      <w:pPr>
-        <w:pStyle w:val="Heading2"/>
-        <w:spacing w:after="120" w:before="240"/>
-      </w:pPr>
-      <w:r>
-        <w:rPr>
-          <w:rFonts w:ascii="Arial" w:cs="Arial" w:eastAsia="Arial" w:hAnsi="Arial"/>
-          <w:b/>
-          <w:bCs/>
-          <w:color w:val="000000"/>
-          <w:sz w:val="26"/>
-          <w:szCs w:val="26"/>
-        </w:rPr>
-        <w:t xml:space="preserve">Mejoras deseables (no bloquean)</w:t>
+        <w:t xml:space="preserve">Metodología documentada. Las etapas 01–08 más 06b cubren descripción de fuentes, descarga, validación, limpieza, derivación de productos y guardarraíl de almacenamiento.</w:t>
       </w:r>
     </w:p>
     <w:p>
@@ -5263,7 +5174,7 @@
           <w:sz w:val="22"/>
           <w:szCs w:val="22"/>
         </w:rPr>
-        <w:t xml:space="preserve">Validación cruzada con BANDAS/CLICOM/SMN — declarada como trabajo futuro pero quedaría más fuerte ejecutarla en al menos un subconjunto antes de envío.</w:t>
+        <w:t xml:space="preserve">Figuras a 300 DPI. Las 7 figuras del data paper se generaron desde el snapshot real con scripts/09_make_report_figures.py y están embebidas en este borrador.</w:t>
       </w:r>
     </w:p>
     <w:p>
@@ -5282,7 +5193,7 @@
           <w:sz w:val="22"/>
           <w:szCs w:val="22"/>
         </w:rPr>
-        <w:t xml:space="preserve">La cobertura media de 29.2 % en el universo hidrométrico (547 estaciones) es baja porque incluye estaciones discontinuadas; podría reportarse también la cobertura restringida al conjunto seleccionado ≥ 60 % para complementar la Fig. 1.</w:t>
+        <w:t xml:space="preserve">Mapa de cuencas y subcuencas (Fig. 8). Se añadió como figura nueva: muestra las 6 cuencas operativas con sus 123 subcuencas delineadas y los 101 pour points hidrométricos.</w:t>
       </w:r>
     </w:p>
     <w:p>
@@ -5301,7 +5212,7 @@
           <w:sz w:val="22"/>
           <w:szCs w:val="22"/>
         </w:rPr>
-        <w:t xml:space="preserve">Un notebook acompañante mínimo (al estilo del paper Urdu OCR) con un caso de uso reproducible (cargar parquet, filtrar una cuenca, graficar respuesta precip → gasto en una estación específica).</w:t>
+        <w:t xml:space="preserve">Validación física inicial. La correlación rezagada precipitación → gasto alcanza r = 0.418 a 3 días (Fig. 7), un comportamiento físicamente esperable.</w:t>
       </w:r>
     </w:p>
     <w:p>
@@ -5318,6 +5229,171 @@
           <w:sz w:val="26"/>
           <w:szCs w:val="26"/>
         </w:rPr>
+        <w:t xml:space="preserve">Pendientes no negociables (2)</w:t>
+      </w:r>
+    </w:p>
+    <w:p>
+      <w:pPr>
+        <w:pStyle w:val="ListParagraph"/>
+        <w:numPr>
+          <w:ilvl w:val="0"/>
+          <w:numId w:val="2"/>
+        </w:numPr>
+        <w:spacing w:after="80" w:line="280"/>
+        <w:jc w:val="both"/>
+      </w:pPr>
+      <w:r>
+        <w:rPr>
+          <w:rFonts w:ascii="Arial" w:cs="Arial" w:eastAsia="Arial" w:hAnsi="Arial"/>
+          <w:sz w:val="22"/>
+          <w:szCs w:val="22"/>
+        </w:rPr>
+        <w:t xml:space="preserve">Confirmar con cada coautor la asignación específica de roles CRediT propuesta en el manuscrito.</w:t>
+      </w:r>
+    </w:p>
+    <w:p>
+      <w:pPr>
+        <w:pStyle w:val="ListParagraph"/>
+        <w:numPr>
+          <w:ilvl w:val="0"/>
+          <w:numId w:val="2"/>
+        </w:numPr>
+        <w:spacing w:after="80" w:line="280"/>
+        <w:jc w:val="both"/>
+      </w:pPr>
+      <w:r>
+        <w:rPr>
+          <w:rFonts w:ascii="Arial" w:cs="Arial" w:eastAsia="Arial" w:hAnsi="Arial"/>
+          <w:sz w:val="22"/>
+          <w:szCs w:val="22"/>
+        </w:rPr>
+        <w:t xml:space="preserve">Redactar la lista de referencias bibliográficas a partir del placeholder al final del manuscrito.</w:t>
+      </w:r>
+    </w:p>
+    <w:p>
+      <w:pPr>
+        <w:pStyle w:val="Heading2"/>
+        <w:spacing w:after="120" w:before="240"/>
+      </w:pPr>
+      <w:r>
+        <w:rPr>
+          <w:rFonts w:ascii="Arial" w:cs="Arial" w:eastAsia="Arial" w:hAnsi="Arial"/>
+          <w:b/>
+          <w:bCs/>
+          <w:color w:val="000000"/>
+          <w:sz w:val="26"/>
+          <w:szCs w:val="26"/>
+        </w:rPr>
+        <w:t xml:space="preserve">Cerrado</w:t>
+      </w:r>
+    </w:p>
+    <w:p>
+      <w:pPr>
+        <w:pStyle w:val="ListParagraph"/>
+        <w:numPr>
+          <w:ilvl w:val="0"/>
+          <w:numId w:val="2"/>
+        </w:numPr>
+        <w:spacing w:after="80" w:line="280"/>
+        <w:jc w:val="both"/>
+      </w:pPr>
+      <w:r>
+        <w:rPr>
+          <w:rFonts w:ascii="Arial" w:cs="Arial" w:eastAsia="Arial" w:hAnsi="Arial"/>
+          <w:sz w:val="22"/>
+          <w:szCs w:val="22"/>
+        </w:rPr>
+        <w:t xml:space="preserve">Zenodo. Snapshot v2026.06 depositado con DOI 10.5281/zenodo.21231601, ya referenciado en Specifications Table y Data Availability.</w:t>
+      </w:r>
+    </w:p>
+    <w:p>
+      <w:pPr>
+        <w:pStyle w:val="Heading2"/>
+        <w:spacing w:after="120" w:before="240"/>
+      </w:pPr>
+      <w:r>
+        <w:rPr>
+          <w:rFonts w:ascii="Arial" w:cs="Arial" w:eastAsia="Arial" w:hAnsi="Arial"/>
+          <w:b/>
+          <w:bCs/>
+          <w:color w:val="000000"/>
+          <w:sz w:val="26"/>
+          <w:szCs w:val="26"/>
+        </w:rPr>
+        <w:t xml:space="preserve">Mejoras deseables (no bloquean)</w:t>
+      </w:r>
+    </w:p>
+    <w:p>
+      <w:pPr>
+        <w:pStyle w:val="ListParagraph"/>
+        <w:numPr>
+          <w:ilvl w:val="0"/>
+          <w:numId w:val="2"/>
+        </w:numPr>
+        <w:spacing w:after="80" w:line="280"/>
+        <w:jc w:val="both"/>
+      </w:pPr>
+      <w:r>
+        <w:rPr>
+          <w:rFonts w:ascii="Arial" w:cs="Arial" w:eastAsia="Arial" w:hAnsi="Arial"/>
+          <w:sz w:val="22"/>
+          <w:szCs w:val="22"/>
+        </w:rPr>
+        <w:t xml:space="preserve">Validación cruzada con BANDAS/CLICOM/SMN — declarada como trabajo futuro pero quedaría más fuerte ejecutarla en al menos un subconjunto antes de envío.</w:t>
+      </w:r>
+    </w:p>
+    <w:p>
+      <w:pPr>
+        <w:pStyle w:val="ListParagraph"/>
+        <w:numPr>
+          <w:ilvl w:val="0"/>
+          <w:numId w:val="2"/>
+        </w:numPr>
+        <w:spacing w:after="80" w:line="280"/>
+        <w:jc w:val="both"/>
+      </w:pPr>
+      <w:r>
+        <w:rPr>
+          <w:rFonts w:ascii="Arial" w:cs="Arial" w:eastAsia="Arial" w:hAnsi="Arial"/>
+          <w:sz w:val="22"/>
+          <w:szCs w:val="22"/>
+        </w:rPr>
+        <w:t xml:space="preserve">La cobertura media de 29.2 % en el universo hidrométrico (547 estaciones) es baja porque incluye estaciones discontinuadas; podría reportarse también la cobertura restringida al conjunto seleccionado ≥ 60 % para complementar la Fig. 1.</w:t>
+      </w:r>
+    </w:p>
+    <w:p>
+      <w:pPr>
+        <w:pStyle w:val="ListParagraph"/>
+        <w:numPr>
+          <w:ilvl w:val="0"/>
+          <w:numId w:val="2"/>
+        </w:numPr>
+        <w:spacing w:after="80" w:line="280"/>
+        <w:jc w:val="both"/>
+      </w:pPr>
+      <w:r>
+        <w:rPr>
+          <w:rFonts w:ascii="Arial" w:cs="Arial" w:eastAsia="Arial" w:hAnsi="Arial"/>
+          <w:sz w:val="22"/>
+          <w:szCs w:val="22"/>
+        </w:rPr>
+        <w:t xml:space="preserve">Un notebook acompañante mínimo (al estilo del paper Urdu OCR) con un caso de uso reproducible (cargar parquet, filtrar una cuenca, graficar respuesta precip → gasto en una estación específica).</w:t>
+      </w:r>
+    </w:p>
+    <w:p>
+      <w:pPr>
+        <w:pStyle w:val="Heading2"/>
+        <w:spacing w:after="120" w:before="240"/>
+      </w:pPr>
+      <w:r>
+        <w:rPr>
+          <w:rFonts w:ascii="Arial" w:cs="Arial" w:eastAsia="Arial" w:hAnsi="Arial"/>
+          <w:b/>
+          <w:bCs/>
+          <w:color w:val="000000"/>
+          <w:sz w:val="26"/>
+          <w:szCs w:val="26"/>
+        </w:rPr>
         <w:t xml:space="preserve">Recomendación</w:t>
       </w:r>
     </w:p>
@@ -5337,7 +5413,7 @@
           <w:sz w:val="22"/>
           <w:szCs w:val="22"/>
         </w:rPr>
-        <w:t xml:space="preserve">El borrador con figuras reales, DOI de Zenodo (10.5281/zenodo.21231601) y coherencia entre snapshot y manuscrito está listo para revisión interna. Una vez cerrados los dos pendientes restantes (autores/CRediT y lista de referencias), puede enviarse a Data in Brief sin trabajo metodológico adicional.</w:t>
+        <w:t xml:space="preserve">El borrador con figuras reales, DOI de Zenodo (10.5281/zenodo.21231601), CRediT completo y coherencia entre snapshot y manuscrito está listo para revisión interna. El único pendiente restante es completar la lista final de referencias bibliográficas.</w:t>
       </w:r>
     </w:p>
     <w:sectPr>
